--- a/docs/08_USER_MANUAL.docx
+++ b/docs/08_USER_MANUAL.docx
@@ -1102,14 +1102,26 @@
     </w:tbl>
     <w:p>
       <w:pPr>
-        <w:pStyle w:val="Heading3"/>
-        <w:bidi w:val="0"/>
-        <w:jc w:val="left"/>
-        <w:rPr/>
-      </w:pPr>
-      <w:r>
-        <w:rPr/>
-        <w:t>Applying for leave</w:t>
+        <w:pStyle w:val="BodyText"/>
+        <w:bidi w:val="0"/>
+        <w:jc w:val="left"/>
+        <w:rPr/>
+      </w:pPr>
+      <w:r>
+        <w:rPr/>
+        <w:t>The bar across each tile shows how much of that allocation is already committed — solid for days taken, amber for days still awaiting approval.</w:t>
+      </w:r>
+    </w:p>
+    <w:p>
+      <w:pPr>
+        <w:pStyle w:val="BodyText"/>
+        <w:bidi w:val="0"/>
+        <w:jc w:val="left"/>
+        <w:rPr/>
+      </w:pPr>
+      <w:r>
+        <w:rPr/>
+        <w:t>Above the tiles:</w:t>
       </w:r>
     </w:p>
     <w:p>
@@ -1130,28 +1142,14 @@
         <w:rPr/>
       </w:pPr>
       <w:r>
-        <w:rPr/>
-        <w:t xml:space="preserve">Select </w:t>
-      </w:r>
-      <w:r>
         <w:rPr>
           <w:rStyle w:val="Strong"/>
         </w:rPr>
-        <w:t>Apply</w:t>
-      </w:r>
-      <w:r>
-        <w:rPr/>
-        <w:t xml:space="preserve"> in the top bar, or </w:t>
-      </w:r>
-      <w:r>
-        <w:rPr>
-          <w:rStyle w:val="Strong"/>
-        </w:rPr>
-        <w:t>My Leave → Apply for Leave</w:t>
-      </w:r>
-      <w:r>
-        <w:rPr/>
-        <w:t xml:space="preserve">. </w:t>
+        <w:t>Your Next Leave</w:t>
+      </w:r>
+      <w:r>
+        <w:rPr/>
+        <w:t xml:space="preserve"> — your next approved dates and how long until they start. </w:t>
       </w:r>
     </w:p>
     <w:p>
@@ -1166,6 +1164,389 @@
           <w:tab w:val="left" w:pos="709" w:leader="none"/>
         </w:tabs>
         <w:bidi w:val="0"/>
+        <w:ind w:hanging="283" w:left="709"/>
+        <w:jc w:val="left"/>
+        <w:rPr/>
+      </w:pPr>
+      <w:r>
+        <w:rPr>
+          <w:rStyle w:val="Strong"/>
+        </w:rPr>
+        <w:t>Away This Week</w:t>
+      </w:r>
+      <w:r>
+        <w:rPr/>
+        <w:t xml:space="preserve"> — the coming seven working days for your department, with the initials of whoever is off and a count of how many that is out of the team. Amber means the department has reached the number it is allowed to have away at once; red means it has gone past it. </w:t>
+      </w:r>
+    </w:p>
+    <w:p>
+      <w:pPr>
+        <w:pStyle w:val="BodyText"/>
+        <w:bidi w:val="0"/>
+        <w:jc w:val="left"/>
+        <w:rPr/>
+      </w:pPr>
+      <w:r>
+        <w:rPr/>
+        <w:t xml:space="preserve">Managers, HR and executives also get </w:t>
+      </w:r>
+      <w:r>
+        <w:rPr>
+          <w:rStyle w:val="Strong"/>
+        </w:rPr>
+        <w:t>Annual Leave Utilisation</w:t>
+      </w:r>
+      <w:r>
+        <w:rPr/>
+        <w:t>: how much of the year's allocation each of their departments has committed, flagging staff who have booked almost nothing yet — they are the ones who come looking for three weeks in December — and anyone with no allocation at all, who cannot apply until HR runs the annual entitlement.</w:t>
+      </w:r>
+    </w:p>
+    <w:p>
+      <w:pPr>
+        <w:pStyle w:val="Heading3"/>
+        <w:bidi w:val="0"/>
+        <w:jc w:val="left"/>
+        <w:rPr/>
+      </w:pPr>
+      <w:r>
+        <w:rPr/>
+        <w:t>Notifications</w:t>
+      </w:r>
+    </w:p>
+    <w:p>
+      <w:pPr>
+        <w:pStyle w:val="BodyText"/>
+        <w:bidi w:val="0"/>
+        <w:jc w:val="left"/>
+        <w:rPr/>
+      </w:pPr>
+      <w:r>
+        <w:rPr/>
+        <w:t xml:space="preserve">The </w:t>
+      </w:r>
+      <w:r>
+        <w:rPr>
+          <w:rStyle w:val="Strong"/>
+        </w:rPr>
+        <w:t>Alerts</w:t>
+      </w:r>
+      <w:r>
+        <w:rPr/>
+        <w:t xml:space="preserve"> bell in the navigation bar carries a red count of anything you have not read yet. You are notified when:</w:t>
+      </w:r>
+    </w:p>
+    <w:p>
+      <w:pPr>
+        <w:pStyle w:val="BodyText"/>
+        <w:numPr>
+          <w:ilvl w:val="0"/>
+          <w:numId w:val="6"/>
+        </w:numPr>
+        <w:tabs>
+          <w:tab w:val="clear" w:pos="1134"/>
+          <w:tab w:val="left" w:pos="709" w:leader="none"/>
+        </w:tabs>
+        <w:bidi w:val="0"/>
+        <w:spacing w:before="0" w:after="0"/>
+        <w:ind w:hanging="283" w:left="709"/>
+        <w:jc w:val="left"/>
+        <w:rPr/>
+      </w:pPr>
+      <w:r>
+        <w:rPr/>
+        <w:t xml:space="preserve">your request is submitted, so you have confirmation it was received; </w:t>
+      </w:r>
+    </w:p>
+    <w:p>
+      <w:pPr>
+        <w:pStyle w:val="BodyText"/>
+        <w:numPr>
+          <w:ilvl w:val="0"/>
+          <w:numId w:val="6"/>
+        </w:numPr>
+        <w:tabs>
+          <w:tab w:val="clear" w:pos="1134"/>
+          <w:tab w:val="left" w:pos="709" w:leader="none"/>
+        </w:tabs>
+        <w:bidi w:val="0"/>
+        <w:spacing w:before="0" w:after="0"/>
+        <w:ind w:hanging="283" w:left="709"/>
+        <w:jc w:val="left"/>
+        <w:rPr/>
+      </w:pPr>
+      <w:r>
+        <w:rPr/>
+        <w:t xml:space="preserve">it clears a stage, is fully approved, or is declined — with the approver's remarks; </w:t>
+      </w:r>
+    </w:p>
+    <w:p>
+      <w:pPr>
+        <w:pStyle w:val="BodyText"/>
+        <w:numPr>
+          <w:ilvl w:val="0"/>
+          <w:numId w:val="6"/>
+        </w:numPr>
+        <w:tabs>
+          <w:tab w:val="clear" w:pos="1134"/>
+          <w:tab w:val="left" w:pos="709" w:leader="none"/>
+        </w:tabs>
+        <w:bidi w:val="0"/>
+        <w:spacing w:before="0" w:after="0"/>
+        <w:ind w:hanging="283" w:left="709"/>
+        <w:jc w:val="left"/>
+        <w:rPr/>
+      </w:pPr>
+      <w:r>
+        <w:rPr/>
+        <w:t xml:space="preserve">a request needs </w:t>
+      </w:r>
+      <w:r>
+        <w:rPr>
+          <w:rStyle w:val="Emphasis"/>
+        </w:rPr>
+        <w:t>your</w:t>
+      </w:r>
+      <w:r>
+        <w:rPr/>
+        <w:t xml:space="preserve"> approval; </w:t>
+      </w:r>
+    </w:p>
+    <w:p>
+      <w:pPr>
+        <w:pStyle w:val="BodyText"/>
+        <w:numPr>
+          <w:ilvl w:val="0"/>
+          <w:numId w:val="6"/>
+        </w:numPr>
+        <w:tabs>
+          <w:tab w:val="clear" w:pos="1134"/>
+          <w:tab w:val="left" w:pos="709" w:leader="none"/>
+        </w:tabs>
+        <w:bidi w:val="0"/>
+        <w:spacing w:before="0" w:after="0"/>
+        <w:ind w:hanging="283" w:left="709"/>
+        <w:jc w:val="left"/>
+        <w:rPr/>
+      </w:pPr>
+      <w:r>
+        <w:rPr/>
+        <w:t xml:space="preserve">a request in your queue is withdrawn by the person who made it; </w:t>
+      </w:r>
+    </w:p>
+    <w:p>
+      <w:pPr>
+        <w:pStyle w:val="BodyText"/>
+        <w:numPr>
+          <w:ilvl w:val="0"/>
+          <w:numId w:val="6"/>
+        </w:numPr>
+        <w:tabs>
+          <w:tab w:val="clear" w:pos="1134"/>
+          <w:tab w:val="left" w:pos="709" w:leader="none"/>
+        </w:tabs>
+        <w:bidi w:val="0"/>
+        <w:ind w:hanging="283" w:left="709"/>
+        <w:jc w:val="left"/>
+        <w:rPr/>
+      </w:pPr>
+      <w:r>
+        <w:rPr/>
+        <w:t xml:space="preserve">HR or an administrator cancels a request of yours. </w:t>
+      </w:r>
+    </w:p>
+    <w:p>
+      <w:pPr>
+        <w:pStyle w:val="BodyText"/>
+        <w:bidi w:val="0"/>
+        <w:jc w:val="left"/>
+        <w:rPr/>
+      </w:pPr>
+      <w:r>
+        <w:rPr/>
+        <w:t xml:space="preserve">Selecting a notification takes you to the request or queue it refers to and marks it read. </w:t>
+      </w:r>
+      <w:r>
+        <w:rPr>
+          <w:rStyle w:val="Strong"/>
+        </w:rPr>
+        <w:t>View all notifications</w:t>
+      </w:r>
+      <w:r>
+        <w:rPr/>
+        <w:t xml:space="preserve"> lists everything, newest first, with </w:t>
+      </w:r>
+      <w:r>
+        <w:rPr>
+          <w:rStyle w:val="Strong"/>
+        </w:rPr>
+        <w:t>Mark all as read</w:t>
+      </w:r>
+      <w:r>
+        <w:rPr/>
+        <w:t>.</w:t>
+      </w:r>
+    </w:p>
+    <w:tbl>
+      <w:tblPr>
+        <w:tblW w:w="5000" w:type="pct"/>
+        <w:jc w:val="left"/>
+        <w:tblInd w:w="0" w:type="dxa"/>
+        <w:tblLayout w:type="fixed"/>
+        <w:tblCellMar>
+          <w:top w:w="120" w:type="dxa"/>
+          <w:left w:w="120" w:type="dxa"/>
+          <w:bottom w:w="120" w:type="dxa"/>
+          <w:right w:w="120" w:type="dxa"/>
+        </w:tblCellMar>
+      </w:tblPr>
+      <w:tblGrid>
+        <w:gridCol w:w="7193"/>
+      </w:tblGrid>
+      <w:tr>
+        <w:trPr/>
+        <w:tc>
+          <w:tcPr>
+            <w:tcW w:w="7193" w:type="dxa"/>
+            <w:tcBorders/>
+            <w:shd w:fill="F4F7FA" w:val="clear"/>
+            <w:vAlign w:val="center"/>
+          </w:tcPr>
+          <w:p>
+            <w:pPr>
+              <w:pStyle w:val="TableContents"/>
+              <w:bidi w:val="0"/>
+              <w:spacing w:before="0" w:after="160"/>
+              <w:jc w:val="left"/>
+              <w:rPr/>
+            </w:pPr>
+            <w:r>
+              <w:rPr/>
+              <w:t>Notifications are in-app only. The system does not send email, so nothing depends on a mail server being reachable.</w:t>
+            </w:r>
+          </w:p>
+        </w:tc>
+      </w:tr>
+    </w:tbl>
+    <w:p>
+      <w:pPr>
+        <w:pStyle w:val="Heading3"/>
+        <w:bidi w:val="0"/>
+        <w:jc w:val="left"/>
+        <w:rPr/>
+      </w:pPr>
+      <w:r>
+        <w:rPr/>
+        <w:t>The team calendar</w:t>
+      </w:r>
+    </w:p>
+    <w:p>
+      <w:pPr>
+        <w:pStyle w:val="BodyText"/>
+        <w:bidi w:val="0"/>
+        <w:jc w:val="left"/>
+        <w:rPr/>
+      </w:pPr>
+      <w:r>
+        <w:rPr>
+          <w:rStyle w:val="Strong"/>
+        </w:rPr>
+        <w:t>Team Calendar</w:t>
+      </w:r>
+      <w:r>
+        <w:rPr/>
+        <w:t xml:space="preserve"> shows a month at a time for your department: who is off on each working day, and how many that leaves away out of the team. Weekends and public holidays are never counted as absence, and holidays are labelled so an empty day reads as a closure rather than as available cover.</w:t>
+      </w:r>
+    </w:p>
+    <w:p>
+      <w:pPr>
+        <w:pStyle w:val="BodyText"/>
+        <w:bidi w:val="0"/>
+        <w:jc w:val="left"/>
+        <w:rPr/>
+      </w:pPr>
+      <w:r>
+        <w:rPr/>
+        <w:t>Requests still awaiting approval appear in outline and are counted, so a clash is visible before somebody signs it off.</w:t>
+      </w:r>
+    </w:p>
+    <w:p>
+      <w:pPr>
+        <w:pStyle w:val="BodyText"/>
+        <w:bidi w:val="0"/>
+        <w:jc w:val="left"/>
+        <w:rPr/>
+      </w:pPr>
+      <w:r>
+        <w:rPr/>
+        <w:t>What you see depends on your role. Employees see their own department with names only — leave categories are withheld, because sick and maternity leave are nobody else's business. Managers see the departments they are responsible for, in full. HR, executives and administrators can select any department.</w:t>
+      </w:r>
+    </w:p>
+    <w:p>
+      <w:pPr>
+        <w:pStyle w:val="Heading3"/>
+        <w:bidi w:val="0"/>
+        <w:jc w:val="left"/>
+        <w:rPr/>
+      </w:pPr>
+      <w:r>
+        <w:rPr/>
+        <w:t>Applying for leave</w:t>
+      </w:r>
+    </w:p>
+    <w:p>
+      <w:pPr>
+        <w:pStyle w:val="BodyText"/>
+        <w:numPr>
+          <w:ilvl w:val="0"/>
+          <w:numId w:val="7"/>
+        </w:numPr>
+        <w:tabs>
+          <w:tab w:val="clear" w:pos="1134"/>
+          <w:tab w:val="left" w:pos="709" w:leader="none"/>
+        </w:tabs>
+        <w:bidi w:val="0"/>
+        <w:spacing w:before="0" w:after="0"/>
+        <w:ind w:hanging="283" w:left="709"/>
+        <w:jc w:val="left"/>
+        <w:rPr/>
+      </w:pPr>
+      <w:r>
+        <w:rPr/>
+        <w:t xml:space="preserve">Select </w:t>
+      </w:r>
+      <w:r>
+        <w:rPr>
+          <w:rStyle w:val="Strong"/>
+        </w:rPr>
+        <w:t>Apply</w:t>
+      </w:r>
+      <w:r>
+        <w:rPr/>
+        <w:t xml:space="preserve"> in the top bar, or </w:t>
+      </w:r>
+      <w:r>
+        <w:rPr>
+          <w:rStyle w:val="Strong"/>
+        </w:rPr>
+        <w:t>My Leave → Apply for Leave</w:t>
+      </w:r>
+      <w:r>
+        <w:rPr/>
+        <w:t xml:space="preserve">. </w:t>
+      </w:r>
+    </w:p>
+    <w:p>
+      <w:pPr>
+        <w:pStyle w:val="BodyText"/>
+        <w:numPr>
+          <w:ilvl w:val="0"/>
+          <w:numId w:val="7"/>
+        </w:numPr>
+        <w:tabs>
+          <w:tab w:val="clear" w:pos="1134"/>
+          <w:tab w:val="left" w:pos="709" w:leader="none"/>
+        </w:tabs>
+        <w:bidi w:val="0"/>
         <w:spacing w:before="0" w:after="0"/>
         <w:ind w:hanging="283" w:left="709"/>
         <w:jc w:val="left"/>
@@ -1191,7 +1572,7 @@
         <w:pStyle w:val="BodyText"/>
         <w:numPr>
           <w:ilvl w:val="0"/>
-          <w:numId w:val="5"/>
+          <w:numId w:val="7"/>
         </w:numPr>
         <w:tabs>
           <w:tab w:val="clear" w:pos="1134"/>
@@ -1233,7 +1614,7 @@
         <w:pStyle w:val="BodyText"/>
         <w:numPr>
           <w:ilvl w:val="0"/>
-          <w:numId w:val="5"/>
+          <w:numId w:val="7"/>
         </w:numPr>
         <w:tabs>
           <w:tab w:val="clear" w:pos="1134"/>
@@ -1265,7 +1646,7 @@
         <w:pStyle w:val="BodyText"/>
         <w:numPr>
           <w:ilvl w:val="0"/>
-          <w:numId w:val="5"/>
+          <w:numId w:val="7"/>
         </w:numPr>
         <w:tabs>
           <w:tab w:val="clear" w:pos="1134"/>
@@ -1297,7 +1678,7 @@
         <w:pStyle w:val="BodyText"/>
         <w:numPr>
           <w:ilvl w:val="0"/>
-          <w:numId w:val="5"/>
+          <w:numId w:val="7"/>
         </w:numPr>
         <w:tabs>
           <w:tab w:val="clear" w:pos="1134"/>
@@ -2659,7 +3040,7 @@
         <w:pStyle w:val="BodyText"/>
         <w:numPr>
           <w:ilvl w:val="0"/>
-          <w:numId w:val="6"/>
+          <w:numId w:val="8"/>
         </w:numPr>
         <w:tabs>
           <w:tab w:val="clear" w:pos="1134"/>
@@ -2681,7 +3062,7 @@
         <w:pStyle w:val="BodyText"/>
         <w:numPr>
           <w:ilvl w:val="0"/>
-          <w:numId w:val="6"/>
+          <w:numId w:val="8"/>
         </w:numPr>
         <w:tabs>
           <w:tab w:val="clear" w:pos="1134"/>
@@ -2703,7 +3084,7 @@
         <w:pStyle w:val="BodyText"/>
         <w:numPr>
           <w:ilvl w:val="0"/>
-          <w:numId w:val="6"/>
+          <w:numId w:val="8"/>
         </w:numPr>
         <w:tabs>
           <w:tab w:val="clear" w:pos="1134"/>
@@ -2725,7 +3106,7 @@
         <w:pStyle w:val="BodyText"/>
         <w:numPr>
           <w:ilvl w:val="0"/>
-          <w:numId w:val="6"/>
+          <w:numId w:val="8"/>
         </w:numPr>
         <w:tabs>
           <w:tab w:val="clear" w:pos="1134"/>
@@ -2747,7 +3128,7 @@
         <w:pStyle w:val="BodyText"/>
         <w:numPr>
           <w:ilvl w:val="0"/>
-          <w:numId w:val="6"/>
+          <w:numId w:val="8"/>
         </w:numPr>
         <w:tabs>
           <w:tab w:val="clear" w:pos="1134"/>
@@ -2769,7 +3150,7 @@
         <w:pStyle w:val="BodyText"/>
         <w:numPr>
           <w:ilvl w:val="0"/>
-          <w:numId w:val="6"/>
+          <w:numId w:val="8"/>
         </w:numPr>
         <w:tabs>
           <w:tab w:val="clear" w:pos="1134"/>
@@ -2804,7 +3185,7 @@
         <w:pStyle w:val="BodyText"/>
         <w:numPr>
           <w:ilvl w:val="0"/>
-          <w:numId w:val="7"/>
+          <w:numId w:val="9"/>
         </w:numPr>
         <w:tabs>
           <w:tab w:val="clear" w:pos="1134"/>
@@ -2826,7 +3207,7 @@
         <w:pStyle w:val="BodyText"/>
         <w:numPr>
           <w:ilvl w:val="0"/>
-          <w:numId w:val="7"/>
+          <w:numId w:val="9"/>
         </w:numPr>
         <w:tabs>
           <w:tab w:val="clear" w:pos="1134"/>
@@ -2848,7 +3229,7 @@
         <w:pStyle w:val="BodyText"/>
         <w:numPr>
           <w:ilvl w:val="0"/>
-          <w:numId w:val="7"/>
+          <w:numId w:val="9"/>
         </w:numPr>
         <w:tabs>
           <w:tab w:val="clear" w:pos="1134"/>
@@ -2870,7 +3251,7 @@
         <w:pStyle w:val="BodyText"/>
         <w:numPr>
           <w:ilvl w:val="0"/>
-          <w:numId w:val="7"/>
+          <w:numId w:val="9"/>
         </w:numPr>
         <w:tabs>
           <w:tab w:val="clear" w:pos="1134"/>
@@ -2985,7 +3366,7 @@
         <w:pStyle w:val="BodyText"/>
         <w:numPr>
           <w:ilvl w:val="0"/>
-          <w:numId w:val="8"/>
+          <w:numId w:val="10"/>
         </w:numPr>
         <w:tabs>
           <w:tab w:val="clear" w:pos="1134"/>
@@ -3017,7 +3398,7 @@
         <w:pStyle w:val="BodyText"/>
         <w:numPr>
           <w:ilvl w:val="0"/>
-          <w:numId w:val="8"/>
+          <w:numId w:val="10"/>
         </w:numPr>
         <w:tabs>
           <w:tab w:val="clear" w:pos="1134"/>
@@ -3049,7 +3430,7 @@
         <w:pStyle w:val="BodyText"/>
         <w:numPr>
           <w:ilvl w:val="0"/>
-          <w:numId w:val="8"/>
+          <w:numId w:val="10"/>
         </w:numPr>
         <w:tabs>
           <w:tab w:val="clear" w:pos="1134"/>
@@ -3081,7 +3462,7 @@
         <w:pStyle w:val="BodyText"/>
         <w:numPr>
           <w:ilvl w:val="0"/>
-          <w:numId w:val="8"/>
+          <w:numId w:val="10"/>
         </w:numPr>
         <w:tabs>
           <w:tab w:val="clear" w:pos="1134"/>
@@ -3103,7 +3484,7 @@
         <w:pStyle w:val="BodyText"/>
         <w:numPr>
           <w:ilvl w:val="0"/>
-          <w:numId w:val="8"/>
+          <w:numId w:val="10"/>
         </w:numPr>
         <w:tabs>
           <w:tab w:val="clear" w:pos="1134"/>
@@ -3148,6 +3529,373 @@
       </w:pPr>
       <w:r>
         <w:rPr/>
+        <w:t>Protecting your cover</w:t>
+      </w:r>
+    </w:p>
+    <w:p>
+      <w:pPr>
+        <w:pStyle w:val="BodyText"/>
+        <w:bidi w:val="0"/>
+        <w:jc w:val="left"/>
+        <w:rPr/>
+      </w:pPr>
+      <w:r>
+        <w:rPr/>
+        <w:t>Each department can be given a limit on how many people may be away on the same working day. Administrators set it; you see the consequences.</w:t>
+      </w:r>
+    </w:p>
+    <w:p>
+      <w:pPr>
+        <w:pStyle w:val="BodyText"/>
+        <w:bidi w:val="0"/>
+        <w:jc w:val="left"/>
+        <w:rPr/>
+      </w:pPr>
+      <w:r>
+        <w:rPr/>
+        <w:t>When you open a request for review, the screen tells you what approving it would do to your cover:</w:t>
+      </w:r>
+    </w:p>
+    <w:tbl>
+      <w:tblPr>
+        <w:tblW w:w="7193" w:type="dxa"/>
+        <w:jc w:val="left"/>
+        <w:tblInd w:w="-7" w:type="dxa"/>
+        <w:tblLayout w:type="fixed"/>
+        <w:tblCellMar>
+          <w:top w:w="75" w:type="dxa"/>
+          <w:left w:w="75" w:type="dxa"/>
+          <w:bottom w:w="75" w:type="dxa"/>
+          <w:right w:w="75" w:type="dxa"/>
+        </w:tblCellMar>
+      </w:tblPr>
+      <w:tblGrid>
+        <w:gridCol w:w="2451"/>
+        <w:gridCol w:w="4742"/>
+      </w:tblGrid>
+      <w:tr>
+        <w:trPr>
+          <w:tblHeader w:val="true"/>
+        </w:trPr>
+        <w:tc>
+          <w:tcPr>
+            <w:tcW w:w="2451" w:type="dxa"/>
+            <w:tcBorders>
+              <w:top w:val="single" w:sz="6" w:space="0" w:color="808080"/>
+              <w:left w:val="single" w:sz="6" w:space="0" w:color="808080"/>
+              <w:bottom w:val="single" w:sz="2" w:space="0" w:color="808080"/>
+              <w:right w:val="single" w:sz="6" w:space="0" w:color="808080"/>
+            </w:tcBorders>
+            <w:vAlign w:val="center"/>
+          </w:tcPr>
+          <w:p>
+            <w:pPr>
+              <w:pStyle w:val="TableHeading"/>
+              <w:bidi w:val="0"/>
+              <w:spacing w:before="0" w:after="160"/>
+              <w:jc w:val="left"/>
+              <w:rPr/>
+            </w:pPr>
+            <w:r>
+              <w:rPr/>
+              <w:t>Notice</w:t>
+            </w:r>
+          </w:p>
+        </w:tc>
+        <w:tc>
+          <w:tcPr>
+            <w:tcW w:w="4742" w:type="dxa"/>
+            <w:tcBorders>
+              <w:top w:val="single" w:sz="6" w:space="0" w:color="808080"/>
+              <w:left w:val="single" w:sz="2" w:space="0" w:color="808080"/>
+              <w:bottom w:val="single" w:sz="2" w:space="0" w:color="808080"/>
+              <w:right w:val="single" w:sz="6" w:space="0" w:color="808080"/>
+            </w:tcBorders>
+            <w:vAlign w:val="center"/>
+          </w:tcPr>
+          <w:p>
+            <w:pPr>
+              <w:pStyle w:val="TableHeading"/>
+              <w:bidi w:val="0"/>
+              <w:spacing w:before="0" w:after="160"/>
+              <w:jc w:val="left"/>
+              <w:rPr/>
+            </w:pPr>
+            <w:r>
+              <w:rPr/>
+              <w:t>Meaning</w:t>
+            </w:r>
+          </w:p>
+        </w:tc>
+      </w:tr>
+      <w:tr>
+        <w:trPr/>
+        <w:tc>
+          <w:tcPr>
+            <w:tcW w:w="2451" w:type="dxa"/>
+            <w:tcBorders>
+              <w:left w:val="single" w:sz="6" w:space="0" w:color="808080"/>
+              <w:bottom w:val="single" w:sz="2" w:space="0" w:color="808080"/>
+              <w:right w:val="single" w:sz="6" w:space="0" w:color="808080"/>
+            </w:tcBorders>
+            <w:vAlign w:val="center"/>
+          </w:tcPr>
+          <w:p>
+            <w:pPr>
+              <w:pStyle w:val="TableContents"/>
+              <w:bidi w:val="0"/>
+              <w:spacing w:before="0" w:after="160"/>
+              <w:jc w:val="left"/>
+              <w:rPr/>
+            </w:pPr>
+            <w:r>
+              <w:rPr/>
+              <w:t>Green</w:t>
+            </w:r>
+          </w:p>
+        </w:tc>
+        <w:tc>
+          <w:tcPr>
+            <w:tcW w:w="4742" w:type="dxa"/>
+            <w:tcBorders>
+              <w:left w:val="single" w:sz="2" w:space="0" w:color="808080"/>
+              <w:bottom w:val="single" w:sz="2" w:space="0" w:color="808080"/>
+              <w:right w:val="single" w:sz="6" w:space="0" w:color="808080"/>
+            </w:tcBorders>
+            <w:vAlign w:val="center"/>
+          </w:tcPr>
+          <w:p>
+            <w:pPr>
+              <w:pStyle w:val="TableContents"/>
+              <w:bidi w:val="0"/>
+              <w:spacing w:before="0" w:after="160"/>
+              <w:jc w:val="left"/>
+              <w:rPr/>
+            </w:pPr>
+            <w:r>
+              <w:rPr/>
+              <w:t>The department stays within its limit. Nothing to weigh up.</w:t>
+            </w:r>
+          </w:p>
+        </w:tc>
+      </w:tr>
+      <w:tr>
+        <w:trPr/>
+        <w:tc>
+          <w:tcPr>
+            <w:tcW w:w="2451" w:type="dxa"/>
+            <w:tcBorders>
+              <w:left w:val="single" w:sz="6" w:space="0" w:color="808080"/>
+              <w:bottom w:val="single" w:sz="2" w:space="0" w:color="808080"/>
+              <w:right w:val="single" w:sz="6" w:space="0" w:color="808080"/>
+            </w:tcBorders>
+            <w:vAlign w:val="center"/>
+          </w:tcPr>
+          <w:p>
+            <w:pPr>
+              <w:pStyle w:val="TableContents"/>
+              <w:bidi w:val="0"/>
+              <w:spacing w:before="0" w:after="160"/>
+              <w:jc w:val="left"/>
+              <w:rPr/>
+            </w:pPr>
+            <w:r>
+              <w:rPr/>
+              <w:t xml:space="preserve">Amber — </w:t>
+            </w:r>
+            <w:r>
+              <w:rPr>
+                <w:rStyle w:val="Emphasis"/>
+              </w:rPr>
+              <w:t>takes the department to its limit</w:t>
+            </w:r>
+          </w:p>
+        </w:tc>
+        <w:tc>
+          <w:tcPr>
+            <w:tcW w:w="4742" w:type="dxa"/>
+            <w:tcBorders>
+              <w:left w:val="single" w:sz="2" w:space="0" w:color="808080"/>
+              <w:bottom w:val="single" w:sz="2" w:space="0" w:color="808080"/>
+              <w:right w:val="single" w:sz="6" w:space="0" w:color="808080"/>
+            </w:tcBorders>
+            <w:vAlign w:val="center"/>
+          </w:tcPr>
+          <w:p>
+            <w:pPr>
+              <w:pStyle w:val="TableContents"/>
+              <w:bidi w:val="0"/>
+              <w:spacing w:before="0" w:after="160"/>
+              <w:jc w:val="left"/>
+              <w:rPr/>
+            </w:pPr>
+            <w:r>
+              <w:rPr/>
+              <w:t>Allowed, but it uses the last slot. No cover left if somebody falls ill.</w:t>
+            </w:r>
+          </w:p>
+        </w:tc>
+      </w:tr>
+      <w:tr>
+        <w:trPr/>
+        <w:tc>
+          <w:tcPr>
+            <w:tcW w:w="2451" w:type="dxa"/>
+            <w:tcBorders>
+              <w:left w:val="single" w:sz="6" w:space="0" w:color="808080"/>
+              <w:bottom w:val="single" w:sz="2" w:space="0" w:color="808080"/>
+              <w:right w:val="single" w:sz="6" w:space="0" w:color="808080"/>
+            </w:tcBorders>
+            <w:vAlign w:val="center"/>
+          </w:tcPr>
+          <w:p>
+            <w:pPr>
+              <w:pStyle w:val="TableContents"/>
+              <w:bidi w:val="0"/>
+              <w:spacing w:before="0" w:after="160"/>
+              <w:jc w:val="left"/>
+              <w:rPr/>
+            </w:pPr>
+            <w:r>
+              <w:rPr/>
+              <w:t xml:space="preserve">Amber — </w:t>
+            </w:r>
+            <w:r>
+              <w:rPr>
+                <w:rStyle w:val="Emphasis"/>
+              </w:rPr>
+              <w:t>already over its limit</w:t>
+            </w:r>
+          </w:p>
+        </w:tc>
+        <w:tc>
+          <w:tcPr>
+            <w:tcW w:w="4742" w:type="dxa"/>
+            <w:tcBorders>
+              <w:left w:val="single" w:sz="2" w:space="0" w:color="808080"/>
+              <w:bottom w:val="single" w:sz="2" w:space="0" w:color="808080"/>
+              <w:right w:val="single" w:sz="6" w:space="0" w:color="808080"/>
+            </w:tcBorders>
+            <w:vAlign w:val="center"/>
+          </w:tcPr>
+          <w:p>
+            <w:pPr>
+              <w:pStyle w:val="TableContents"/>
+              <w:bidi w:val="0"/>
+              <w:spacing w:before="0" w:after="160"/>
+              <w:jc w:val="left"/>
+              <w:rPr/>
+            </w:pPr>
+            <w:r>
+              <w:rPr/>
+              <w:t>The department is short on those days whether or not you approve this one. Worth raising separately.</w:t>
+            </w:r>
+          </w:p>
+        </w:tc>
+      </w:tr>
+      <w:tr>
+        <w:trPr/>
+        <w:tc>
+          <w:tcPr>
+            <w:tcW w:w="2451" w:type="dxa"/>
+            <w:tcBorders>
+              <w:left w:val="single" w:sz="6" w:space="0" w:color="808080"/>
+              <w:bottom w:val="single" w:sz="6" w:space="0" w:color="808080"/>
+              <w:right w:val="single" w:sz="6" w:space="0" w:color="808080"/>
+            </w:tcBorders>
+            <w:vAlign w:val="center"/>
+          </w:tcPr>
+          <w:p>
+            <w:pPr>
+              <w:pStyle w:val="TableContents"/>
+              <w:bidi w:val="0"/>
+              <w:spacing w:before="0" w:after="160"/>
+              <w:jc w:val="left"/>
+              <w:rPr/>
+            </w:pPr>
+            <w:r>
+              <w:rPr/>
+              <w:t xml:space="preserve">Red — </w:t>
+            </w:r>
+            <w:r>
+              <w:rPr>
+                <w:rStyle w:val="Emphasis"/>
+              </w:rPr>
+              <w:t>leaves the department short</w:t>
+            </w:r>
+          </w:p>
+        </w:tc>
+        <w:tc>
+          <w:tcPr>
+            <w:tcW w:w="4742" w:type="dxa"/>
+            <w:tcBorders>
+              <w:left w:val="single" w:sz="2" w:space="0" w:color="808080"/>
+              <w:bottom w:val="single" w:sz="6" w:space="0" w:color="808080"/>
+              <w:right w:val="single" w:sz="6" w:space="0" w:color="808080"/>
+            </w:tcBorders>
+            <w:vAlign w:val="center"/>
+          </w:tcPr>
+          <w:p>
+            <w:pPr>
+              <w:pStyle w:val="TableContents"/>
+              <w:bidi w:val="0"/>
+              <w:spacing w:before="0" w:after="160"/>
+              <w:jc w:val="left"/>
+              <w:rPr/>
+            </w:pPr>
+            <w:r>
+              <w:rPr>
+                <w:rStyle w:val="Strong"/>
+              </w:rPr>
+              <w:t>This request</w:t>
+            </w:r>
+            <w:r>
+              <w:rPr/>
+              <w:t xml:space="preserve"> is what pushes the department past its limit, on the days listed.</w:t>
+            </w:r>
+          </w:p>
+        </w:tc>
+      </w:tr>
+    </w:tbl>
+    <w:p>
+      <w:pPr>
+        <w:pStyle w:val="BodyText"/>
+        <w:bidi w:val="0"/>
+        <w:jc w:val="left"/>
+        <w:rPr/>
+      </w:pPr>
+      <w:r>
+        <w:rPr/>
+        <w:t>The queue itself flags the affected rows, so you can see which requests need a closer look without opening each one, and every notice links straight to the month on the team calendar.</w:t>
+      </w:r>
+    </w:p>
+    <w:p>
+      <w:pPr>
+        <w:pStyle w:val="BodyText"/>
+        <w:bidi w:val="0"/>
+        <w:jc w:val="left"/>
+        <w:rPr/>
+      </w:pPr>
+      <w:r>
+        <w:rPr>
+          <w:rStyle w:val="Strong"/>
+        </w:rPr>
+        <w:t>Nothing is blocked.</w:t>
+      </w:r>
+      <w:r>
+        <w:rPr/>
+        <w:t xml:space="preserve"> Sick leave does not wait for a rota to be convenient, and the notice does not stop you approving anything — it makes sure you know what you are agreeing to. If a department has no limit configured, no notice appears.</w:t>
+      </w:r>
+    </w:p>
+    <w:p>
+      <w:pPr>
+        <w:pStyle w:val="Heading3"/>
+        <w:bidi w:val="0"/>
+        <w:jc w:val="left"/>
+        <w:rPr/>
+      </w:pPr>
+      <w:r>
+        <w:rPr/>
         <w:t>Whose leave you see</w:t>
       </w:r>
     </w:p>
@@ -3180,7 +3928,7 @@
       </w:r>
       <w:r>
         <w:rPr/>
-        <w:t xml:space="preserve"> of their department. You will never see another manager's team.</w:t>
+        <w:t xml:space="preserve"> of their department. You will never see another manager's team. The team calendar follows the same boundary, so you can see cover for every department you approve for — including a second department if you head more than one.</w:t>
       </w:r>
     </w:p>
     <w:tbl>
@@ -3352,7 +4100,7 @@
         <w:pStyle w:val="BodyText"/>
         <w:numPr>
           <w:ilvl w:val="0"/>
-          <w:numId w:val="9"/>
+          <w:numId w:val="11"/>
         </w:numPr>
         <w:tabs>
           <w:tab w:val="clear" w:pos="1134"/>
@@ -3380,7 +4128,7 @@
         <w:pStyle w:val="BodyText"/>
         <w:numPr>
           <w:ilvl w:val="0"/>
-          <w:numId w:val="9"/>
+          <w:numId w:val="11"/>
         </w:numPr>
         <w:tabs>
           <w:tab w:val="clear" w:pos="1134"/>
@@ -3601,7 +4349,7 @@
         <w:pStyle w:val="BodyText"/>
         <w:numPr>
           <w:ilvl w:val="0"/>
-          <w:numId w:val="10"/>
+          <w:numId w:val="12"/>
         </w:numPr>
         <w:tabs>
           <w:tab w:val="clear" w:pos="1134"/>
@@ -3639,7 +4387,7 @@
         <w:pStyle w:val="BodyText"/>
         <w:numPr>
           <w:ilvl w:val="0"/>
-          <w:numId w:val="10"/>
+          <w:numId w:val="12"/>
         </w:numPr>
         <w:tabs>
           <w:tab w:val="clear" w:pos="1134"/>
@@ -4217,7 +4965,7 @@
         <w:pStyle w:val="BodyText"/>
         <w:numPr>
           <w:ilvl w:val="0"/>
-          <w:numId w:val="11"/>
+          <w:numId w:val="13"/>
         </w:numPr>
         <w:tabs>
           <w:tab w:val="clear" w:pos="1134"/>
@@ -4245,7 +4993,7 @@
         <w:pStyle w:val="BodyText"/>
         <w:numPr>
           <w:ilvl w:val="0"/>
-          <w:numId w:val="11"/>
+          <w:numId w:val="13"/>
         </w:numPr>
         <w:tabs>
           <w:tab w:val="clear" w:pos="1134"/>
@@ -4267,7 +5015,7 @@
         <w:pStyle w:val="BodyText"/>
         <w:numPr>
           <w:ilvl w:val="0"/>
-          <w:numId w:val="11"/>
+          <w:numId w:val="13"/>
         </w:numPr>
         <w:tabs>
           <w:tab w:val="clear" w:pos="1134"/>
@@ -4319,7 +5067,7 @@
         <w:pStyle w:val="BodyText"/>
         <w:numPr>
           <w:ilvl w:val="0"/>
-          <w:numId w:val="11"/>
+          <w:numId w:val="13"/>
         </w:numPr>
         <w:tabs>
           <w:tab w:val="clear" w:pos="1134"/>
@@ -4341,7 +5089,7 @@
         <w:pStyle w:val="BodyText"/>
         <w:numPr>
           <w:ilvl w:val="0"/>
-          <w:numId w:val="11"/>
+          <w:numId w:val="13"/>
         </w:numPr>
         <w:tabs>
           <w:tab w:val="clear" w:pos="1134"/>
@@ -4396,7 +5144,7 @@
         <w:pStyle w:val="BodyText"/>
         <w:numPr>
           <w:ilvl w:val="0"/>
-          <w:numId w:val="12"/>
+          <w:numId w:val="14"/>
         </w:numPr>
         <w:tabs>
           <w:tab w:val="clear" w:pos="1134"/>
@@ -4428,7 +5176,7 @@
         <w:pStyle w:val="BodyText"/>
         <w:numPr>
           <w:ilvl w:val="0"/>
-          <w:numId w:val="12"/>
+          <w:numId w:val="14"/>
         </w:numPr>
         <w:tabs>
           <w:tab w:val="clear" w:pos="1134"/>
@@ -5130,6 +5878,127 @@
       <w:r>
         <w:rPr/>
         <w:t xml:space="preserve"> calculations; leave that has already been submitted keeps the day count it was approved with.</w:t>
+      </w:r>
+    </w:p>
+    <w:p>
+      <w:pPr>
+        <w:pStyle w:val="BodyText"/>
+        <w:bidi w:val="0"/>
+        <w:jc w:val="left"/>
+        <w:rPr/>
+      </w:pPr>
+      <w:r>
+        <w:rPr>
+          <w:rStyle w:val="Strong"/>
+        </w:rPr>
+        <w:t>Maximum Away At Once</w:t>
+      </w:r>
+      <w:r>
+        <w:rPr/>
+        <w:t xml:space="preserve"> sets how many of a department's members may be on leave on the same working day. It drives the shading on the team calendar and the coverage notice approvers see before they sign off.</w:t>
+      </w:r>
+    </w:p>
+    <w:p>
+      <w:pPr>
+        <w:pStyle w:val="BodyText"/>
+        <w:numPr>
+          <w:ilvl w:val="0"/>
+          <w:numId w:val="15"/>
+        </w:numPr>
+        <w:tabs>
+          <w:tab w:val="clear" w:pos="1134"/>
+          <w:tab w:val="left" w:pos="709" w:leader="none"/>
+        </w:tabs>
+        <w:bidi w:val="0"/>
+        <w:spacing w:before="0" w:after="0"/>
+        <w:ind w:hanging="283" w:left="709"/>
+        <w:jc w:val="left"/>
+        <w:rPr/>
+      </w:pPr>
+      <w:r>
+        <w:rPr/>
+        <w:t xml:space="preserve">Leave it </w:t>
+      </w:r>
+      <w:r>
+        <w:rPr>
+          <w:rStyle w:val="Strong"/>
+        </w:rPr>
+        <w:t>blank</w:t>
+      </w:r>
+      <w:r>
+        <w:rPr/>
+        <w:t xml:space="preserve"> for no limit. Nothing is shaded and no notice appears. </w:t>
+      </w:r>
+    </w:p>
+    <w:p>
+      <w:pPr>
+        <w:pStyle w:val="BodyText"/>
+        <w:numPr>
+          <w:ilvl w:val="0"/>
+          <w:numId w:val="15"/>
+        </w:numPr>
+        <w:tabs>
+          <w:tab w:val="clear" w:pos="1134"/>
+          <w:tab w:val="left" w:pos="709" w:leader="none"/>
+        </w:tabs>
+        <w:bidi w:val="0"/>
+        <w:spacing w:before="0" w:after="0"/>
+        <w:ind w:hanging="283" w:left="709"/>
+        <w:jc w:val="left"/>
+        <w:rPr/>
+      </w:pPr>
+      <w:r>
+        <w:rPr>
+          <w:rStyle w:val="Strong"/>
+        </w:rPr>
+        <w:t>Zero</w:t>
+      </w:r>
+      <w:r>
+        <w:rPr/>
+        <w:t xml:space="preserve"> means nobody may be away at all — accepted, if that is genuinely what the department needs. </w:t>
+      </w:r>
+    </w:p>
+    <w:p>
+      <w:pPr>
+        <w:pStyle w:val="BodyText"/>
+        <w:numPr>
+          <w:ilvl w:val="0"/>
+          <w:numId w:val="15"/>
+        </w:numPr>
+        <w:tabs>
+          <w:tab w:val="clear" w:pos="1134"/>
+          <w:tab w:val="left" w:pos="709" w:leader="none"/>
+        </w:tabs>
+        <w:bidi w:val="0"/>
+        <w:ind w:hanging="283" w:left="709"/>
+        <w:jc w:val="left"/>
+        <w:rPr/>
+      </w:pPr>
+      <w:r>
+        <w:rPr/>
+        <w:t xml:space="preserve">A limit that is </w:t>
+      </w:r>
+      <w:r>
+        <w:rPr>
+          <w:rStyle w:val="Strong"/>
+        </w:rPr>
+        <w:t>at or above the department's headcount</w:t>
+      </w:r>
+      <w:r>
+        <w:rPr/>
+        <w:t xml:space="preserve"> can never be exceeded; the listing points this out, so you are not left wondering why no warning ever appears. </w:t>
+      </w:r>
+    </w:p>
+    <w:p>
+      <w:pPr>
+        <w:pStyle w:val="BodyText"/>
+        <w:bidi w:val="0"/>
+        <w:jc w:val="left"/>
+        <w:rPr/>
+      </w:pPr>
+      <w:r>
+        <w:rPr/>
+        <w:t>Set it below the headcount by the number of people the team can actually spare. A team of six that needs four on the floor has a limit of two.</w:t>
       </w:r>
     </w:p>
     <w:tbl>
@@ -8991,8 +9860,8 @@
   <w:abstractNum w:abstractNumId="5">
     <w:lvl w:ilvl="0">
       <w:start w:val="1"/>
-      <w:numFmt w:val="decimal"/>
-      <w:lvlText w:val="%1."/>
+      <w:numFmt w:val="bullet"/>
+      <w:lvlText w:val=""/>
       <w:lvlJc w:val="left"/>
       <w:pPr>
         <w:tabs>
@@ -9000,12 +9869,14 @@
         </w:tabs>
         <w:ind w:left="709" w:hanging="283"/>
       </w:pPr>
-      <w:rPr/>
+      <w:rPr>
+        <w:rFonts w:ascii="Symbol" w:hAnsi="Symbol" w:cs="Symbol" w:hint="default"/>
+      </w:rPr>
     </w:lvl>
     <w:lvl w:ilvl="1">
       <w:start w:val="1"/>
-      <w:numFmt w:val="decimal"/>
-      <w:lvlText w:val="%2."/>
+      <w:numFmt w:val="bullet"/>
+      <w:lvlText w:val=""/>
       <w:lvlJc w:val="left"/>
       <w:pPr>
         <w:tabs>
@@ -9013,12 +9884,14 @@
         </w:tabs>
         <w:ind w:left="1418" w:hanging="283"/>
       </w:pPr>
-      <w:rPr/>
+      <w:rPr>
+        <w:rFonts w:ascii="Symbol" w:hAnsi="Symbol" w:cs="Symbol" w:hint="default"/>
+      </w:rPr>
     </w:lvl>
     <w:lvl w:ilvl="2">
       <w:start w:val="1"/>
-      <w:numFmt w:val="decimal"/>
-      <w:lvlText w:val="%3."/>
+      <w:numFmt w:val="bullet"/>
+      <w:lvlText w:val=""/>
       <w:lvlJc w:val="left"/>
       <w:pPr>
         <w:tabs>
@@ -9026,12 +9899,14 @@
         </w:tabs>
         <w:ind w:left="2127" w:hanging="283"/>
       </w:pPr>
-      <w:rPr/>
+      <w:rPr>
+        <w:rFonts w:ascii="Symbol" w:hAnsi="Symbol" w:cs="Symbol" w:hint="default"/>
+      </w:rPr>
     </w:lvl>
     <w:lvl w:ilvl="3">
       <w:start w:val="1"/>
-      <w:numFmt w:val="decimal"/>
-      <w:lvlText w:val="%4."/>
+      <w:numFmt w:val="bullet"/>
+      <w:lvlText w:val=""/>
       <w:lvlJc w:val="left"/>
       <w:pPr>
         <w:tabs>
@@ -9039,12 +9914,14 @@
         </w:tabs>
         <w:ind w:left="2836" w:hanging="283"/>
       </w:pPr>
-      <w:rPr/>
+      <w:rPr>
+        <w:rFonts w:ascii="Symbol" w:hAnsi="Symbol" w:cs="Symbol" w:hint="default"/>
+      </w:rPr>
     </w:lvl>
     <w:lvl w:ilvl="4">
       <w:start w:val="1"/>
-      <w:numFmt w:val="decimal"/>
-      <w:lvlText w:val="%5."/>
+      <w:numFmt w:val="bullet"/>
+      <w:lvlText w:val=""/>
       <w:lvlJc w:val="left"/>
       <w:pPr>
         <w:tabs>
@@ -9052,12 +9929,14 @@
         </w:tabs>
         <w:ind w:left="3545" w:hanging="283"/>
       </w:pPr>
-      <w:rPr/>
+      <w:rPr>
+        <w:rFonts w:ascii="Symbol" w:hAnsi="Symbol" w:cs="Symbol" w:hint="default"/>
+      </w:rPr>
     </w:lvl>
     <w:lvl w:ilvl="5">
       <w:start w:val="1"/>
-      <w:numFmt w:val="decimal"/>
-      <w:lvlText w:val="%6."/>
+      <w:numFmt w:val="bullet"/>
+      <w:lvlText w:val=""/>
       <w:lvlJc w:val="left"/>
       <w:pPr>
         <w:tabs>
@@ -9065,12 +9944,14 @@
         </w:tabs>
         <w:ind w:left="4254" w:hanging="283"/>
       </w:pPr>
-      <w:rPr/>
+      <w:rPr>
+        <w:rFonts w:ascii="Symbol" w:hAnsi="Symbol" w:cs="Symbol" w:hint="default"/>
+      </w:rPr>
     </w:lvl>
     <w:lvl w:ilvl="6">
       <w:start w:val="1"/>
-      <w:numFmt w:val="decimal"/>
-      <w:lvlText w:val="%7."/>
+      <w:numFmt w:val="bullet"/>
+      <w:lvlText w:val=""/>
       <w:lvlJc w:val="left"/>
       <w:pPr>
         <w:tabs>
@@ -9078,12 +9959,14 @@
         </w:tabs>
         <w:ind w:left="4963" w:hanging="283"/>
       </w:pPr>
-      <w:rPr/>
+      <w:rPr>
+        <w:rFonts w:ascii="Symbol" w:hAnsi="Symbol" w:cs="Symbol" w:hint="default"/>
+      </w:rPr>
     </w:lvl>
     <w:lvl w:ilvl="7">
       <w:start w:val="1"/>
-      <w:numFmt w:val="decimal"/>
-      <w:lvlText w:val="%8."/>
+      <w:numFmt w:val="bullet"/>
+      <w:lvlText w:val=""/>
       <w:lvlJc w:val="left"/>
       <w:pPr>
         <w:tabs>
@@ -9091,12 +9974,14 @@
         </w:tabs>
         <w:ind w:left="5672" w:hanging="283"/>
       </w:pPr>
-      <w:rPr/>
+      <w:rPr>
+        <w:rFonts w:ascii="Symbol" w:hAnsi="Symbol" w:cs="Symbol" w:hint="default"/>
+      </w:rPr>
     </w:lvl>
     <w:lvl w:ilvl="8">
       <w:start w:val="1"/>
-      <w:numFmt w:val="decimal"/>
-      <w:lvlText w:val="%9."/>
+      <w:numFmt w:val="bullet"/>
+      <w:lvlText w:val=""/>
       <w:lvlJc w:val="left"/>
       <w:pPr>
         <w:tabs>
@@ -9104,7 +9989,9 @@
         </w:tabs>
         <w:ind w:left="6381" w:hanging="283"/>
       </w:pPr>
-      <w:rPr/>
+      <w:rPr>
+        <w:rFonts w:ascii="Symbol" w:hAnsi="Symbol" w:cs="Symbol" w:hint="default"/>
+      </w:rPr>
     </w:lvl>
   </w:abstractNum>
   <w:abstractNum w:abstractNumId="6">
@@ -9247,6 +10134,125 @@
   <w:abstractNum w:abstractNumId="7">
     <w:lvl w:ilvl="0">
       <w:start w:val="1"/>
+      <w:numFmt w:val="decimal"/>
+      <w:lvlText w:val="%1."/>
+      <w:lvlJc w:val="left"/>
+      <w:pPr>
+        <w:tabs>
+          <w:tab w:val="num" w:pos="709"/>
+        </w:tabs>
+        <w:ind w:left="709" w:hanging="283"/>
+      </w:pPr>
+      <w:rPr/>
+    </w:lvl>
+    <w:lvl w:ilvl="1">
+      <w:start w:val="1"/>
+      <w:numFmt w:val="decimal"/>
+      <w:lvlText w:val="%2."/>
+      <w:lvlJc w:val="left"/>
+      <w:pPr>
+        <w:tabs>
+          <w:tab w:val="num" w:pos="1418"/>
+        </w:tabs>
+        <w:ind w:left="1418" w:hanging="283"/>
+      </w:pPr>
+      <w:rPr/>
+    </w:lvl>
+    <w:lvl w:ilvl="2">
+      <w:start w:val="1"/>
+      <w:numFmt w:val="decimal"/>
+      <w:lvlText w:val="%3."/>
+      <w:lvlJc w:val="left"/>
+      <w:pPr>
+        <w:tabs>
+          <w:tab w:val="num" w:pos="2127"/>
+        </w:tabs>
+        <w:ind w:left="2127" w:hanging="283"/>
+      </w:pPr>
+      <w:rPr/>
+    </w:lvl>
+    <w:lvl w:ilvl="3">
+      <w:start w:val="1"/>
+      <w:numFmt w:val="decimal"/>
+      <w:lvlText w:val="%4."/>
+      <w:lvlJc w:val="left"/>
+      <w:pPr>
+        <w:tabs>
+          <w:tab w:val="num" w:pos="2836"/>
+        </w:tabs>
+        <w:ind w:left="2836" w:hanging="283"/>
+      </w:pPr>
+      <w:rPr/>
+    </w:lvl>
+    <w:lvl w:ilvl="4">
+      <w:start w:val="1"/>
+      <w:numFmt w:val="decimal"/>
+      <w:lvlText w:val="%5."/>
+      <w:lvlJc w:val="left"/>
+      <w:pPr>
+        <w:tabs>
+          <w:tab w:val="num" w:pos="3545"/>
+        </w:tabs>
+        <w:ind w:left="3545" w:hanging="283"/>
+      </w:pPr>
+      <w:rPr/>
+    </w:lvl>
+    <w:lvl w:ilvl="5">
+      <w:start w:val="1"/>
+      <w:numFmt w:val="decimal"/>
+      <w:lvlText w:val="%6."/>
+      <w:lvlJc w:val="left"/>
+      <w:pPr>
+        <w:tabs>
+          <w:tab w:val="num" w:pos="4254"/>
+        </w:tabs>
+        <w:ind w:left="4254" w:hanging="283"/>
+      </w:pPr>
+      <w:rPr/>
+    </w:lvl>
+    <w:lvl w:ilvl="6">
+      <w:start w:val="1"/>
+      <w:numFmt w:val="decimal"/>
+      <w:lvlText w:val="%7."/>
+      <w:lvlJc w:val="left"/>
+      <w:pPr>
+        <w:tabs>
+          <w:tab w:val="num" w:pos="4963"/>
+        </w:tabs>
+        <w:ind w:left="4963" w:hanging="283"/>
+      </w:pPr>
+      <w:rPr/>
+    </w:lvl>
+    <w:lvl w:ilvl="7">
+      <w:start w:val="1"/>
+      <w:numFmt w:val="decimal"/>
+      <w:lvlText w:val="%8."/>
+      <w:lvlJc w:val="left"/>
+      <w:pPr>
+        <w:tabs>
+          <w:tab w:val="num" w:pos="5672"/>
+        </w:tabs>
+        <w:ind w:left="5672" w:hanging="283"/>
+      </w:pPr>
+      <w:rPr/>
+    </w:lvl>
+    <w:lvl w:ilvl="8">
+      <w:start w:val="1"/>
+      <w:numFmt w:val="decimal"/>
+      <w:lvlText w:val="%9."/>
+      <w:lvlJc w:val="left"/>
+      <w:pPr>
+        <w:tabs>
+          <w:tab w:val="num" w:pos="6381"/>
+        </w:tabs>
+        <w:ind w:left="6381" w:hanging="283"/>
+      </w:pPr>
+      <w:rPr/>
+    </w:lvl>
+  </w:abstractNum>
+  <w:abstractNum w:abstractNumId="8">
+    <w:lvl w:ilvl="0">
+      <w:start w:val="1"/>
       <w:numFmt w:val="bullet"/>
       <w:lvlText w:val=""/>
       <w:lvlJc w:val="left"/>
@@ -9381,125 +10387,6 @@
       </w:rPr>
     </w:lvl>
   </w:abstractNum>
-  <w:abstractNum w:abstractNumId="8">
-    <w:lvl w:ilvl="0">
-      <w:start w:val="1"/>
-      <w:numFmt w:val="decimal"/>
-      <w:lvlText w:val="%1."/>
-      <w:lvlJc w:val="left"/>
-      <w:pPr>
-        <w:tabs>
-          <w:tab w:val="num" w:pos="709"/>
-        </w:tabs>
-        <w:ind w:left="709" w:hanging="283"/>
-      </w:pPr>
-      <w:rPr/>
-    </w:lvl>
-    <w:lvl w:ilvl="1">
-      <w:start w:val="1"/>
-      <w:numFmt w:val="decimal"/>
-      <w:lvlText w:val="%2."/>
-      <w:lvlJc w:val="left"/>
-      <w:pPr>
-        <w:tabs>
-          <w:tab w:val="num" w:pos="1418"/>
-        </w:tabs>
-        <w:ind w:left="1418" w:hanging="283"/>
-      </w:pPr>
-      <w:rPr/>
-    </w:lvl>
-    <w:lvl w:ilvl="2">
-      <w:start w:val="1"/>
-      <w:numFmt w:val="decimal"/>
-      <w:lvlText w:val="%3."/>
-      <w:lvlJc w:val="left"/>
-      <w:pPr>
-        <w:tabs>
-          <w:tab w:val="num" w:pos="2127"/>
-        </w:tabs>
-        <w:ind w:left="2127" w:hanging="283"/>
-      </w:pPr>
-      <w:rPr/>
-    </w:lvl>
-    <w:lvl w:ilvl="3">
-      <w:start w:val="1"/>
-      <w:numFmt w:val="decimal"/>
-      <w:lvlText w:val="%4."/>
-      <w:lvlJc w:val="left"/>
-      <w:pPr>
-        <w:tabs>
-          <w:tab w:val="num" w:pos="2836"/>
-        </w:tabs>
-        <w:ind w:left="2836" w:hanging="283"/>
-      </w:pPr>
-      <w:rPr/>
-    </w:lvl>
-    <w:lvl w:ilvl="4">
-      <w:start w:val="1"/>
-      <w:numFmt w:val="decimal"/>
-      <w:lvlText w:val="%5."/>
-      <w:lvlJc w:val="left"/>
-      <w:pPr>
-        <w:tabs>
-          <w:tab w:val="num" w:pos="3545"/>
-        </w:tabs>
-        <w:ind w:left="3545" w:hanging="283"/>
-      </w:pPr>
-      <w:rPr/>
-    </w:lvl>
-    <w:lvl w:ilvl="5">
-      <w:start w:val="1"/>
-      <w:numFmt w:val="decimal"/>
-      <w:lvlText w:val="%6."/>
-      <w:lvlJc w:val="left"/>
-      <w:pPr>
-        <w:tabs>
-          <w:tab w:val="num" w:pos="4254"/>
-        </w:tabs>
-        <w:ind w:left="4254" w:hanging="283"/>
-      </w:pPr>
-      <w:rPr/>
-    </w:lvl>
-    <w:lvl w:ilvl="6">
-      <w:start w:val="1"/>
-      <w:numFmt w:val="decimal"/>
-      <w:lvlText w:val="%7."/>
-      <w:lvlJc w:val="left"/>
-      <w:pPr>
-        <w:tabs>
-          <w:tab w:val="num" w:pos="4963"/>
-        </w:tabs>
-        <w:ind w:left="4963" w:hanging="283"/>
-      </w:pPr>
-      <w:rPr/>
-    </w:lvl>
-    <w:lvl w:ilvl="7">
-      <w:start w:val="1"/>
-      <w:numFmt w:val="decimal"/>
-      <w:lvlText w:val="%8."/>
-      <w:lvlJc w:val="left"/>
-      <w:pPr>
-        <w:tabs>
-          <w:tab w:val="num" w:pos="5672"/>
-        </w:tabs>
-        <w:ind w:left="5672" w:hanging="283"/>
-      </w:pPr>
-      <w:rPr/>
-    </w:lvl>
-    <w:lvl w:ilvl="8">
-      <w:start w:val="1"/>
-      <w:numFmt w:val="decimal"/>
-      <w:lvlText w:val="%9."/>
-      <w:lvlJc w:val="left"/>
-      <w:pPr>
-        <w:tabs>
-          <w:tab w:val="num" w:pos="6381"/>
-        </w:tabs>
-        <w:ind w:left="6381" w:hanging="283"/>
-      </w:pPr>
-      <w:rPr/>
-    </w:lvl>
-  </w:abstractNum>
   <w:abstractNum w:abstractNumId="9">
     <w:lvl w:ilvl="0">
       <w:start w:val="1"/>
@@ -9640,6 +10527,125 @@
   <w:abstractNum w:abstractNumId="10">
     <w:lvl w:ilvl="0">
       <w:start w:val="1"/>
+      <w:numFmt w:val="decimal"/>
+      <w:lvlText w:val="%1."/>
+      <w:lvlJc w:val="left"/>
+      <w:pPr>
+        <w:tabs>
+          <w:tab w:val="num" w:pos="709"/>
+        </w:tabs>
+        <w:ind w:left="709" w:hanging="283"/>
+      </w:pPr>
+      <w:rPr/>
+    </w:lvl>
+    <w:lvl w:ilvl="1">
+      <w:start w:val="1"/>
+      <w:numFmt w:val="decimal"/>
+      <w:lvlText w:val="%2."/>
+      <w:lvlJc w:val="left"/>
+      <w:pPr>
+        <w:tabs>
+          <w:tab w:val="num" w:pos="1418"/>
+        </w:tabs>
+        <w:ind w:left="1418" w:hanging="283"/>
+      </w:pPr>
+      <w:rPr/>
+    </w:lvl>
+    <w:lvl w:ilvl="2">
+      <w:start w:val="1"/>
+      <w:numFmt w:val="decimal"/>
+      <w:lvlText w:val="%3."/>
+      <w:lvlJc w:val="left"/>
+      <w:pPr>
+        <w:tabs>
+          <w:tab w:val="num" w:pos="2127"/>
+        </w:tabs>
+        <w:ind w:left="2127" w:hanging="283"/>
+      </w:pPr>
+      <w:rPr/>
+    </w:lvl>
+    <w:lvl w:ilvl="3">
+      <w:start w:val="1"/>
+      <w:numFmt w:val="decimal"/>
+      <w:lvlText w:val="%4."/>
+      <w:lvlJc w:val="left"/>
+      <w:pPr>
+        <w:tabs>
+          <w:tab w:val="num" w:pos="2836"/>
+        </w:tabs>
+        <w:ind w:left="2836" w:hanging="283"/>
+      </w:pPr>
+      <w:rPr/>
+    </w:lvl>
+    <w:lvl w:ilvl="4">
+      <w:start w:val="1"/>
+      <w:numFmt w:val="decimal"/>
+      <w:lvlText w:val="%5."/>
+      <w:lvlJc w:val="left"/>
+      <w:pPr>
+        <w:tabs>
+          <w:tab w:val="num" w:pos="3545"/>
+        </w:tabs>
+        <w:ind w:left="3545" w:hanging="283"/>
+      </w:pPr>
+      <w:rPr/>
+    </w:lvl>
+    <w:lvl w:ilvl="5">
+      <w:start w:val="1"/>
+      <w:numFmt w:val="decimal"/>
+      <w:lvlText w:val="%6."/>
+      <w:lvlJc w:val="left"/>
+      <w:pPr>
+        <w:tabs>
+          <w:tab w:val="num" w:pos="4254"/>
+        </w:tabs>
+        <w:ind w:left="4254" w:hanging="283"/>
+      </w:pPr>
+      <w:rPr/>
+    </w:lvl>
+    <w:lvl w:ilvl="6">
+      <w:start w:val="1"/>
+      <w:numFmt w:val="decimal"/>
+      <w:lvlText w:val="%7."/>
+      <w:lvlJc w:val="left"/>
+      <w:pPr>
+        <w:tabs>
+          <w:tab w:val="num" w:pos="4963"/>
+        </w:tabs>
+        <w:ind w:left="4963" w:hanging="283"/>
+      </w:pPr>
+      <w:rPr/>
+    </w:lvl>
+    <w:lvl w:ilvl="7">
+      <w:start w:val="1"/>
+      <w:numFmt w:val="decimal"/>
+      <w:lvlText w:val="%8."/>
+      <w:lvlJc w:val="left"/>
+      <w:pPr>
+        <w:tabs>
+          <w:tab w:val="num" w:pos="5672"/>
+        </w:tabs>
+        <w:ind w:left="5672" w:hanging="283"/>
+      </w:pPr>
+      <w:rPr/>
+    </w:lvl>
+    <w:lvl w:ilvl="8">
+      <w:start w:val="1"/>
+      <w:numFmt w:val="decimal"/>
+      <w:lvlText w:val="%9."/>
+      <w:lvlJc w:val="left"/>
+      <w:pPr>
+        <w:tabs>
+          <w:tab w:val="num" w:pos="6381"/>
+        </w:tabs>
+        <w:ind w:left="6381" w:hanging="283"/>
+      </w:pPr>
+      <w:rPr/>
+    </w:lvl>
+  </w:abstractNum>
+  <w:abstractNum w:abstractNumId="11">
+    <w:lvl w:ilvl="0">
+      <w:start w:val="1"/>
       <w:numFmt w:val="bullet"/>
       <w:lvlText w:val=""/>
       <w:lvlJc w:val="left"/>
@@ -9774,125 +10780,6 @@
       </w:rPr>
     </w:lvl>
   </w:abstractNum>
-  <w:abstractNum w:abstractNumId="11">
-    <w:lvl w:ilvl="0">
-      <w:start w:val="1"/>
-      <w:numFmt w:val="decimal"/>
-      <w:lvlText w:val="%1."/>
-      <w:lvlJc w:val="left"/>
-      <w:pPr>
-        <w:tabs>
-          <w:tab w:val="num" w:pos="709"/>
-        </w:tabs>
-        <w:ind w:left="709" w:hanging="283"/>
-      </w:pPr>
-      <w:rPr/>
-    </w:lvl>
-    <w:lvl w:ilvl="1">
-      <w:start w:val="1"/>
-      <w:numFmt w:val="decimal"/>
-      <w:lvlText w:val="%2."/>
-      <w:lvlJc w:val="left"/>
-      <w:pPr>
-        <w:tabs>
-          <w:tab w:val="num" w:pos="1418"/>
-        </w:tabs>
-        <w:ind w:left="1418" w:hanging="283"/>
-      </w:pPr>
-      <w:rPr/>
-    </w:lvl>
-    <w:lvl w:ilvl="2">
-      <w:start w:val="1"/>
-      <w:numFmt w:val="decimal"/>
-      <w:lvlText w:val="%3."/>
-      <w:lvlJc w:val="left"/>
-      <w:pPr>
-        <w:tabs>
-          <w:tab w:val="num" w:pos="2127"/>
-        </w:tabs>
-        <w:ind w:left="2127" w:hanging="283"/>
-      </w:pPr>
-      <w:rPr/>
-    </w:lvl>
-    <w:lvl w:ilvl="3">
-      <w:start w:val="1"/>
-      <w:numFmt w:val="decimal"/>
-      <w:lvlText w:val="%4."/>
-      <w:lvlJc w:val="left"/>
-      <w:pPr>
-        <w:tabs>
-          <w:tab w:val="num" w:pos="2836"/>
-        </w:tabs>
-        <w:ind w:left="2836" w:hanging="283"/>
-      </w:pPr>
-      <w:rPr/>
-    </w:lvl>
-    <w:lvl w:ilvl="4">
-      <w:start w:val="1"/>
-      <w:numFmt w:val="decimal"/>
-      <w:lvlText w:val="%5."/>
-      <w:lvlJc w:val="left"/>
-      <w:pPr>
-        <w:tabs>
-          <w:tab w:val="num" w:pos="3545"/>
-        </w:tabs>
-        <w:ind w:left="3545" w:hanging="283"/>
-      </w:pPr>
-      <w:rPr/>
-    </w:lvl>
-    <w:lvl w:ilvl="5">
-      <w:start w:val="1"/>
-      <w:numFmt w:val="decimal"/>
-      <w:lvlText w:val="%6."/>
-      <w:lvlJc w:val="left"/>
-      <w:pPr>
-        <w:tabs>
-          <w:tab w:val="num" w:pos="4254"/>
-        </w:tabs>
-        <w:ind w:left="4254" w:hanging="283"/>
-      </w:pPr>
-      <w:rPr/>
-    </w:lvl>
-    <w:lvl w:ilvl="6">
-      <w:start w:val="1"/>
-      <w:numFmt w:val="decimal"/>
-      <w:lvlText w:val="%7."/>
-      <w:lvlJc w:val="left"/>
-      <w:pPr>
-        <w:tabs>
-          <w:tab w:val="num" w:pos="4963"/>
-        </w:tabs>
-        <w:ind w:left="4963" w:hanging="283"/>
-      </w:pPr>
-      <w:rPr/>
-    </w:lvl>
-    <w:lvl w:ilvl="7">
-      <w:start w:val="1"/>
-      <w:numFmt w:val="decimal"/>
-      <w:lvlText w:val="%8."/>
-      <w:lvlJc w:val="left"/>
-      <w:pPr>
-        <w:tabs>
-          <w:tab w:val="num" w:pos="5672"/>
-        </w:tabs>
-        <w:ind w:left="5672" w:hanging="283"/>
-      </w:pPr>
-      <w:rPr/>
-    </w:lvl>
-    <w:lvl w:ilvl="8">
-      <w:start w:val="1"/>
-      <w:numFmt w:val="decimal"/>
-      <w:lvlText w:val="%9."/>
-      <w:lvlJc w:val="left"/>
-      <w:pPr>
-        <w:tabs>
-          <w:tab w:val="num" w:pos="6381"/>
-        </w:tabs>
-        <w:ind w:left="6381" w:hanging="283"/>
-      </w:pPr>
-      <w:rPr/>
-    </w:lvl>
-  </w:abstractNum>
   <w:abstractNum w:abstractNumId="12">
     <w:lvl w:ilvl="0">
       <w:start w:val="1"/>
@@ -10031,6 +10918,399 @@
     </w:lvl>
   </w:abstractNum>
   <w:abstractNum w:abstractNumId="13">
+    <w:lvl w:ilvl="0">
+      <w:start w:val="1"/>
+      <w:numFmt w:val="decimal"/>
+      <w:lvlText w:val="%1."/>
+      <w:lvlJc w:val="left"/>
+      <w:pPr>
+        <w:tabs>
+          <w:tab w:val="num" w:pos="709"/>
+        </w:tabs>
+        <w:ind w:left="709" w:hanging="283"/>
+      </w:pPr>
+      <w:rPr/>
+    </w:lvl>
+    <w:lvl w:ilvl="1">
+      <w:start w:val="1"/>
+      <w:numFmt w:val="decimal"/>
+      <w:lvlText w:val="%2."/>
+      <w:lvlJc w:val="left"/>
+      <w:pPr>
+        <w:tabs>
+          <w:tab w:val="num" w:pos="1418"/>
+        </w:tabs>
+        <w:ind w:left="1418" w:hanging="283"/>
+      </w:pPr>
+      <w:rPr/>
+    </w:lvl>
+    <w:lvl w:ilvl="2">
+      <w:start w:val="1"/>
+      <w:numFmt w:val="decimal"/>
+      <w:lvlText w:val="%3."/>
+      <w:lvlJc w:val="left"/>
+      <w:pPr>
+        <w:tabs>
+          <w:tab w:val="num" w:pos="2127"/>
+        </w:tabs>
+        <w:ind w:left="2127" w:hanging="283"/>
+      </w:pPr>
+      <w:rPr/>
+    </w:lvl>
+    <w:lvl w:ilvl="3">
+      <w:start w:val="1"/>
+      <w:numFmt w:val="decimal"/>
+      <w:lvlText w:val="%4."/>
+      <w:lvlJc w:val="left"/>
+      <w:pPr>
+        <w:tabs>
+          <w:tab w:val="num" w:pos="2836"/>
+        </w:tabs>
+        <w:ind w:left="2836" w:hanging="283"/>
+      </w:pPr>
+      <w:rPr/>
+    </w:lvl>
+    <w:lvl w:ilvl="4">
+      <w:start w:val="1"/>
+      <w:numFmt w:val="decimal"/>
+      <w:lvlText w:val="%5."/>
+      <w:lvlJc w:val="left"/>
+      <w:pPr>
+        <w:tabs>
+          <w:tab w:val="num" w:pos="3545"/>
+        </w:tabs>
+        <w:ind w:left="3545" w:hanging="283"/>
+      </w:pPr>
+      <w:rPr/>
+    </w:lvl>
+    <w:lvl w:ilvl="5">
+      <w:start w:val="1"/>
+      <w:numFmt w:val="decimal"/>
+      <w:lvlText w:val="%6."/>
+      <w:lvlJc w:val="left"/>
+      <w:pPr>
+        <w:tabs>
+          <w:tab w:val="num" w:pos="4254"/>
+        </w:tabs>
+        <w:ind w:left="4254" w:hanging="283"/>
+      </w:pPr>
+      <w:rPr/>
+    </w:lvl>
+    <w:lvl w:ilvl="6">
+      <w:start w:val="1"/>
+      <w:numFmt w:val="decimal"/>
+      <w:lvlText w:val="%7."/>
+      <w:lvlJc w:val="left"/>
+      <w:pPr>
+        <w:tabs>
+          <w:tab w:val="num" w:pos="4963"/>
+        </w:tabs>
+        <w:ind w:left="4963" w:hanging="283"/>
+      </w:pPr>
+      <w:rPr/>
+    </w:lvl>
+    <w:lvl w:ilvl="7">
+      <w:start w:val="1"/>
+      <w:numFmt w:val="decimal"/>
+      <w:lvlText w:val="%8."/>
+      <w:lvlJc w:val="left"/>
+      <w:pPr>
+        <w:tabs>
+          <w:tab w:val="num" w:pos="5672"/>
+        </w:tabs>
+        <w:ind w:left="5672" w:hanging="283"/>
+      </w:pPr>
+      <w:rPr/>
+    </w:lvl>
+    <w:lvl w:ilvl="8">
+      <w:start w:val="1"/>
+      <w:numFmt w:val="decimal"/>
+      <w:lvlText w:val="%9."/>
+      <w:lvlJc w:val="left"/>
+      <w:pPr>
+        <w:tabs>
+          <w:tab w:val="num" w:pos="6381"/>
+        </w:tabs>
+        <w:ind w:left="6381" w:hanging="283"/>
+      </w:pPr>
+      <w:rPr/>
+    </w:lvl>
+  </w:abstractNum>
+  <w:abstractNum w:abstractNumId="14">
+    <w:lvl w:ilvl="0">
+      <w:start w:val="1"/>
+      <w:numFmt w:val="bullet"/>
+      <w:lvlText w:val=""/>
+      <w:lvlJc w:val="left"/>
+      <w:pPr>
+        <w:tabs>
+          <w:tab w:val="num" w:pos="709"/>
+        </w:tabs>
+        <w:ind w:left="709" w:hanging="283"/>
+      </w:pPr>
+      <w:rPr>
+        <w:rFonts w:ascii="Symbol" w:hAnsi="Symbol" w:cs="Symbol" w:hint="default"/>
+      </w:rPr>
+    </w:lvl>
+    <w:lvl w:ilvl="1">
+      <w:start w:val="1"/>
+      <w:numFmt w:val="bullet"/>
+      <w:lvlText w:val=""/>
+      <w:lvlJc w:val="left"/>
+      <w:pPr>
+        <w:tabs>
+          <w:tab w:val="num" w:pos="1418"/>
+        </w:tabs>
+        <w:ind w:left="1418" w:hanging="283"/>
+      </w:pPr>
+      <w:rPr>
+        <w:rFonts w:ascii="Symbol" w:hAnsi="Symbol" w:cs="Symbol" w:hint="default"/>
+      </w:rPr>
+    </w:lvl>
+    <w:lvl w:ilvl="2">
+      <w:start w:val="1"/>
+      <w:numFmt w:val="bullet"/>
+      <w:lvlText w:val=""/>
+      <w:lvlJc w:val="left"/>
+      <w:pPr>
+        <w:tabs>
+          <w:tab w:val="num" w:pos="2127"/>
+        </w:tabs>
+        <w:ind w:left="2127" w:hanging="283"/>
+      </w:pPr>
+      <w:rPr>
+        <w:rFonts w:ascii="Symbol" w:hAnsi="Symbol" w:cs="Symbol" w:hint="default"/>
+      </w:rPr>
+    </w:lvl>
+    <w:lvl w:ilvl="3">
+      <w:start w:val="1"/>
+      <w:numFmt w:val="bullet"/>
+      <w:lvlText w:val=""/>
+      <w:lvlJc w:val="left"/>
+      <w:pPr>
+        <w:tabs>
+          <w:tab w:val="num" w:pos="2836"/>
+        </w:tabs>
+        <w:ind w:left="2836" w:hanging="283"/>
+      </w:pPr>
+      <w:rPr>
+        <w:rFonts w:ascii="Symbol" w:hAnsi="Symbol" w:cs="Symbol" w:hint="default"/>
+      </w:rPr>
+    </w:lvl>
+    <w:lvl w:ilvl="4">
+      <w:start w:val="1"/>
+      <w:numFmt w:val="bullet"/>
+      <w:lvlText w:val=""/>
+      <w:lvlJc w:val="left"/>
+      <w:pPr>
+        <w:tabs>
+          <w:tab w:val="num" w:pos="3545"/>
+        </w:tabs>
+        <w:ind w:left="3545" w:hanging="283"/>
+      </w:pPr>
+      <w:rPr>
+        <w:rFonts w:ascii="Symbol" w:hAnsi="Symbol" w:cs="Symbol" w:hint="default"/>
+      </w:rPr>
+    </w:lvl>
+    <w:lvl w:ilvl="5">
+      <w:start w:val="1"/>
+      <w:numFmt w:val="bullet"/>
+      <w:lvlText w:val=""/>
+      <w:lvlJc w:val="left"/>
+      <w:pPr>
+        <w:tabs>
+          <w:tab w:val="num" w:pos="4254"/>
+        </w:tabs>
+        <w:ind w:left="4254" w:hanging="283"/>
+      </w:pPr>
+      <w:rPr>
+        <w:rFonts w:ascii="Symbol" w:hAnsi="Symbol" w:cs="Symbol" w:hint="default"/>
+      </w:rPr>
+    </w:lvl>
+    <w:lvl w:ilvl="6">
+      <w:start w:val="1"/>
+      <w:numFmt w:val="bullet"/>
+      <w:lvlText w:val=""/>
+      <w:lvlJc w:val="left"/>
+      <w:pPr>
+        <w:tabs>
+          <w:tab w:val="num" w:pos="4963"/>
+        </w:tabs>
+        <w:ind w:left="4963" w:hanging="283"/>
+      </w:pPr>
+      <w:rPr>
+        <w:rFonts w:ascii="Symbol" w:hAnsi="Symbol" w:cs="Symbol" w:hint="default"/>
+      </w:rPr>
+    </w:lvl>
+    <w:lvl w:ilvl="7">
+      <w:start w:val="1"/>
+      <w:numFmt w:val="bullet"/>
+      <w:lvlText w:val=""/>
+      <w:lvlJc w:val="left"/>
+      <w:pPr>
+        <w:tabs>
+          <w:tab w:val="num" w:pos="5672"/>
+        </w:tabs>
+        <w:ind w:left="5672" w:hanging="283"/>
+      </w:pPr>
+      <w:rPr>
+        <w:rFonts w:ascii="Symbol" w:hAnsi="Symbol" w:cs="Symbol" w:hint="default"/>
+      </w:rPr>
+    </w:lvl>
+    <w:lvl w:ilvl="8">
+      <w:start w:val="1"/>
+      <w:numFmt w:val="bullet"/>
+      <w:lvlText w:val=""/>
+      <w:lvlJc w:val="left"/>
+      <w:pPr>
+        <w:tabs>
+          <w:tab w:val="num" w:pos="6381"/>
+        </w:tabs>
+        <w:ind w:left="6381" w:hanging="283"/>
+      </w:pPr>
+      <w:rPr>
+        <w:rFonts w:ascii="Symbol" w:hAnsi="Symbol" w:cs="Symbol" w:hint="default"/>
+      </w:rPr>
+    </w:lvl>
+  </w:abstractNum>
+  <w:abstractNum w:abstractNumId="15">
+    <w:lvl w:ilvl="0">
+      <w:start w:val="1"/>
+      <w:numFmt w:val="bullet"/>
+      <w:lvlText w:val=""/>
+      <w:lvlJc w:val="left"/>
+      <w:pPr>
+        <w:tabs>
+          <w:tab w:val="num" w:pos="709"/>
+        </w:tabs>
+        <w:ind w:left="709" w:hanging="283"/>
+      </w:pPr>
+      <w:rPr>
+        <w:rFonts w:ascii="Symbol" w:hAnsi="Symbol" w:cs="Symbol" w:hint="default"/>
+      </w:rPr>
+    </w:lvl>
+    <w:lvl w:ilvl="1">
+      <w:start w:val="1"/>
+      <w:numFmt w:val="bullet"/>
+      <w:lvlText w:val=""/>
+      <w:lvlJc w:val="left"/>
+      <w:pPr>
+        <w:tabs>
+          <w:tab w:val="num" w:pos="1418"/>
+        </w:tabs>
+        <w:ind w:left="1418" w:hanging="283"/>
+      </w:pPr>
+      <w:rPr>
+        <w:rFonts w:ascii="Symbol" w:hAnsi="Symbol" w:cs="Symbol" w:hint="default"/>
+      </w:rPr>
+    </w:lvl>
+    <w:lvl w:ilvl="2">
+      <w:start w:val="1"/>
+      <w:numFmt w:val="bullet"/>
+      <w:lvlText w:val=""/>
+      <w:lvlJc w:val="left"/>
+      <w:pPr>
+        <w:tabs>
+          <w:tab w:val="num" w:pos="2127"/>
+        </w:tabs>
+        <w:ind w:left="2127" w:hanging="283"/>
+      </w:pPr>
+      <w:rPr>
+        <w:rFonts w:ascii="Symbol" w:hAnsi="Symbol" w:cs="Symbol" w:hint="default"/>
+      </w:rPr>
+    </w:lvl>
+    <w:lvl w:ilvl="3">
+      <w:start w:val="1"/>
+      <w:numFmt w:val="bullet"/>
+      <w:lvlText w:val=""/>
+      <w:lvlJc w:val="left"/>
+      <w:pPr>
+        <w:tabs>
+          <w:tab w:val="num" w:pos="2836"/>
+        </w:tabs>
+        <w:ind w:left="2836" w:hanging="283"/>
+      </w:pPr>
+      <w:rPr>
+        <w:rFonts w:ascii="Symbol" w:hAnsi="Symbol" w:cs="Symbol" w:hint="default"/>
+      </w:rPr>
+    </w:lvl>
+    <w:lvl w:ilvl="4">
+      <w:start w:val="1"/>
+      <w:numFmt w:val="bullet"/>
+      <w:lvlText w:val=""/>
+      <w:lvlJc w:val="left"/>
+      <w:pPr>
+        <w:tabs>
+          <w:tab w:val="num" w:pos="3545"/>
+        </w:tabs>
+        <w:ind w:left="3545" w:hanging="283"/>
+      </w:pPr>
+      <w:rPr>
+        <w:rFonts w:ascii="Symbol" w:hAnsi="Symbol" w:cs="Symbol" w:hint="default"/>
+      </w:rPr>
+    </w:lvl>
+    <w:lvl w:ilvl="5">
+      <w:start w:val="1"/>
+      <w:numFmt w:val="bullet"/>
+      <w:lvlText w:val=""/>
+      <w:lvlJc w:val="left"/>
+      <w:pPr>
+        <w:tabs>
+          <w:tab w:val="num" w:pos="4254"/>
+        </w:tabs>
+        <w:ind w:left="4254" w:hanging="283"/>
+      </w:pPr>
+      <w:rPr>
+        <w:rFonts w:ascii="Symbol" w:hAnsi="Symbol" w:cs="Symbol" w:hint="default"/>
+      </w:rPr>
+    </w:lvl>
+    <w:lvl w:ilvl="6">
+      <w:start w:val="1"/>
+      <w:numFmt w:val="bullet"/>
+      <w:lvlText w:val=""/>
+      <w:lvlJc w:val="left"/>
+      <w:pPr>
+        <w:tabs>
+          <w:tab w:val="num" w:pos="4963"/>
+        </w:tabs>
+        <w:ind w:left="4963" w:hanging="283"/>
+      </w:pPr>
+      <w:rPr>
+        <w:rFonts w:ascii="Symbol" w:hAnsi="Symbol" w:cs="Symbol" w:hint="default"/>
+      </w:rPr>
+    </w:lvl>
+    <w:lvl w:ilvl="7">
+      <w:start w:val="1"/>
+      <w:numFmt w:val="bullet"/>
+      <w:lvlText w:val=""/>
+      <w:lvlJc w:val="left"/>
+      <w:pPr>
+        <w:tabs>
+          <w:tab w:val="num" w:pos="5672"/>
+        </w:tabs>
+        <w:ind w:left="5672" w:hanging="283"/>
+      </w:pPr>
+      <w:rPr>
+        <w:rFonts w:ascii="Symbol" w:hAnsi="Symbol" w:cs="Symbol" w:hint="default"/>
+      </w:rPr>
+    </w:lvl>
+    <w:lvl w:ilvl="8">
+      <w:start w:val="1"/>
+      <w:numFmt w:val="bullet"/>
+      <w:lvlText w:val=""/>
+      <w:lvlJc w:val="left"/>
+      <w:pPr>
+        <w:tabs>
+          <w:tab w:val="num" w:pos="6381"/>
+        </w:tabs>
+        <w:ind w:left="6381" w:hanging="283"/>
+      </w:pPr>
+      <w:rPr>
+        <w:rFonts w:ascii="Symbol" w:hAnsi="Symbol" w:cs="Symbol" w:hint="default"/>
+      </w:rPr>
+    </w:lvl>
+  </w:abstractNum>
+  <w:abstractNum w:abstractNumId="16">
     <w:lvl w:ilvl="0">
       <w:start w:val="1"/>
       <w:numFmt w:val="none"/>
@@ -10189,6 +11469,15 @@
   </w:num>
   <w:num w:numId="13">
     <w:abstractNumId w:val="13"/>
+  </w:num>
+  <w:num w:numId="14">
+    <w:abstractNumId w:val="14"/>
+  </w:num>
+  <w:num w:numId="15">
+    <w:abstractNumId w:val="15"/>
+  </w:num>
+  <w:num w:numId="16">
+    <w:abstractNumId w:val="16"/>
   </w:num>
 </w:numbering>
 </file>

--- a/docs/08_USER_MANUAL.docx
+++ b/docs/08_USER_MANUAL.docx
@@ -754,6 +754,24 @@
       <w:r>
         <w:rPr/>
         <w:t xml:space="preserve"> — an administrator can issue you a new password, but it always arrives as a temporary one. You will be asked to set your own the next time you sign in.</w:t>
+      </w:r>
+    </w:p>
+    <w:p>
+      <w:pPr>
+        <w:pStyle w:val="BodyText"/>
+        <w:bidi w:val="0"/>
+        <w:jc w:val="left"/>
+        <w:rPr/>
+      </w:pPr>
+      <w:r>
+        <w:rPr>
+          <w:rStyle w:val="Strong"/>
+        </w:rPr>
+        <w:t>If you are locked out</w:t>
+      </w:r>
+      <w:r>
+        <w:rPr/>
+        <w:t xml:space="preserve"> — after five failed attempts in a row the sign-in form stops answering for fifteen minutes. This protects your account from somebody guessing at it. Wait it out and try again, or ask IT to reset your password if you have genuinely forgotten it. Signing in successfully clears the count, so mistyping once or twice costs you nothing.</w:t>
       </w:r>
     </w:p>
     <w:p>
@@ -1606,7 +1624,7 @@
       </w:r>
       <w:r>
         <w:rPr/>
-        <w:t xml:space="preserve"> dates. If the category demands notice, the date picker will not let you choose anything sooner. </w:t>
+        <w:t xml:space="preserve"> dates. If the category demands notice, the date picker will not let you choose anything sooner. Categories that need no notice — sick leave — have no such floor, so you can enter dates that have already passed and record the leave after the fact. </w:t>
       </w:r>
     </w:p>
     <w:p>
@@ -1638,7 +1656,17 @@
       </w:r>
       <w:r>
         <w:rPr/>
-        <w:t xml:space="preserve">: full days, or a half day (morning or afternoon). Half-day options are greyed out for categories that must be taken as whole days. </w:t>
+        <w:t xml:space="preserve">: full days, or a half day (morning or afternoon). Half-day options are greyed out for categories that must be taken as whole days. A half day applies to </w:t>
+      </w:r>
+      <w:r>
+        <w:rPr>
+          <w:rStyle w:val="Strong"/>
+        </w:rPr>
+        <w:t>one</w:t>
+      </w:r>
+      <w:r>
+        <w:rPr/>
+        <w:t xml:space="preserve"> day: if you want half a day off, set the start and end date to the same date. </w:t>
       </w:r>
     </w:p>
     <w:p>
@@ -1671,6 +1699,48 @@
       <w:r>
         <w:rPr/>
         <w:t xml:space="preserve">. It counts the working days, tells you your remaining balance, and warns you about anything that would block the request — before you submit. </w:t>
+      </w:r>
+    </w:p>
+    <w:p>
+      <w:pPr>
+        <w:pStyle w:val="BodyText"/>
+        <w:numPr>
+          <w:ilvl w:val="0"/>
+          <w:numId w:val="7"/>
+        </w:numPr>
+        <w:tabs>
+          <w:tab w:val="clear" w:pos="1134"/>
+          <w:tab w:val="left" w:pos="709" w:leader="none"/>
+        </w:tabs>
+        <w:bidi w:val="0"/>
+        <w:spacing w:before="0" w:after="0"/>
+        <w:ind w:hanging="283" w:left="709"/>
+        <w:jc w:val="left"/>
+        <w:rPr/>
+      </w:pPr>
+      <w:r>
+        <w:rPr/>
+        <w:t xml:space="preserve">Check the </w:t>
+      </w:r>
+      <w:r>
+        <w:rPr>
+          <w:rStyle w:val="Strong"/>
+        </w:rPr>
+        <w:t>cover panel</w:t>
+      </w:r>
+      <w:r>
+        <w:rPr/>
+        <w:t xml:space="preserve"> underneath it. If anyone else in your department is already off on those dates it names them and says how many days each is out. Where your department has a cover limit set, it also tells you whether your request would take the team past it. See </w:t>
+      </w:r>
+      <w:r>
+        <w:rPr>
+          <w:rStyle w:val="Emphasis"/>
+        </w:rPr>
+        <w:t>Who else is away</w:t>
+      </w:r>
+      <w:r>
+        <w:rPr/>
+        <w:t xml:space="preserve"> below. </w:t>
       </w:r>
     </w:p>
     <w:p>
@@ -1785,6 +1855,314 @@
     </w:tbl>
     <w:p>
       <w:pPr>
+        <w:pStyle w:val="Heading4"/>
+        <w:bidi w:val="0"/>
+        <w:jc w:val="left"/>
+        <w:rPr/>
+      </w:pPr>
+      <w:r>
+        <w:rPr/>
+        <w:t>Who else is away</w:t>
+      </w:r>
+    </w:p>
+    <w:p>
+      <w:pPr>
+        <w:pStyle w:val="BodyText"/>
+        <w:bidi w:val="0"/>
+        <w:jc w:val="left"/>
+        <w:rPr/>
+      </w:pPr>
+      <w:r>
+        <w:rPr/>
+        <w:t>The cover panel is advice, not a gate. Nothing it says will stop you submitting: sick leave cannot wait for a convenient rota, and your approver is the one who decides. What it does is put the staffing picture in front of the one person who can still move the dates cheaply — you, before the request is filed — instead of surfacing it days later as a rejection.</w:t>
+      </w:r>
+    </w:p>
+    <w:tbl>
+      <w:tblPr>
+        <w:tblW w:w="7193" w:type="dxa"/>
+        <w:jc w:val="left"/>
+        <w:tblInd w:w="-7" w:type="dxa"/>
+        <w:tblLayout w:type="fixed"/>
+        <w:tblCellMar>
+          <w:top w:w="75" w:type="dxa"/>
+          <w:left w:w="75" w:type="dxa"/>
+          <w:bottom w:w="75" w:type="dxa"/>
+          <w:right w:w="75" w:type="dxa"/>
+        </w:tblCellMar>
+      </w:tblPr>
+      <w:tblGrid>
+        <w:gridCol w:w="1156"/>
+        <w:gridCol w:w="6037"/>
+      </w:tblGrid>
+      <w:tr>
+        <w:trPr>
+          <w:tblHeader w:val="true"/>
+        </w:trPr>
+        <w:tc>
+          <w:tcPr>
+            <w:tcW w:w="1156" w:type="dxa"/>
+            <w:tcBorders>
+              <w:top w:val="single" w:sz="6" w:space="0" w:color="808080"/>
+              <w:left w:val="single" w:sz="6" w:space="0" w:color="808080"/>
+              <w:bottom w:val="single" w:sz="2" w:space="0" w:color="808080"/>
+              <w:right w:val="single" w:sz="6" w:space="0" w:color="808080"/>
+            </w:tcBorders>
+            <w:vAlign w:val="center"/>
+          </w:tcPr>
+          <w:p>
+            <w:pPr>
+              <w:pStyle w:val="TableHeading"/>
+              <w:bidi w:val="0"/>
+              <w:spacing w:before="0" w:after="160"/>
+              <w:jc w:val="left"/>
+              <w:rPr/>
+            </w:pPr>
+            <w:r>
+              <w:rPr/>
+              <w:t>What it says</w:t>
+            </w:r>
+          </w:p>
+        </w:tc>
+        <w:tc>
+          <w:tcPr>
+            <w:tcW w:w="6037" w:type="dxa"/>
+            <w:tcBorders>
+              <w:top w:val="single" w:sz="6" w:space="0" w:color="808080"/>
+              <w:left w:val="single" w:sz="2" w:space="0" w:color="808080"/>
+              <w:bottom w:val="single" w:sz="2" w:space="0" w:color="808080"/>
+              <w:right w:val="single" w:sz="6" w:space="0" w:color="808080"/>
+            </w:tcBorders>
+            <w:vAlign w:val="center"/>
+          </w:tcPr>
+          <w:p>
+            <w:pPr>
+              <w:pStyle w:val="TableHeading"/>
+              <w:bidi w:val="0"/>
+              <w:spacing w:before="0" w:after="160"/>
+              <w:jc w:val="left"/>
+              <w:rPr/>
+            </w:pPr>
+            <w:r>
+              <w:rPr/>
+              <w:t>What it means</w:t>
+            </w:r>
+          </w:p>
+        </w:tc>
+      </w:tr>
+      <w:tr>
+        <w:trPr/>
+        <w:tc>
+          <w:tcPr>
+            <w:tcW w:w="1156" w:type="dxa"/>
+            <w:tcBorders>
+              <w:left w:val="single" w:sz="6" w:space="0" w:color="808080"/>
+              <w:bottom w:val="single" w:sz="2" w:space="0" w:color="808080"/>
+              <w:right w:val="single" w:sz="6" w:space="0" w:color="808080"/>
+            </w:tcBorders>
+            <w:vAlign w:val="center"/>
+          </w:tcPr>
+          <w:p>
+            <w:pPr>
+              <w:pStyle w:val="TableContents"/>
+              <w:bidi w:val="0"/>
+              <w:spacing w:before="0" w:after="160"/>
+              <w:jc w:val="left"/>
+              <w:rPr/>
+            </w:pPr>
+            <w:r>
+              <w:rPr/>
+              <w:t>Names, in blue</w:t>
+            </w:r>
+          </w:p>
+        </w:tc>
+        <w:tc>
+          <w:tcPr>
+            <w:tcW w:w="6037" w:type="dxa"/>
+            <w:tcBorders>
+              <w:left w:val="single" w:sz="2" w:space="0" w:color="808080"/>
+              <w:bottom w:val="single" w:sz="2" w:space="0" w:color="808080"/>
+              <w:right w:val="single" w:sz="6" w:space="0" w:color="808080"/>
+            </w:tcBorders>
+            <w:vAlign w:val="center"/>
+          </w:tcPr>
+          <w:p>
+            <w:pPr>
+              <w:pStyle w:val="TableContents"/>
+              <w:bidi w:val="0"/>
+              <w:spacing w:before="0" w:after="160"/>
+              <w:jc w:val="left"/>
+              <w:rPr/>
+            </w:pPr>
+            <w:r>
+              <w:rPr/>
+              <w:t xml:space="preserve">Colleagues already off then. </w:t>
+            </w:r>
+            <w:r>
+              <w:rPr>
+                <w:rStyle w:val="Emphasis"/>
+              </w:rPr>
+              <w:t>Awaiting approval</w:t>
+            </w:r>
+            <w:r>
+              <w:rPr/>
+              <w:t xml:space="preserve"> marks a request that has not been decided yet, so it may still fall away.</w:t>
+            </w:r>
+          </w:p>
+        </w:tc>
+      </w:tr>
+      <w:tr>
+        <w:trPr/>
+        <w:tc>
+          <w:tcPr>
+            <w:tcW w:w="1156" w:type="dxa"/>
+            <w:tcBorders>
+              <w:left w:val="single" w:sz="6" w:space="0" w:color="808080"/>
+              <w:bottom w:val="single" w:sz="2" w:space="0" w:color="808080"/>
+              <w:right w:val="single" w:sz="6" w:space="0" w:color="808080"/>
+            </w:tcBorders>
+            <w:vAlign w:val="center"/>
+          </w:tcPr>
+          <w:p>
+            <w:pPr>
+              <w:pStyle w:val="TableContents"/>
+              <w:bidi w:val="0"/>
+              <w:spacing w:before="0" w:after="160"/>
+              <w:jc w:val="left"/>
+              <w:rPr/>
+            </w:pPr>
+            <w:r>
+              <w:rPr/>
+              <w:t>Amber</w:t>
+            </w:r>
+          </w:p>
+        </w:tc>
+        <w:tc>
+          <w:tcPr>
+            <w:tcW w:w="6037" w:type="dxa"/>
+            <w:tcBorders>
+              <w:left w:val="single" w:sz="2" w:space="0" w:color="808080"/>
+              <w:bottom w:val="single" w:sz="2" w:space="0" w:color="808080"/>
+              <w:right w:val="single" w:sz="6" w:space="0" w:color="808080"/>
+            </w:tcBorders>
+            <w:vAlign w:val="center"/>
+          </w:tcPr>
+          <w:p>
+            <w:pPr>
+              <w:pStyle w:val="TableContents"/>
+              <w:bidi w:val="0"/>
+              <w:spacing w:before="0" w:after="160"/>
+              <w:jc w:val="left"/>
+              <w:rPr/>
+            </w:pPr>
+            <w:r>
+              <w:rPr/>
+              <w:t>The department is already at or over its cover limit on some of those days, with or without you.</w:t>
+            </w:r>
+          </w:p>
+        </w:tc>
+      </w:tr>
+      <w:tr>
+        <w:trPr/>
+        <w:tc>
+          <w:tcPr>
+            <w:tcW w:w="1156" w:type="dxa"/>
+            <w:tcBorders>
+              <w:left w:val="single" w:sz="6" w:space="0" w:color="808080"/>
+              <w:bottom w:val="single" w:sz="6" w:space="0" w:color="808080"/>
+              <w:right w:val="single" w:sz="6" w:space="0" w:color="808080"/>
+            </w:tcBorders>
+            <w:vAlign w:val="center"/>
+          </w:tcPr>
+          <w:p>
+            <w:pPr>
+              <w:pStyle w:val="TableContents"/>
+              <w:bidi w:val="0"/>
+              <w:spacing w:before="0" w:after="160"/>
+              <w:jc w:val="left"/>
+              <w:rPr/>
+            </w:pPr>
+            <w:r>
+              <w:rPr/>
+              <w:t>Red</w:t>
+            </w:r>
+          </w:p>
+        </w:tc>
+        <w:tc>
+          <w:tcPr>
+            <w:tcW w:w="6037" w:type="dxa"/>
+            <w:tcBorders>
+              <w:left w:val="single" w:sz="2" w:space="0" w:color="808080"/>
+              <w:bottom w:val="single" w:sz="6" w:space="0" w:color="808080"/>
+              <w:right w:val="single" w:sz="6" w:space="0" w:color="808080"/>
+            </w:tcBorders>
+            <w:vAlign w:val="center"/>
+          </w:tcPr>
+          <w:p>
+            <w:pPr>
+              <w:pStyle w:val="TableContents"/>
+              <w:bidi w:val="0"/>
+              <w:spacing w:before="0" w:after="160"/>
+              <w:jc w:val="left"/>
+              <w:rPr/>
+            </w:pPr>
+            <w:r>
+              <w:rPr/>
+              <w:t>Your request is the one that would take the department past its limit. Move the dates if they can move; submit anyway if they cannot.</w:t>
+            </w:r>
+          </w:p>
+        </w:tc>
+      </w:tr>
+    </w:tbl>
+    <w:p>
+      <w:pPr>
+        <w:pStyle w:val="BodyText"/>
+        <w:bidi w:val="0"/>
+        <w:jc w:val="left"/>
+        <w:rPr/>
+      </w:pPr>
+      <w:r>
+        <w:rPr/>
+        <w:t>Leave categories are never shown for colleagues — only that they are away. The same rule applies on the team calendar, so nobody's sick or maternity leave is disclosed to the team.</w:t>
+      </w:r>
+    </w:p>
+    <w:p>
+      <w:pPr>
+        <w:pStyle w:val="Heading4"/>
+        <w:bidi w:val="0"/>
+        <w:jc w:val="left"/>
+        <w:rPr/>
+      </w:pPr>
+      <w:r>
+        <w:rPr/>
+        <w:t>Supporting documents</w:t>
+      </w:r>
+    </w:p>
+    <w:p>
+      <w:pPr>
+        <w:pStyle w:val="BodyText"/>
+        <w:bidi w:val="0"/>
+        <w:jc w:val="left"/>
+        <w:rPr/>
+      </w:pPr>
+      <w:r>
+        <w:rPr/>
+        <w:t>Documents you attach are private. Only you and the people who approve your request — your line manager, HR, the executive and system administrators — can open one. Colleagues who can see your absence on the team calendar cannot open the certificate behind it. PDF, JPG and PNG up to 5 MB are accepted.</w:t>
+      </w:r>
+    </w:p>
+    <w:p>
+      <w:pPr>
+        <w:pStyle w:val="BodyText"/>
+        <w:bidi w:val="0"/>
+        <w:jc w:val="left"/>
+        <w:rPr/>
+      </w:pPr>
+      <w:r>
+        <w:rPr/>
+        <w:t>If a document fails to upload the whole request is refused rather than filed without it, so a certificate can never go missing quietly.</w:t>
+      </w:r>
+    </w:p>
+    <w:p>
+      <w:pPr>
         <w:pStyle w:val="Heading3"/>
         <w:bidi w:val="0"/>
         <w:jc w:val="left"/>
@@ -1838,7 +2216,19 @@
       </w:r>
       <w:r>
         <w:rPr/>
-        <w:t xml:space="preserve"> withdraws a request. Cancel one that is still in approval and the held days return to your balance immediately. Cancel one that was already approved and the used days are given back.</w:t>
+        <w:t xml:space="preserve"> withdraws a request. Cancel one that is still in approval and the held days return to your balance immediately. Cancel approved leave before it starts and the days are given back to you.</w:t>
+      </w:r>
+    </w:p>
+    <w:p>
+      <w:pPr>
+        <w:pStyle w:val="BodyText"/>
+        <w:bidi w:val="0"/>
+        <w:jc w:val="left"/>
+        <w:rPr/>
+      </w:pPr>
+      <w:r>
+        <w:rPr/>
+        <w:t>Once leave has started you can no longer cancel it yourself and the button is gone: the days were taken, and handing them back afterwards would turn time off into credit. If the dates genuinely changed — you came back early, or never went — ask HR. They can correct it, and the correction is recorded in the audit log.</w:t>
       </w:r>
     </w:p>
     <w:p>
@@ -8432,8 +8822,8 @@
         </w:tblCellMar>
       </w:tblPr>
       <w:tblGrid>
-        <w:gridCol w:w="1902"/>
-        <w:gridCol w:w="5291"/>
+        <w:gridCol w:w="2092"/>
+        <w:gridCol w:w="5101"/>
       </w:tblGrid>
       <w:tr>
         <w:trPr>
@@ -8441,7 +8831,7 @@
         </w:trPr>
         <w:tc>
           <w:tcPr>
-            <w:tcW w:w="1902" w:type="dxa"/>
+            <w:tcW w:w="2092" w:type="dxa"/>
             <w:tcBorders>
               <w:top w:val="single" w:sz="6" w:space="0" w:color="808080"/>
               <w:left w:val="single" w:sz="6" w:space="0" w:color="808080"/>
@@ -8466,7 +8856,7 @@
         </w:tc>
         <w:tc>
           <w:tcPr>
-            <w:tcW w:w="5291" w:type="dxa"/>
+            <w:tcW w:w="5101" w:type="dxa"/>
             <w:tcBorders>
               <w:top w:val="single" w:sz="6" w:space="0" w:color="808080"/>
               <w:left w:val="single" w:sz="2" w:space="0" w:color="808080"/>
@@ -8494,7 +8884,7 @@
         <w:trPr/>
         <w:tc>
           <w:tcPr>
-            <w:tcW w:w="1902" w:type="dxa"/>
+            <w:tcW w:w="2092" w:type="dxa"/>
             <w:tcBorders>
               <w:left w:val="single" w:sz="6" w:space="0" w:color="808080"/>
               <w:bottom w:val="single" w:sz="2" w:space="0" w:color="808080"/>
@@ -8520,7 +8910,7 @@
         </w:tc>
         <w:tc>
           <w:tcPr>
-            <w:tcW w:w="5291" w:type="dxa"/>
+            <w:tcW w:w="5101" w:type="dxa"/>
             <w:tcBorders>
               <w:left w:val="single" w:sz="2" w:space="0" w:color="808080"/>
               <w:bottom w:val="single" w:sz="2" w:space="0" w:color="808080"/>
@@ -8547,7 +8937,7 @@
         <w:trPr/>
         <w:tc>
           <w:tcPr>
-            <w:tcW w:w="1902" w:type="dxa"/>
+            <w:tcW w:w="2092" w:type="dxa"/>
             <w:tcBorders>
               <w:left w:val="single" w:sz="6" w:space="0" w:color="808080"/>
               <w:bottom w:val="single" w:sz="2" w:space="0" w:color="808080"/>
@@ -8573,7 +8963,7 @@
         </w:tc>
         <w:tc>
           <w:tcPr>
-            <w:tcW w:w="5291" w:type="dxa"/>
+            <w:tcW w:w="5101" w:type="dxa"/>
             <w:tcBorders>
               <w:left w:val="single" w:sz="2" w:space="0" w:color="808080"/>
               <w:bottom w:val="single" w:sz="2" w:space="0" w:color="808080"/>
@@ -8600,7 +8990,7 @@
         <w:trPr/>
         <w:tc>
           <w:tcPr>
-            <w:tcW w:w="1902" w:type="dxa"/>
+            <w:tcW w:w="2092" w:type="dxa"/>
             <w:tcBorders>
               <w:left w:val="single" w:sz="6" w:space="0" w:color="808080"/>
               <w:bottom w:val="single" w:sz="2" w:space="0" w:color="808080"/>
@@ -8626,7 +9016,7 @@
         </w:tc>
         <w:tc>
           <w:tcPr>
-            <w:tcW w:w="5291" w:type="dxa"/>
+            <w:tcW w:w="5101" w:type="dxa"/>
             <w:tcBorders>
               <w:left w:val="single" w:sz="2" w:space="0" w:color="808080"/>
               <w:bottom w:val="single" w:sz="2" w:space="0" w:color="808080"/>
@@ -8653,7 +9043,7 @@
         <w:trPr/>
         <w:tc>
           <w:tcPr>
-            <w:tcW w:w="1902" w:type="dxa"/>
+            <w:tcW w:w="2092" w:type="dxa"/>
             <w:tcBorders>
               <w:left w:val="single" w:sz="6" w:space="0" w:color="808080"/>
               <w:bottom w:val="single" w:sz="2" w:space="0" w:color="808080"/>
@@ -8679,7 +9069,7 @@
         </w:tc>
         <w:tc>
           <w:tcPr>
-            <w:tcW w:w="5291" w:type="dxa"/>
+            <w:tcW w:w="5101" w:type="dxa"/>
             <w:tcBorders>
               <w:left w:val="single" w:sz="2" w:space="0" w:color="808080"/>
               <w:bottom w:val="single" w:sz="2" w:space="0" w:color="808080"/>
@@ -8706,7 +9096,7 @@
         <w:trPr/>
         <w:tc>
           <w:tcPr>
-            <w:tcW w:w="1902" w:type="dxa"/>
+            <w:tcW w:w="2092" w:type="dxa"/>
             <w:tcBorders>
               <w:left w:val="single" w:sz="6" w:space="0" w:color="808080"/>
               <w:bottom w:val="single" w:sz="2" w:space="0" w:color="808080"/>
@@ -8732,7 +9122,7 @@
         </w:tc>
         <w:tc>
           <w:tcPr>
-            <w:tcW w:w="5291" w:type="dxa"/>
+            <w:tcW w:w="5101" w:type="dxa"/>
             <w:tcBorders>
               <w:left w:val="single" w:sz="2" w:space="0" w:color="808080"/>
               <w:bottom w:val="single" w:sz="2" w:space="0" w:color="808080"/>
@@ -8759,7 +9149,113 @@
         <w:trPr/>
         <w:tc>
           <w:tcPr>
-            <w:tcW w:w="1902" w:type="dxa"/>
+            <w:tcW w:w="2092" w:type="dxa"/>
+            <w:tcBorders>
+              <w:left w:val="single" w:sz="6" w:space="0" w:color="808080"/>
+              <w:bottom w:val="single" w:sz="2" w:space="0" w:color="808080"/>
+              <w:right w:val="single" w:sz="6" w:space="0" w:color="808080"/>
+            </w:tcBorders>
+            <w:vAlign w:val="center"/>
+          </w:tcPr>
+          <w:p>
+            <w:pPr>
+              <w:pStyle w:val="TableContents"/>
+              <w:bidi w:val="0"/>
+              <w:spacing w:before="0" w:after="160"/>
+              <w:jc w:val="left"/>
+              <w:rPr/>
+            </w:pPr>
+            <w:r>
+              <w:rPr>
+                <w:rStyle w:val="Strong"/>
+              </w:rPr>
+              <w:t>Half day across a range</w:t>
+            </w:r>
+          </w:p>
+        </w:tc>
+        <w:tc>
+          <w:tcPr>
+            <w:tcW w:w="5101" w:type="dxa"/>
+            <w:tcBorders>
+              <w:left w:val="single" w:sz="2" w:space="0" w:color="808080"/>
+              <w:bottom w:val="single" w:sz="2" w:space="0" w:color="808080"/>
+              <w:right w:val="single" w:sz="6" w:space="0" w:color="808080"/>
+            </w:tcBorders>
+            <w:vAlign w:val="center"/>
+          </w:tcPr>
+          <w:p>
+            <w:pPr>
+              <w:pStyle w:val="TableContents"/>
+              <w:bidi w:val="0"/>
+              <w:spacing w:before="0" w:after="160"/>
+              <w:jc w:val="left"/>
+              <w:rPr/>
+            </w:pPr>
+            <w:r>
+              <w:rPr/>
+              <w:t>A half day belongs to one day. Choose half a day with a start and end date days apart and the form refuses it — set both dates to the same day instead.</w:t>
+            </w:r>
+          </w:p>
+        </w:tc>
+      </w:tr>
+      <w:tr>
+        <w:trPr/>
+        <w:tc>
+          <w:tcPr>
+            <w:tcW w:w="2092" w:type="dxa"/>
+            <w:tcBorders>
+              <w:left w:val="single" w:sz="6" w:space="0" w:color="808080"/>
+              <w:bottom w:val="single" w:sz="2" w:space="0" w:color="808080"/>
+              <w:right w:val="single" w:sz="6" w:space="0" w:color="808080"/>
+            </w:tcBorders>
+            <w:vAlign w:val="center"/>
+          </w:tcPr>
+          <w:p>
+            <w:pPr>
+              <w:pStyle w:val="TableContents"/>
+              <w:bidi w:val="0"/>
+              <w:spacing w:before="0" w:after="160"/>
+              <w:jc w:val="left"/>
+              <w:rPr/>
+            </w:pPr>
+            <w:r>
+              <w:rPr>
+                <w:rStyle w:val="Strong"/>
+              </w:rPr>
+              <w:t>Cancelling leave you are already taking</w:t>
+            </w:r>
+          </w:p>
+        </w:tc>
+        <w:tc>
+          <w:tcPr>
+            <w:tcW w:w="5101" w:type="dxa"/>
+            <w:tcBorders>
+              <w:left w:val="single" w:sz="2" w:space="0" w:color="808080"/>
+              <w:bottom w:val="single" w:sz="2" w:space="0" w:color="808080"/>
+              <w:right w:val="single" w:sz="6" w:space="0" w:color="808080"/>
+            </w:tcBorders>
+            <w:vAlign w:val="center"/>
+          </w:tcPr>
+          <w:p>
+            <w:pPr>
+              <w:pStyle w:val="TableContents"/>
+              <w:bidi w:val="0"/>
+              <w:spacing w:before="0" w:after="160"/>
+              <w:jc w:val="left"/>
+              <w:rPr/>
+            </w:pPr>
+            <w:r>
+              <w:rPr/>
+              <w:t>Approved leave can be cancelled up to the day before it starts. From the first day onward only HR can correct it.</w:t>
+            </w:r>
+          </w:p>
+        </w:tc>
+      </w:tr>
+      <w:tr>
+        <w:trPr/>
+        <w:tc>
+          <w:tcPr>
+            <w:tcW w:w="2092" w:type="dxa"/>
             <w:tcBorders>
               <w:left w:val="single" w:sz="6" w:space="0" w:color="808080"/>
               <w:bottom w:val="single" w:sz="2" w:space="0" w:color="808080"/>
@@ -8785,7 +9281,7 @@
         </w:tc>
         <w:tc>
           <w:tcPr>
-            <w:tcW w:w="5291" w:type="dxa"/>
+            <w:tcW w:w="5101" w:type="dxa"/>
             <w:tcBorders>
               <w:left w:val="single" w:sz="2" w:space="0" w:color="808080"/>
               <w:bottom w:val="single" w:sz="2" w:space="0" w:color="808080"/>
@@ -8812,7 +9308,7 @@
         <w:trPr/>
         <w:tc>
           <w:tcPr>
-            <w:tcW w:w="1902" w:type="dxa"/>
+            <w:tcW w:w="2092" w:type="dxa"/>
             <w:tcBorders>
               <w:left w:val="single" w:sz="6" w:space="0" w:color="808080"/>
               <w:bottom w:val="single" w:sz="6" w:space="0" w:color="808080"/>
@@ -8838,7 +9334,7 @@
         </w:tc>
         <w:tc>
           <w:tcPr>
-            <w:tcW w:w="5291" w:type="dxa"/>
+            <w:tcW w:w="5101" w:type="dxa"/>
             <w:tcBorders>
               <w:left w:val="single" w:sz="2" w:space="0" w:color="808080"/>
               <w:bottom w:val="single" w:sz="6" w:space="0" w:color="808080"/>
@@ -11354,6 +11850,7 @@
     </w:lvl>
     <w:lvl w:ilvl="3">
       <w:start w:val="1"/>
+      <w:pStyle w:val="Heading4"/>
       <w:numFmt w:val="none"/>
       <w:suff w:val="nothing"/>
       <w:lvlText w:val="%4"/>
@@ -11571,6 +12068,23 @@
       <w:color w:val="004668"/>
       <w:sz w:val="25"/>
       <w:szCs w:val="25"/>
+    </w:rPr>
+  </w:style>
+  <w:style w:type="paragraph" w:styleId="Heading4">
+    <w:name w:val="Heading 4"/>
+    <w:basedOn w:val="Heading"/>
+    <w:next w:val="BodyText"/>
+    <w:qFormat/>
+    <w:pPr>
+      <w:spacing w:before="120" w:after="120"/>
+      <w:outlineLvl w:val="3"/>
+    </w:pPr>
+    <w:rPr>
+      <w:rFonts w:ascii="Liberation Serif" w:hAnsi="Liberation Serif" w:eastAsia="Noto Serif CJK SC" w:cs="Lohit Devanagari"/>
+      <w:b/>
+      <w:bCs/>
+      <w:sz w:val="24"/>
+      <w:szCs w:val="24"/>
     </w:rPr>
   </w:style>
   <w:style w:type="character" w:styleId="EndnoteCharacters">

--- a/docs/08_USER_MANUAL.docx
+++ b/docs/08_USER_MANUAL.docx
@@ -1483,8 +1483,290 @@
         <w:rPr/>
       </w:pPr>
       <w:r>
-        <w:rPr/>
-        <w:t>Requests still awaiting approval appear in outline and are counted, so a clash is visible before somebody signs it off.</w:t>
+        <w:rPr>
+          <w:rStyle w:val="Strong"/>
+        </w:rPr>
+        <w:t>Approved leave and requests are shown differently</w:t>
+      </w:r>
+      <w:r>
+        <w:rPr/>
+        <w:t>, because a day is only plannable if you can tell what is booked from what has merely been asked for:</w:t>
+      </w:r>
+    </w:p>
+    <w:tbl>
+      <w:tblPr>
+        <w:tblW w:w="7193" w:type="dxa"/>
+        <w:jc w:val="left"/>
+        <w:tblInd w:w="-7" w:type="dxa"/>
+        <w:tblLayout w:type="fixed"/>
+        <w:tblCellMar>
+          <w:top w:w="75" w:type="dxa"/>
+          <w:left w:w="75" w:type="dxa"/>
+          <w:bottom w:w="75" w:type="dxa"/>
+          <w:right w:w="75" w:type="dxa"/>
+        </w:tblCellMar>
+      </w:tblPr>
+      <w:tblGrid>
+        <w:gridCol w:w="2171"/>
+        <w:gridCol w:w="5022"/>
+      </w:tblGrid>
+      <w:tr>
+        <w:trPr>
+          <w:tblHeader w:val="true"/>
+        </w:trPr>
+        <w:tc>
+          <w:tcPr>
+            <w:tcW w:w="2171" w:type="dxa"/>
+            <w:tcBorders>
+              <w:top w:val="single" w:sz="6" w:space="0" w:color="808080"/>
+              <w:left w:val="single" w:sz="6" w:space="0" w:color="808080"/>
+              <w:bottom w:val="single" w:sz="2" w:space="0" w:color="808080"/>
+              <w:right w:val="single" w:sz="6" w:space="0" w:color="808080"/>
+            </w:tcBorders>
+            <w:vAlign w:val="center"/>
+          </w:tcPr>
+          <w:p>
+            <w:pPr>
+              <w:pStyle w:val="TableHeading"/>
+              <w:bidi w:val="0"/>
+              <w:spacing w:before="0" w:after="160"/>
+              <w:jc w:val="left"/>
+              <w:rPr/>
+            </w:pPr>
+            <w:r>
+              <w:rPr/>
+              <w:t>On the calendar</w:t>
+            </w:r>
+          </w:p>
+        </w:tc>
+        <w:tc>
+          <w:tcPr>
+            <w:tcW w:w="5022" w:type="dxa"/>
+            <w:tcBorders>
+              <w:top w:val="single" w:sz="6" w:space="0" w:color="808080"/>
+              <w:left w:val="single" w:sz="2" w:space="0" w:color="808080"/>
+              <w:bottom w:val="single" w:sz="2" w:space="0" w:color="808080"/>
+              <w:right w:val="single" w:sz="6" w:space="0" w:color="808080"/>
+            </w:tcBorders>
+            <w:vAlign w:val="center"/>
+          </w:tcPr>
+          <w:p>
+            <w:pPr>
+              <w:pStyle w:val="TableHeading"/>
+              <w:bidi w:val="0"/>
+              <w:spacing w:before="0" w:after="160"/>
+              <w:jc w:val="left"/>
+              <w:rPr/>
+            </w:pPr>
+            <w:r>
+              <w:rPr/>
+              <w:t>What it means</w:t>
+            </w:r>
+          </w:p>
+        </w:tc>
+      </w:tr>
+      <w:tr>
+        <w:trPr/>
+        <w:tc>
+          <w:tcPr>
+            <w:tcW w:w="2171" w:type="dxa"/>
+            <w:tcBorders>
+              <w:left w:val="single" w:sz="6" w:space="0" w:color="808080"/>
+              <w:bottom w:val="single" w:sz="2" w:space="0" w:color="808080"/>
+              <w:right w:val="single" w:sz="6" w:space="0" w:color="808080"/>
+            </w:tcBorders>
+            <w:vAlign w:val="center"/>
+          </w:tcPr>
+          <w:p>
+            <w:pPr>
+              <w:pStyle w:val="TableContents"/>
+              <w:bidi w:val="0"/>
+              <w:spacing w:before="0" w:after="160"/>
+              <w:jc w:val="left"/>
+              <w:rPr/>
+            </w:pPr>
+            <w:r>
+              <w:rPr/>
+              <w:t xml:space="preserve">Solid entry, marked </w:t>
+            </w:r>
+            <w:r>
+              <w:rPr>
+                <w:rStyle w:val="Emphasis"/>
+              </w:rPr>
+              <w:t>Away</w:t>
+            </w:r>
+          </w:p>
+        </w:tc>
+        <w:tc>
+          <w:tcPr>
+            <w:tcW w:w="5022" w:type="dxa"/>
+            <w:tcBorders>
+              <w:left w:val="single" w:sz="2" w:space="0" w:color="808080"/>
+              <w:bottom w:val="single" w:sz="2" w:space="0" w:color="808080"/>
+              <w:right w:val="single" w:sz="6" w:space="0" w:color="808080"/>
+            </w:tcBorders>
+            <w:vAlign w:val="center"/>
+          </w:tcPr>
+          <w:p>
+            <w:pPr>
+              <w:pStyle w:val="TableContents"/>
+              <w:bidi w:val="0"/>
+              <w:spacing w:before="0" w:after="160"/>
+              <w:jc w:val="left"/>
+              <w:rPr/>
+            </w:pPr>
+            <w:r>
+              <w:rPr/>
+              <w:t xml:space="preserve">Approved. That person is off. Counted in the day's total, e.g. </w:t>
+            </w:r>
+            <w:r>
+              <w:rPr>
+                <w:rStyle w:val="SourceText"/>
+              </w:rPr>
+              <w:t>2/8</w:t>
+            </w:r>
+            <w:r>
+              <w:rPr/>
+              <w:t>.</w:t>
+            </w:r>
+          </w:p>
+        </w:tc>
+      </w:tr>
+      <w:tr>
+        <w:trPr/>
+        <w:tc>
+          <w:tcPr>
+            <w:tcW w:w="2171" w:type="dxa"/>
+            <w:tcBorders>
+              <w:left w:val="single" w:sz="6" w:space="0" w:color="808080"/>
+              <w:bottom w:val="single" w:sz="2" w:space="0" w:color="808080"/>
+              <w:right w:val="single" w:sz="6" w:space="0" w:color="808080"/>
+            </w:tcBorders>
+            <w:vAlign w:val="center"/>
+          </w:tcPr>
+          <w:p>
+            <w:pPr>
+              <w:pStyle w:val="TableContents"/>
+              <w:bidi w:val="0"/>
+              <w:spacing w:before="0" w:after="160"/>
+              <w:jc w:val="left"/>
+              <w:rPr/>
+            </w:pPr>
+            <w:r>
+              <w:rPr/>
+              <w:t xml:space="preserve">Dashed italic entry, marked </w:t>
+            </w:r>
+            <w:r>
+              <w:rPr>
+                <w:rStyle w:val="Emphasis"/>
+              </w:rPr>
+              <w:t>Applied</w:t>
+            </w:r>
+          </w:p>
+        </w:tc>
+        <w:tc>
+          <w:tcPr>
+            <w:tcW w:w="5022" w:type="dxa"/>
+            <w:tcBorders>
+              <w:left w:val="single" w:sz="2" w:space="0" w:color="808080"/>
+              <w:bottom w:val="single" w:sz="2" w:space="0" w:color="808080"/>
+              <w:right w:val="single" w:sz="6" w:space="0" w:color="808080"/>
+            </w:tcBorders>
+            <w:vAlign w:val="center"/>
+          </w:tcPr>
+          <w:p>
+            <w:pPr>
+              <w:pStyle w:val="TableContents"/>
+              <w:bidi w:val="0"/>
+              <w:spacing w:before="0" w:after="160"/>
+              <w:jc w:val="left"/>
+              <w:rPr/>
+            </w:pPr>
+            <w:r>
+              <w:rPr/>
+              <w:t xml:space="preserve">Applied for and still awaiting a decision. Counted separately as </w:t>
+            </w:r>
+            <w:r>
+              <w:rPr>
+                <w:rStyle w:val="SourceText"/>
+              </w:rPr>
+              <w:t>+1</w:t>
+            </w:r>
+            <w:r>
+              <w:rPr/>
+              <w:t xml:space="preserve"> beside the total, never inside it.</w:t>
+            </w:r>
+          </w:p>
+        </w:tc>
+      </w:tr>
+      <w:tr>
+        <w:trPr/>
+        <w:tc>
+          <w:tcPr>
+            <w:tcW w:w="2171" w:type="dxa"/>
+            <w:tcBorders>
+              <w:left w:val="single" w:sz="6" w:space="0" w:color="808080"/>
+              <w:bottom w:val="single" w:sz="6" w:space="0" w:color="808080"/>
+              <w:right w:val="single" w:sz="6" w:space="0" w:color="808080"/>
+            </w:tcBorders>
+            <w:vAlign w:val="center"/>
+          </w:tcPr>
+          <w:p>
+            <w:pPr>
+              <w:pStyle w:val="TableContents"/>
+              <w:bidi w:val="0"/>
+              <w:spacing w:before="0" w:after="160"/>
+              <w:jc w:val="left"/>
+              <w:rPr/>
+            </w:pPr>
+            <w:r>
+              <w:rPr/>
+              <w:t xml:space="preserve">Entry reading </w:t>
+            </w:r>
+            <w:r>
+              <w:rPr>
+                <w:rStyle w:val="Strong"/>
+              </w:rPr>
+              <w:t>You</w:t>
+            </w:r>
+          </w:p>
+        </w:tc>
+        <w:tc>
+          <w:tcPr>
+            <w:tcW w:w="5022" w:type="dxa"/>
+            <w:tcBorders>
+              <w:left w:val="single" w:sz="2" w:space="0" w:color="808080"/>
+              <w:bottom w:val="single" w:sz="6" w:space="0" w:color="808080"/>
+              <w:right w:val="single" w:sz="6" w:space="0" w:color="808080"/>
+            </w:tcBorders>
+            <w:vAlign w:val="center"/>
+          </w:tcPr>
+          <w:p>
+            <w:pPr>
+              <w:pStyle w:val="TableContents"/>
+              <w:bidi w:val="0"/>
+              <w:spacing w:before="0" w:after="160"/>
+              <w:jc w:val="left"/>
+              <w:rPr/>
+            </w:pPr>
+            <w:r>
+              <w:rPr/>
+              <w:t>Your own leave, so you can find yourself in a busy month.</w:t>
+            </w:r>
+          </w:p>
+        </w:tc>
+      </w:tr>
+    </w:tbl>
+    <w:p>
+      <w:pPr>
+        <w:pStyle w:val="BodyText"/>
+        <w:bidi w:val="0"/>
+        <w:jc w:val="left"/>
+        <w:rPr/>
+      </w:pPr>
+      <w:r>
+        <w:rPr/>
+        <w:t>A legend above the grid names both. The month header also totals them: how many people are approved off, and how many are still waiting on a decision.</w:t>
       </w:r>
     </w:p>
     <w:p>

--- a/docs/08_USER_MANUAL.docx
+++ b/docs/08_USER_MANUAL.docx
@@ -1507,8 +1507,8 @@
         </w:tblCellMar>
       </w:tblPr>
       <w:tblGrid>
-        <w:gridCol w:w="2171"/>
-        <w:gridCol w:w="5022"/>
+        <w:gridCol w:w="2409"/>
+        <w:gridCol w:w="4784"/>
       </w:tblGrid>
       <w:tr>
         <w:trPr>
@@ -1516,7 +1516,7 @@
         </w:trPr>
         <w:tc>
           <w:tcPr>
-            <w:tcW w:w="2171" w:type="dxa"/>
+            <w:tcW w:w="2409" w:type="dxa"/>
             <w:tcBorders>
               <w:top w:val="single" w:sz="6" w:space="0" w:color="808080"/>
               <w:left w:val="single" w:sz="6" w:space="0" w:color="808080"/>
@@ -1541,7 +1541,7 @@
         </w:tc>
         <w:tc>
           <w:tcPr>
-            <w:tcW w:w="5022" w:type="dxa"/>
+            <w:tcW w:w="4784" w:type="dxa"/>
             <w:tcBorders>
               <w:top w:val="single" w:sz="6" w:space="0" w:color="808080"/>
               <w:left w:val="single" w:sz="2" w:space="0" w:color="808080"/>
@@ -1569,7 +1569,7 @@
         <w:trPr/>
         <w:tc>
           <w:tcPr>
-            <w:tcW w:w="2171" w:type="dxa"/>
+            <w:tcW w:w="2409" w:type="dxa"/>
             <w:tcBorders>
               <w:left w:val="single" w:sz="6" w:space="0" w:color="808080"/>
               <w:bottom w:val="single" w:sz="2" w:space="0" w:color="808080"/>
@@ -1587,37 +1587,37 @@
             </w:pPr>
             <w:r>
               <w:rPr/>
-              <w:t xml:space="preserve">Solid entry, marked </w:t>
+              <w:t xml:space="preserve">Blue chip reading </w:t>
             </w:r>
             <w:r>
               <w:rPr>
-                <w:rStyle w:val="Emphasis"/>
+                <w:rStyle w:val="Strong"/>
               </w:rPr>
-              <w:t>Away</w:t>
-            </w:r>
-          </w:p>
-        </w:tc>
-        <w:tc>
-          <w:tcPr>
-            <w:tcW w:w="5022" w:type="dxa"/>
-            <w:tcBorders>
-              <w:left w:val="single" w:sz="2" w:space="0" w:color="808080"/>
-              <w:bottom w:val="single" w:sz="2" w:space="0" w:color="808080"/>
-              <w:right w:val="single" w:sz="6" w:space="0" w:color="808080"/>
-            </w:tcBorders>
-            <w:vAlign w:val="center"/>
-          </w:tcPr>
-          <w:p>
-            <w:pPr>
-              <w:pStyle w:val="TableContents"/>
-              <w:bidi w:val="0"/>
-              <w:spacing w:before="0" w:after="160"/>
-              <w:jc w:val="left"/>
-              <w:rPr/>
-            </w:pPr>
-            <w:r>
-              <w:rPr/>
-              <w:t xml:space="preserve">Approved. That person is off. Counted in the day's total, e.g. </w:t>
+              <w:t>Approved</w:t>
+            </w:r>
+          </w:p>
+        </w:tc>
+        <w:tc>
+          <w:tcPr>
+            <w:tcW w:w="4784" w:type="dxa"/>
+            <w:tcBorders>
+              <w:left w:val="single" w:sz="2" w:space="0" w:color="808080"/>
+              <w:bottom w:val="single" w:sz="2" w:space="0" w:color="808080"/>
+              <w:right w:val="single" w:sz="6" w:space="0" w:color="808080"/>
+            </w:tcBorders>
+            <w:vAlign w:val="center"/>
+          </w:tcPr>
+          <w:p>
+            <w:pPr>
+              <w:pStyle w:val="TableContents"/>
+              <w:bidi w:val="0"/>
+              <w:spacing w:before="0" w:after="160"/>
+              <w:jc w:val="left"/>
+              <w:rPr/>
+            </w:pPr>
+            <w:r>
+              <w:rPr/>
+              <w:t xml:space="preserve">Signed off. That person will be off. Counted in the day's total, e.g. </w:t>
             </w:r>
             <w:r>
               <w:rPr>
@@ -1636,7 +1636,7 @@
         <w:trPr/>
         <w:tc>
           <w:tcPr>
-            <w:tcW w:w="2171" w:type="dxa"/>
+            <w:tcW w:w="2409" w:type="dxa"/>
             <w:tcBorders>
               <w:left w:val="single" w:sz="6" w:space="0" w:color="808080"/>
               <w:bottom w:val="single" w:sz="2" w:space="0" w:color="808080"/>
@@ -1654,47 +1654,47 @@
             </w:pPr>
             <w:r>
               <w:rPr/>
-              <w:t xml:space="preserve">Dashed italic entry, marked </w:t>
+              <w:t xml:space="preserve">Amber chip reading </w:t>
             </w:r>
             <w:r>
               <w:rPr>
-                <w:rStyle w:val="Emphasis"/>
+                <w:rStyle w:val="Strong"/>
               </w:rPr>
-              <w:t>Applied</w:t>
-            </w:r>
-          </w:p>
-        </w:tc>
-        <w:tc>
-          <w:tcPr>
-            <w:tcW w:w="5022" w:type="dxa"/>
-            <w:tcBorders>
-              <w:left w:val="single" w:sz="2" w:space="0" w:color="808080"/>
-              <w:bottom w:val="single" w:sz="2" w:space="0" w:color="808080"/>
-              <w:right w:val="single" w:sz="6" w:space="0" w:color="808080"/>
-            </w:tcBorders>
-            <w:vAlign w:val="center"/>
-          </w:tcPr>
-          <w:p>
-            <w:pPr>
-              <w:pStyle w:val="TableContents"/>
-              <w:bidi w:val="0"/>
-              <w:spacing w:before="0" w:after="160"/>
-              <w:jc w:val="left"/>
-              <w:rPr/>
-            </w:pPr>
-            <w:r>
-              <w:rPr/>
-              <w:t xml:space="preserve">Applied for and still awaiting a decision. Counted separately as </w:t>
+              <w:t>Requested · not yet approved</w:t>
+            </w:r>
+          </w:p>
+        </w:tc>
+        <w:tc>
+          <w:tcPr>
+            <w:tcW w:w="4784" w:type="dxa"/>
+            <w:tcBorders>
+              <w:left w:val="single" w:sz="2" w:space="0" w:color="808080"/>
+              <w:bottom w:val="single" w:sz="2" w:space="0" w:color="808080"/>
+              <w:right w:val="single" w:sz="6" w:space="0" w:color="808080"/>
+            </w:tcBorders>
+            <w:vAlign w:val="center"/>
+          </w:tcPr>
+          <w:p>
+            <w:pPr>
+              <w:pStyle w:val="TableContents"/>
+              <w:bidi w:val="0"/>
+              <w:spacing w:before="0" w:after="160"/>
+              <w:jc w:val="left"/>
+              <w:rPr/>
+            </w:pPr>
+            <w:r>
+              <w:rPr/>
+              <w:t xml:space="preserve">Somebody has asked for this leave and nobody has decided yet. It might still be refused, so it is </w:t>
             </w:r>
             <w:r>
               <w:rPr>
-                <w:rStyle w:val="SourceText"/>
+                <w:rStyle w:val="Strong"/>
               </w:rPr>
-              <w:t>+1</w:t>
-            </w:r>
-            <w:r>
-              <w:rPr/>
-              <w:t xml:space="preserve"> beside the total, never inside it.</w:t>
+              <w:t>never counted</w:t>
+            </w:r>
+            <w:r>
+              <w:rPr/>
+              <w:t xml:space="preserve"> in the day's total.</w:t>
             </w:r>
           </w:p>
         </w:tc>
@@ -1703,7 +1703,7 @@
         <w:trPr/>
         <w:tc>
           <w:tcPr>
-            <w:tcW w:w="2171" w:type="dxa"/>
+            <w:tcW w:w="2409" w:type="dxa"/>
             <w:tcBorders>
               <w:left w:val="single" w:sz="6" w:space="0" w:color="808080"/>
               <w:bottom w:val="single" w:sz="6" w:space="0" w:color="808080"/>
@@ -1733,7 +1733,7 @@
         </w:tc>
         <w:tc>
           <w:tcPr>
-            <w:tcW w:w="5022" w:type="dxa"/>
+            <w:tcW w:w="4784" w:type="dxa"/>
             <w:tcBorders>
               <w:left w:val="single" w:sz="2" w:space="0" w:color="808080"/>
               <w:bottom w:val="single" w:sz="6" w:space="0" w:color="808080"/>
@@ -1757,6 +1757,18 @@
         </w:tc>
       </w:tr>
     </w:tbl>
+    <w:p>
+      <w:pPr>
+        <w:pStyle w:val="BodyText"/>
+        <w:bidi w:val="0"/>
+        <w:jc w:val="left"/>
+        <w:rPr/>
+      </w:pPr>
+      <w:r>
+        <w:rPr/>
+        <w:t>So if a colleague appears on a day in amber, they have put in a leave request that has not been approved — useful to know before you request the same days, and not something to plan cover around yet.</w:t>
+      </w:r>
+    </w:p>
     <w:p>
       <w:pPr>
         <w:pStyle w:val="BodyText"/>

--- a/docs/08_USER_MANUAL.docx
+++ b/docs/08_USER_MANUAL.docx
@@ -12,7 +12,7 @@
       </w:pPr>
       <w:r>
         <w:rPr/>
-        <w:t>User Manual — Leave Management System</w:t>
+        <w:t>User Manual: Leave Management System</w:t>
       </w:r>
     </w:p>
     <w:p>
@@ -38,7 +38,7 @@
       </w:pPr>
       <w:r>
         <w:rPr/>
-        <w:t>How to request leave, approve it, and administer the system — written for every role that uses it.</w:t>
+        <w:t>How to request leave, approve it, and administer the system, written for every role that uses it.</w:t>
       </w:r>
     </w:p>
     <w:tbl>
@@ -55,13 +55,13 @@
         </w:tblCellMar>
       </w:tblPr>
       <w:tblGrid>
-        <w:gridCol w:w="7193"/>
+        <w:gridCol w:w="7283"/>
       </w:tblGrid>
       <w:tr>
         <w:trPr/>
         <w:tc>
           <w:tcPr>
-            <w:tcW w:w="7193" w:type="dxa"/>
+            <w:tcW w:w="7283" w:type="dxa"/>
             <w:tcBorders/>
             <w:shd w:fill="F4F7FA" w:val="clear"/>
             <w:vAlign w:val="center"/>
@@ -506,7 +506,7 @@
       </w:r>
       <w:r>
         <w:rPr/>
-        <w:t xml:space="preserve"> — the same </w:t>
+        <w:t xml:space="preserve">, the same </w:t>
       </w:r>
       <w:r>
         <w:rPr>
@@ -580,7 +580,7 @@
       </w:r>
       <w:r>
         <w:rPr/>
-        <w:t xml:space="preserve">. You cannot reach the rest of the portal until this is done — that is deliberate, so no account keeps a password somebody else has seen. </w:t>
+        <w:t xml:space="preserve">. You cannot reach the rest of the portal until this is done. That is deliberate, so no account keeps a password somebody else has seen. </w:t>
       </w:r>
     </w:p>
     <w:p>
@@ -721,11 +721,11 @@
         <w:rPr>
           <w:rStyle w:val="Strong"/>
         </w:rPr>
-        <w:t>Changing it later</w:t>
-      </w:r>
-      <w:r>
-        <w:rPr/>
-        <w:t xml:space="preserve"> — select </w:t>
+        <w:t>Changing it later.</w:t>
+      </w:r>
+      <w:r>
+        <w:rPr/>
+        <w:t xml:space="preserve"> Select </w:t>
       </w:r>
       <w:r>
         <w:rPr>
@@ -749,11 +749,11 @@
         <w:rPr>
           <w:rStyle w:val="Strong"/>
         </w:rPr>
-        <w:t>If IT resets your password</w:t>
-      </w:r>
-      <w:r>
-        <w:rPr/>
-        <w:t xml:space="preserve"> — an administrator can issue you a new password, but it always arrives as a temporary one. You will be asked to set your own the next time you sign in.</w:t>
+        <w:t>If IT resets your password.</w:t>
+      </w:r>
+      <w:r>
+        <w:rPr/>
+        <w:t xml:space="preserve"> An administrator can issue you a new password, but it always arrives as a temporary one. You will be asked to set your own the next time you sign in.</w:t>
       </w:r>
     </w:p>
     <w:p>
@@ -767,11 +767,11 @@
         <w:rPr>
           <w:rStyle w:val="Strong"/>
         </w:rPr>
-        <w:t>If you are locked out</w:t>
-      </w:r>
-      <w:r>
-        <w:rPr/>
-        <w:t xml:space="preserve"> — after five failed attempts in a row the sign-in form stops answering for fifteen minutes. This protects your account from somebody guessing at it. Wait it out and try again, or ask IT to reset your password if you have genuinely forgotten it. Signing in successfully clears the count, so mistyping once or twice costs you nothing.</w:t>
+        <w:t>If you are locked out.</w:t>
+      </w:r>
+      <w:r>
+        <w:rPr/>
+        <w:t xml:space="preserve"> After five failed attempts in a row the sign-in form stops answering for fifteen minutes. This protects your account from somebody guessing at it. Wait it out and try again, or ask IT to reset your password if you have genuinely forgotten it. Signing in successfully clears the count, so mistyping once or twice costs you nothing.</w:t>
       </w:r>
     </w:p>
     <w:p>
@@ -806,7 +806,7 @@
       </w:pPr>
       <w:r>
         <w:rPr/>
-        <w:t>Every person in the company — including managers, HR and administrators — has these four things, because everybody takes leave.</w:t>
+        <w:t>Every person in the company, including managers, HR and administrators, has these four things, because everybody takes leave.</w:t>
       </w:r>
     </w:p>
     <w:p>
@@ -835,7 +835,7 @@
     </w:p>
     <w:tbl>
       <w:tblPr>
-        <w:tblW w:w="7193" w:type="dxa"/>
+        <w:tblW w:w="7283" w:type="dxa"/>
         <w:jc w:val="left"/>
         <w:tblInd w:w="-7" w:type="dxa"/>
         <w:tblLayout w:type="fixed"/>
@@ -847,8 +847,8 @@
         </w:tblCellMar>
       </w:tblPr>
       <w:tblGrid>
-        <w:gridCol w:w="1252"/>
-        <w:gridCol w:w="5941"/>
+        <w:gridCol w:w="1256"/>
+        <w:gridCol w:w="6027"/>
       </w:tblGrid>
       <w:tr>
         <w:trPr>
@@ -856,7 +856,7 @@
         </w:trPr>
         <w:tc>
           <w:tcPr>
-            <w:tcW w:w="1252" w:type="dxa"/>
+            <w:tcW w:w="1256" w:type="dxa"/>
             <w:tcBorders>
               <w:top w:val="single" w:sz="6" w:space="0" w:color="808080"/>
               <w:left w:val="single" w:sz="6" w:space="0" w:color="808080"/>
@@ -881,7 +881,7 @@
         </w:tc>
         <w:tc>
           <w:tcPr>
-            <w:tcW w:w="5941" w:type="dxa"/>
+            <w:tcW w:w="6027" w:type="dxa"/>
             <w:tcBorders>
               <w:top w:val="single" w:sz="6" w:space="0" w:color="808080"/>
               <w:left w:val="single" w:sz="2" w:space="0" w:color="808080"/>
@@ -909,7 +909,7 @@
         <w:trPr/>
         <w:tc>
           <w:tcPr>
-            <w:tcW w:w="1252" w:type="dxa"/>
+            <w:tcW w:w="1256" w:type="dxa"/>
             <w:tcBorders>
               <w:left w:val="single" w:sz="6" w:space="0" w:color="808080"/>
               <w:bottom w:val="single" w:sz="2" w:space="0" w:color="808080"/>
@@ -935,7 +935,7 @@
         </w:tc>
         <w:tc>
           <w:tcPr>
-            <w:tcW w:w="5941" w:type="dxa"/>
+            <w:tcW w:w="6027" w:type="dxa"/>
             <w:tcBorders>
               <w:left w:val="single" w:sz="2" w:space="0" w:color="808080"/>
               <w:bottom w:val="single" w:sz="2" w:space="0" w:color="808080"/>
@@ -962,7 +962,7 @@
         <w:trPr/>
         <w:tc>
           <w:tcPr>
-            <w:tcW w:w="1252" w:type="dxa"/>
+            <w:tcW w:w="1256" w:type="dxa"/>
             <w:tcBorders>
               <w:left w:val="single" w:sz="6" w:space="0" w:color="808080"/>
               <w:bottom w:val="single" w:sz="2" w:space="0" w:color="808080"/>
@@ -988,7 +988,7 @@
         </w:tc>
         <w:tc>
           <w:tcPr>
-            <w:tcW w:w="5941" w:type="dxa"/>
+            <w:tcW w:w="6027" w:type="dxa"/>
             <w:tcBorders>
               <w:left w:val="single" w:sz="2" w:space="0" w:color="808080"/>
               <w:bottom w:val="single" w:sz="2" w:space="0" w:color="808080"/>
@@ -1015,7 +1015,7 @@
         <w:trPr/>
         <w:tc>
           <w:tcPr>
-            <w:tcW w:w="1252" w:type="dxa"/>
+            <w:tcW w:w="1256" w:type="dxa"/>
             <w:tcBorders>
               <w:left w:val="single" w:sz="6" w:space="0" w:color="808080"/>
               <w:bottom w:val="single" w:sz="2" w:space="0" w:color="808080"/>
@@ -1041,7 +1041,7 @@
         </w:tc>
         <w:tc>
           <w:tcPr>
-            <w:tcW w:w="5941" w:type="dxa"/>
+            <w:tcW w:w="6027" w:type="dxa"/>
             <w:tcBorders>
               <w:left w:val="single" w:sz="2" w:space="0" w:color="808080"/>
               <w:bottom w:val="single" w:sz="2" w:space="0" w:color="808080"/>
@@ -1068,7 +1068,7 @@
         <w:trPr/>
         <w:tc>
           <w:tcPr>
-            <w:tcW w:w="1252" w:type="dxa"/>
+            <w:tcW w:w="1256" w:type="dxa"/>
             <w:tcBorders>
               <w:left w:val="single" w:sz="6" w:space="0" w:color="808080"/>
               <w:bottom w:val="single" w:sz="6" w:space="0" w:color="808080"/>
@@ -1094,7 +1094,7 @@
         </w:tc>
         <w:tc>
           <w:tcPr>
-            <w:tcW w:w="5941" w:type="dxa"/>
+            <w:tcW w:w="6027" w:type="dxa"/>
             <w:tcBorders>
               <w:left w:val="single" w:sz="2" w:space="0" w:color="808080"/>
               <w:bottom w:val="single" w:sz="6" w:space="0" w:color="808080"/>
@@ -1127,7 +1127,7 @@
       </w:pPr>
       <w:r>
         <w:rPr/>
-        <w:t>The bar across each tile shows how much of that allocation is already committed — solid for days taken, amber for days still awaiting approval.</w:t>
+        <w:t>The bar across each tile shows how much of that allocation is already committed: solid for days taken, amber for days still awaiting approval.</w:t>
       </w:r>
     </w:p>
     <w:p>
@@ -1163,11 +1163,11 @@
         <w:rPr>
           <w:rStyle w:val="Strong"/>
         </w:rPr>
-        <w:t>Your Next Leave</w:t>
-      </w:r>
-      <w:r>
-        <w:rPr/>
-        <w:t xml:space="preserve"> — your next approved dates and how long until they start. </w:t>
+        <w:t>Your Next Leave.</w:t>
+      </w:r>
+      <w:r>
+        <w:rPr/>
+        <w:t xml:space="preserve"> Your next approved dates and how long until they start. </w:t>
       </w:r>
     </w:p>
     <w:p>
@@ -1190,11 +1190,11 @@
         <w:rPr>
           <w:rStyle w:val="Strong"/>
         </w:rPr>
-        <w:t>Away This Week</w:t>
-      </w:r>
-      <w:r>
-        <w:rPr/>
-        <w:t xml:space="preserve"> — the coming seven working days for your department, with the initials of whoever is off and a count of how many that is out of the team. Amber means the department has reached the number it is allowed to have away at once; red means it has gone past it. </w:t>
+        <w:t>Away This Week.</w:t>
+      </w:r>
+      <w:r>
+        <w:rPr/>
+        <w:t xml:space="preserve"> The coming seven working days for your department, with the initials of whoever is off and a count of how many that is out of the team. Amber means the department has reached the number it is allowed to have away at once; red means it has gone past it. </w:t>
       </w:r>
     </w:p>
     <w:p>
@@ -1216,7 +1216,7 @@
       </w:r>
       <w:r>
         <w:rPr/>
-        <w:t>: how much of the year's allocation each of their departments has committed, flagging staff who have booked almost nothing yet — they are the ones who come looking for three weeks in December — and anyone with no allocation at all, who cannot apply until HR runs the annual entitlement.</w:t>
+        <w:t>: how much of the year's allocation each of their departments has committed, flagging staff who have booked almost nothing yet (they are the ones who come looking for three weeks in December), and anyone with no allocation at all, who cannot apply until HR runs the annual entitlement.</w:t>
       </w:r>
     </w:p>
     <w:p>
@@ -1294,7 +1294,7 @@
       </w:pPr>
       <w:r>
         <w:rPr/>
-        <w:t xml:space="preserve">it clears a stage, is fully approved, or is declined — with the approver's remarks; </w:t>
+        <w:t xml:space="preserve">it clears a stage, is fully approved, or is declined, with the approver's remarks; </w:t>
       </w:r>
     </w:p>
     <w:p>
@@ -1418,13 +1418,13 @@
         </w:tblCellMar>
       </w:tblPr>
       <w:tblGrid>
-        <w:gridCol w:w="7193"/>
+        <w:gridCol w:w="7283"/>
       </w:tblGrid>
       <w:tr>
         <w:trPr/>
         <w:tc>
           <w:tcPr>
-            <w:tcW w:w="7193" w:type="dxa"/>
+            <w:tcW w:w="7283" w:type="dxa"/>
             <w:tcBorders/>
             <w:shd w:fill="F4F7FA" w:val="clear"/>
             <w:vAlign w:val="center"/>
@@ -1495,7 +1495,2754 @@
     </w:p>
     <w:tbl>
       <w:tblPr>
-        <w:tblW w:w="7193" w:type="dxa"/>
+        <w:tblW w:w="7283" w:type="dxa"/>
+        <w:jc w:val="left"/>
+        <w:tblInd w:w="-7" w:type="dxa"/>
+        <w:tblLayout w:type="fixed"/>
+        <w:tblCellMar>
+          <w:top w:w="75" w:type="dxa"/>
+          <w:left w:w="75" w:type="dxa"/>
+          <w:bottom w:w="75" w:type="dxa"/>
+          <w:right w:w="75" w:type="dxa"/>
+        </w:tblCellMar>
+      </w:tblPr>
+      <w:tblGrid>
+        <w:gridCol w:w="2432"/>
+        <w:gridCol w:w="4851"/>
+      </w:tblGrid>
+      <w:tr>
+        <w:trPr>
+          <w:tblHeader w:val="true"/>
+        </w:trPr>
+        <w:tc>
+          <w:tcPr>
+            <w:tcW w:w="2432" w:type="dxa"/>
+            <w:tcBorders>
+              <w:top w:val="single" w:sz="6" w:space="0" w:color="808080"/>
+              <w:left w:val="single" w:sz="6" w:space="0" w:color="808080"/>
+              <w:bottom w:val="single" w:sz="2" w:space="0" w:color="808080"/>
+              <w:right w:val="single" w:sz="6" w:space="0" w:color="808080"/>
+            </w:tcBorders>
+            <w:vAlign w:val="center"/>
+          </w:tcPr>
+          <w:p>
+            <w:pPr>
+              <w:pStyle w:val="TableHeading"/>
+              <w:bidi w:val="0"/>
+              <w:spacing w:before="0" w:after="160"/>
+              <w:jc w:val="left"/>
+              <w:rPr/>
+            </w:pPr>
+            <w:r>
+              <w:rPr/>
+              <w:t>On the calendar</w:t>
+            </w:r>
+          </w:p>
+        </w:tc>
+        <w:tc>
+          <w:tcPr>
+            <w:tcW w:w="4851" w:type="dxa"/>
+            <w:tcBorders>
+              <w:top w:val="single" w:sz="6" w:space="0" w:color="808080"/>
+              <w:left w:val="single" w:sz="2" w:space="0" w:color="808080"/>
+              <w:bottom w:val="single" w:sz="2" w:space="0" w:color="808080"/>
+              <w:right w:val="single" w:sz="6" w:space="0" w:color="808080"/>
+            </w:tcBorders>
+            <w:vAlign w:val="center"/>
+          </w:tcPr>
+          <w:p>
+            <w:pPr>
+              <w:pStyle w:val="TableHeading"/>
+              <w:bidi w:val="0"/>
+              <w:spacing w:before="0" w:after="160"/>
+              <w:jc w:val="left"/>
+              <w:rPr/>
+            </w:pPr>
+            <w:r>
+              <w:rPr/>
+              <w:t>What it means</w:t>
+            </w:r>
+          </w:p>
+        </w:tc>
+      </w:tr>
+      <w:tr>
+        <w:trPr/>
+        <w:tc>
+          <w:tcPr>
+            <w:tcW w:w="2432" w:type="dxa"/>
+            <w:tcBorders>
+              <w:left w:val="single" w:sz="6" w:space="0" w:color="808080"/>
+              <w:bottom w:val="single" w:sz="2" w:space="0" w:color="808080"/>
+              <w:right w:val="single" w:sz="6" w:space="0" w:color="808080"/>
+            </w:tcBorders>
+            <w:vAlign w:val="center"/>
+          </w:tcPr>
+          <w:p>
+            <w:pPr>
+              <w:pStyle w:val="TableContents"/>
+              <w:bidi w:val="0"/>
+              <w:spacing w:before="0" w:after="160"/>
+              <w:jc w:val="left"/>
+              <w:rPr/>
+            </w:pPr>
+            <w:r>
+              <w:rPr/>
+              <w:t xml:space="preserve">Blue chip reading </w:t>
+            </w:r>
+            <w:r>
+              <w:rPr>
+                <w:rStyle w:val="Strong"/>
+              </w:rPr>
+              <w:t>Approved</w:t>
+            </w:r>
+          </w:p>
+        </w:tc>
+        <w:tc>
+          <w:tcPr>
+            <w:tcW w:w="4851" w:type="dxa"/>
+            <w:tcBorders>
+              <w:left w:val="single" w:sz="2" w:space="0" w:color="808080"/>
+              <w:bottom w:val="single" w:sz="2" w:space="0" w:color="808080"/>
+              <w:right w:val="single" w:sz="6" w:space="0" w:color="808080"/>
+            </w:tcBorders>
+            <w:vAlign w:val="center"/>
+          </w:tcPr>
+          <w:p>
+            <w:pPr>
+              <w:pStyle w:val="TableContents"/>
+              <w:bidi w:val="0"/>
+              <w:spacing w:before="0" w:after="160"/>
+              <w:jc w:val="left"/>
+              <w:rPr/>
+            </w:pPr>
+            <w:r>
+              <w:rPr/>
+              <w:t xml:space="preserve">Signed off. That person will be off. Counted in the day's total, e.g. </w:t>
+            </w:r>
+            <w:r>
+              <w:rPr>
+                <w:rStyle w:val="SourceText"/>
+              </w:rPr>
+              <w:t>2/8</w:t>
+            </w:r>
+            <w:r>
+              <w:rPr/>
+              <w:t>.</w:t>
+            </w:r>
+          </w:p>
+        </w:tc>
+      </w:tr>
+      <w:tr>
+        <w:trPr/>
+        <w:tc>
+          <w:tcPr>
+            <w:tcW w:w="2432" w:type="dxa"/>
+            <w:tcBorders>
+              <w:left w:val="single" w:sz="6" w:space="0" w:color="808080"/>
+              <w:bottom w:val="single" w:sz="2" w:space="0" w:color="808080"/>
+              <w:right w:val="single" w:sz="6" w:space="0" w:color="808080"/>
+            </w:tcBorders>
+            <w:vAlign w:val="center"/>
+          </w:tcPr>
+          <w:p>
+            <w:pPr>
+              <w:pStyle w:val="TableContents"/>
+              <w:bidi w:val="0"/>
+              <w:spacing w:before="0" w:after="160"/>
+              <w:jc w:val="left"/>
+              <w:rPr/>
+            </w:pPr>
+            <w:r>
+              <w:rPr/>
+              <w:t xml:space="preserve">Amber chip reading </w:t>
+            </w:r>
+            <w:r>
+              <w:rPr>
+                <w:rStyle w:val="Strong"/>
+              </w:rPr>
+              <w:t>Requested · not yet approved</w:t>
+            </w:r>
+          </w:p>
+        </w:tc>
+        <w:tc>
+          <w:tcPr>
+            <w:tcW w:w="4851" w:type="dxa"/>
+            <w:tcBorders>
+              <w:left w:val="single" w:sz="2" w:space="0" w:color="808080"/>
+              <w:bottom w:val="single" w:sz="2" w:space="0" w:color="808080"/>
+              <w:right w:val="single" w:sz="6" w:space="0" w:color="808080"/>
+            </w:tcBorders>
+            <w:vAlign w:val="center"/>
+          </w:tcPr>
+          <w:p>
+            <w:pPr>
+              <w:pStyle w:val="TableContents"/>
+              <w:bidi w:val="0"/>
+              <w:spacing w:before="0" w:after="160"/>
+              <w:jc w:val="left"/>
+              <w:rPr/>
+            </w:pPr>
+            <w:r>
+              <w:rPr/>
+              <w:t xml:space="preserve">Somebody has asked for this leave and nobody has decided yet. It might still be refused, so it is </w:t>
+            </w:r>
+            <w:r>
+              <w:rPr>
+                <w:rStyle w:val="Strong"/>
+              </w:rPr>
+              <w:t>never counted</w:t>
+            </w:r>
+            <w:r>
+              <w:rPr/>
+              <w:t xml:space="preserve"> in the day's total.</w:t>
+            </w:r>
+          </w:p>
+        </w:tc>
+      </w:tr>
+      <w:tr>
+        <w:trPr/>
+        <w:tc>
+          <w:tcPr>
+            <w:tcW w:w="2432" w:type="dxa"/>
+            <w:tcBorders>
+              <w:left w:val="single" w:sz="6" w:space="0" w:color="808080"/>
+              <w:bottom w:val="single" w:sz="6" w:space="0" w:color="808080"/>
+              <w:right w:val="single" w:sz="6" w:space="0" w:color="808080"/>
+            </w:tcBorders>
+            <w:vAlign w:val="center"/>
+          </w:tcPr>
+          <w:p>
+            <w:pPr>
+              <w:pStyle w:val="TableContents"/>
+              <w:bidi w:val="0"/>
+              <w:spacing w:before="0" w:after="160"/>
+              <w:jc w:val="left"/>
+              <w:rPr/>
+            </w:pPr>
+            <w:r>
+              <w:rPr/>
+              <w:t xml:space="preserve">Entry reading </w:t>
+            </w:r>
+            <w:r>
+              <w:rPr>
+                <w:rStyle w:val="Strong"/>
+              </w:rPr>
+              <w:t>You</w:t>
+            </w:r>
+          </w:p>
+        </w:tc>
+        <w:tc>
+          <w:tcPr>
+            <w:tcW w:w="4851" w:type="dxa"/>
+            <w:tcBorders>
+              <w:left w:val="single" w:sz="2" w:space="0" w:color="808080"/>
+              <w:bottom w:val="single" w:sz="6" w:space="0" w:color="808080"/>
+              <w:right w:val="single" w:sz="6" w:space="0" w:color="808080"/>
+            </w:tcBorders>
+            <w:vAlign w:val="center"/>
+          </w:tcPr>
+          <w:p>
+            <w:pPr>
+              <w:pStyle w:val="TableContents"/>
+              <w:bidi w:val="0"/>
+              <w:spacing w:before="0" w:after="160"/>
+              <w:jc w:val="left"/>
+              <w:rPr/>
+            </w:pPr>
+            <w:r>
+              <w:rPr/>
+              <w:t>Your own leave, so you can find yourself in a busy month.</w:t>
+            </w:r>
+          </w:p>
+        </w:tc>
+      </w:tr>
+    </w:tbl>
+    <w:p>
+      <w:pPr>
+        <w:pStyle w:val="BodyText"/>
+        <w:bidi w:val="0"/>
+        <w:jc w:val="left"/>
+        <w:rPr/>
+      </w:pPr>
+      <w:r>
+        <w:rPr/>
+        <w:t>So if a colleague appears on a day in amber, they have put in a leave request that has not been approved. Useful to know before you request the same days, and not something to plan cover around yet.</w:t>
+      </w:r>
+    </w:p>
+    <w:p>
+      <w:pPr>
+        <w:pStyle w:val="BodyText"/>
+        <w:bidi w:val="0"/>
+        <w:jc w:val="left"/>
+        <w:rPr/>
+      </w:pPr>
+      <w:r>
+        <w:rPr/>
+        <w:t>A legend above the grid names both. The month header also totals them: how many people are approved off, and how many are still waiting on a decision.</w:t>
+      </w:r>
+    </w:p>
+    <w:p>
+      <w:pPr>
+        <w:pStyle w:val="BodyText"/>
+        <w:bidi w:val="0"/>
+        <w:jc w:val="left"/>
+        <w:rPr/>
+      </w:pPr>
+      <w:r>
+        <w:rPr/>
+        <w:t>What you see depends on your role. Employees see their own department with names only: leave categories are withheld, because sick and maternity leave are nobody else's business. Managers see the departments they are responsible for, in full. HR, executives and administrators can select any department.</w:t>
+      </w:r>
+    </w:p>
+    <w:p>
+      <w:pPr>
+        <w:pStyle w:val="Heading3"/>
+        <w:bidi w:val="0"/>
+        <w:jc w:val="left"/>
+        <w:rPr/>
+      </w:pPr>
+      <w:r>
+        <w:rPr/>
+        <w:t>Applying for leave</w:t>
+      </w:r>
+    </w:p>
+    <w:p>
+      <w:pPr>
+        <w:pStyle w:val="BodyText"/>
+        <w:numPr>
+          <w:ilvl w:val="0"/>
+          <w:numId w:val="7"/>
+        </w:numPr>
+        <w:tabs>
+          <w:tab w:val="clear" w:pos="1134"/>
+          <w:tab w:val="left" w:pos="709" w:leader="none"/>
+        </w:tabs>
+        <w:bidi w:val="0"/>
+        <w:spacing w:before="0" w:after="0"/>
+        <w:ind w:hanging="283" w:left="709"/>
+        <w:jc w:val="left"/>
+        <w:rPr/>
+      </w:pPr>
+      <w:r>
+        <w:rPr/>
+        <w:t xml:space="preserve">Select </w:t>
+      </w:r>
+      <w:r>
+        <w:rPr>
+          <w:rStyle w:val="Strong"/>
+        </w:rPr>
+        <w:t>Apply</w:t>
+      </w:r>
+      <w:r>
+        <w:rPr/>
+        <w:t xml:space="preserve"> in the top bar, or </w:t>
+      </w:r>
+      <w:r>
+        <w:rPr>
+          <w:rStyle w:val="Strong"/>
+        </w:rPr>
+        <w:t>My Leave → Apply for Leave</w:t>
+      </w:r>
+      <w:r>
+        <w:rPr/>
+        <w:t xml:space="preserve">. </w:t>
+      </w:r>
+    </w:p>
+    <w:p>
+      <w:pPr>
+        <w:pStyle w:val="BodyText"/>
+        <w:numPr>
+          <w:ilvl w:val="0"/>
+          <w:numId w:val="7"/>
+        </w:numPr>
+        <w:tabs>
+          <w:tab w:val="clear" w:pos="1134"/>
+          <w:tab w:val="left" w:pos="709" w:leader="none"/>
+        </w:tabs>
+        <w:bidi w:val="0"/>
+        <w:spacing w:before="0" w:after="0"/>
+        <w:ind w:hanging="283" w:left="709"/>
+        <w:jc w:val="left"/>
+        <w:rPr/>
+      </w:pPr>
+      <w:r>
+        <w:rPr/>
+        <w:t xml:space="preserve">Choose a </w:t>
+      </w:r>
+      <w:r>
+        <w:rPr>
+          <w:rStyle w:val="Strong"/>
+        </w:rPr>
+        <w:t>leave category</w:t>
+      </w:r>
+      <w:r>
+        <w:rPr/>
+        <w:t xml:space="preserve">. A line of grey text appears underneath listing that category's rules: notice required, minimum and maximum length, and whether half-days are allowed. </w:t>
+      </w:r>
+    </w:p>
+    <w:p>
+      <w:pPr>
+        <w:pStyle w:val="BodyText"/>
+        <w:numPr>
+          <w:ilvl w:val="0"/>
+          <w:numId w:val="7"/>
+        </w:numPr>
+        <w:tabs>
+          <w:tab w:val="clear" w:pos="1134"/>
+          <w:tab w:val="left" w:pos="709" w:leader="none"/>
+        </w:tabs>
+        <w:bidi w:val="0"/>
+        <w:spacing w:before="0" w:after="0"/>
+        <w:ind w:hanging="283" w:left="709"/>
+        <w:jc w:val="left"/>
+        <w:rPr/>
+      </w:pPr>
+      <w:r>
+        <w:rPr/>
+        <w:t xml:space="preserve">Pick your </w:t>
+      </w:r>
+      <w:r>
+        <w:rPr>
+          <w:rStyle w:val="Strong"/>
+        </w:rPr>
+        <w:t>start</w:t>
+      </w:r>
+      <w:r>
+        <w:rPr/>
+        <w:t xml:space="preserve"> and </w:t>
+      </w:r>
+      <w:r>
+        <w:rPr>
+          <w:rStyle w:val="Strong"/>
+        </w:rPr>
+        <w:t>end</w:t>
+      </w:r>
+      <w:r>
+        <w:rPr/>
+        <w:t xml:space="preserve"> dates. If the category demands notice, the date picker will not let you choose anything sooner. Categories that need no notice, such as sick leave, have no such floor, so you can enter dates that have already passed and record the leave after the fact. </w:t>
+      </w:r>
+    </w:p>
+    <w:p>
+      <w:pPr>
+        <w:pStyle w:val="BodyText"/>
+        <w:numPr>
+          <w:ilvl w:val="0"/>
+          <w:numId w:val="7"/>
+        </w:numPr>
+        <w:tabs>
+          <w:tab w:val="clear" w:pos="1134"/>
+          <w:tab w:val="left" w:pos="709" w:leader="none"/>
+        </w:tabs>
+        <w:bidi w:val="0"/>
+        <w:spacing w:before="0" w:after="0"/>
+        <w:ind w:hanging="283" w:left="709"/>
+        <w:jc w:val="left"/>
+        <w:rPr/>
+      </w:pPr>
+      <w:r>
+        <w:rPr/>
+        <w:t xml:space="preserve">Choose a </w:t>
+      </w:r>
+      <w:r>
+        <w:rPr>
+          <w:rStyle w:val="Strong"/>
+        </w:rPr>
+        <w:t>duration type</w:t>
+      </w:r>
+      <w:r>
+        <w:rPr/>
+        <w:t xml:space="preserve">: full days, or a half day (morning or afternoon). Half-day options are greyed out for categories that must be taken as whole days. A half day applies to </w:t>
+      </w:r>
+      <w:r>
+        <w:rPr>
+          <w:rStyle w:val="Strong"/>
+        </w:rPr>
+        <w:t>one</w:t>
+      </w:r>
+      <w:r>
+        <w:rPr/>
+        <w:t xml:space="preserve"> day: if you want half a day off, set the start and end date to the same date. </w:t>
+      </w:r>
+    </w:p>
+    <w:p>
+      <w:pPr>
+        <w:pStyle w:val="BodyText"/>
+        <w:numPr>
+          <w:ilvl w:val="0"/>
+          <w:numId w:val="7"/>
+        </w:numPr>
+        <w:tabs>
+          <w:tab w:val="clear" w:pos="1134"/>
+          <w:tab w:val="left" w:pos="709" w:leader="none"/>
+        </w:tabs>
+        <w:bidi w:val="0"/>
+        <w:spacing w:before="0" w:after="0"/>
+        <w:ind w:hanging="283" w:left="709"/>
+        <w:jc w:val="left"/>
+        <w:rPr/>
+      </w:pPr>
+      <w:r>
+        <w:rPr/>
+        <w:t xml:space="preserve">Watch the </w:t>
+      </w:r>
+      <w:r>
+        <w:rPr>
+          <w:rStyle w:val="Strong"/>
+        </w:rPr>
+        <w:t>live summary</w:t>
+      </w:r>
+      <w:r>
+        <w:rPr/>
+        <w:t xml:space="preserve">. It counts the working days, tells you your remaining balance, and warns you about anything that would block the request, before you submit. </w:t>
+      </w:r>
+    </w:p>
+    <w:p>
+      <w:pPr>
+        <w:pStyle w:val="BodyText"/>
+        <w:numPr>
+          <w:ilvl w:val="0"/>
+          <w:numId w:val="7"/>
+        </w:numPr>
+        <w:tabs>
+          <w:tab w:val="clear" w:pos="1134"/>
+          <w:tab w:val="left" w:pos="709" w:leader="none"/>
+        </w:tabs>
+        <w:bidi w:val="0"/>
+        <w:spacing w:before="0" w:after="0"/>
+        <w:ind w:hanging="283" w:left="709"/>
+        <w:jc w:val="left"/>
+        <w:rPr/>
+      </w:pPr>
+      <w:r>
+        <w:rPr/>
+        <w:t xml:space="preserve">Check the </w:t>
+      </w:r>
+      <w:r>
+        <w:rPr>
+          <w:rStyle w:val="Strong"/>
+        </w:rPr>
+        <w:t>cover panel</w:t>
+      </w:r>
+      <w:r>
+        <w:rPr/>
+        <w:t xml:space="preserve"> underneath it. If anyone else in your department is already off on those dates it names them and says how many days each is out. Where your department has a cover limit set, it also tells you whether your request would take the team past it. See </w:t>
+      </w:r>
+      <w:r>
+        <w:rPr>
+          <w:rStyle w:val="Emphasis"/>
+        </w:rPr>
+        <w:t>Who else is away</w:t>
+      </w:r>
+      <w:r>
+        <w:rPr/>
+        <w:t xml:space="preserve"> below. </w:t>
+      </w:r>
+    </w:p>
+    <w:p>
+      <w:pPr>
+        <w:pStyle w:val="BodyText"/>
+        <w:numPr>
+          <w:ilvl w:val="0"/>
+          <w:numId w:val="7"/>
+        </w:numPr>
+        <w:tabs>
+          <w:tab w:val="clear" w:pos="1134"/>
+          <w:tab w:val="left" w:pos="709" w:leader="none"/>
+        </w:tabs>
+        <w:bidi w:val="0"/>
+        <w:ind w:hanging="283" w:left="709"/>
+        <w:jc w:val="left"/>
+        <w:rPr/>
+      </w:pPr>
+      <w:r>
+        <w:rPr/>
+        <w:t xml:space="preserve">Give a </w:t>
+      </w:r>
+      <w:r>
+        <w:rPr>
+          <w:rStyle w:val="Strong"/>
+        </w:rPr>
+        <w:t>reason</w:t>
+      </w:r>
+      <w:r>
+        <w:rPr/>
+        <w:t xml:space="preserve">, attach a document if the category needs one, and select </w:t>
+      </w:r>
+      <w:r>
+        <w:rPr>
+          <w:rStyle w:val="Strong"/>
+        </w:rPr>
+        <w:t>Submit Application</w:t>
+      </w:r>
+      <w:r>
+        <w:rPr/>
+        <w:t xml:space="preserve">. </w:t>
+      </w:r>
+    </w:p>
+    <w:p>
+      <w:pPr>
+        <w:pStyle w:val="BodyText"/>
+        <w:bidi w:val="0"/>
+        <w:jc w:val="left"/>
+        <w:rPr/>
+      </w:pPr>
+      <w:r>
+        <w:rPr/>
+        <w:t xml:space="preserve">You are returned to your history with a confirmation and a reference number in the form </w:t>
+      </w:r>
+      <w:r>
+        <w:rPr>
+          <w:rStyle w:val="SourceText"/>
+        </w:rPr>
+        <w:t>LV-2026-XXXXXX</w:t>
+      </w:r>
+      <w:r>
+        <w:rPr/>
+        <w:t>. Quote it if you need to ask about the request.</w:t>
+      </w:r>
+    </w:p>
+    <w:tbl>
+      <w:tblPr>
+        <w:tblW w:w="5000" w:type="pct"/>
+        <w:jc w:val="left"/>
+        <w:tblInd w:w="0" w:type="dxa"/>
+        <w:tblLayout w:type="fixed"/>
+        <w:tblCellMar>
+          <w:top w:w="120" w:type="dxa"/>
+          <w:left w:w="120" w:type="dxa"/>
+          <w:bottom w:w="120" w:type="dxa"/>
+          <w:right w:w="120" w:type="dxa"/>
+        </w:tblCellMar>
+      </w:tblPr>
+      <w:tblGrid>
+        <w:gridCol w:w="7283"/>
+      </w:tblGrid>
+      <w:tr>
+        <w:trPr/>
+        <w:tc>
+          <w:tcPr>
+            <w:tcW w:w="7283" w:type="dxa"/>
+            <w:tcBorders/>
+            <w:shd w:fill="F4F7FA" w:val="clear"/>
+            <w:vAlign w:val="center"/>
+          </w:tcPr>
+          <w:p>
+            <w:pPr>
+              <w:pStyle w:val="TableContents"/>
+              <w:bidi w:val="0"/>
+              <w:spacing w:before="0" w:after="160"/>
+              <w:jc w:val="left"/>
+              <w:rPr/>
+            </w:pPr>
+            <w:r>
+              <w:rPr>
+                <w:rStyle w:val="Strong"/>
+              </w:rPr>
+              <w:t>How days are counted.</w:t>
+            </w:r>
+            <w:r>
+              <w:rPr/>
+              <w:t xml:space="preserve"> Only working days count. Saturdays, Sundays and every public holiday in the calendar are skipped automatically, so a Monday-to-Friday request over a week containing a holiday costs you four days, not five. A half day costs 0.5.</w:t>
+            </w:r>
+          </w:p>
+        </w:tc>
+      </w:tr>
+    </w:tbl>
+    <w:p>
+      <w:pPr>
+        <w:pStyle w:val="Heading4"/>
+        <w:bidi w:val="0"/>
+        <w:jc w:val="left"/>
+        <w:rPr/>
+      </w:pPr>
+      <w:r>
+        <w:rPr/>
+        <w:t>Who else is away</w:t>
+      </w:r>
+    </w:p>
+    <w:p>
+      <w:pPr>
+        <w:pStyle w:val="BodyText"/>
+        <w:bidi w:val="0"/>
+        <w:jc w:val="left"/>
+        <w:rPr/>
+      </w:pPr>
+      <w:r>
+        <w:rPr/>
+        <w:t>The cover panel is advice, not a gate. Nothing it says will stop you submitting: sick leave cannot wait for a convenient rota, and your approver is the one who decides. What it does is put the staffing picture in front of the one person who can still move the dates cheaply, you, before the request is filed, instead of surfacing it days later as a rejection.</w:t>
+      </w:r>
+    </w:p>
+    <w:tbl>
+      <w:tblPr>
+        <w:tblW w:w="7283" w:type="dxa"/>
+        <w:jc w:val="left"/>
+        <w:tblInd w:w="-7" w:type="dxa"/>
+        <w:tblLayout w:type="fixed"/>
+        <w:tblCellMar>
+          <w:top w:w="75" w:type="dxa"/>
+          <w:left w:w="75" w:type="dxa"/>
+          <w:bottom w:w="75" w:type="dxa"/>
+          <w:right w:w="75" w:type="dxa"/>
+        </w:tblCellMar>
+      </w:tblPr>
+      <w:tblGrid>
+        <w:gridCol w:w="1161"/>
+        <w:gridCol w:w="6122"/>
+      </w:tblGrid>
+      <w:tr>
+        <w:trPr>
+          <w:tblHeader w:val="true"/>
+        </w:trPr>
+        <w:tc>
+          <w:tcPr>
+            <w:tcW w:w="1161" w:type="dxa"/>
+            <w:tcBorders>
+              <w:top w:val="single" w:sz="6" w:space="0" w:color="808080"/>
+              <w:left w:val="single" w:sz="6" w:space="0" w:color="808080"/>
+              <w:bottom w:val="single" w:sz="2" w:space="0" w:color="808080"/>
+              <w:right w:val="single" w:sz="6" w:space="0" w:color="808080"/>
+            </w:tcBorders>
+            <w:vAlign w:val="center"/>
+          </w:tcPr>
+          <w:p>
+            <w:pPr>
+              <w:pStyle w:val="TableHeading"/>
+              <w:bidi w:val="0"/>
+              <w:spacing w:before="0" w:after="160"/>
+              <w:jc w:val="left"/>
+              <w:rPr/>
+            </w:pPr>
+            <w:r>
+              <w:rPr/>
+              <w:t>What it says</w:t>
+            </w:r>
+          </w:p>
+        </w:tc>
+        <w:tc>
+          <w:tcPr>
+            <w:tcW w:w="6122" w:type="dxa"/>
+            <w:tcBorders>
+              <w:top w:val="single" w:sz="6" w:space="0" w:color="808080"/>
+              <w:left w:val="single" w:sz="2" w:space="0" w:color="808080"/>
+              <w:bottom w:val="single" w:sz="2" w:space="0" w:color="808080"/>
+              <w:right w:val="single" w:sz="6" w:space="0" w:color="808080"/>
+            </w:tcBorders>
+            <w:vAlign w:val="center"/>
+          </w:tcPr>
+          <w:p>
+            <w:pPr>
+              <w:pStyle w:val="TableHeading"/>
+              <w:bidi w:val="0"/>
+              <w:spacing w:before="0" w:after="160"/>
+              <w:jc w:val="left"/>
+              <w:rPr/>
+            </w:pPr>
+            <w:r>
+              <w:rPr/>
+              <w:t>What it means</w:t>
+            </w:r>
+          </w:p>
+        </w:tc>
+      </w:tr>
+      <w:tr>
+        <w:trPr/>
+        <w:tc>
+          <w:tcPr>
+            <w:tcW w:w="1161" w:type="dxa"/>
+            <w:tcBorders>
+              <w:left w:val="single" w:sz="6" w:space="0" w:color="808080"/>
+              <w:bottom w:val="single" w:sz="2" w:space="0" w:color="808080"/>
+              <w:right w:val="single" w:sz="6" w:space="0" w:color="808080"/>
+            </w:tcBorders>
+            <w:vAlign w:val="center"/>
+          </w:tcPr>
+          <w:p>
+            <w:pPr>
+              <w:pStyle w:val="TableContents"/>
+              <w:bidi w:val="0"/>
+              <w:spacing w:before="0" w:after="160"/>
+              <w:jc w:val="left"/>
+              <w:rPr/>
+            </w:pPr>
+            <w:r>
+              <w:rPr/>
+              <w:t>Names, in blue</w:t>
+            </w:r>
+          </w:p>
+        </w:tc>
+        <w:tc>
+          <w:tcPr>
+            <w:tcW w:w="6122" w:type="dxa"/>
+            <w:tcBorders>
+              <w:left w:val="single" w:sz="2" w:space="0" w:color="808080"/>
+              <w:bottom w:val="single" w:sz="2" w:space="0" w:color="808080"/>
+              <w:right w:val="single" w:sz="6" w:space="0" w:color="808080"/>
+            </w:tcBorders>
+            <w:vAlign w:val="center"/>
+          </w:tcPr>
+          <w:p>
+            <w:pPr>
+              <w:pStyle w:val="TableContents"/>
+              <w:bidi w:val="0"/>
+              <w:spacing w:before="0" w:after="160"/>
+              <w:jc w:val="left"/>
+              <w:rPr/>
+            </w:pPr>
+            <w:r>
+              <w:rPr/>
+              <w:t xml:space="preserve">Colleagues already off then. </w:t>
+            </w:r>
+            <w:r>
+              <w:rPr>
+                <w:rStyle w:val="Emphasis"/>
+              </w:rPr>
+              <w:t>Awaiting approval</w:t>
+            </w:r>
+            <w:r>
+              <w:rPr/>
+              <w:t xml:space="preserve"> marks a request that has not been decided yet, so it may still fall away.</w:t>
+            </w:r>
+          </w:p>
+        </w:tc>
+      </w:tr>
+      <w:tr>
+        <w:trPr/>
+        <w:tc>
+          <w:tcPr>
+            <w:tcW w:w="1161" w:type="dxa"/>
+            <w:tcBorders>
+              <w:left w:val="single" w:sz="6" w:space="0" w:color="808080"/>
+              <w:bottom w:val="single" w:sz="2" w:space="0" w:color="808080"/>
+              <w:right w:val="single" w:sz="6" w:space="0" w:color="808080"/>
+            </w:tcBorders>
+            <w:vAlign w:val="center"/>
+          </w:tcPr>
+          <w:p>
+            <w:pPr>
+              <w:pStyle w:val="TableContents"/>
+              <w:bidi w:val="0"/>
+              <w:spacing w:before="0" w:after="160"/>
+              <w:jc w:val="left"/>
+              <w:rPr/>
+            </w:pPr>
+            <w:r>
+              <w:rPr/>
+              <w:t>Amber</w:t>
+            </w:r>
+          </w:p>
+        </w:tc>
+        <w:tc>
+          <w:tcPr>
+            <w:tcW w:w="6122" w:type="dxa"/>
+            <w:tcBorders>
+              <w:left w:val="single" w:sz="2" w:space="0" w:color="808080"/>
+              <w:bottom w:val="single" w:sz="2" w:space="0" w:color="808080"/>
+              <w:right w:val="single" w:sz="6" w:space="0" w:color="808080"/>
+            </w:tcBorders>
+            <w:vAlign w:val="center"/>
+          </w:tcPr>
+          <w:p>
+            <w:pPr>
+              <w:pStyle w:val="TableContents"/>
+              <w:bidi w:val="0"/>
+              <w:spacing w:before="0" w:after="160"/>
+              <w:jc w:val="left"/>
+              <w:rPr/>
+            </w:pPr>
+            <w:r>
+              <w:rPr/>
+              <w:t>The department is already at or over its cover limit on some of those days, with or without you.</w:t>
+            </w:r>
+          </w:p>
+        </w:tc>
+      </w:tr>
+      <w:tr>
+        <w:trPr/>
+        <w:tc>
+          <w:tcPr>
+            <w:tcW w:w="1161" w:type="dxa"/>
+            <w:tcBorders>
+              <w:left w:val="single" w:sz="6" w:space="0" w:color="808080"/>
+              <w:bottom w:val="single" w:sz="6" w:space="0" w:color="808080"/>
+              <w:right w:val="single" w:sz="6" w:space="0" w:color="808080"/>
+            </w:tcBorders>
+            <w:vAlign w:val="center"/>
+          </w:tcPr>
+          <w:p>
+            <w:pPr>
+              <w:pStyle w:val="TableContents"/>
+              <w:bidi w:val="0"/>
+              <w:spacing w:before="0" w:after="160"/>
+              <w:jc w:val="left"/>
+              <w:rPr/>
+            </w:pPr>
+            <w:r>
+              <w:rPr/>
+              <w:t>Red</w:t>
+            </w:r>
+          </w:p>
+        </w:tc>
+        <w:tc>
+          <w:tcPr>
+            <w:tcW w:w="6122" w:type="dxa"/>
+            <w:tcBorders>
+              <w:left w:val="single" w:sz="2" w:space="0" w:color="808080"/>
+              <w:bottom w:val="single" w:sz="6" w:space="0" w:color="808080"/>
+              <w:right w:val="single" w:sz="6" w:space="0" w:color="808080"/>
+            </w:tcBorders>
+            <w:vAlign w:val="center"/>
+          </w:tcPr>
+          <w:p>
+            <w:pPr>
+              <w:pStyle w:val="TableContents"/>
+              <w:bidi w:val="0"/>
+              <w:spacing w:before="0" w:after="160"/>
+              <w:jc w:val="left"/>
+              <w:rPr/>
+            </w:pPr>
+            <w:r>
+              <w:rPr/>
+              <w:t>Your request is the one that would take the department past its limit. Move the dates if they can move; submit anyway if they cannot.</w:t>
+            </w:r>
+          </w:p>
+        </w:tc>
+      </w:tr>
+    </w:tbl>
+    <w:p>
+      <w:pPr>
+        <w:pStyle w:val="BodyText"/>
+        <w:bidi w:val="0"/>
+        <w:jc w:val="left"/>
+        <w:rPr/>
+      </w:pPr>
+      <w:r>
+        <w:rPr/>
+        <w:t>Leave categories are never shown for colleagues, only that they are away. The same rule applies on the team calendar, so nobody's sick or maternity leave is disclosed to the team.</w:t>
+      </w:r>
+    </w:p>
+    <w:p>
+      <w:pPr>
+        <w:pStyle w:val="Heading4"/>
+        <w:bidi w:val="0"/>
+        <w:jc w:val="left"/>
+        <w:rPr/>
+      </w:pPr>
+      <w:r>
+        <w:rPr/>
+        <w:t>Supporting documents</w:t>
+      </w:r>
+    </w:p>
+    <w:p>
+      <w:pPr>
+        <w:pStyle w:val="BodyText"/>
+        <w:bidi w:val="0"/>
+        <w:jc w:val="left"/>
+        <w:rPr/>
+      </w:pPr>
+      <w:r>
+        <w:rPr/>
+        <w:t>Documents you attach are private. Only you and the people who approve your request (your line manager, HR, the executive and system administrators) can open one. Colleagues who can see your absence on the team calendar cannot open the certificate behind it. PDF, JPG and PNG up to 5 MB are accepted.</w:t>
+      </w:r>
+    </w:p>
+    <w:p>
+      <w:pPr>
+        <w:pStyle w:val="BodyText"/>
+        <w:bidi w:val="0"/>
+        <w:jc w:val="left"/>
+        <w:rPr/>
+      </w:pPr>
+      <w:r>
+        <w:rPr/>
+        <w:t>If a document fails to upload the whole request is refused rather than filed without it, so a certificate can never go missing quietly.</w:t>
+      </w:r>
+    </w:p>
+    <w:p>
+      <w:pPr>
+        <w:pStyle w:val="Heading3"/>
+        <w:bidi w:val="0"/>
+        <w:jc w:val="left"/>
+        <w:rPr/>
+      </w:pPr>
+      <w:r>
+        <w:rPr/>
+        <w:t>Tracking and cancelling</w:t>
+      </w:r>
+    </w:p>
+    <w:p>
+      <w:pPr>
+        <w:pStyle w:val="BodyText"/>
+        <w:bidi w:val="0"/>
+        <w:jc w:val="left"/>
+        <w:rPr/>
+      </w:pPr>
+      <w:r>
+        <w:rPr>
+          <w:rStyle w:val="Strong"/>
+        </w:rPr>
+        <w:t>My Leave → My Leave History</w:t>
+      </w:r>
+      <w:r>
+        <w:rPr/>
+        <w:t xml:space="preserve"> lists everything you have ever submitted with its current status. Select </w:t>
+      </w:r>
+      <w:r>
+        <w:rPr>
+          <w:rStyle w:val="Strong"/>
+        </w:rPr>
+        <w:t>View Details</w:t>
+      </w:r>
+      <w:r>
+        <w:rPr/>
+        <w:t xml:space="preserve"> to see who has signed it off, when, and any remarks they left.</w:t>
+      </w:r>
+    </w:p>
+    <w:p>
+      <w:pPr>
+        <w:pStyle w:val="BodyText"/>
+        <w:bidi w:val="0"/>
+        <w:jc w:val="left"/>
+        <w:rPr/>
+      </w:pPr>
+      <w:r>
+        <w:rPr>
+          <w:rStyle w:val="Strong"/>
+        </w:rPr>
+        <w:t>Cancel</w:t>
+      </w:r>
+      <w:r>
+        <w:rPr/>
+        <w:t xml:space="preserve"> withdraws a request. Cancel one that is still in approval and the held days return to your balance immediately. Cancel approved leave before it starts and the days are given back to you.</w:t>
+      </w:r>
+    </w:p>
+    <w:p>
+      <w:pPr>
+        <w:pStyle w:val="BodyText"/>
+        <w:bidi w:val="0"/>
+        <w:jc w:val="left"/>
+        <w:rPr/>
+      </w:pPr>
+      <w:r>
+        <w:rPr/>
+        <w:t>Once leave has started you can no longer cancel it yourself and the button is gone: the days were taken, and handing them back afterwards would turn time off into credit. If the dates genuinely changed, whether you came back early or never went, ask HR. They can correct it, and the correction is recorded in the audit log.</w:t>
+      </w:r>
+    </w:p>
+    <w:p>
+      <w:pPr>
+        <w:pStyle w:val="HorizontalLine"/>
+        <w:bidi w:val="0"/>
+        <w:jc w:val="left"/>
+        <w:rPr/>
+      </w:pPr>
+      <w:r>
+        <w:rPr/>
+      </w:r>
+    </w:p>
+    <w:p>
+      <w:pPr>
+        <w:pStyle w:val="Heading2"/>
+        <w:bidi w:val="0"/>
+        <w:jc w:val="left"/>
+        <w:rPr/>
+      </w:pPr>
+      <w:r>
+        <w:rPr/>
+        <w:t>3. How a request travels</w:t>
+      </w:r>
+    </w:p>
+    <w:p>
+      <w:pPr>
+        <w:pStyle w:val="BodyText"/>
+        <w:bidi w:val="0"/>
+        <w:jc w:val="left"/>
+        <w:rPr/>
+      </w:pPr>
+      <w:r>
+        <w:rPr/>
+        <w:t>Every application passes through the same three stages, in order. It only becomes approved leave after the third.</w:t>
+      </w:r>
+    </w:p>
+    <w:p>
+      <w:pPr>
+        <w:pStyle w:val="PreformattedText"/>
+        <w:bidi w:val="0"/>
+        <w:jc w:val="left"/>
+        <w:rPr/>
+      </w:pPr>
+      <w:r>
+        <w:rPr/>
+        <w:t xml:space="preserve">  </w:t>
+      </w:r>
+      <w:r>
+        <w:rPr/>
+        <w:t>[ You submit ]</w:t>
+      </w:r>
+    </w:p>
+    <w:p>
+      <w:pPr>
+        <w:pStyle w:val="PreformattedText"/>
+        <w:bidi w:val="0"/>
+        <w:jc w:val="left"/>
+        <w:rPr/>
+      </w:pPr>
+      <w:r>
+        <w:rPr/>
+        <w:t xml:space="preserve">        │</w:t>
+      </w:r>
+    </w:p>
+    <w:p>
+      <w:pPr>
+        <w:pStyle w:val="PreformattedText"/>
+        <w:bidi w:val="0"/>
+        <w:jc w:val="left"/>
+        <w:rPr/>
+      </w:pPr>
+      <w:r>
+        <w:rPr/>
+        <w:t xml:space="preserve">        ▼</w:t>
+      </w:r>
+    </w:p>
+    <w:p>
+      <w:pPr>
+        <w:pStyle w:val="PreformattedText"/>
+        <w:bidi w:val="0"/>
+        <w:jc w:val="left"/>
+        <w:rPr/>
+      </w:pPr>
+      <w:r>
+        <w:rPr/>
+        <w:t xml:space="preserve">  </w:t>
+      </w:r>
+      <w:r>
+        <w:rPr/>
+        <w:t>Stage 1 · Line Manager ──(reject)──► Rejected, days returned</w:t>
+      </w:r>
+    </w:p>
+    <w:p>
+      <w:pPr>
+        <w:pStyle w:val="PreformattedText"/>
+        <w:bidi w:val="0"/>
+        <w:jc w:val="left"/>
+        <w:rPr/>
+      </w:pPr>
+      <w:r>
+        <w:rPr/>
+        <w:t xml:space="preserve">        │ </w:t>
+      </w:r>
+      <w:r>
+        <w:rPr/>
+        <w:t>approve</w:t>
+      </w:r>
+    </w:p>
+    <w:p>
+      <w:pPr>
+        <w:pStyle w:val="PreformattedText"/>
+        <w:bidi w:val="0"/>
+        <w:jc w:val="left"/>
+        <w:rPr/>
+      </w:pPr>
+      <w:r>
+        <w:rPr/>
+        <w:t xml:space="preserve">        ▼</w:t>
+      </w:r>
+    </w:p>
+    <w:p>
+      <w:pPr>
+        <w:pStyle w:val="PreformattedText"/>
+        <w:bidi w:val="0"/>
+        <w:jc w:val="left"/>
+        <w:rPr/>
+      </w:pPr>
+      <w:r>
+        <w:rPr/>
+        <w:t xml:space="preserve">  </w:t>
+      </w:r>
+      <w:r>
+        <w:rPr/>
+        <w:t>Stage 2 · HR Manager ────(reject)──► Rejected, days returned</w:t>
+      </w:r>
+    </w:p>
+    <w:p>
+      <w:pPr>
+        <w:pStyle w:val="PreformattedText"/>
+        <w:bidi w:val="0"/>
+        <w:jc w:val="left"/>
+        <w:rPr/>
+      </w:pPr>
+      <w:r>
+        <w:rPr/>
+        <w:t xml:space="preserve">        │ </w:t>
+      </w:r>
+      <w:r>
+        <w:rPr/>
+        <w:t>approve</w:t>
+      </w:r>
+    </w:p>
+    <w:p>
+      <w:pPr>
+        <w:pStyle w:val="PreformattedText"/>
+        <w:bidi w:val="0"/>
+        <w:jc w:val="left"/>
+        <w:rPr/>
+      </w:pPr>
+      <w:r>
+        <w:rPr/>
+        <w:t xml:space="preserve">        ▼</w:t>
+      </w:r>
+    </w:p>
+    <w:p>
+      <w:pPr>
+        <w:pStyle w:val="PreformattedText"/>
+        <w:bidi w:val="0"/>
+        <w:jc w:val="left"/>
+        <w:rPr/>
+      </w:pPr>
+      <w:r>
+        <w:rPr/>
+        <w:t xml:space="preserve">  </w:t>
+      </w:r>
+      <w:r>
+        <w:rPr/>
+        <w:t>Stage 3 · Executive ─────(reject)──► Rejected, days returned</w:t>
+      </w:r>
+    </w:p>
+    <w:p>
+      <w:pPr>
+        <w:pStyle w:val="PreformattedText"/>
+        <w:bidi w:val="0"/>
+        <w:jc w:val="left"/>
+        <w:rPr/>
+      </w:pPr>
+      <w:r>
+        <w:rPr/>
+        <w:t xml:space="preserve">        │ </w:t>
+      </w:r>
+      <w:r>
+        <w:rPr/>
+        <w:t>approve</w:t>
+      </w:r>
+    </w:p>
+    <w:p>
+      <w:pPr>
+        <w:pStyle w:val="PreformattedText"/>
+        <w:bidi w:val="0"/>
+        <w:jc w:val="left"/>
+        <w:rPr/>
+      </w:pPr>
+      <w:r>
+        <w:rPr/>
+        <w:t xml:space="preserve">        ▼</w:t>
+      </w:r>
+    </w:p>
+    <w:p>
+      <w:pPr>
+        <w:pStyle w:val="PreformattedText"/>
+        <w:bidi w:val="0"/>
+        <w:spacing w:before="0" w:after="283"/>
+        <w:jc w:val="left"/>
+        <w:rPr/>
+      </w:pPr>
+      <w:r>
+        <w:rPr/>
+        <w:t xml:space="preserve">  </w:t>
+      </w:r>
+      <w:r>
+        <w:rPr/>
+        <w:t>APPROVED: days deducted</w:t>
+      </w:r>
+    </w:p>
+    <w:tbl>
+      <w:tblPr>
+        <w:tblW w:w="7283" w:type="dxa"/>
+        <w:jc w:val="left"/>
+        <w:tblInd w:w="-7" w:type="dxa"/>
+        <w:tblLayout w:type="fixed"/>
+        <w:tblCellMar>
+          <w:top w:w="75" w:type="dxa"/>
+          <w:left w:w="75" w:type="dxa"/>
+          <w:bottom w:w="75" w:type="dxa"/>
+          <w:right w:w="75" w:type="dxa"/>
+        </w:tblCellMar>
+      </w:tblPr>
+      <w:tblGrid>
+        <w:gridCol w:w="695"/>
+        <w:gridCol w:w="1367"/>
+        <w:gridCol w:w="5221"/>
+      </w:tblGrid>
+      <w:tr>
+        <w:trPr>
+          <w:tblHeader w:val="true"/>
+        </w:trPr>
+        <w:tc>
+          <w:tcPr>
+            <w:tcW w:w="695" w:type="dxa"/>
+            <w:tcBorders>
+              <w:top w:val="single" w:sz="6" w:space="0" w:color="808080"/>
+              <w:left w:val="single" w:sz="6" w:space="0" w:color="808080"/>
+              <w:bottom w:val="single" w:sz="2" w:space="0" w:color="808080"/>
+              <w:right w:val="single" w:sz="6" w:space="0" w:color="808080"/>
+            </w:tcBorders>
+            <w:vAlign w:val="center"/>
+          </w:tcPr>
+          <w:p>
+            <w:pPr>
+              <w:pStyle w:val="TableHeading"/>
+              <w:bidi w:val="0"/>
+              <w:spacing w:before="0" w:after="160"/>
+              <w:jc w:val="left"/>
+              <w:rPr/>
+            </w:pPr>
+            <w:r>
+              <w:rPr/>
+              <w:t>Stage</w:t>
+            </w:r>
+          </w:p>
+        </w:tc>
+        <w:tc>
+          <w:tcPr>
+            <w:tcW w:w="1367" w:type="dxa"/>
+            <w:tcBorders>
+              <w:top w:val="single" w:sz="6" w:space="0" w:color="808080"/>
+              <w:left w:val="single" w:sz="2" w:space="0" w:color="808080"/>
+              <w:bottom w:val="single" w:sz="2" w:space="0" w:color="808080"/>
+              <w:right w:val="single" w:sz="6" w:space="0" w:color="808080"/>
+            </w:tcBorders>
+            <w:vAlign w:val="center"/>
+          </w:tcPr>
+          <w:p>
+            <w:pPr>
+              <w:pStyle w:val="TableHeading"/>
+              <w:bidi w:val="0"/>
+              <w:spacing w:before="0" w:after="160"/>
+              <w:jc w:val="left"/>
+              <w:rPr/>
+            </w:pPr>
+            <w:r>
+              <w:rPr/>
+              <w:t>Who</w:t>
+            </w:r>
+          </w:p>
+        </w:tc>
+        <w:tc>
+          <w:tcPr>
+            <w:tcW w:w="5221" w:type="dxa"/>
+            <w:tcBorders>
+              <w:top w:val="single" w:sz="6" w:space="0" w:color="808080"/>
+              <w:left w:val="single" w:sz="2" w:space="0" w:color="808080"/>
+              <w:bottom w:val="single" w:sz="2" w:space="0" w:color="808080"/>
+              <w:right w:val="single" w:sz="6" w:space="0" w:color="808080"/>
+            </w:tcBorders>
+            <w:vAlign w:val="center"/>
+          </w:tcPr>
+          <w:p>
+            <w:pPr>
+              <w:pStyle w:val="TableHeading"/>
+              <w:bidi w:val="0"/>
+              <w:spacing w:before="0" w:after="160"/>
+              <w:jc w:val="left"/>
+              <w:rPr/>
+            </w:pPr>
+            <w:r>
+              <w:rPr/>
+              <w:t>What they check</w:t>
+            </w:r>
+          </w:p>
+        </w:tc>
+      </w:tr>
+      <w:tr>
+        <w:trPr/>
+        <w:tc>
+          <w:tcPr>
+            <w:tcW w:w="695" w:type="dxa"/>
+            <w:tcBorders>
+              <w:left w:val="single" w:sz="6" w:space="0" w:color="808080"/>
+              <w:bottom w:val="single" w:sz="2" w:space="0" w:color="808080"/>
+              <w:right w:val="single" w:sz="6" w:space="0" w:color="808080"/>
+            </w:tcBorders>
+            <w:vAlign w:val="center"/>
+          </w:tcPr>
+          <w:p>
+            <w:pPr>
+              <w:pStyle w:val="TableContents"/>
+              <w:bidi w:val="0"/>
+              <w:spacing w:before="0" w:after="160"/>
+              <w:jc w:val="left"/>
+              <w:rPr/>
+            </w:pPr>
+            <w:r>
+              <w:rPr>
+                <w:rStyle w:val="Strong"/>
+              </w:rPr>
+              <w:t>1</w:t>
+            </w:r>
+          </w:p>
+        </w:tc>
+        <w:tc>
+          <w:tcPr>
+            <w:tcW w:w="1367" w:type="dxa"/>
+            <w:tcBorders>
+              <w:left w:val="single" w:sz="2" w:space="0" w:color="808080"/>
+              <w:bottom w:val="single" w:sz="2" w:space="0" w:color="808080"/>
+              <w:right w:val="single" w:sz="6" w:space="0" w:color="808080"/>
+            </w:tcBorders>
+            <w:vAlign w:val="center"/>
+          </w:tcPr>
+          <w:p>
+            <w:pPr>
+              <w:pStyle w:val="TableContents"/>
+              <w:bidi w:val="0"/>
+              <w:spacing w:before="0" w:after="160"/>
+              <w:jc w:val="left"/>
+              <w:rPr/>
+            </w:pPr>
+            <w:r>
+              <w:rPr/>
+              <w:t>Line Manager</w:t>
+            </w:r>
+          </w:p>
+        </w:tc>
+        <w:tc>
+          <w:tcPr>
+            <w:tcW w:w="5221" w:type="dxa"/>
+            <w:tcBorders>
+              <w:left w:val="single" w:sz="2" w:space="0" w:color="808080"/>
+              <w:bottom w:val="single" w:sz="2" w:space="0" w:color="808080"/>
+              <w:right w:val="single" w:sz="6" w:space="0" w:color="808080"/>
+            </w:tcBorders>
+            <w:vAlign w:val="center"/>
+          </w:tcPr>
+          <w:p>
+            <w:pPr>
+              <w:pStyle w:val="TableContents"/>
+              <w:bidi w:val="0"/>
+              <w:spacing w:before="0" w:after="160"/>
+              <w:jc w:val="left"/>
+              <w:rPr/>
+            </w:pPr>
+            <w:r>
+              <w:rPr/>
+              <w:t>Your own manager checks the request against team cover.</w:t>
+            </w:r>
+          </w:p>
+        </w:tc>
+      </w:tr>
+      <w:tr>
+        <w:trPr/>
+        <w:tc>
+          <w:tcPr>
+            <w:tcW w:w="695" w:type="dxa"/>
+            <w:tcBorders>
+              <w:left w:val="single" w:sz="6" w:space="0" w:color="808080"/>
+              <w:bottom w:val="single" w:sz="2" w:space="0" w:color="808080"/>
+              <w:right w:val="single" w:sz="6" w:space="0" w:color="808080"/>
+            </w:tcBorders>
+            <w:vAlign w:val="center"/>
+          </w:tcPr>
+          <w:p>
+            <w:pPr>
+              <w:pStyle w:val="TableContents"/>
+              <w:bidi w:val="0"/>
+              <w:spacing w:before="0" w:after="160"/>
+              <w:jc w:val="left"/>
+              <w:rPr/>
+            </w:pPr>
+            <w:r>
+              <w:rPr>
+                <w:rStyle w:val="Strong"/>
+              </w:rPr>
+              <w:t>2</w:t>
+            </w:r>
+          </w:p>
+        </w:tc>
+        <w:tc>
+          <w:tcPr>
+            <w:tcW w:w="1367" w:type="dxa"/>
+            <w:tcBorders>
+              <w:left w:val="single" w:sz="2" w:space="0" w:color="808080"/>
+              <w:bottom w:val="single" w:sz="2" w:space="0" w:color="808080"/>
+              <w:right w:val="single" w:sz="6" w:space="0" w:color="808080"/>
+            </w:tcBorders>
+            <w:vAlign w:val="center"/>
+          </w:tcPr>
+          <w:p>
+            <w:pPr>
+              <w:pStyle w:val="TableContents"/>
+              <w:bidi w:val="0"/>
+              <w:spacing w:before="0" w:after="160"/>
+              <w:jc w:val="left"/>
+              <w:rPr/>
+            </w:pPr>
+            <w:r>
+              <w:rPr/>
+              <w:t>HR Manager</w:t>
+            </w:r>
+          </w:p>
+        </w:tc>
+        <w:tc>
+          <w:tcPr>
+            <w:tcW w:w="5221" w:type="dxa"/>
+            <w:tcBorders>
+              <w:left w:val="single" w:sz="2" w:space="0" w:color="808080"/>
+              <w:bottom w:val="single" w:sz="2" w:space="0" w:color="808080"/>
+              <w:right w:val="single" w:sz="6" w:space="0" w:color="808080"/>
+            </w:tcBorders>
+            <w:vAlign w:val="center"/>
+          </w:tcPr>
+          <w:p>
+            <w:pPr>
+              <w:pStyle w:val="TableContents"/>
+              <w:bidi w:val="0"/>
+              <w:spacing w:before="0" w:after="160"/>
+              <w:jc w:val="left"/>
+              <w:rPr/>
+            </w:pPr>
+            <w:r>
+              <w:rPr/>
+              <w:t>HR verifies entitlement, balance and policy.</w:t>
+            </w:r>
+          </w:p>
+        </w:tc>
+      </w:tr>
+      <w:tr>
+        <w:trPr/>
+        <w:tc>
+          <w:tcPr>
+            <w:tcW w:w="695" w:type="dxa"/>
+            <w:tcBorders>
+              <w:left w:val="single" w:sz="6" w:space="0" w:color="808080"/>
+              <w:bottom w:val="single" w:sz="6" w:space="0" w:color="808080"/>
+              <w:right w:val="single" w:sz="6" w:space="0" w:color="808080"/>
+            </w:tcBorders>
+            <w:vAlign w:val="center"/>
+          </w:tcPr>
+          <w:p>
+            <w:pPr>
+              <w:pStyle w:val="TableContents"/>
+              <w:bidi w:val="0"/>
+              <w:spacing w:before="0" w:after="160"/>
+              <w:jc w:val="left"/>
+              <w:rPr/>
+            </w:pPr>
+            <w:r>
+              <w:rPr>
+                <w:rStyle w:val="Strong"/>
+              </w:rPr>
+              <w:t>3</w:t>
+            </w:r>
+          </w:p>
+        </w:tc>
+        <w:tc>
+          <w:tcPr>
+            <w:tcW w:w="1367" w:type="dxa"/>
+            <w:tcBorders>
+              <w:left w:val="single" w:sz="2" w:space="0" w:color="808080"/>
+              <w:bottom w:val="single" w:sz="6" w:space="0" w:color="808080"/>
+              <w:right w:val="single" w:sz="6" w:space="0" w:color="808080"/>
+            </w:tcBorders>
+            <w:vAlign w:val="center"/>
+          </w:tcPr>
+          <w:p>
+            <w:pPr>
+              <w:pStyle w:val="TableContents"/>
+              <w:bidi w:val="0"/>
+              <w:spacing w:before="0" w:after="160"/>
+              <w:jc w:val="left"/>
+              <w:rPr/>
+            </w:pPr>
+            <w:r>
+              <w:rPr/>
+              <w:t>Executive</w:t>
+            </w:r>
+          </w:p>
+        </w:tc>
+        <w:tc>
+          <w:tcPr>
+            <w:tcW w:w="5221" w:type="dxa"/>
+            <w:tcBorders>
+              <w:left w:val="single" w:sz="2" w:space="0" w:color="808080"/>
+              <w:bottom w:val="single" w:sz="6" w:space="0" w:color="808080"/>
+              <w:right w:val="single" w:sz="6" w:space="0" w:color="808080"/>
+            </w:tcBorders>
+            <w:vAlign w:val="center"/>
+          </w:tcPr>
+          <w:p>
+            <w:pPr>
+              <w:pStyle w:val="TableContents"/>
+              <w:bidi w:val="0"/>
+              <w:spacing w:before="0" w:after="160"/>
+              <w:jc w:val="left"/>
+              <w:rPr/>
+            </w:pPr>
+            <w:r>
+              <w:rPr/>
+              <w:t xml:space="preserve">Final sign-off. </w:t>
+            </w:r>
+            <w:r>
+              <w:rPr>
+                <w:rStyle w:val="Strong"/>
+              </w:rPr>
+              <w:t>Only now are the days deducted.</w:t>
+            </w:r>
+          </w:p>
+        </w:tc>
+      </w:tr>
+    </w:tbl>
+    <w:p>
+      <w:pPr>
+        <w:pStyle w:val="BodyText"/>
+        <w:bidi w:val="0"/>
+        <w:jc w:val="left"/>
+        <w:rPr/>
+      </w:pPr>
+      <w:r>
+        <w:rPr/>
+        <w:t xml:space="preserve">A rejection at </w:t>
+      </w:r>
+      <w:r>
+        <w:rPr>
+          <w:rStyle w:val="Emphasis"/>
+        </w:rPr>
+        <w:t>any</w:t>
+      </w:r>
+      <w:r>
+        <w:rPr/>
+        <w:t xml:space="preserve"> stage ends the request there and returns the held days to you. It does not carry on to the next approver.</w:t>
+      </w:r>
+    </w:p>
+    <w:p>
+      <w:pPr>
+        <w:pStyle w:val="Heading3"/>
+        <w:bidi w:val="0"/>
+        <w:jc w:val="left"/>
+        <w:rPr/>
+      </w:pPr>
+      <w:r>
+        <w:rPr/>
+        <w:t>What the statuses mean</w:t>
+      </w:r>
+    </w:p>
+    <w:tbl>
+      <w:tblPr>
+        <w:tblW w:w="7283" w:type="dxa"/>
+        <w:jc w:val="left"/>
+        <w:tblInd w:w="-7" w:type="dxa"/>
+        <w:tblLayout w:type="fixed"/>
+        <w:tblCellMar>
+          <w:top w:w="75" w:type="dxa"/>
+          <w:left w:w="75" w:type="dxa"/>
+          <w:bottom w:w="75" w:type="dxa"/>
+          <w:right w:w="75" w:type="dxa"/>
+        </w:tblCellMar>
+      </w:tblPr>
+      <w:tblGrid>
+        <w:gridCol w:w="2472"/>
+        <w:gridCol w:w="3724"/>
+        <w:gridCol w:w="1087"/>
+      </w:tblGrid>
+      <w:tr>
+        <w:trPr>
+          <w:tblHeader w:val="true"/>
+        </w:trPr>
+        <w:tc>
+          <w:tcPr>
+            <w:tcW w:w="2472" w:type="dxa"/>
+            <w:tcBorders>
+              <w:top w:val="single" w:sz="6" w:space="0" w:color="808080"/>
+              <w:left w:val="single" w:sz="6" w:space="0" w:color="808080"/>
+              <w:bottom w:val="single" w:sz="2" w:space="0" w:color="808080"/>
+              <w:right w:val="single" w:sz="6" w:space="0" w:color="808080"/>
+            </w:tcBorders>
+            <w:vAlign w:val="center"/>
+          </w:tcPr>
+          <w:p>
+            <w:pPr>
+              <w:pStyle w:val="TableHeading"/>
+              <w:bidi w:val="0"/>
+              <w:spacing w:before="0" w:after="160"/>
+              <w:jc w:val="left"/>
+              <w:rPr/>
+            </w:pPr>
+            <w:r>
+              <w:rPr/>
+              <w:t>You will see</w:t>
+            </w:r>
+          </w:p>
+        </w:tc>
+        <w:tc>
+          <w:tcPr>
+            <w:tcW w:w="3724" w:type="dxa"/>
+            <w:tcBorders>
+              <w:top w:val="single" w:sz="6" w:space="0" w:color="808080"/>
+              <w:left w:val="single" w:sz="2" w:space="0" w:color="808080"/>
+              <w:bottom w:val="single" w:sz="2" w:space="0" w:color="808080"/>
+              <w:right w:val="single" w:sz="6" w:space="0" w:color="808080"/>
+            </w:tcBorders>
+            <w:vAlign w:val="center"/>
+          </w:tcPr>
+          <w:p>
+            <w:pPr>
+              <w:pStyle w:val="TableHeading"/>
+              <w:bidi w:val="0"/>
+              <w:spacing w:before="0" w:after="160"/>
+              <w:jc w:val="left"/>
+              <w:rPr/>
+            </w:pPr>
+            <w:r>
+              <w:rPr/>
+              <w:t>It means</w:t>
+            </w:r>
+          </w:p>
+        </w:tc>
+        <w:tc>
+          <w:tcPr>
+            <w:tcW w:w="1087" w:type="dxa"/>
+            <w:tcBorders>
+              <w:top w:val="single" w:sz="6" w:space="0" w:color="808080"/>
+              <w:left w:val="single" w:sz="2" w:space="0" w:color="808080"/>
+              <w:bottom w:val="single" w:sz="2" w:space="0" w:color="808080"/>
+              <w:right w:val="single" w:sz="6" w:space="0" w:color="808080"/>
+            </w:tcBorders>
+            <w:vAlign w:val="center"/>
+          </w:tcPr>
+          <w:p>
+            <w:pPr>
+              <w:pStyle w:val="TableHeading"/>
+              <w:bidi w:val="0"/>
+              <w:spacing w:before="0" w:after="160"/>
+              <w:jc w:val="left"/>
+              <w:rPr/>
+            </w:pPr>
+            <w:r>
+              <w:rPr/>
+              <w:t>Days are</w:t>
+            </w:r>
+          </w:p>
+        </w:tc>
+      </w:tr>
+      <w:tr>
+        <w:trPr/>
+        <w:tc>
+          <w:tcPr>
+            <w:tcW w:w="2472" w:type="dxa"/>
+            <w:tcBorders>
+              <w:left w:val="single" w:sz="6" w:space="0" w:color="808080"/>
+              <w:bottom w:val="single" w:sz="2" w:space="0" w:color="808080"/>
+              <w:right w:val="single" w:sz="6" w:space="0" w:color="808080"/>
+            </w:tcBorders>
+            <w:vAlign w:val="center"/>
+          </w:tcPr>
+          <w:p>
+            <w:pPr>
+              <w:pStyle w:val="TableContents"/>
+              <w:bidi w:val="0"/>
+              <w:spacing w:before="0" w:after="160"/>
+              <w:jc w:val="left"/>
+              <w:rPr/>
+            </w:pPr>
+            <w:r>
+              <w:rPr/>
+              <w:t>Pending Line Manager</w:t>
+            </w:r>
+          </w:p>
+        </w:tc>
+        <w:tc>
+          <w:tcPr>
+            <w:tcW w:w="3724" w:type="dxa"/>
+            <w:tcBorders>
+              <w:left w:val="single" w:sz="2" w:space="0" w:color="808080"/>
+              <w:bottom w:val="single" w:sz="2" w:space="0" w:color="808080"/>
+              <w:right w:val="single" w:sz="6" w:space="0" w:color="808080"/>
+            </w:tcBorders>
+            <w:vAlign w:val="center"/>
+          </w:tcPr>
+          <w:p>
+            <w:pPr>
+              <w:pStyle w:val="TableContents"/>
+              <w:bidi w:val="0"/>
+              <w:spacing w:before="0" w:after="160"/>
+              <w:jc w:val="left"/>
+              <w:rPr/>
+            </w:pPr>
+            <w:r>
+              <w:rPr/>
+              <w:t>Waiting on Stage 1.</w:t>
+            </w:r>
+          </w:p>
+        </w:tc>
+        <w:tc>
+          <w:tcPr>
+            <w:tcW w:w="1087" w:type="dxa"/>
+            <w:tcBorders>
+              <w:left w:val="single" w:sz="2" w:space="0" w:color="808080"/>
+              <w:bottom w:val="single" w:sz="2" w:space="0" w:color="808080"/>
+              <w:right w:val="single" w:sz="6" w:space="0" w:color="808080"/>
+            </w:tcBorders>
+            <w:vAlign w:val="center"/>
+          </w:tcPr>
+          <w:p>
+            <w:pPr>
+              <w:pStyle w:val="TableContents"/>
+              <w:bidi w:val="0"/>
+              <w:spacing w:before="0" w:after="160"/>
+              <w:jc w:val="left"/>
+              <w:rPr/>
+            </w:pPr>
+            <w:r>
+              <w:rPr/>
+              <w:t>Held</w:t>
+            </w:r>
+          </w:p>
+        </w:tc>
+      </w:tr>
+      <w:tr>
+        <w:trPr/>
+        <w:tc>
+          <w:tcPr>
+            <w:tcW w:w="2472" w:type="dxa"/>
+            <w:tcBorders>
+              <w:left w:val="single" w:sz="6" w:space="0" w:color="808080"/>
+              <w:bottom w:val="single" w:sz="2" w:space="0" w:color="808080"/>
+              <w:right w:val="single" w:sz="6" w:space="0" w:color="808080"/>
+            </w:tcBorders>
+            <w:vAlign w:val="center"/>
+          </w:tcPr>
+          <w:p>
+            <w:pPr>
+              <w:pStyle w:val="TableContents"/>
+              <w:bidi w:val="0"/>
+              <w:spacing w:before="0" w:after="160"/>
+              <w:jc w:val="left"/>
+              <w:rPr/>
+            </w:pPr>
+            <w:r>
+              <w:rPr/>
+              <w:t>Pending HR Review</w:t>
+            </w:r>
+          </w:p>
+        </w:tc>
+        <w:tc>
+          <w:tcPr>
+            <w:tcW w:w="3724" w:type="dxa"/>
+            <w:tcBorders>
+              <w:left w:val="single" w:sz="2" w:space="0" w:color="808080"/>
+              <w:bottom w:val="single" w:sz="2" w:space="0" w:color="808080"/>
+              <w:right w:val="single" w:sz="6" w:space="0" w:color="808080"/>
+            </w:tcBorders>
+            <w:vAlign w:val="center"/>
+          </w:tcPr>
+          <w:p>
+            <w:pPr>
+              <w:pStyle w:val="TableContents"/>
+              <w:bidi w:val="0"/>
+              <w:spacing w:before="0" w:after="160"/>
+              <w:jc w:val="left"/>
+              <w:rPr/>
+            </w:pPr>
+            <w:r>
+              <w:rPr/>
+              <w:t>Cleared Stage 1, waiting on HR.</w:t>
+            </w:r>
+          </w:p>
+        </w:tc>
+        <w:tc>
+          <w:tcPr>
+            <w:tcW w:w="1087" w:type="dxa"/>
+            <w:tcBorders>
+              <w:left w:val="single" w:sz="2" w:space="0" w:color="808080"/>
+              <w:bottom w:val="single" w:sz="2" w:space="0" w:color="808080"/>
+              <w:right w:val="single" w:sz="6" w:space="0" w:color="808080"/>
+            </w:tcBorders>
+            <w:vAlign w:val="center"/>
+          </w:tcPr>
+          <w:p>
+            <w:pPr>
+              <w:pStyle w:val="TableContents"/>
+              <w:bidi w:val="0"/>
+              <w:spacing w:before="0" w:after="160"/>
+              <w:jc w:val="left"/>
+              <w:rPr/>
+            </w:pPr>
+            <w:r>
+              <w:rPr/>
+              <w:t>Held</w:t>
+            </w:r>
+          </w:p>
+        </w:tc>
+      </w:tr>
+      <w:tr>
+        <w:trPr/>
+        <w:tc>
+          <w:tcPr>
+            <w:tcW w:w="2472" w:type="dxa"/>
+            <w:tcBorders>
+              <w:left w:val="single" w:sz="6" w:space="0" w:color="808080"/>
+              <w:bottom w:val="single" w:sz="2" w:space="0" w:color="808080"/>
+              <w:right w:val="single" w:sz="6" w:space="0" w:color="808080"/>
+            </w:tcBorders>
+            <w:vAlign w:val="center"/>
+          </w:tcPr>
+          <w:p>
+            <w:pPr>
+              <w:pStyle w:val="TableContents"/>
+              <w:bidi w:val="0"/>
+              <w:spacing w:before="0" w:after="160"/>
+              <w:jc w:val="left"/>
+              <w:rPr/>
+            </w:pPr>
+            <w:r>
+              <w:rPr/>
+              <w:t>Pending Executive Approval</w:t>
+            </w:r>
+          </w:p>
+        </w:tc>
+        <w:tc>
+          <w:tcPr>
+            <w:tcW w:w="3724" w:type="dxa"/>
+            <w:tcBorders>
+              <w:left w:val="single" w:sz="2" w:space="0" w:color="808080"/>
+              <w:bottom w:val="single" w:sz="2" w:space="0" w:color="808080"/>
+              <w:right w:val="single" w:sz="6" w:space="0" w:color="808080"/>
+            </w:tcBorders>
+            <w:vAlign w:val="center"/>
+          </w:tcPr>
+          <w:p>
+            <w:pPr>
+              <w:pStyle w:val="TableContents"/>
+              <w:bidi w:val="0"/>
+              <w:spacing w:before="0" w:after="160"/>
+              <w:jc w:val="left"/>
+              <w:rPr/>
+            </w:pPr>
+            <w:r>
+              <w:rPr/>
+              <w:t>Cleared HR, waiting on final sign-off.</w:t>
+            </w:r>
+          </w:p>
+        </w:tc>
+        <w:tc>
+          <w:tcPr>
+            <w:tcW w:w="1087" w:type="dxa"/>
+            <w:tcBorders>
+              <w:left w:val="single" w:sz="2" w:space="0" w:color="808080"/>
+              <w:bottom w:val="single" w:sz="2" w:space="0" w:color="808080"/>
+              <w:right w:val="single" w:sz="6" w:space="0" w:color="808080"/>
+            </w:tcBorders>
+            <w:vAlign w:val="center"/>
+          </w:tcPr>
+          <w:p>
+            <w:pPr>
+              <w:pStyle w:val="TableContents"/>
+              <w:bidi w:val="0"/>
+              <w:spacing w:before="0" w:after="160"/>
+              <w:jc w:val="left"/>
+              <w:rPr/>
+            </w:pPr>
+            <w:r>
+              <w:rPr/>
+              <w:t>Held</w:t>
+            </w:r>
+          </w:p>
+        </w:tc>
+      </w:tr>
+      <w:tr>
+        <w:trPr/>
+        <w:tc>
+          <w:tcPr>
+            <w:tcW w:w="2472" w:type="dxa"/>
+            <w:tcBorders>
+              <w:left w:val="single" w:sz="6" w:space="0" w:color="808080"/>
+              <w:bottom w:val="single" w:sz="2" w:space="0" w:color="808080"/>
+              <w:right w:val="single" w:sz="6" w:space="0" w:color="808080"/>
+            </w:tcBorders>
+            <w:vAlign w:val="center"/>
+          </w:tcPr>
+          <w:p>
+            <w:pPr>
+              <w:pStyle w:val="TableContents"/>
+              <w:bidi w:val="0"/>
+              <w:spacing w:before="0" w:after="160"/>
+              <w:jc w:val="left"/>
+              <w:rPr/>
+            </w:pPr>
+            <w:r>
+              <w:rPr/>
+              <w:t>Approved</w:t>
+            </w:r>
+          </w:p>
+        </w:tc>
+        <w:tc>
+          <w:tcPr>
+            <w:tcW w:w="3724" w:type="dxa"/>
+            <w:tcBorders>
+              <w:left w:val="single" w:sz="2" w:space="0" w:color="808080"/>
+              <w:bottom w:val="single" w:sz="2" w:space="0" w:color="808080"/>
+              <w:right w:val="single" w:sz="6" w:space="0" w:color="808080"/>
+            </w:tcBorders>
+            <w:vAlign w:val="center"/>
+          </w:tcPr>
+          <w:p>
+            <w:pPr>
+              <w:pStyle w:val="TableContents"/>
+              <w:bidi w:val="0"/>
+              <w:spacing w:before="0" w:after="160"/>
+              <w:jc w:val="left"/>
+              <w:rPr/>
+            </w:pPr>
+            <w:r>
+              <w:rPr/>
+              <w:t>Fully approved. The leave is yours.</w:t>
+            </w:r>
+          </w:p>
+        </w:tc>
+        <w:tc>
+          <w:tcPr>
+            <w:tcW w:w="1087" w:type="dxa"/>
+            <w:tcBorders>
+              <w:left w:val="single" w:sz="2" w:space="0" w:color="808080"/>
+              <w:bottom w:val="single" w:sz="2" w:space="0" w:color="808080"/>
+              <w:right w:val="single" w:sz="6" w:space="0" w:color="808080"/>
+            </w:tcBorders>
+            <w:vAlign w:val="center"/>
+          </w:tcPr>
+          <w:p>
+            <w:pPr>
+              <w:pStyle w:val="TableContents"/>
+              <w:bidi w:val="0"/>
+              <w:spacing w:before="0" w:after="160"/>
+              <w:jc w:val="left"/>
+              <w:rPr/>
+            </w:pPr>
+            <w:r>
+              <w:rPr>
+                <w:rStyle w:val="Strong"/>
+              </w:rPr>
+              <w:t>Deducted</w:t>
+            </w:r>
+          </w:p>
+        </w:tc>
+      </w:tr>
+      <w:tr>
+        <w:trPr/>
+        <w:tc>
+          <w:tcPr>
+            <w:tcW w:w="2472" w:type="dxa"/>
+            <w:tcBorders>
+              <w:left w:val="single" w:sz="6" w:space="0" w:color="808080"/>
+              <w:bottom w:val="single" w:sz="2" w:space="0" w:color="808080"/>
+              <w:right w:val="single" w:sz="6" w:space="0" w:color="808080"/>
+            </w:tcBorders>
+            <w:vAlign w:val="center"/>
+          </w:tcPr>
+          <w:p>
+            <w:pPr>
+              <w:pStyle w:val="TableContents"/>
+              <w:bidi w:val="0"/>
+              <w:spacing w:before="0" w:after="160"/>
+              <w:jc w:val="left"/>
+              <w:rPr/>
+            </w:pPr>
+            <w:r>
+              <w:rPr/>
+              <w:t>Rejected</w:t>
+            </w:r>
+          </w:p>
+        </w:tc>
+        <w:tc>
+          <w:tcPr>
+            <w:tcW w:w="3724" w:type="dxa"/>
+            <w:tcBorders>
+              <w:left w:val="single" w:sz="2" w:space="0" w:color="808080"/>
+              <w:bottom w:val="single" w:sz="2" w:space="0" w:color="808080"/>
+              <w:right w:val="single" w:sz="6" w:space="0" w:color="808080"/>
+            </w:tcBorders>
+            <w:vAlign w:val="center"/>
+          </w:tcPr>
+          <w:p>
+            <w:pPr>
+              <w:pStyle w:val="TableContents"/>
+              <w:bidi w:val="0"/>
+              <w:spacing w:before="0" w:after="160"/>
+              <w:jc w:val="left"/>
+              <w:rPr/>
+            </w:pPr>
+            <w:r>
+              <w:rPr/>
+              <w:t>Declined. The reason is in View Details.</w:t>
+            </w:r>
+          </w:p>
+        </w:tc>
+        <w:tc>
+          <w:tcPr>
+            <w:tcW w:w="1087" w:type="dxa"/>
+            <w:tcBorders>
+              <w:left w:val="single" w:sz="2" w:space="0" w:color="808080"/>
+              <w:bottom w:val="single" w:sz="2" w:space="0" w:color="808080"/>
+              <w:right w:val="single" w:sz="6" w:space="0" w:color="808080"/>
+            </w:tcBorders>
+            <w:vAlign w:val="center"/>
+          </w:tcPr>
+          <w:p>
+            <w:pPr>
+              <w:pStyle w:val="TableContents"/>
+              <w:bidi w:val="0"/>
+              <w:spacing w:before="0" w:after="160"/>
+              <w:jc w:val="left"/>
+              <w:rPr/>
+            </w:pPr>
+            <w:r>
+              <w:rPr/>
+              <w:t>Returned</w:t>
+            </w:r>
+          </w:p>
+        </w:tc>
+      </w:tr>
+      <w:tr>
+        <w:trPr/>
+        <w:tc>
+          <w:tcPr>
+            <w:tcW w:w="2472" w:type="dxa"/>
+            <w:tcBorders>
+              <w:left w:val="single" w:sz="6" w:space="0" w:color="808080"/>
+              <w:bottom w:val="single" w:sz="6" w:space="0" w:color="808080"/>
+              <w:right w:val="single" w:sz="6" w:space="0" w:color="808080"/>
+            </w:tcBorders>
+            <w:vAlign w:val="center"/>
+          </w:tcPr>
+          <w:p>
+            <w:pPr>
+              <w:pStyle w:val="TableContents"/>
+              <w:bidi w:val="0"/>
+              <w:spacing w:before="0" w:after="160"/>
+              <w:jc w:val="left"/>
+              <w:rPr/>
+            </w:pPr>
+            <w:r>
+              <w:rPr/>
+              <w:t>Cancelled</w:t>
+            </w:r>
+          </w:p>
+        </w:tc>
+        <w:tc>
+          <w:tcPr>
+            <w:tcW w:w="3724" w:type="dxa"/>
+            <w:tcBorders>
+              <w:left w:val="single" w:sz="2" w:space="0" w:color="808080"/>
+              <w:bottom w:val="single" w:sz="6" w:space="0" w:color="808080"/>
+              <w:right w:val="single" w:sz="6" w:space="0" w:color="808080"/>
+            </w:tcBorders>
+            <w:vAlign w:val="center"/>
+          </w:tcPr>
+          <w:p>
+            <w:pPr>
+              <w:pStyle w:val="TableContents"/>
+              <w:bidi w:val="0"/>
+              <w:spacing w:before="0" w:after="160"/>
+              <w:jc w:val="left"/>
+              <w:rPr/>
+            </w:pPr>
+            <w:r>
+              <w:rPr/>
+              <w:t>Withdrawn by you, HR or an administrator.</w:t>
+            </w:r>
+          </w:p>
+        </w:tc>
+        <w:tc>
+          <w:tcPr>
+            <w:tcW w:w="1087" w:type="dxa"/>
+            <w:tcBorders>
+              <w:left w:val="single" w:sz="2" w:space="0" w:color="808080"/>
+              <w:bottom w:val="single" w:sz="6" w:space="0" w:color="808080"/>
+              <w:right w:val="single" w:sz="6" w:space="0" w:color="808080"/>
+            </w:tcBorders>
+            <w:vAlign w:val="center"/>
+          </w:tcPr>
+          <w:p>
+            <w:pPr>
+              <w:pStyle w:val="TableContents"/>
+              <w:bidi w:val="0"/>
+              <w:spacing w:before="0" w:after="160"/>
+              <w:jc w:val="left"/>
+              <w:rPr/>
+            </w:pPr>
+            <w:r>
+              <w:rPr/>
+              <w:t>Returned</w:t>
+            </w:r>
+          </w:p>
+        </w:tc>
+      </w:tr>
+    </w:tbl>
+    <w:p>
+      <w:pPr>
+        <w:pStyle w:val="HorizontalLine"/>
+        <w:bidi w:val="0"/>
+        <w:jc w:val="left"/>
+        <w:rPr/>
+      </w:pPr>
+      <w:r>
+        <w:rPr/>
+      </w:r>
+    </w:p>
+    <w:p>
+      <w:pPr>
+        <w:pStyle w:val="Heading2"/>
+        <w:bidi w:val="0"/>
+        <w:jc w:val="left"/>
+        <w:rPr/>
+      </w:pPr>
+      <w:r>
+        <w:rPr/>
+        <w:t>4. Employee</w:t>
+      </w:r>
+    </w:p>
+    <w:p>
+      <w:pPr>
+        <w:pStyle w:val="BodyText"/>
+        <w:bidi w:val="0"/>
+        <w:jc w:val="left"/>
+        <w:rPr/>
+      </w:pPr>
+      <w:r>
+        <w:rPr/>
+        <w:t>The standard account. You request your own leave and follow its progress.</w:t>
+      </w:r>
+    </w:p>
+    <w:p>
+      <w:pPr>
+        <w:pStyle w:val="BodyText"/>
+        <w:bidi w:val="0"/>
+        <w:jc w:val="left"/>
+        <w:rPr/>
+      </w:pPr>
+      <w:r>
+        <w:rPr>
+          <w:rStyle w:val="Strong"/>
+        </w:rPr>
+        <w:t>You can</w:t>
+      </w:r>
+    </w:p>
+    <w:p>
+      <w:pPr>
+        <w:pStyle w:val="BodyText"/>
+        <w:numPr>
+          <w:ilvl w:val="0"/>
+          <w:numId w:val="8"/>
+        </w:numPr>
+        <w:tabs>
+          <w:tab w:val="clear" w:pos="1134"/>
+          <w:tab w:val="left" w:pos="709" w:leader="none"/>
+        </w:tabs>
+        <w:bidi w:val="0"/>
+        <w:spacing w:before="0" w:after="0"/>
+        <w:ind w:hanging="283" w:left="709"/>
+        <w:jc w:val="left"/>
+        <w:rPr/>
+      </w:pPr>
+      <w:r>
+        <w:rPr/>
+        <w:t xml:space="preserve">See your balances for every category you hold </w:t>
+      </w:r>
+    </w:p>
+    <w:p>
+      <w:pPr>
+        <w:pStyle w:val="BodyText"/>
+        <w:numPr>
+          <w:ilvl w:val="0"/>
+          <w:numId w:val="8"/>
+        </w:numPr>
+        <w:tabs>
+          <w:tab w:val="clear" w:pos="1134"/>
+          <w:tab w:val="left" w:pos="709" w:leader="none"/>
+        </w:tabs>
+        <w:bidi w:val="0"/>
+        <w:spacing w:before="0" w:after="0"/>
+        <w:ind w:hanging="283" w:left="709"/>
+        <w:jc w:val="left"/>
+        <w:rPr/>
+      </w:pPr>
+      <w:r>
+        <w:rPr/>
+        <w:t xml:space="preserve">Apply for leave and preview the day count live </w:t>
+      </w:r>
+    </w:p>
+    <w:p>
+      <w:pPr>
+        <w:pStyle w:val="BodyText"/>
+        <w:numPr>
+          <w:ilvl w:val="0"/>
+          <w:numId w:val="8"/>
+        </w:numPr>
+        <w:tabs>
+          <w:tab w:val="clear" w:pos="1134"/>
+          <w:tab w:val="left" w:pos="709" w:leader="none"/>
+        </w:tabs>
+        <w:bidi w:val="0"/>
+        <w:spacing w:before="0" w:after="0"/>
+        <w:ind w:hanging="283" w:left="709"/>
+        <w:jc w:val="left"/>
+        <w:rPr/>
+      </w:pPr>
+      <w:r>
+        <w:rPr/>
+        <w:t xml:space="preserve">Track each request through all three stages </w:t>
+      </w:r>
+    </w:p>
+    <w:p>
+      <w:pPr>
+        <w:pStyle w:val="BodyText"/>
+        <w:numPr>
+          <w:ilvl w:val="0"/>
+          <w:numId w:val="8"/>
+        </w:numPr>
+        <w:tabs>
+          <w:tab w:val="clear" w:pos="1134"/>
+          <w:tab w:val="left" w:pos="709" w:leader="none"/>
+        </w:tabs>
+        <w:bidi w:val="0"/>
+        <w:spacing w:before="0" w:after="0"/>
+        <w:ind w:hanging="283" w:left="709"/>
+        <w:jc w:val="left"/>
+        <w:rPr/>
+      </w:pPr>
+      <w:r>
+        <w:rPr/>
+        <w:t xml:space="preserve">Read approver remarks on your requests </w:t>
+      </w:r>
+    </w:p>
+    <w:p>
+      <w:pPr>
+        <w:pStyle w:val="BodyText"/>
+        <w:numPr>
+          <w:ilvl w:val="0"/>
+          <w:numId w:val="8"/>
+        </w:numPr>
+        <w:tabs>
+          <w:tab w:val="clear" w:pos="1134"/>
+          <w:tab w:val="left" w:pos="709" w:leader="none"/>
+        </w:tabs>
+        <w:bidi w:val="0"/>
+        <w:spacing w:before="0" w:after="0"/>
+        <w:ind w:hanging="283" w:left="709"/>
+        <w:jc w:val="left"/>
+        <w:rPr/>
+      </w:pPr>
+      <w:r>
+        <w:rPr/>
+        <w:t xml:space="preserve">Cancel a request you no longer need </w:t>
+      </w:r>
+    </w:p>
+    <w:p>
+      <w:pPr>
+        <w:pStyle w:val="BodyText"/>
+        <w:numPr>
+          <w:ilvl w:val="0"/>
+          <w:numId w:val="8"/>
+        </w:numPr>
+        <w:tabs>
+          <w:tab w:val="clear" w:pos="1134"/>
+          <w:tab w:val="left" w:pos="709" w:leader="none"/>
+        </w:tabs>
+        <w:bidi w:val="0"/>
+        <w:ind w:hanging="283" w:left="709"/>
+        <w:jc w:val="left"/>
+        <w:rPr/>
+      </w:pPr>
+      <w:r>
+        <w:rPr/>
+        <w:t xml:space="preserve">Change your own password </w:t>
+      </w:r>
+    </w:p>
+    <w:p>
+      <w:pPr>
+        <w:pStyle w:val="BodyText"/>
+        <w:bidi w:val="0"/>
+        <w:jc w:val="left"/>
+        <w:rPr/>
+      </w:pPr>
+      <w:r>
+        <w:rPr>
+          <w:rStyle w:val="Strong"/>
+        </w:rPr>
+        <w:t>You cannot</w:t>
+      </w:r>
+    </w:p>
+    <w:p>
+      <w:pPr>
+        <w:pStyle w:val="BodyText"/>
+        <w:numPr>
+          <w:ilvl w:val="0"/>
+          <w:numId w:val="9"/>
+        </w:numPr>
+        <w:tabs>
+          <w:tab w:val="clear" w:pos="1134"/>
+          <w:tab w:val="left" w:pos="709" w:leader="none"/>
+        </w:tabs>
+        <w:bidi w:val="0"/>
+        <w:spacing w:before="0" w:after="0"/>
+        <w:ind w:hanging="283" w:left="709"/>
+        <w:jc w:val="left"/>
+        <w:rPr/>
+      </w:pPr>
+      <w:r>
+        <w:rPr/>
+        <w:t xml:space="preserve">Approve anything, including your own leave </w:t>
+      </w:r>
+    </w:p>
+    <w:p>
+      <w:pPr>
+        <w:pStyle w:val="BodyText"/>
+        <w:numPr>
+          <w:ilvl w:val="0"/>
+          <w:numId w:val="9"/>
+        </w:numPr>
+        <w:tabs>
+          <w:tab w:val="clear" w:pos="1134"/>
+          <w:tab w:val="left" w:pos="709" w:leader="none"/>
+        </w:tabs>
+        <w:bidi w:val="0"/>
+        <w:spacing w:before="0" w:after="0"/>
+        <w:ind w:hanging="283" w:left="709"/>
+        <w:jc w:val="left"/>
+        <w:rPr/>
+      </w:pPr>
+      <w:r>
+        <w:rPr/>
+        <w:t xml:space="preserve">See anyone else's leave or balances </w:t>
+      </w:r>
+    </w:p>
+    <w:p>
+      <w:pPr>
+        <w:pStyle w:val="BodyText"/>
+        <w:numPr>
+          <w:ilvl w:val="0"/>
+          <w:numId w:val="9"/>
+        </w:numPr>
+        <w:tabs>
+          <w:tab w:val="clear" w:pos="1134"/>
+          <w:tab w:val="left" w:pos="709" w:leader="none"/>
+        </w:tabs>
+        <w:bidi w:val="0"/>
+        <w:spacing w:before="0" w:after="0"/>
+        <w:ind w:hanging="283" w:left="709"/>
+        <w:jc w:val="left"/>
+        <w:rPr/>
+      </w:pPr>
+      <w:r>
+        <w:rPr/>
+        <w:t xml:space="preserve">Change your own allocation. That is HR's </w:t>
+      </w:r>
+    </w:p>
+    <w:p>
+      <w:pPr>
+        <w:pStyle w:val="BodyText"/>
+        <w:numPr>
+          <w:ilvl w:val="0"/>
+          <w:numId w:val="9"/>
+        </w:numPr>
+        <w:tabs>
+          <w:tab w:val="clear" w:pos="1134"/>
+          <w:tab w:val="left" w:pos="709" w:leader="none"/>
+        </w:tabs>
+        <w:bidi w:val="0"/>
+        <w:ind w:hanging="283" w:left="709"/>
+        <w:jc w:val="left"/>
+        <w:rPr/>
+      </w:pPr>
+      <w:r>
+        <w:rPr/>
+        <w:t xml:space="preserve">Reach the approval or administration pages </w:t>
+      </w:r>
+    </w:p>
+    <w:tbl>
+      <w:tblPr>
+        <w:tblW w:w="5000" w:type="pct"/>
+        <w:jc w:val="left"/>
+        <w:tblInd w:w="0" w:type="dxa"/>
+        <w:tblLayout w:type="fixed"/>
+        <w:tblCellMar>
+          <w:top w:w="120" w:type="dxa"/>
+          <w:left w:w="120" w:type="dxa"/>
+          <w:bottom w:w="120" w:type="dxa"/>
+          <w:right w:w="120" w:type="dxa"/>
+        </w:tblCellMar>
+      </w:tblPr>
+      <w:tblGrid>
+        <w:gridCol w:w="7283"/>
+      </w:tblGrid>
+      <w:tr>
+        <w:trPr/>
+        <w:tc>
+          <w:tcPr>
+            <w:tcW w:w="7283" w:type="dxa"/>
+            <w:tcBorders/>
+            <w:shd w:fill="F4F7FA" w:val="clear"/>
+            <w:vAlign w:val="center"/>
+          </w:tcPr>
+          <w:p>
+            <w:pPr>
+              <w:pStyle w:val="TableContents"/>
+              <w:bidi w:val="0"/>
+              <w:spacing w:before="0" w:after="160"/>
+              <w:jc w:val="left"/>
+              <w:rPr/>
+            </w:pPr>
+            <w:r>
+              <w:rPr>
+                <w:rStyle w:val="Strong"/>
+              </w:rPr>
+              <w:t>If you have no manager yet.</w:t>
+            </w:r>
+            <w:r>
+              <w:rPr/>
+              <w:t xml:space="preserve"> Your request needs a line manager to clear Stage 1. If nobody is set as your manager, it will sit unactioned. Ask an administrator to set your reporting manager in User Management.</w:t>
+            </w:r>
+          </w:p>
+        </w:tc>
+      </w:tr>
+    </w:tbl>
+    <w:p>
+      <w:pPr>
+        <w:pStyle w:val="HorizontalLine"/>
+        <w:bidi w:val="0"/>
+        <w:jc w:val="left"/>
+        <w:rPr/>
+      </w:pPr>
+      <w:r>
+        <w:rPr/>
+      </w:r>
+    </w:p>
+    <w:p>
+      <w:pPr>
+        <w:pStyle w:val="Heading2"/>
+        <w:bidi w:val="0"/>
+        <w:jc w:val="left"/>
+        <w:rPr/>
+      </w:pPr>
+      <w:r>
+        <w:rPr/>
+        <w:t>5. Line Manager</w:t>
+      </w:r>
+    </w:p>
+    <w:p>
+      <w:pPr>
+        <w:pStyle w:val="BodyText"/>
+        <w:bidi w:val="0"/>
+        <w:jc w:val="left"/>
+        <w:rPr/>
+      </w:pPr>
+      <w:r>
+        <w:rPr/>
+        <w:t>Stage 1. You are the first decision on your team's leave, and the gate before HR ever sees it.</w:t>
+      </w:r>
+    </w:p>
+    <w:p>
+      <w:pPr>
+        <w:pStyle w:val="Heading3"/>
+        <w:bidi w:val="0"/>
+        <w:jc w:val="left"/>
+        <w:rPr/>
+      </w:pPr>
+      <w:r>
+        <w:rPr/>
+        <w:t>Clearing your queue</w:t>
+      </w:r>
+    </w:p>
+    <w:p>
+      <w:pPr>
+        <w:pStyle w:val="BodyText"/>
+        <w:numPr>
+          <w:ilvl w:val="0"/>
+          <w:numId w:val="10"/>
+        </w:numPr>
+        <w:tabs>
+          <w:tab w:val="clear" w:pos="1134"/>
+          <w:tab w:val="left" w:pos="709" w:leader="none"/>
+        </w:tabs>
+        <w:bidi w:val="0"/>
+        <w:spacing w:before="0" w:after="0"/>
+        <w:ind w:hanging="283" w:left="709"/>
+        <w:jc w:val="left"/>
+        <w:rPr/>
+      </w:pPr>
+      <w:r>
+        <w:rPr/>
+        <w:t xml:space="preserve">Go to </w:t>
+      </w:r>
+      <w:r>
+        <w:rPr>
+          <w:rStyle w:val="Strong"/>
+        </w:rPr>
+        <w:t>Approvals → Stage 1 · Line Manager</w:t>
+      </w:r>
+      <w:r>
+        <w:rPr/>
+        <w:t xml:space="preserve">. The heading shows how many requests are waiting. </w:t>
+      </w:r>
+    </w:p>
+    <w:p>
+      <w:pPr>
+        <w:pStyle w:val="BodyText"/>
+        <w:numPr>
+          <w:ilvl w:val="0"/>
+          <w:numId w:val="10"/>
+        </w:numPr>
+        <w:tabs>
+          <w:tab w:val="clear" w:pos="1134"/>
+          <w:tab w:val="left" w:pos="709" w:leader="none"/>
+        </w:tabs>
+        <w:bidi w:val="0"/>
+        <w:spacing w:before="0" w:after="0"/>
+        <w:ind w:hanging="283" w:left="709"/>
+        <w:jc w:val="left"/>
+        <w:rPr/>
+      </w:pPr>
+      <w:r>
+        <w:rPr/>
+        <w:t xml:space="preserve">Read the row: who, which category, the dates, the working days it costs, their stated reason, and a </w:t>
+      </w:r>
+      <w:r>
+        <w:rPr>
+          <w:rStyle w:val="Strong"/>
+        </w:rPr>
+        <w:t>File</w:t>
+      </w:r>
+      <w:r>
+        <w:rPr/>
+        <w:t xml:space="preserve"> link if they attached a document. </w:t>
+      </w:r>
+    </w:p>
+    <w:p>
+      <w:pPr>
+        <w:pStyle w:val="BodyText"/>
+        <w:numPr>
+          <w:ilvl w:val="0"/>
+          <w:numId w:val="10"/>
+        </w:numPr>
+        <w:tabs>
+          <w:tab w:val="clear" w:pos="1134"/>
+          <w:tab w:val="left" w:pos="709" w:leader="none"/>
+        </w:tabs>
+        <w:bidi w:val="0"/>
+        <w:spacing w:before="0" w:after="0"/>
+        <w:ind w:hanging="283" w:left="709"/>
+        <w:jc w:val="left"/>
+        <w:rPr/>
+      </w:pPr>
+      <w:r>
+        <w:rPr/>
+        <w:t xml:space="preserve">Select </w:t>
+      </w:r>
+      <w:r>
+        <w:rPr>
+          <w:rStyle w:val="Strong"/>
+        </w:rPr>
+        <w:t>Review / Action</w:t>
+      </w:r>
+      <w:r>
+        <w:rPr/>
+        <w:t xml:space="preserve"> to open the request. </w:t>
+      </w:r>
+    </w:p>
+    <w:p>
+      <w:pPr>
+        <w:pStyle w:val="BodyText"/>
+        <w:numPr>
+          <w:ilvl w:val="0"/>
+          <w:numId w:val="10"/>
+        </w:numPr>
+        <w:tabs>
+          <w:tab w:val="clear" w:pos="1134"/>
+          <w:tab w:val="left" w:pos="709" w:leader="none"/>
+        </w:tabs>
+        <w:bidi w:val="0"/>
+        <w:spacing w:before="0" w:after="0"/>
+        <w:ind w:hanging="283" w:left="709"/>
+        <w:jc w:val="left"/>
+        <w:rPr/>
+      </w:pPr>
+      <w:r>
+        <w:rPr/>
+        <w:t xml:space="preserve">Add remarks. Do this especially when rejecting. Your note is what the employee sees as the explanation. </w:t>
+      </w:r>
+    </w:p>
+    <w:p>
+      <w:pPr>
+        <w:pStyle w:val="BodyText"/>
+        <w:numPr>
+          <w:ilvl w:val="0"/>
+          <w:numId w:val="10"/>
+        </w:numPr>
+        <w:tabs>
+          <w:tab w:val="clear" w:pos="1134"/>
+          <w:tab w:val="left" w:pos="709" w:leader="none"/>
+        </w:tabs>
+        <w:bidi w:val="0"/>
+        <w:ind w:hanging="283" w:left="709"/>
+        <w:jc w:val="left"/>
+        <w:rPr/>
+      </w:pPr>
+      <w:r>
+        <w:rPr/>
+        <w:t xml:space="preserve">Choose </w:t>
+      </w:r>
+      <w:r>
+        <w:rPr>
+          <w:rStyle w:val="Strong"/>
+        </w:rPr>
+        <w:t>Approve Stage 1</w:t>
+      </w:r>
+      <w:r>
+        <w:rPr/>
+        <w:t xml:space="preserve"> to pass it to HR, or </w:t>
+      </w:r>
+      <w:r>
+        <w:rPr>
+          <w:rStyle w:val="Strong"/>
+        </w:rPr>
+        <w:t>Reject Request</w:t>
+      </w:r>
+      <w:r>
+        <w:rPr/>
+        <w:t xml:space="preserve"> to decline it and release the days. </w:t>
+      </w:r>
+    </w:p>
+    <w:p>
+      <w:pPr>
+        <w:pStyle w:val="Heading3"/>
+        <w:bidi w:val="0"/>
+        <w:jc w:val="left"/>
+        <w:rPr/>
+      </w:pPr>
+      <w:r>
+        <w:rPr/>
+        <w:t>Protecting your cover</w:t>
+      </w:r>
+    </w:p>
+    <w:p>
+      <w:pPr>
+        <w:pStyle w:val="BodyText"/>
+        <w:bidi w:val="0"/>
+        <w:jc w:val="left"/>
+        <w:rPr/>
+      </w:pPr>
+      <w:r>
+        <w:rPr/>
+        <w:t>Each department can be given a limit on how many people may be away on the same working day. Administrators set it; you see the consequences.</w:t>
+      </w:r>
+    </w:p>
+    <w:p>
+      <w:pPr>
+        <w:pStyle w:val="BodyText"/>
+        <w:bidi w:val="0"/>
+        <w:jc w:val="left"/>
+        <w:rPr/>
+      </w:pPr>
+      <w:r>
+        <w:rPr/>
+        <w:t>When you open a request for review, the screen tells you what approving it would do to your cover:</w:t>
+      </w:r>
+    </w:p>
+    <w:tbl>
+      <w:tblPr>
+        <w:tblW w:w="7283" w:type="dxa"/>
         <w:jc w:val="left"/>
         <w:tblInd w:w="-7" w:type="dxa"/>
         <w:tblLayout w:type="fixed"/>
@@ -1508,7 +4255,7 @@
       </w:tblPr>
       <w:tblGrid>
         <w:gridCol w:w="2409"/>
-        <w:gridCol w:w="4784"/>
+        <w:gridCol w:w="4874"/>
       </w:tblGrid>
       <w:tr>
         <w:trPr>
@@ -1535,13 +4282,13 @@
             </w:pPr>
             <w:r>
               <w:rPr/>
-              <w:t>On the calendar</w:t>
-            </w:r>
-          </w:p>
-        </w:tc>
-        <w:tc>
-          <w:tcPr>
-            <w:tcW w:w="4784" w:type="dxa"/>
+              <w:t>Notice</w:t>
+            </w:r>
+          </w:p>
+        </w:tc>
+        <w:tc>
+          <w:tcPr>
+            <w:tcW w:w="4874" w:type="dxa"/>
             <w:tcBorders>
               <w:top w:val="single" w:sz="6" w:space="0" w:color="808080"/>
               <w:left w:val="single" w:sz="2" w:space="0" w:color="808080"/>
@@ -1560,7 +4307,7 @@
             </w:pPr>
             <w:r>
               <w:rPr/>
-              <w:t>What it means</w:t>
+              <w:t>Meaning</w:t>
             </w:r>
           </w:p>
         </w:tc>
@@ -1587,171 +4334,208 @@
             </w:pPr>
             <w:r>
               <w:rPr/>
-              <w:t xml:space="preserve">Blue chip reading </w:t>
-            </w:r>
+              <w:t>Green</w:t>
+            </w:r>
+          </w:p>
+        </w:tc>
+        <w:tc>
+          <w:tcPr>
+            <w:tcW w:w="4874" w:type="dxa"/>
+            <w:tcBorders>
+              <w:left w:val="single" w:sz="2" w:space="0" w:color="808080"/>
+              <w:bottom w:val="single" w:sz="2" w:space="0" w:color="808080"/>
+              <w:right w:val="single" w:sz="6" w:space="0" w:color="808080"/>
+            </w:tcBorders>
+            <w:vAlign w:val="center"/>
+          </w:tcPr>
+          <w:p>
+            <w:pPr>
+              <w:pStyle w:val="TableContents"/>
+              <w:bidi w:val="0"/>
+              <w:spacing w:before="0" w:after="160"/>
+              <w:jc w:val="left"/>
+              <w:rPr/>
+            </w:pPr>
+            <w:r>
+              <w:rPr/>
+              <w:t>The department stays within its limit. Nothing to weigh up.</w:t>
+            </w:r>
+          </w:p>
+        </w:tc>
+      </w:tr>
+      <w:tr>
+        <w:trPr/>
+        <w:tc>
+          <w:tcPr>
+            <w:tcW w:w="2409" w:type="dxa"/>
+            <w:tcBorders>
+              <w:left w:val="single" w:sz="6" w:space="0" w:color="808080"/>
+              <w:bottom w:val="single" w:sz="2" w:space="0" w:color="808080"/>
+              <w:right w:val="single" w:sz="6" w:space="0" w:color="808080"/>
+            </w:tcBorders>
+            <w:vAlign w:val="center"/>
+          </w:tcPr>
+          <w:p>
+            <w:pPr>
+              <w:pStyle w:val="TableContents"/>
+              <w:bidi w:val="0"/>
+              <w:spacing w:before="0" w:after="160"/>
+              <w:jc w:val="left"/>
+              <w:rPr/>
+            </w:pPr>
+            <w:r>
+              <w:rPr/>
+              <w:t xml:space="preserve">Amber: </w:t>
+            </w:r>
+            <w:r>
+              <w:rPr>
+                <w:rStyle w:val="Emphasis"/>
+              </w:rPr>
+              <w:t>takes the department to its limit</w:t>
+            </w:r>
+          </w:p>
+        </w:tc>
+        <w:tc>
+          <w:tcPr>
+            <w:tcW w:w="4874" w:type="dxa"/>
+            <w:tcBorders>
+              <w:left w:val="single" w:sz="2" w:space="0" w:color="808080"/>
+              <w:bottom w:val="single" w:sz="2" w:space="0" w:color="808080"/>
+              <w:right w:val="single" w:sz="6" w:space="0" w:color="808080"/>
+            </w:tcBorders>
+            <w:vAlign w:val="center"/>
+          </w:tcPr>
+          <w:p>
+            <w:pPr>
+              <w:pStyle w:val="TableContents"/>
+              <w:bidi w:val="0"/>
+              <w:spacing w:before="0" w:after="160"/>
+              <w:jc w:val="left"/>
+              <w:rPr/>
+            </w:pPr>
+            <w:r>
+              <w:rPr/>
+              <w:t>Allowed, but it uses the last slot. No cover left if somebody falls ill.</w:t>
+            </w:r>
+          </w:p>
+        </w:tc>
+      </w:tr>
+      <w:tr>
+        <w:trPr/>
+        <w:tc>
+          <w:tcPr>
+            <w:tcW w:w="2409" w:type="dxa"/>
+            <w:tcBorders>
+              <w:left w:val="single" w:sz="6" w:space="0" w:color="808080"/>
+              <w:bottom w:val="single" w:sz="2" w:space="0" w:color="808080"/>
+              <w:right w:val="single" w:sz="6" w:space="0" w:color="808080"/>
+            </w:tcBorders>
+            <w:vAlign w:val="center"/>
+          </w:tcPr>
+          <w:p>
+            <w:pPr>
+              <w:pStyle w:val="TableContents"/>
+              <w:bidi w:val="0"/>
+              <w:spacing w:before="0" w:after="160"/>
+              <w:jc w:val="left"/>
+              <w:rPr/>
+            </w:pPr>
+            <w:r>
+              <w:rPr/>
+              <w:t xml:space="preserve">Amber: </w:t>
+            </w:r>
+            <w:r>
+              <w:rPr>
+                <w:rStyle w:val="Emphasis"/>
+              </w:rPr>
+              <w:t>already over its limit</w:t>
+            </w:r>
+          </w:p>
+        </w:tc>
+        <w:tc>
+          <w:tcPr>
+            <w:tcW w:w="4874" w:type="dxa"/>
+            <w:tcBorders>
+              <w:left w:val="single" w:sz="2" w:space="0" w:color="808080"/>
+              <w:bottom w:val="single" w:sz="2" w:space="0" w:color="808080"/>
+              <w:right w:val="single" w:sz="6" w:space="0" w:color="808080"/>
+            </w:tcBorders>
+            <w:vAlign w:val="center"/>
+          </w:tcPr>
+          <w:p>
+            <w:pPr>
+              <w:pStyle w:val="TableContents"/>
+              <w:bidi w:val="0"/>
+              <w:spacing w:before="0" w:after="160"/>
+              <w:jc w:val="left"/>
+              <w:rPr/>
+            </w:pPr>
+            <w:r>
+              <w:rPr/>
+              <w:t>The department is short on those days whether or not you approve this one. Worth raising separately.</w:t>
+            </w:r>
+          </w:p>
+        </w:tc>
+      </w:tr>
+      <w:tr>
+        <w:trPr/>
+        <w:tc>
+          <w:tcPr>
+            <w:tcW w:w="2409" w:type="dxa"/>
+            <w:tcBorders>
+              <w:left w:val="single" w:sz="6" w:space="0" w:color="808080"/>
+              <w:bottom w:val="single" w:sz="6" w:space="0" w:color="808080"/>
+              <w:right w:val="single" w:sz="6" w:space="0" w:color="808080"/>
+            </w:tcBorders>
+            <w:vAlign w:val="center"/>
+          </w:tcPr>
+          <w:p>
+            <w:pPr>
+              <w:pStyle w:val="TableContents"/>
+              <w:bidi w:val="0"/>
+              <w:spacing w:before="0" w:after="160"/>
+              <w:jc w:val="left"/>
+              <w:rPr/>
+            </w:pPr>
+            <w:r>
+              <w:rPr/>
+              <w:t xml:space="preserve">Red: </w:t>
+            </w:r>
+            <w:r>
+              <w:rPr>
+                <w:rStyle w:val="Emphasis"/>
+              </w:rPr>
+              <w:t>leaves the department short</w:t>
+            </w:r>
+          </w:p>
+        </w:tc>
+        <w:tc>
+          <w:tcPr>
+            <w:tcW w:w="4874" w:type="dxa"/>
+            <w:tcBorders>
+              <w:left w:val="single" w:sz="2" w:space="0" w:color="808080"/>
+              <w:bottom w:val="single" w:sz="6" w:space="0" w:color="808080"/>
+              <w:right w:val="single" w:sz="6" w:space="0" w:color="808080"/>
+            </w:tcBorders>
+            <w:vAlign w:val="center"/>
+          </w:tcPr>
+          <w:p>
+            <w:pPr>
+              <w:pStyle w:val="TableContents"/>
+              <w:bidi w:val="0"/>
+              <w:spacing w:before="0" w:after="160"/>
+              <w:jc w:val="left"/>
+              <w:rPr/>
+            </w:pPr>
             <w:r>
               <w:rPr>
                 <w:rStyle w:val="Strong"/>
               </w:rPr>
-              <w:t>Approved</w:t>
-            </w:r>
-          </w:p>
-        </w:tc>
-        <w:tc>
-          <w:tcPr>
-            <w:tcW w:w="4784" w:type="dxa"/>
-            <w:tcBorders>
-              <w:left w:val="single" w:sz="2" w:space="0" w:color="808080"/>
-              <w:bottom w:val="single" w:sz="2" w:space="0" w:color="808080"/>
-              <w:right w:val="single" w:sz="6" w:space="0" w:color="808080"/>
-            </w:tcBorders>
-            <w:vAlign w:val="center"/>
-          </w:tcPr>
-          <w:p>
-            <w:pPr>
-              <w:pStyle w:val="TableContents"/>
-              <w:bidi w:val="0"/>
-              <w:spacing w:before="0" w:after="160"/>
-              <w:jc w:val="left"/>
-              <w:rPr/>
-            </w:pPr>
-            <w:r>
-              <w:rPr/>
-              <w:t xml:space="preserve">Signed off. That person will be off. Counted in the day's total, e.g. </w:t>
-            </w:r>
-            <w:r>
-              <w:rPr>
-                <w:rStyle w:val="SourceText"/>
-              </w:rPr>
-              <w:t>2/8</w:t>
-            </w:r>
-            <w:r>
-              <w:rPr/>
-              <w:t>.</w:t>
-            </w:r>
-          </w:p>
-        </w:tc>
-      </w:tr>
-      <w:tr>
-        <w:trPr/>
-        <w:tc>
-          <w:tcPr>
-            <w:tcW w:w="2409" w:type="dxa"/>
-            <w:tcBorders>
-              <w:left w:val="single" w:sz="6" w:space="0" w:color="808080"/>
-              <w:bottom w:val="single" w:sz="2" w:space="0" w:color="808080"/>
-              <w:right w:val="single" w:sz="6" w:space="0" w:color="808080"/>
-            </w:tcBorders>
-            <w:vAlign w:val="center"/>
-          </w:tcPr>
-          <w:p>
-            <w:pPr>
-              <w:pStyle w:val="TableContents"/>
-              <w:bidi w:val="0"/>
-              <w:spacing w:before="0" w:after="160"/>
-              <w:jc w:val="left"/>
-              <w:rPr/>
-            </w:pPr>
-            <w:r>
-              <w:rPr/>
-              <w:t xml:space="preserve">Amber chip reading </w:t>
-            </w:r>
-            <w:r>
-              <w:rPr>
-                <w:rStyle w:val="Strong"/>
-              </w:rPr>
-              <w:t>Requested · not yet approved</w:t>
-            </w:r>
-          </w:p>
-        </w:tc>
-        <w:tc>
-          <w:tcPr>
-            <w:tcW w:w="4784" w:type="dxa"/>
-            <w:tcBorders>
-              <w:left w:val="single" w:sz="2" w:space="0" w:color="808080"/>
-              <w:bottom w:val="single" w:sz="2" w:space="0" w:color="808080"/>
-              <w:right w:val="single" w:sz="6" w:space="0" w:color="808080"/>
-            </w:tcBorders>
-            <w:vAlign w:val="center"/>
-          </w:tcPr>
-          <w:p>
-            <w:pPr>
-              <w:pStyle w:val="TableContents"/>
-              <w:bidi w:val="0"/>
-              <w:spacing w:before="0" w:after="160"/>
-              <w:jc w:val="left"/>
-              <w:rPr/>
-            </w:pPr>
-            <w:r>
-              <w:rPr/>
-              <w:t xml:space="preserve">Somebody has asked for this leave and nobody has decided yet. It might still be refused, so it is </w:t>
-            </w:r>
-            <w:r>
-              <w:rPr>
-                <w:rStyle w:val="Strong"/>
-              </w:rPr>
-              <w:t>never counted</w:t>
-            </w:r>
-            <w:r>
-              <w:rPr/>
-              <w:t xml:space="preserve"> in the day's total.</w:t>
-            </w:r>
-          </w:p>
-        </w:tc>
-      </w:tr>
-      <w:tr>
-        <w:trPr/>
-        <w:tc>
-          <w:tcPr>
-            <w:tcW w:w="2409" w:type="dxa"/>
-            <w:tcBorders>
-              <w:left w:val="single" w:sz="6" w:space="0" w:color="808080"/>
-              <w:bottom w:val="single" w:sz="6" w:space="0" w:color="808080"/>
-              <w:right w:val="single" w:sz="6" w:space="0" w:color="808080"/>
-            </w:tcBorders>
-            <w:vAlign w:val="center"/>
-          </w:tcPr>
-          <w:p>
-            <w:pPr>
-              <w:pStyle w:val="TableContents"/>
-              <w:bidi w:val="0"/>
-              <w:spacing w:before="0" w:after="160"/>
-              <w:jc w:val="left"/>
-              <w:rPr/>
-            </w:pPr>
-            <w:r>
-              <w:rPr/>
-              <w:t xml:space="preserve">Entry reading </w:t>
-            </w:r>
-            <w:r>
-              <w:rPr>
-                <w:rStyle w:val="Strong"/>
-              </w:rPr>
-              <w:t>You</w:t>
-            </w:r>
-          </w:p>
-        </w:tc>
-        <w:tc>
-          <w:tcPr>
-            <w:tcW w:w="4784" w:type="dxa"/>
-            <w:tcBorders>
-              <w:left w:val="single" w:sz="2" w:space="0" w:color="808080"/>
-              <w:bottom w:val="single" w:sz="6" w:space="0" w:color="808080"/>
-              <w:right w:val="single" w:sz="6" w:space="0" w:color="808080"/>
-            </w:tcBorders>
-            <w:vAlign w:val="center"/>
-          </w:tcPr>
-          <w:p>
-            <w:pPr>
-              <w:pStyle w:val="TableContents"/>
-              <w:bidi w:val="0"/>
-              <w:spacing w:before="0" w:after="160"/>
-              <w:jc w:val="left"/>
-              <w:rPr/>
-            </w:pPr>
-            <w:r>
-              <w:rPr/>
-              <w:t>Your own leave, so you can find yourself in a busy month.</w:t>
+              <w:t>This request</w:t>
+            </w:r>
+            <w:r>
+              <w:rPr/>
+              <w:t xml:space="preserve"> is what pushes the department past its limit, on the days listed.</w:t>
             </w:r>
           </w:p>
         </w:tc>
@@ -1766,7 +4550,7 @@
       </w:pPr>
       <w:r>
         <w:rPr/>
-        <w:t>So if a colleague appears on a day in amber, they have put in a leave request that has not been approved — useful to know before you request the same days, and not something to plan cover around yet.</w:t>
+        <w:t>The queue itself flags the affected rows, so you can see which requests need a closer look without opening each one, and every notice links straight to the month on the team calendar.</w:t>
       </w:r>
     </w:p>
     <w:p>
@@ -1776,328 +4560,59 @@
         <w:jc w:val="left"/>
         <w:rPr/>
       </w:pPr>
-      <w:r>
-        <w:rPr/>
-        <w:t>A legend above the grid names both. The month header also totals them: how many people are approved off, and how many are still waiting on a decision.</w:t>
-      </w:r>
-    </w:p>
-    <w:p>
-      <w:pPr>
-        <w:pStyle w:val="BodyText"/>
-        <w:bidi w:val="0"/>
-        <w:jc w:val="left"/>
-        <w:rPr/>
-      </w:pPr>
-      <w:r>
-        <w:rPr/>
-        <w:t>What you see depends on your role. Employees see their own department with names only — leave categories are withheld, because sick and maternity leave are nobody else's business. Managers see the departments they are responsible for, in full. HR, executives and administrators can select any department.</w:t>
-      </w:r>
-    </w:p>
-    <w:p>
-      <w:pPr>
-        <w:pStyle w:val="Heading3"/>
-        <w:bidi w:val="0"/>
-        <w:jc w:val="left"/>
-        <w:rPr/>
-      </w:pPr>
-      <w:r>
-        <w:rPr/>
-        <w:t>Applying for leave</w:t>
-      </w:r>
-    </w:p>
-    <w:p>
-      <w:pPr>
-        <w:pStyle w:val="BodyText"/>
-        <w:numPr>
-          <w:ilvl w:val="0"/>
-          <w:numId w:val="7"/>
-        </w:numPr>
-        <w:tabs>
-          <w:tab w:val="clear" w:pos="1134"/>
-          <w:tab w:val="left" w:pos="709" w:leader="none"/>
-        </w:tabs>
-        <w:bidi w:val="0"/>
-        <w:spacing w:before="0" w:after="0"/>
-        <w:ind w:hanging="283" w:left="709"/>
-        <w:jc w:val="left"/>
-        <w:rPr/>
-      </w:pPr>
-      <w:r>
-        <w:rPr/>
-        <w:t xml:space="preserve">Select </w:t>
-      </w:r>
       <w:r>
         <w:rPr>
           <w:rStyle w:val="Strong"/>
         </w:rPr>
-        <w:t>Apply</w:t>
-      </w:r>
-      <w:r>
-        <w:rPr/>
-        <w:t xml:space="preserve"> in the top bar, or </w:t>
+        <w:t>Nothing is blocked.</w:t>
+      </w:r>
+      <w:r>
+        <w:rPr/>
+        <w:t xml:space="preserve"> Sick leave does not wait for a rota to be convenient, and the notice does not stop you approving anything. It makes sure you know what you are agreeing to. If a department has no limit configured, no notice appears.</w:t>
+      </w:r>
+    </w:p>
+    <w:p>
+      <w:pPr>
+        <w:pStyle w:val="Heading3"/>
+        <w:bidi w:val="0"/>
+        <w:jc w:val="left"/>
+        <w:rPr/>
+      </w:pPr>
+      <w:r>
+        <w:rPr/>
+        <w:t>Whose leave you see</w:t>
+      </w:r>
+    </w:p>
+    <w:p>
+      <w:pPr>
+        <w:pStyle w:val="BodyText"/>
+        <w:bidi w:val="0"/>
+        <w:jc w:val="left"/>
+        <w:rPr/>
+      </w:pPr>
+      <w:r>
+        <w:rPr/>
+        <w:t xml:space="preserve">Your queue is filtered to your own people. A request reaches you if the employee has you set as their </w:t>
       </w:r>
       <w:r>
         <w:rPr>
           <w:rStyle w:val="Strong"/>
         </w:rPr>
-        <w:t>My Leave → Apply for Leave</w:t>
-      </w:r>
-      <w:r>
-        <w:rPr/>
-        <w:t xml:space="preserve">. </w:t>
-      </w:r>
-    </w:p>
-    <w:p>
-      <w:pPr>
-        <w:pStyle w:val="BodyText"/>
-        <w:numPr>
-          <w:ilvl w:val="0"/>
-          <w:numId w:val="7"/>
-        </w:numPr>
-        <w:tabs>
-          <w:tab w:val="clear" w:pos="1134"/>
-          <w:tab w:val="left" w:pos="709" w:leader="none"/>
-        </w:tabs>
-        <w:bidi w:val="0"/>
-        <w:spacing w:before="0" w:after="0"/>
-        <w:ind w:hanging="283" w:left="709"/>
-        <w:jc w:val="left"/>
-        <w:rPr/>
-      </w:pPr>
-      <w:r>
-        <w:rPr/>
-        <w:t xml:space="preserve">Choose a </w:t>
+        <w:t>reporting manager</w:t>
+      </w:r>
+      <w:r>
+        <w:rPr/>
+        <w:t xml:space="preserve">, or if you are the </w:t>
       </w:r>
       <w:r>
         <w:rPr>
           <w:rStyle w:val="Strong"/>
         </w:rPr>
-        <w:t>leave category</w:t>
-      </w:r>
-      <w:r>
-        <w:rPr/>
-        <w:t xml:space="preserve">. A line of grey text appears underneath listing that category's rules — notice required, minimum and maximum length, and whether half-days are allowed. </w:t>
-      </w:r>
-    </w:p>
-    <w:p>
-      <w:pPr>
-        <w:pStyle w:val="BodyText"/>
-        <w:numPr>
-          <w:ilvl w:val="0"/>
-          <w:numId w:val="7"/>
-        </w:numPr>
-        <w:tabs>
-          <w:tab w:val="clear" w:pos="1134"/>
-          <w:tab w:val="left" w:pos="709" w:leader="none"/>
-        </w:tabs>
-        <w:bidi w:val="0"/>
-        <w:spacing w:before="0" w:after="0"/>
-        <w:ind w:hanging="283" w:left="709"/>
-        <w:jc w:val="left"/>
-        <w:rPr/>
-      </w:pPr>
-      <w:r>
-        <w:rPr/>
-        <w:t xml:space="preserve">Pick your </w:t>
-      </w:r>
-      <w:r>
-        <w:rPr>
-          <w:rStyle w:val="Strong"/>
-        </w:rPr>
-        <w:t>start</w:t>
-      </w:r>
-      <w:r>
-        <w:rPr/>
-        <w:t xml:space="preserve"> and </w:t>
-      </w:r>
-      <w:r>
-        <w:rPr>
-          <w:rStyle w:val="Strong"/>
-        </w:rPr>
-        <w:t>end</w:t>
-      </w:r>
-      <w:r>
-        <w:rPr/>
-        <w:t xml:space="preserve"> dates. If the category demands notice, the date picker will not let you choose anything sooner. Categories that need no notice — sick leave — have no such floor, so you can enter dates that have already passed and record the leave after the fact. </w:t>
-      </w:r>
-    </w:p>
-    <w:p>
-      <w:pPr>
-        <w:pStyle w:val="BodyText"/>
-        <w:numPr>
-          <w:ilvl w:val="0"/>
-          <w:numId w:val="7"/>
-        </w:numPr>
-        <w:tabs>
-          <w:tab w:val="clear" w:pos="1134"/>
-          <w:tab w:val="left" w:pos="709" w:leader="none"/>
-        </w:tabs>
-        <w:bidi w:val="0"/>
-        <w:spacing w:before="0" w:after="0"/>
-        <w:ind w:hanging="283" w:left="709"/>
-        <w:jc w:val="left"/>
-        <w:rPr/>
-      </w:pPr>
-      <w:r>
-        <w:rPr/>
-        <w:t xml:space="preserve">Choose a </w:t>
-      </w:r>
-      <w:r>
-        <w:rPr>
-          <w:rStyle w:val="Strong"/>
-        </w:rPr>
-        <w:t>duration type</w:t>
-      </w:r>
-      <w:r>
-        <w:rPr/>
-        <w:t xml:space="preserve">: full days, or a half day (morning or afternoon). Half-day options are greyed out for categories that must be taken as whole days. A half day applies to </w:t>
-      </w:r>
-      <w:r>
-        <w:rPr>
-          <w:rStyle w:val="Strong"/>
-        </w:rPr>
-        <w:t>one</w:t>
-      </w:r>
-      <w:r>
-        <w:rPr/>
-        <w:t xml:space="preserve"> day: if you want half a day off, set the start and end date to the same date. </w:t>
-      </w:r>
-    </w:p>
-    <w:p>
-      <w:pPr>
-        <w:pStyle w:val="BodyText"/>
-        <w:numPr>
-          <w:ilvl w:val="0"/>
-          <w:numId w:val="7"/>
-        </w:numPr>
-        <w:tabs>
-          <w:tab w:val="clear" w:pos="1134"/>
-          <w:tab w:val="left" w:pos="709" w:leader="none"/>
-        </w:tabs>
-        <w:bidi w:val="0"/>
-        <w:spacing w:before="0" w:after="0"/>
-        <w:ind w:hanging="283" w:left="709"/>
-        <w:jc w:val="left"/>
-        <w:rPr/>
-      </w:pPr>
-      <w:r>
-        <w:rPr/>
-        <w:t xml:space="preserve">Watch the </w:t>
-      </w:r>
-      <w:r>
-        <w:rPr>
-          <w:rStyle w:val="Strong"/>
-        </w:rPr>
-        <w:t>live summary</w:t>
-      </w:r>
-      <w:r>
-        <w:rPr/>
-        <w:t xml:space="preserve">. It counts the working days, tells you your remaining balance, and warns you about anything that would block the request — before you submit. </w:t>
-      </w:r>
-    </w:p>
-    <w:p>
-      <w:pPr>
-        <w:pStyle w:val="BodyText"/>
-        <w:numPr>
-          <w:ilvl w:val="0"/>
-          <w:numId w:val="7"/>
-        </w:numPr>
-        <w:tabs>
-          <w:tab w:val="clear" w:pos="1134"/>
-          <w:tab w:val="left" w:pos="709" w:leader="none"/>
-        </w:tabs>
-        <w:bidi w:val="0"/>
-        <w:spacing w:before="0" w:after="0"/>
-        <w:ind w:hanging="283" w:left="709"/>
-        <w:jc w:val="left"/>
-        <w:rPr/>
-      </w:pPr>
-      <w:r>
-        <w:rPr/>
-        <w:t xml:space="preserve">Check the </w:t>
-      </w:r>
-      <w:r>
-        <w:rPr>
-          <w:rStyle w:val="Strong"/>
-        </w:rPr>
-        <w:t>cover panel</w:t>
-      </w:r>
-      <w:r>
-        <w:rPr/>
-        <w:t xml:space="preserve"> underneath it. If anyone else in your department is already off on those dates it names them and says how many days each is out. Where your department has a cover limit set, it also tells you whether your request would take the team past it. See </w:t>
-      </w:r>
-      <w:r>
-        <w:rPr>
-          <w:rStyle w:val="Emphasis"/>
-        </w:rPr>
-        <w:t>Who else is away</w:t>
-      </w:r>
-      <w:r>
-        <w:rPr/>
-        <w:t xml:space="preserve"> below. </w:t>
-      </w:r>
-    </w:p>
-    <w:p>
-      <w:pPr>
-        <w:pStyle w:val="BodyText"/>
-        <w:numPr>
-          <w:ilvl w:val="0"/>
-          <w:numId w:val="7"/>
-        </w:numPr>
-        <w:tabs>
-          <w:tab w:val="clear" w:pos="1134"/>
-          <w:tab w:val="left" w:pos="709" w:leader="none"/>
-        </w:tabs>
-        <w:bidi w:val="0"/>
-        <w:ind w:hanging="283" w:left="709"/>
-        <w:jc w:val="left"/>
-        <w:rPr/>
-      </w:pPr>
-      <w:r>
-        <w:rPr/>
-        <w:t xml:space="preserve">Give a </w:t>
-      </w:r>
-      <w:r>
-        <w:rPr>
-          <w:rStyle w:val="Strong"/>
-        </w:rPr>
-        <w:t>reason</w:t>
-      </w:r>
-      <w:r>
-        <w:rPr/>
-        <w:t xml:space="preserve">, attach a document if the category needs one, and select </w:t>
-      </w:r>
-      <w:r>
-        <w:rPr>
-          <w:rStyle w:val="Strong"/>
-        </w:rPr>
-        <w:t>Submit Application</w:t>
-      </w:r>
-      <w:r>
-        <w:rPr/>
-        <w:t xml:space="preserve">. </w:t>
-      </w:r>
-    </w:p>
-    <w:p>
-      <w:pPr>
-        <w:pStyle w:val="BodyText"/>
-        <w:bidi w:val="0"/>
-        <w:jc w:val="left"/>
-        <w:rPr/>
-      </w:pPr>
-      <w:r>
-        <w:rPr/>
-        <w:t xml:space="preserve">You are returned to your history with a confirmation and a reference number in the form </w:t>
-      </w:r>
-      <w:r>
-        <w:rPr>
-          <w:rStyle w:val="SourceText"/>
-        </w:rPr>
-        <w:t>LV-2026-XXXXXX</w:t>
-      </w:r>
-      <w:r>
-        <w:rPr/>
-        <w:t>. Quote it if you need to ask about the request.</w:t>
+        <w:t>designated head</w:t>
+      </w:r>
+      <w:r>
+        <w:rPr/>
+        <w:t xml:space="preserve"> of their department. You will never see another manager's team. The team calendar follows the same boundary, so you can see cover for every department you approve for, including a second department if you head more than one.</w:t>
       </w:r>
     </w:p>
     <w:tbl>
@@ -2114,13 +4629,13 @@
         </w:tblCellMar>
       </w:tblPr>
       <w:tblGrid>
-        <w:gridCol w:w="7193"/>
+        <w:gridCol w:w="7283"/>
       </w:tblGrid>
       <w:tr>
         <w:trPr/>
         <w:tc>
           <w:tcPr>
-            <w:tcW w:w="7193" w:type="dxa"/>
+            <w:tcW w:w="7283" w:type="dxa"/>
             <w:tcBorders/>
             <w:shd w:fill="F4F7FA" w:val="clear"/>
             <w:vAlign w:val="center"/>
@@ -2137,11 +4652,11 @@
               <w:rPr>
                 <w:rStyle w:val="Strong"/>
               </w:rPr>
-              <w:t>How days are counted.</w:t>
-            </w:r>
-            <w:r>
-              <w:rPr/>
-              <w:t xml:space="preserve"> Only working days count. Saturdays, Sundays and every public holiday in the calendar are skipped automatically, so a Monday-to-Friday request over a week containing a holiday costs you four days, not five. A half day costs 0.5.</w:t>
+              <w:t>You cannot approve your own leave.</w:t>
+            </w:r>
+            <w:r>
+              <w:rPr/>
+              <w:t xml:space="preserve"> The system blocks self-approval outright. Your own requests go to whoever manages you, exactly like anyone else's.</w:t>
             </w:r>
           </w:p>
         </w:tc>
@@ -2149,18 +4664,6 @@
     </w:tbl>
     <w:p>
       <w:pPr>
-        <w:pStyle w:val="Heading4"/>
-        <w:bidi w:val="0"/>
-        <w:jc w:val="left"/>
-        <w:rPr/>
-      </w:pPr>
-      <w:r>
-        <w:rPr/>
-        <w:t>Who else is away</w:t>
-      </w:r>
-    </w:p>
-    <w:p>
-      <w:pPr>
         <w:pStyle w:val="BodyText"/>
         <w:bidi w:val="0"/>
         <w:jc w:val="left"/>
@@ -2168,245 +4671,32 @@
       </w:pPr>
       <w:r>
         <w:rPr/>
-        <w:t>The cover panel is advice, not a gate. Nothing it says will stop you submitting: sick leave cannot wait for a convenient rota, and your approver is the one who decides. What it does is put the staffing picture in front of the one person who can still move the dates cheaply — you, before the request is filed — instead of surfacing it days later as a rejection.</w:t>
-      </w:r>
-    </w:p>
-    <w:tbl>
-      <w:tblPr>
-        <w:tblW w:w="7193" w:type="dxa"/>
-        <w:jc w:val="left"/>
-        <w:tblInd w:w="-7" w:type="dxa"/>
-        <w:tblLayout w:type="fixed"/>
-        <w:tblCellMar>
-          <w:top w:w="75" w:type="dxa"/>
-          <w:left w:w="75" w:type="dxa"/>
-          <w:bottom w:w="75" w:type="dxa"/>
-          <w:right w:w="75" w:type="dxa"/>
-        </w:tblCellMar>
-      </w:tblPr>
-      <w:tblGrid>
-        <w:gridCol w:w="1156"/>
-        <w:gridCol w:w="6037"/>
-      </w:tblGrid>
-      <w:tr>
-        <w:trPr>
-          <w:tblHeader w:val="true"/>
-        </w:trPr>
-        <w:tc>
-          <w:tcPr>
-            <w:tcW w:w="1156" w:type="dxa"/>
-            <w:tcBorders>
-              <w:top w:val="single" w:sz="6" w:space="0" w:color="808080"/>
-              <w:left w:val="single" w:sz="6" w:space="0" w:color="808080"/>
-              <w:bottom w:val="single" w:sz="2" w:space="0" w:color="808080"/>
-              <w:right w:val="single" w:sz="6" w:space="0" w:color="808080"/>
-            </w:tcBorders>
-            <w:vAlign w:val="center"/>
-          </w:tcPr>
-          <w:p>
-            <w:pPr>
-              <w:pStyle w:val="TableHeading"/>
-              <w:bidi w:val="0"/>
-              <w:spacing w:before="0" w:after="160"/>
-              <w:jc w:val="left"/>
-              <w:rPr/>
-            </w:pPr>
-            <w:r>
-              <w:rPr/>
-              <w:t>What it says</w:t>
-            </w:r>
-          </w:p>
-        </w:tc>
-        <w:tc>
-          <w:tcPr>
-            <w:tcW w:w="6037" w:type="dxa"/>
-            <w:tcBorders>
-              <w:top w:val="single" w:sz="6" w:space="0" w:color="808080"/>
-              <w:left w:val="single" w:sz="2" w:space="0" w:color="808080"/>
-              <w:bottom w:val="single" w:sz="2" w:space="0" w:color="808080"/>
-              <w:right w:val="single" w:sz="6" w:space="0" w:color="808080"/>
-            </w:tcBorders>
-            <w:vAlign w:val="center"/>
-          </w:tcPr>
-          <w:p>
-            <w:pPr>
-              <w:pStyle w:val="TableHeading"/>
-              <w:bidi w:val="0"/>
-              <w:spacing w:before="0" w:after="160"/>
-              <w:jc w:val="left"/>
-              <w:rPr/>
-            </w:pPr>
-            <w:r>
-              <w:rPr/>
-              <w:t>What it means</w:t>
-            </w:r>
-          </w:p>
-        </w:tc>
-      </w:tr>
-      <w:tr>
-        <w:trPr/>
-        <w:tc>
-          <w:tcPr>
-            <w:tcW w:w="1156" w:type="dxa"/>
-            <w:tcBorders>
-              <w:left w:val="single" w:sz="6" w:space="0" w:color="808080"/>
-              <w:bottom w:val="single" w:sz="2" w:space="0" w:color="808080"/>
-              <w:right w:val="single" w:sz="6" w:space="0" w:color="808080"/>
-            </w:tcBorders>
-            <w:vAlign w:val="center"/>
-          </w:tcPr>
-          <w:p>
-            <w:pPr>
-              <w:pStyle w:val="TableContents"/>
-              <w:bidi w:val="0"/>
-              <w:spacing w:before="0" w:after="160"/>
-              <w:jc w:val="left"/>
-              <w:rPr/>
-            </w:pPr>
-            <w:r>
-              <w:rPr/>
-              <w:t>Names, in blue</w:t>
-            </w:r>
-          </w:p>
-        </w:tc>
-        <w:tc>
-          <w:tcPr>
-            <w:tcW w:w="6037" w:type="dxa"/>
-            <w:tcBorders>
-              <w:left w:val="single" w:sz="2" w:space="0" w:color="808080"/>
-              <w:bottom w:val="single" w:sz="2" w:space="0" w:color="808080"/>
-              <w:right w:val="single" w:sz="6" w:space="0" w:color="808080"/>
-            </w:tcBorders>
-            <w:vAlign w:val="center"/>
-          </w:tcPr>
-          <w:p>
-            <w:pPr>
-              <w:pStyle w:val="TableContents"/>
-              <w:bidi w:val="0"/>
-              <w:spacing w:before="0" w:after="160"/>
-              <w:jc w:val="left"/>
-              <w:rPr/>
-            </w:pPr>
-            <w:r>
-              <w:rPr/>
-              <w:t xml:space="preserve">Colleagues already off then. </w:t>
-            </w:r>
-            <w:r>
-              <w:rPr>
-                <w:rStyle w:val="Emphasis"/>
-              </w:rPr>
-              <w:t>Awaiting approval</w:t>
-            </w:r>
-            <w:r>
-              <w:rPr/>
-              <w:t xml:space="preserve"> marks a request that has not been decided yet, so it may still fall away.</w:t>
-            </w:r>
-          </w:p>
-        </w:tc>
-      </w:tr>
-      <w:tr>
-        <w:trPr/>
-        <w:tc>
-          <w:tcPr>
-            <w:tcW w:w="1156" w:type="dxa"/>
-            <w:tcBorders>
-              <w:left w:val="single" w:sz="6" w:space="0" w:color="808080"/>
-              <w:bottom w:val="single" w:sz="2" w:space="0" w:color="808080"/>
-              <w:right w:val="single" w:sz="6" w:space="0" w:color="808080"/>
-            </w:tcBorders>
-            <w:vAlign w:val="center"/>
-          </w:tcPr>
-          <w:p>
-            <w:pPr>
-              <w:pStyle w:val="TableContents"/>
-              <w:bidi w:val="0"/>
-              <w:spacing w:before="0" w:after="160"/>
-              <w:jc w:val="left"/>
-              <w:rPr/>
-            </w:pPr>
-            <w:r>
-              <w:rPr/>
-              <w:t>Amber</w:t>
-            </w:r>
-          </w:p>
-        </w:tc>
-        <w:tc>
-          <w:tcPr>
-            <w:tcW w:w="6037" w:type="dxa"/>
-            <w:tcBorders>
-              <w:left w:val="single" w:sz="2" w:space="0" w:color="808080"/>
-              <w:bottom w:val="single" w:sz="2" w:space="0" w:color="808080"/>
-              <w:right w:val="single" w:sz="6" w:space="0" w:color="808080"/>
-            </w:tcBorders>
-            <w:vAlign w:val="center"/>
-          </w:tcPr>
-          <w:p>
-            <w:pPr>
-              <w:pStyle w:val="TableContents"/>
-              <w:bidi w:val="0"/>
-              <w:spacing w:before="0" w:after="160"/>
-              <w:jc w:val="left"/>
-              <w:rPr/>
-            </w:pPr>
-            <w:r>
-              <w:rPr/>
-              <w:t>The department is already at or over its cover limit on some of those days, with or without you.</w:t>
-            </w:r>
-          </w:p>
-        </w:tc>
-      </w:tr>
-      <w:tr>
-        <w:trPr/>
-        <w:tc>
-          <w:tcPr>
-            <w:tcW w:w="1156" w:type="dxa"/>
-            <w:tcBorders>
-              <w:left w:val="single" w:sz="6" w:space="0" w:color="808080"/>
-              <w:bottom w:val="single" w:sz="6" w:space="0" w:color="808080"/>
-              <w:right w:val="single" w:sz="6" w:space="0" w:color="808080"/>
-            </w:tcBorders>
-            <w:vAlign w:val="center"/>
-          </w:tcPr>
-          <w:p>
-            <w:pPr>
-              <w:pStyle w:val="TableContents"/>
-              <w:bidi w:val="0"/>
-              <w:spacing w:before="0" w:after="160"/>
-              <w:jc w:val="left"/>
-              <w:rPr/>
-            </w:pPr>
-            <w:r>
-              <w:rPr/>
-              <w:t>Red</w:t>
-            </w:r>
-          </w:p>
-        </w:tc>
-        <w:tc>
-          <w:tcPr>
-            <w:tcW w:w="6037" w:type="dxa"/>
-            <w:tcBorders>
-              <w:left w:val="single" w:sz="2" w:space="0" w:color="808080"/>
-              <w:bottom w:val="single" w:sz="6" w:space="0" w:color="808080"/>
-              <w:right w:val="single" w:sz="6" w:space="0" w:color="808080"/>
-            </w:tcBorders>
-            <w:vAlign w:val="center"/>
-          </w:tcPr>
-          <w:p>
-            <w:pPr>
-              <w:pStyle w:val="TableContents"/>
-              <w:bidi w:val="0"/>
-              <w:spacing w:before="0" w:after="160"/>
-              <w:jc w:val="left"/>
-              <w:rPr/>
-            </w:pPr>
-            <w:r>
-              <w:rPr/>
-              <w:t>Your request is the one that would take the department past its limit. Move the dates if they can move; submit anyway if they cannot.</w:t>
-            </w:r>
-          </w:p>
-        </w:tc>
-      </w:tr>
-    </w:tbl>
+        <w:t>Everything in What everyone can do applies to you as well: you still apply for your own leave through the same form.</w:t>
+      </w:r>
+    </w:p>
+    <w:p>
+      <w:pPr>
+        <w:pStyle w:val="HorizontalLine"/>
+        <w:bidi w:val="0"/>
+        <w:jc w:val="left"/>
+        <w:rPr/>
+      </w:pPr>
+      <w:r>
+        <w:rPr/>
+      </w:r>
+    </w:p>
+    <w:p>
+      <w:pPr>
+        <w:pStyle w:val="Heading2"/>
+        <w:bidi w:val="0"/>
+        <w:jc w:val="left"/>
+        <w:rPr/>
+      </w:pPr>
+      <w:r>
+        <w:rPr/>
+        <w:t>6. HR Manager</w:t>
+      </w:r>
+    </w:p>
     <w:p>
       <w:pPr>
         <w:pStyle w:val="BodyText"/>
@@ -2416,43 +4706,7 @@
       </w:pPr>
       <w:r>
         <w:rPr/>
-        <w:t>Leave categories are never shown for colleagues — only that they are away. The same rule applies on the team calendar, so nobody's sick or maternity leave is disclosed to the team.</w:t>
-      </w:r>
-    </w:p>
-    <w:p>
-      <w:pPr>
-        <w:pStyle w:val="Heading4"/>
-        <w:bidi w:val="0"/>
-        <w:jc w:val="left"/>
-        <w:rPr/>
-      </w:pPr>
-      <w:r>
-        <w:rPr/>
-        <w:t>Supporting documents</w:t>
-      </w:r>
-    </w:p>
-    <w:p>
-      <w:pPr>
-        <w:pStyle w:val="BodyText"/>
-        <w:bidi w:val="0"/>
-        <w:jc w:val="left"/>
-        <w:rPr/>
-      </w:pPr>
-      <w:r>
-        <w:rPr/>
-        <w:t>Documents you attach are private. Only you and the people who approve your request — your line manager, HR, the executive and system administrators — can open one. Colleagues who can see your absence on the team calendar cannot open the certificate behind it. PDF, JPG and PNG up to 5 MB are accepted.</w:t>
-      </w:r>
-    </w:p>
-    <w:p>
-      <w:pPr>
-        <w:pStyle w:val="BodyText"/>
-        <w:bidi w:val="0"/>
-        <w:jc w:val="left"/>
-        <w:rPr/>
-      </w:pPr>
-      <w:r>
-        <w:rPr/>
-        <w:t>If a document fails to upload the whole request is refused rather than filed without it, so a certificate can never go missing quietly.</w:t>
+        <w:t>Stage 2, plus ownership of what everyone is entitled to and all company-wide reporting.</w:t>
       </w:r>
     </w:p>
     <w:p>
@@ -2464,7 +4718,7 @@
       </w:pPr>
       <w:r>
         <w:rPr/>
-        <w:t>Tracking and cancelling</w:t>
+        <w:t>Stage 2 approvals</w:t>
       </w:r>
     </w:p>
     <w:p>
@@ -2478,27 +4732,67 @@
         <w:rPr>
           <w:rStyle w:val="Strong"/>
         </w:rPr>
-        <w:t>My Leave → My Leave History</w:t>
-      </w:r>
-      <w:r>
-        <w:rPr/>
-        <w:t xml:space="preserve"> lists everything you have ever submitted with its current status. Select </w:t>
-      </w:r>
+        <w:t>Approvals → Stage 2 · HR Review</w:t>
+      </w:r>
+      <w:r>
+        <w:rPr/>
+        <w:t xml:space="preserve"> holds everything a line manager has already cleared. The queue works exactly like Stage 1: review, add remarks, then approve to send it to the Executive, or reject to end it. Approving here does </w:t>
+      </w:r>
+      <w:r>
+        <w:rPr>
+          <w:rStyle w:val="Emphasis"/>
+        </w:rPr>
+        <w:t>not</w:t>
+      </w:r>
+      <w:r>
+        <w:rPr/>
+        <w:t xml:space="preserve"> deduct days. Only the final stage does.</w:t>
+      </w:r>
+    </w:p>
+    <w:p>
+      <w:pPr>
+        <w:pStyle w:val="Heading3"/>
+        <w:bidi w:val="0"/>
+        <w:jc w:val="left"/>
+        <w:rPr/>
+      </w:pPr>
+      <w:r>
+        <w:rPr/>
+        <w:t>Leave allocations</w:t>
+      </w:r>
+    </w:p>
+    <w:p>
+      <w:pPr>
+        <w:pStyle w:val="BodyText"/>
+        <w:bidi w:val="0"/>
+        <w:jc w:val="left"/>
+        <w:rPr/>
+      </w:pPr>
       <w:r>
         <w:rPr>
           <w:rStyle w:val="Strong"/>
         </w:rPr>
-        <w:t>View Details</w:t>
-      </w:r>
-      <w:r>
-        <w:rPr/>
-        <w:t xml:space="preserve"> to see who has signed it off, when, and any remarks they left.</w:t>
+        <w:t>HR Management → Leave Allocations</w:t>
+      </w:r>
+      <w:r>
+        <w:rPr/>
+        <w:t xml:space="preserve"> is where balances are set.</w:t>
       </w:r>
     </w:p>
     <w:p>
       <w:pPr>
         <w:pStyle w:val="BodyText"/>
-        <w:bidi w:val="0"/>
+        <w:numPr>
+          <w:ilvl w:val="0"/>
+          <w:numId w:val="11"/>
+        </w:numPr>
+        <w:tabs>
+          <w:tab w:val="clear" w:pos="1134"/>
+          <w:tab w:val="left" w:pos="709" w:leader="none"/>
+        </w:tabs>
+        <w:bidi w:val="0"/>
+        <w:spacing w:before="0" w:after="0"/>
+        <w:ind w:hanging="283" w:left="709"/>
         <w:jc w:val="left"/>
         <w:rPr/>
       </w:pPr>
@@ -2506,1209 +4800,26 @@
         <w:rPr>
           <w:rStyle w:val="Strong"/>
         </w:rPr>
-        <w:t>Cancel</w:t>
-      </w:r>
-      <w:r>
-        <w:rPr/>
-        <w:t xml:space="preserve"> withdraws a request. Cancel one that is still in approval and the held days return to your balance immediately. Cancel approved leave before it starts and the days are given back to you.</w:t>
+        <w:t>Allocate / Update.</w:t>
+      </w:r>
+      <w:r>
+        <w:rPr/>
+        <w:t xml:space="preserve"> Set one person's days for one category in one year. Use it for a mid-year joiner or an agreed exception. </w:t>
       </w:r>
     </w:p>
     <w:p>
       <w:pPr>
         <w:pStyle w:val="BodyText"/>
-        <w:bidi w:val="0"/>
-        <w:jc w:val="left"/>
-        <w:rPr/>
-      </w:pPr>
-      <w:r>
-        <w:rPr/>
-        <w:t>Once leave has started you can no longer cancel it yourself and the button is gone: the days were taken, and handing them back afterwards would turn time off into credit. If the dates genuinely changed — you came back early, or never went — ask HR. They can correct it, and the correction is recorded in the audit log.</w:t>
-      </w:r>
-    </w:p>
-    <w:p>
-      <w:pPr>
-        <w:pStyle w:val="HorizontalLine"/>
-        <w:bidi w:val="0"/>
-        <w:jc w:val="left"/>
-        <w:rPr/>
-      </w:pPr>
-      <w:r>
-        <w:rPr/>
-      </w:r>
-    </w:p>
-    <w:p>
-      <w:pPr>
-        <w:pStyle w:val="Heading2"/>
-        <w:bidi w:val="0"/>
-        <w:jc w:val="left"/>
-        <w:rPr/>
-      </w:pPr>
-      <w:r>
-        <w:rPr/>
-        <w:t>3. How a request travels</w:t>
-      </w:r>
-    </w:p>
-    <w:p>
-      <w:pPr>
-        <w:pStyle w:val="BodyText"/>
-        <w:bidi w:val="0"/>
-        <w:jc w:val="left"/>
-        <w:rPr/>
-      </w:pPr>
-      <w:r>
-        <w:rPr/>
-        <w:t>Every application passes through the same three stages, in order. It only becomes approved leave after the third.</w:t>
-      </w:r>
-    </w:p>
-    <w:p>
-      <w:pPr>
-        <w:pStyle w:val="PreformattedText"/>
-        <w:bidi w:val="0"/>
-        <w:jc w:val="left"/>
-        <w:rPr/>
-      </w:pPr>
-      <w:r>
-        <w:rPr/>
-        <w:t xml:space="preserve">  </w:t>
-      </w:r>
-      <w:r>
-        <w:rPr/>
-        <w:t>[ You submit ]</w:t>
-      </w:r>
-    </w:p>
-    <w:p>
-      <w:pPr>
-        <w:pStyle w:val="PreformattedText"/>
-        <w:bidi w:val="0"/>
-        <w:jc w:val="left"/>
-        <w:rPr/>
-      </w:pPr>
-      <w:r>
-        <w:rPr/>
-        <w:t xml:space="preserve">        │</w:t>
-      </w:r>
-    </w:p>
-    <w:p>
-      <w:pPr>
-        <w:pStyle w:val="PreformattedText"/>
-        <w:bidi w:val="0"/>
-        <w:jc w:val="left"/>
-        <w:rPr/>
-      </w:pPr>
-      <w:r>
-        <w:rPr/>
-        <w:t xml:space="preserve">        ▼</w:t>
-      </w:r>
-    </w:p>
-    <w:p>
-      <w:pPr>
-        <w:pStyle w:val="PreformattedText"/>
-        <w:bidi w:val="0"/>
-        <w:jc w:val="left"/>
-        <w:rPr/>
-      </w:pPr>
-      <w:r>
-        <w:rPr/>
-        <w:t xml:space="preserve">  </w:t>
-      </w:r>
-      <w:r>
-        <w:rPr/>
-        <w:t>Stage 1 · Line Manager ──(reject)──► Rejected, days returned</w:t>
-      </w:r>
-    </w:p>
-    <w:p>
-      <w:pPr>
-        <w:pStyle w:val="PreformattedText"/>
-        <w:bidi w:val="0"/>
-        <w:jc w:val="left"/>
-        <w:rPr/>
-      </w:pPr>
-      <w:r>
-        <w:rPr/>
-        <w:t xml:space="preserve">        │ </w:t>
-      </w:r>
-      <w:r>
-        <w:rPr/>
-        <w:t>approve</w:t>
-      </w:r>
-    </w:p>
-    <w:p>
-      <w:pPr>
-        <w:pStyle w:val="PreformattedText"/>
-        <w:bidi w:val="0"/>
-        <w:jc w:val="left"/>
-        <w:rPr/>
-      </w:pPr>
-      <w:r>
-        <w:rPr/>
-        <w:t xml:space="preserve">        ▼</w:t>
-      </w:r>
-    </w:p>
-    <w:p>
-      <w:pPr>
-        <w:pStyle w:val="PreformattedText"/>
-        <w:bidi w:val="0"/>
-        <w:jc w:val="left"/>
-        <w:rPr/>
-      </w:pPr>
-      <w:r>
-        <w:rPr/>
-        <w:t xml:space="preserve">  </w:t>
-      </w:r>
-      <w:r>
-        <w:rPr/>
-        <w:t>Stage 2 · HR Manager ────(reject)──► Rejected, days returned</w:t>
-      </w:r>
-    </w:p>
-    <w:p>
-      <w:pPr>
-        <w:pStyle w:val="PreformattedText"/>
-        <w:bidi w:val="0"/>
-        <w:jc w:val="left"/>
-        <w:rPr/>
-      </w:pPr>
-      <w:r>
-        <w:rPr/>
-        <w:t xml:space="preserve">        │ </w:t>
-      </w:r>
-      <w:r>
-        <w:rPr/>
-        <w:t>approve</w:t>
-      </w:r>
-    </w:p>
-    <w:p>
-      <w:pPr>
-        <w:pStyle w:val="PreformattedText"/>
-        <w:bidi w:val="0"/>
-        <w:jc w:val="left"/>
-        <w:rPr/>
-      </w:pPr>
-      <w:r>
-        <w:rPr/>
-        <w:t xml:space="preserve">        ▼</w:t>
-      </w:r>
-    </w:p>
-    <w:p>
-      <w:pPr>
-        <w:pStyle w:val="PreformattedText"/>
-        <w:bidi w:val="0"/>
-        <w:jc w:val="left"/>
-        <w:rPr/>
-      </w:pPr>
-      <w:r>
-        <w:rPr/>
-        <w:t xml:space="preserve">  </w:t>
-      </w:r>
-      <w:r>
-        <w:rPr/>
-        <w:t>Stage 3 · Executive ─────(reject)──► Rejected, days returned</w:t>
-      </w:r>
-    </w:p>
-    <w:p>
-      <w:pPr>
-        <w:pStyle w:val="PreformattedText"/>
-        <w:bidi w:val="0"/>
-        <w:jc w:val="left"/>
-        <w:rPr/>
-      </w:pPr>
-      <w:r>
-        <w:rPr/>
-        <w:t xml:space="preserve">        │ </w:t>
-      </w:r>
-      <w:r>
-        <w:rPr/>
-        <w:t>approve</w:t>
-      </w:r>
-    </w:p>
-    <w:p>
-      <w:pPr>
-        <w:pStyle w:val="PreformattedText"/>
-        <w:bidi w:val="0"/>
-        <w:jc w:val="left"/>
-        <w:rPr/>
-      </w:pPr>
-      <w:r>
-        <w:rPr/>
-        <w:t xml:space="preserve">        ▼</w:t>
-      </w:r>
-    </w:p>
-    <w:p>
-      <w:pPr>
-        <w:pStyle w:val="PreformattedText"/>
-        <w:bidi w:val="0"/>
-        <w:spacing w:before="0" w:after="283"/>
-        <w:jc w:val="left"/>
-        <w:rPr/>
-      </w:pPr>
-      <w:r>
-        <w:rPr/>
-        <w:t xml:space="preserve">  </w:t>
-      </w:r>
-      <w:r>
-        <w:rPr/>
-        <w:t>APPROVED — days deducted</w:t>
-      </w:r>
-    </w:p>
-    <w:tbl>
-      <w:tblPr>
-        <w:tblW w:w="7193" w:type="dxa"/>
-        <w:jc w:val="left"/>
-        <w:tblInd w:w="-7" w:type="dxa"/>
-        <w:tblLayout w:type="fixed"/>
-        <w:tblCellMar>
-          <w:top w:w="75" w:type="dxa"/>
-          <w:left w:w="75" w:type="dxa"/>
-          <w:bottom w:w="75" w:type="dxa"/>
-          <w:right w:w="75" w:type="dxa"/>
-        </w:tblCellMar>
-      </w:tblPr>
-      <w:tblGrid>
-        <w:gridCol w:w="695"/>
-        <w:gridCol w:w="1360"/>
-        <w:gridCol w:w="5138"/>
-      </w:tblGrid>
-      <w:tr>
-        <w:trPr>
-          <w:tblHeader w:val="true"/>
-        </w:trPr>
-        <w:tc>
-          <w:tcPr>
-            <w:tcW w:w="695" w:type="dxa"/>
-            <w:tcBorders>
-              <w:top w:val="single" w:sz="6" w:space="0" w:color="808080"/>
-              <w:left w:val="single" w:sz="6" w:space="0" w:color="808080"/>
-              <w:bottom w:val="single" w:sz="2" w:space="0" w:color="808080"/>
-              <w:right w:val="single" w:sz="6" w:space="0" w:color="808080"/>
-            </w:tcBorders>
-            <w:vAlign w:val="center"/>
-          </w:tcPr>
-          <w:p>
-            <w:pPr>
-              <w:pStyle w:val="TableHeading"/>
-              <w:bidi w:val="0"/>
-              <w:spacing w:before="0" w:after="160"/>
-              <w:jc w:val="left"/>
-              <w:rPr/>
-            </w:pPr>
-            <w:r>
-              <w:rPr/>
-              <w:t>Stage</w:t>
-            </w:r>
-          </w:p>
-        </w:tc>
-        <w:tc>
-          <w:tcPr>
-            <w:tcW w:w="1360" w:type="dxa"/>
-            <w:tcBorders>
-              <w:top w:val="single" w:sz="6" w:space="0" w:color="808080"/>
-              <w:left w:val="single" w:sz="2" w:space="0" w:color="808080"/>
-              <w:bottom w:val="single" w:sz="2" w:space="0" w:color="808080"/>
-              <w:right w:val="single" w:sz="6" w:space="0" w:color="808080"/>
-            </w:tcBorders>
-            <w:vAlign w:val="center"/>
-          </w:tcPr>
-          <w:p>
-            <w:pPr>
-              <w:pStyle w:val="TableHeading"/>
-              <w:bidi w:val="0"/>
-              <w:spacing w:before="0" w:after="160"/>
-              <w:jc w:val="left"/>
-              <w:rPr/>
-            </w:pPr>
-            <w:r>
-              <w:rPr/>
-              <w:t>Who</w:t>
-            </w:r>
-          </w:p>
-        </w:tc>
-        <w:tc>
-          <w:tcPr>
-            <w:tcW w:w="5138" w:type="dxa"/>
-            <w:tcBorders>
-              <w:top w:val="single" w:sz="6" w:space="0" w:color="808080"/>
-              <w:left w:val="single" w:sz="2" w:space="0" w:color="808080"/>
-              <w:bottom w:val="single" w:sz="2" w:space="0" w:color="808080"/>
-              <w:right w:val="single" w:sz="6" w:space="0" w:color="808080"/>
-            </w:tcBorders>
-            <w:vAlign w:val="center"/>
-          </w:tcPr>
-          <w:p>
-            <w:pPr>
-              <w:pStyle w:val="TableHeading"/>
-              <w:bidi w:val="0"/>
-              <w:spacing w:before="0" w:after="160"/>
-              <w:jc w:val="left"/>
-              <w:rPr/>
-            </w:pPr>
-            <w:r>
-              <w:rPr/>
-              <w:t>What they check</w:t>
-            </w:r>
-          </w:p>
-        </w:tc>
-      </w:tr>
-      <w:tr>
-        <w:trPr/>
-        <w:tc>
-          <w:tcPr>
-            <w:tcW w:w="695" w:type="dxa"/>
-            <w:tcBorders>
-              <w:left w:val="single" w:sz="6" w:space="0" w:color="808080"/>
-              <w:bottom w:val="single" w:sz="2" w:space="0" w:color="808080"/>
-              <w:right w:val="single" w:sz="6" w:space="0" w:color="808080"/>
-            </w:tcBorders>
-            <w:vAlign w:val="center"/>
-          </w:tcPr>
-          <w:p>
-            <w:pPr>
-              <w:pStyle w:val="TableContents"/>
-              <w:bidi w:val="0"/>
-              <w:spacing w:before="0" w:after="160"/>
-              <w:jc w:val="left"/>
-              <w:rPr/>
-            </w:pPr>
-            <w:r>
-              <w:rPr>
-                <w:rStyle w:val="Strong"/>
-              </w:rPr>
-              <w:t>1</w:t>
-            </w:r>
-          </w:p>
-        </w:tc>
-        <w:tc>
-          <w:tcPr>
-            <w:tcW w:w="1360" w:type="dxa"/>
-            <w:tcBorders>
-              <w:left w:val="single" w:sz="2" w:space="0" w:color="808080"/>
-              <w:bottom w:val="single" w:sz="2" w:space="0" w:color="808080"/>
-              <w:right w:val="single" w:sz="6" w:space="0" w:color="808080"/>
-            </w:tcBorders>
-            <w:vAlign w:val="center"/>
-          </w:tcPr>
-          <w:p>
-            <w:pPr>
-              <w:pStyle w:val="TableContents"/>
-              <w:bidi w:val="0"/>
-              <w:spacing w:before="0" w:after="160"/>
-              <w:jc w:val="left"/>
-              <w:rPr/>
-            </w:pPr>
-            <w:r>
-              <w:rPr/>
-              <w:t>Line Manager</w:t>
-            </w:r>
-          </w:p>
-        </w:tc>
-        <w:tc>
-          <w:tcPr>
-            <w:tcW w:w="5138" w:type="dxa"/>
-            <w:tcBorders>
-              <w:left w:val="single" w:sz="2" w:space="0" w:color="808080"/>
-              <w:bottom w:val="single" w:sz="2" w:space="0" w:color="808080"/>
-              <w:right w:val="single" w:sz="6" w:space="0" w:color="808080"/>
-            </w:tcBorders>
-            <w:vAlign w:val="center"/>
-          </w:tcPr>
-          <w:p>
-            <w:pPr>
-              <w:pStyle w:val="TableContents"/>
-              <w:bidi w:val="0"/>
-              <w:spacing w:before="0" w:after="160"/>
-              <w:jc w:val="left"/>
-              <w:rPr/>
-            </w:pPr>
-            <w:r>
-              <w:rPr/>
-              <w:t>Your own manager checks the request against team cover.</w:t>
-            </w:r>
-          </w:p>
-        </w:tc>
-      </w:tr>
-      <w:tr>
-        <w:trPr/>
-        <w:tc>
-          <w:tcPr>
-            <w:tcW w:w="695" w:type="dxa"/>
-            <w:tcBorders>
-              <w:left w:val="single" w:sz="6" w:space="0" w:color="808080"/>
-              <w:bottom w:val="single" w:sz="2" w:space="0" w:color="808080"/>
-              <w:right w:val="single" w:sz="6" w:space="0" w:color="808080"/>
-            </w:tcBorders>
-            <w:vAlign w:val="center"/>
-          </w:tcPr>
-          <w:p>
-            <w:pPr>
-              <w:pStyle w:val="TableContents"/>
-              <w:bidi w:val="0"/>
-              <w:spacing w:before="0" w:after="160"/>
-              <w:jc w:val="left"/>
-              <w:rPr/>
-            </w:pPr>
-            <w:r>
-              <w:rPr>
-                <w:rStyle w:val="Strong"/>
-              </w:rPr>
-              <w:t>2</w:t>
-            </w:r>
-          </w:p>
-        </w:tc>
-        <w:tc>
-          <w:tcPr>
-            <w:tcW w:w="1360" w:type="dxa"/>
-            <w:tcBorders>
-              <w:left w:val="single" w:sz="2" w:space="0" w:color="808080"/>
-              <w:bottom w:val="single" w:sz="2" w:space="0" w:color="808080"/>
-              <w:right w:val="single" w:sz="6" w:space="0" w:color="808080"/>
-            </w:tcBorders>
-            <w:vAlign w:val="center"/>
-          </w:tcPr>
-          <w:p>
-            <w:pPr>
-              <w:pStyle w:val="TableContents"/>
-              <w:bidi w:val="0"/>
-              <w:spacing w:before="0" w:after="160"/>
-              <w:jc w:val="left"/>
-              <w:rPr/>
-            </w:pPr>
-            <w:r>
-              <w:rPr/>
-              <w:t>HR Manager</w:t>
-            </w:r>
-          </w:p>
-        </w:tc>
-        <w:tc>
-          <w:tcPr>
-            <w:tcW w:w="5138" w:type="dxa"/>
-            <w:tcBorders>
-              <w:left w:val="single" w:sz="2" w:space="0" w:color="808080"/>
-              <w:bottom w:val="single" w:sz="2" w:space="0" w:color="808080"/>
-              <w:right w:val="single" w:sz="6" w:space="0" w:color="808080"/>
-            </w:tcBorders>
-            <w:vAlign w:val="center"/>
-          </w:tcPr>
-          <w:p>
-            <w:pPr>
-              <w:pStyle w:val="TableContents"/>
-              <w:bidi w:val="0"/>
-              <w:spacing w:before="0" w:after="160"/>
-              <w:jc w:val="left"/>
-              <w:rPr/>
-            </w:pPr>
-            <w:r>
-              <w:rPr/>
-              <w:t>HR verifies entitlement, balance and policy.</w:t>
-            </w:r>
-          </w:p>
-        </w:tc>
-      </w:tr>
-      <w:tr>
-        <w:trPr/>
-        <w:tc>
-          <w:tcPr>
-            <w:tcW w:w="695" w:type="dxa"/>
-            <w:tcBorders>
-              <w:left w:val="single" w:sz="6" w:space="0" w:color="808080"/>
-              <w:bottom w:val="single" w:sz="6" w:space="0" w:color="808080"/>
-              <w:right w:val="single" w:sz="6" w:space="0" w:color="808080"/>
-            </w:tcBorders>
-            <w:vAlign w:val="center"/>
-          </w:tcPr>
-          <w:p>
-            <w:pPr>
-              <w:pStyle w:val="TableContents"/>
-              <w:bidi w:val="0"/>
-              <w:spacing w:before="0" w:after="160"/>
-              <w:jc w:val="left"/>
-              <w:rPr/>
-            </w:pPr>
-            <w:r>
-              <w:rPr>
-                <w:rStyle w:val="Strong"/>
-              </w:rPr>
-              <w:t>3</w:t>
-            </w:r>
-          </w:p>
-        </w:tc>
-        <w:tc>
-          <w:tcPr>
-            <w:tcW w:w="1360" w:type="dxa"/>
-            <w:tcBorders>
-              <w:left w:val="single" w:sz="2" w:space="0" w:color="808080"/>
-              <w:bottom w:val="single" w:sz="6" w:space="0" w:color="808080"/>
-              <w:right w:val="single" w:sz="6" w:space="0" w:color="808080"/>
-            </w:tcBorders>
-            <w:vAlign w:val="center"/>
-          </w:tcPr>
-          <w:p>
-            <w:pPr>
-              <w:pStyle w:val="TableContents"/>
-              <w:bidi w:val="0"/>
-              <w:spacing w:before="0" w:after="160"/>
-              <w:jc w:val="left"/>
-              <w:rPr/>
-            </w:pPr>
-            <w:r>
-              <w:rPr/>
-              <w:t>Executive</w:t>
-            </w:r>
-          </w:p>
-        </w:tc>
-        <w:tc>
-          <w:tcPr>
-            <w:tcW w:w="5138" w:type="dxa"/>
-            <w:tcBorders>
-              <w:left w:val="single" w:sz="2" w:space="0" w:color="808080"/>
-              <w:bottom w:val="single" w:sz="6" w:space="0" w:color="808080"/>
-              <w:right w:val="single" w:sz="6" w:space="0" w:color="808080"/>
-            </w:tcBorders>
-            <w:vAlign w:val="center"/>
-          </w:tcPr>
-          <w:p>
-            <w:pPr>
-              <w:pStyle w:val="TableContents"/>
-              <w:bidi w:val="0"/>
-              <w:spacing w:before="0" w:after="160"/>
-              <w:jc w:val="left"/>
-              <w:rPr/>
-            </w:pPr>
-            <w:r>
-              <w:rPr/>
-              <w:t xml:space="preserve">Final sign-off. </w:t>
-            </w:r>
-            <w:r>
-              <w:rPr>
-                <w:rStyle w:val="Strong"/>
-              </w:rPr>
-              <w:t>Only now are the days deducted.</w:t>
-            </w:r>
-          </w:p>
-        </w:tc>
-      </w:tr>
-    </w:tbl>
-    <w:p>
-      <w:pPr>
-        <w:pStyle w:val="BodyText"/>
-        <w:bidi w:val="0"/>
-        <w:jc w:val="left"/>
-        <w:rPr/>
-      </w:pPr>
-      <w:r>
-        <w:rPr/>
-        <w:t xml:space="preserve">A rejection at </w:t>
-      </w:r>
-      <w:r>
-        <w:rPr>
-          <w:rStyle w:val="Emphasis"/>
-        </w:rPr>
-        <w:t>any</w:t>
-      </w:r>
-      <w:r>
-        <w:rPr/>
-        <w:t xml:space="preserve"> stage ends the request there and returns the held days to you. It does not carry on to the next approver.</w:t>
-      </w:r>
-    </w:p>
-    <w:p>
-      <w:pPr>
-        <w:pStyle w:val="Heading3"/>
-        <w:bidi w:val="0"/>
-        <w:jc w:val="left"/>
-        <w:rPr/>
-      </w:pPr>
-      <w:r>
-        <w:rPr/>
-        <w:t>What the statuses mean</w:t>
-      </w:r>
-    </w:p>
-    <w:tbl>
-      <w:tblPr>
-        <w:tblW w:w="7193" w:type="dxa"/>
-        <w:jc w:val="left"/>
-        <w:tblInd w:w="-7" w:type="dxa"/>
-        <w:tblLayout w:type="fixed"/>
-        <w:tblCellMar>
-          <w:top w:w="75" w:type="dxa"/>
-          <w:left w:w="75" w:type="dxa"/>
-          <w:bottom w:w="75" w:type="dxa"/>
-          <w:right w:w="75" w:type="dxa"/>
-        </w:tblCellMar>
-      </w:tblPr>
-      <w:tblGrid>
-        <w:gridCol w:w="2437"/>
-        <w:gridCol w:w="3669"/>
-        <w:gridCol w:w="1087"/>
-      </w:tblGrid>
-      <w:tr>
-        <w:trPr>
-          <w:tblHeader w:val="true"/>
-        </w:trPr>
-        <w:tc>
-          <w:tcPr>
-            <w:tcW w:w="2437" w:type="dxa"/>
-            <w:tcBorders>
-              <w:top w:val="single" w:sz="6" w:space="0" w:color="808080"/>
-              <w:left w:val="single" w:sz="6" w:space="0" w:color="808080"/>
-              <w:bottom w:val="single" w:sz="2" w:space="0" w:color="808080"/>
-              <w:right w:val="single" w:sz="6" w:space="0" w:color="808080"/>
-            </w:tcBorders>
-            <w:vAlign w:val="center"/>
-          </w:tcPr>
-          <w:p>
-            <w:pPr>
-              <w:pStyle w:val="TableHeading"/>
-              <w:bidi w:val="0"/>
-              <w:spacing w:before="0" w:after="160"/>
-              <w:jc w:val="left"/>
-              <w:rPr/>
-            </w:pPr>
-            <w:r>
-              <w:rPr/>
-              <w:t>You will see</w:t>
-            </w:r>
-          </w:p>
-        </w:tc>
-        <w:tc>
-          <w:tcPr>
-            <w:tcW w:w="3669" w:type="dxa"/>
-            <w:tcBorders>
-              <w:top w:val="single" w:sz="6" w:space="0" w:color="808080"/>
-              <w:left w:val="single" w:sz="2" w:space="0" w:color="808080"/>
-              <w:bottom w:val="single" w:sz="2" w:space="0" w:color="808080"/>
-              <w:right w:val="single" w:sz="6" w:space="0" w:color="808080"/>
-            </w:tcBorders>
-            <w:vAlign w:val="center"/>
-          </w:tcPr>
-          <w:p>
-            <w:pPr>
-              <w:pStyle w:val="TableHeading"/>
-              <w:bidi w:val="0"/>
-              <w:spacing w:before="0" w:after="160"/>
-              <w:jc w:val="left"/>
-              <w:rPr/>
-            </w:pPr>
-            <w:r>
-              <w:rPr/>
-              <w:t>It means</w:t>
-            </w:r>
-          </w:p>
-        </w:tc>
-        <w:tc>
-          <w:tcPr>
-            <w:tcW w:w="1087" w:type="dxa"/>
-            <w:tcBorders>
-              <w:top w:val="single" w:sz="6" w:space="0" w:color="808080"/>
-              <w:left w:val="single" w:sz="2" w:space="0" w:color="808080"/>
-              <w:bottom w:val="single" w:sz="2" w:space="0" w:color="808080"/>
-              <w:right w:val="single" w:sz="6" w:space="0" w:color="808080"/>
-            </w:tcBorders>
-            <w:vAlign w:val="center"/>
-          </w:tcPr>
-          <w:p>
-            <w:pPr>
-              <w:pStyle w:val="TableHeading"/>
-              <w:bidi w:val="0"/>
-              <w:spacing w:before="0" w:after="160"/>
-              <w:jc w:val="left"/>
-              <w:rPr/>
-            </w:pPr>
-            <w:r>
-              <w:rPr/>
-              <w:t>Days are</w:t>
-            </w:r>
-          </w:p>
-        </w:tc>
-      </w:tr>
-      <w:tr>
-        <w:trPr/>
-        <w:tc>
-          <w:tcPr>
-            <w:tcW w:w="2437" w:type="dxa"/>
-            <w:tcBorders>
-              <w:left w:val="single" w:sz="6" w:space="0" w:color="808080"/>
-              <w:bottom w:val="single" w:sz="2" w:space="0" w:color="808080"/>
-              <w:right w:val="single" w:sz="6" w:space="0" w:color="808080"/>
-            </w:tcBorders>
-            <w:vAlign w:val="center"/>
-          </w:tcPr>
-          <w:p>
-            <w:pPr>
-              <w:pStyle w:val="TableContents"/>
-              <w:bidi w:val="0"/>
-              <w:spacing w:before="0" w:after="160"/>
-              <w:jc w:val="left"/>
-              <w:rPr/>
-            </w:pPr>
-            <w:r>
-              <w:rPr/>
-              <w:t>Pending Line Manager</w:t>
-            </w:r>
-          </w:p>
-        </w:tc>
-        <w:tc>
-          <w:tcPr>
-            <w:tcW w:w="3669" w:type="dxa"/>
-            <w:tcBorders>
-              <w:left w:val="single" w:sz="2" w:space="0" w:color="808080"/>
-              <w:bottom w:val="single" w:sz="2" w:space="0" w:color="808080"/>
-              <w:right w:val="single" w:sz="6" w:space="0" w:color="808080"/>
-            </w:tcBorders>
-            <w:vAlign w:val="center"/>
-          </w:tcPr>
-          <w:p>
-            <w:pPr>
-              <w:pStyle w:val="TableContents"/>
-              <w:bidi w:val="0"/>
-              <w:spacing w:before="0" w:after="160"/>
-              <w:jc w:val="left"/>
-              <w:rPr/>
-            </w:pPr>
-            <w:r>
-              <w:rPr/>
-              <w:t>Waiting on Stage 1.</w:t>
-            </w:r>
-          </w:p>
-        </w:tc>
-        <w:tc>
-          <w:tcPr>
-            <w:tcW w:w="1087" w:type="dxa"/>
-            <w:tcBorders>
-              <w:left w:val="single" w:sz="2" w:space="0" w:color="808080"/>
-              <w:bottom w:val="single" w:sz="2" w:space="0" w:color="808080"/>
-              <w:right w:val="single" w:sz="6" w:space="0" w:color="808080"/>
-            </w:tcBorders>
-            <w:vAlign w:val="center"/>
-          </w:tcPr>
-          <w:p>
-            <w:pPr>
-              <w:pStyle w:val="TableContents"/>
-              <w:bidi w:val="0"/>
-              <w:spacing w:before="0" w:after="160"/>
-              <w:jc w:val="left"/>
-              <w:rPr/>
-            </w:pPr>
-            <w:r>
-              <w:rPr/>
-              <w:t>Held</w:t>
-            </w:r>
-          </w:p>
-        </w:tc>
-      </w:tr>
-      <w:tr>
-        <w:trPr/>
-        <w:tc>
-          <w:tcPr>
-            <w:tcW w:w="2437" w:type="dxa"/>
-            <w:tcBorders>
-              <w:left w:val="single" w:sz="6" w:space="0" w:color="808080"/>
-              <w:bottom w:val="single" w:sz="2" w:space="0" w:color="808080"/>
-              <w:right w:val="single" w:sz="6" w:space="0" w:color="808080"/>
-            </w:tcBorders>
-            <w:vAlign w:val="center"/>
-          </w:tcPr>
-          <w:p>
-            <w:pPr>
-              <w:pStyle w:val="TableContents"/>
-              <w:bidi w:val="0"/>
-              <w:spacing w:before="0" w:after="160"/>
-              <w:jc w:val="left"/>
-              <w:rPr/>
-            </w:pPr>
-            <w:r>
-              <w:rPr/>
-              <w:t>Pending HR Review</w:t>
-            </w:r>
-          </w:p>
-        </w:tc>
-        <w:tc>
-          <w:tcPr>
-            <w:tcW w:w="3669" w:type="dxa"/>
-            <w:tcBorders>
-              <w:left w:val="single" w:sz="2" w:space="0" w:color="808080"/>
-              <w:bottom w:val="single" w:sz="2" w:space="0" w:color="808080"/>
-              <w:right w:val="single" w:sz="6" w:space="0" w:color="808080"/>
-            </w:tcBorders>
-            <w:vAlign w:val="center"/>
-          </w:tcPr>
-          <w:p>
-            <w:pPr>
-              <w:pStyle w:val="TableContents"/>
-              <w:bidi w:val="0"/>
-              <w:spacing w:before="0" w:after="160"/>
-              <w:jc w:val="left"/>
-              <w:rPr/>
-            </w:pPr>
-            <w:r>
-              <w:rPr/>
-              <w:t>Cleared Stage 1, waiting on HR.</w:t>
-            </w:r>
-          </w:p>
-        </w:tc>
-        <w:tc>
-          <w:tcPr>
-            <w:tcW w:w="1087" w:type="dxa"/>
-            <w:tcBorders>
-              <w:left w:val="single" w:sz="2" w:space="0" w:color="808080"/>
-              <w:bottom w:val="single" w:sz="2" w:space="0" w:color="808080"/>
-              <w:right w:val="single" w:sz="6" w:space="0" w:color="808080"/>
-            </w:tcBorders>
-            <w:vAlign w:val="center"/>
-          </w:tcPr>
-          <w:p>
-            <w:pPr>
-              <w:pStyle w:val="TableContents"/>
-              <w:bidi w:val="0"/>
-              <w:spacing w:before="0" w:after="160"/>
-              <w:jc w:val="left"/>
-              <w:rPr/>
-            </w:pPr>
-            <w:r>
-              <w:rPr/>
-              <w:t>Held</w:t>
-            </w:r>
-          </w:p>
-        </w:tc>
-      </w:tr>
-      <w:tr>
-        <w:trPr/>
-        <w:tc>
-          <w:tcPr>
-            <w:tcW w:w="2437" w:type="dxa"/>
-            <w:tcBorders>
-              <w:left w:val="single" w:sz="6" w:space="0" w:color="808080"/>
-              <w:bottom w:val="single" w:sz="2" w:space="0" w:color="808080"/>
-              <w:right w:val="single" w:sz="6" w:space="0" w:color="808080"/>
-            </w:tcBorders>
-            <w:vAlign w:val="center"/>
-          </w:tcPr>
-          <w:p>
-            <w:pPr>
-              <w:pStyle w:val="TableContents"/>
-              <w:bidi w:val="0"/>
-              <w:spacing w:before="0" w:after="160"/>
-              <w:jc w:val="left"/>
-              <w:rPr/>
-            </w:pPr>
-            <w:r>
-              <w:rPr/>
-              <w:t>Pending Executive Approval</w:t>
-            </w:r>
-          </w:p>
-        </w:tc>
-        <w:tc>
-          <w:tcPr>
-            <w:tcW w:w="3669" w:type="dxa"/>
-            <w:tcBorders>
-              <w:left w:val="single" w:sz="2" w:space="0" w:color="808080"/>
-              <w:bottom w:val="single" w:sz="2" w:space="0" w:color="808080"/>
-              <w:right w:val="single" w:sz="6" w:space="0" w:color="808080"/>
-            </w:tcBorders>
-            <w:vAlign w:val="center"/>
-          </w:tcPr>
-          <w:p>
-            <w:pPr>
-              <w:pStyle w:val="TableContents"/>
-              <w:bidi w:val="0"/>
-              <w:spacing w:before="0" w:after="160"/>
-              <w:jc w:val="left"/>
-              <w:rPr/>
-            </w:pPr>
-            <w:r>
-              <w:rPr/>
-              <w:t>Cleared HR, waiting on final sign-off.</w:t>
-            </w:r>
-          </w:p>
-        </w:tc>
-        <w:tc>
-          <w:tcPr>
-            <w:tcW w:w="1087" w:type="dxa"/>
-            <w:tcBorders>
-              <w:left w:val="single" w:sz="2" w:space="0" w:color="808080"/>
-              <w:bottom w:val="single" w:sz="2" w:space="0" w:color="808080"/>
-              <w:right w:val="single" w:sz="6" w:space="0" w:color="808080"/>
-            </w:tcBorders>
-            <w:vAlign w:val="center"/>
-          </w:tcPr>
-          <w:p>
-            <w:pPr>
-              <w:pStyle w:val="TableContents"/>
-              <w:bidi w:val="0"/>
-              <w:spacing w:before="0" w:after="160"/>
-              <w:jc w:val="left"/>
-              <w:rPr/>
-            </w:pPr>
-            <w:r>
-              <w:rPr/>
-              <w:t>Held</w:t>
-            </w:r>
-          </w:p>
-        </w:tc>
-      </w:tr>
-      <w:tr>
-        <w:trPr/>
-        <w:tc>
-          <w:tcPr>
-            <w:tcW w:w="2437" w:type="dxa"/>
-            <w:tcBorders>
-              <w:left w:val="single" w:sz="6" w:space="0" w:color="808080"/>
-              <w:bottom w:val="single" w:sz="2" w:space="0" w:color="808080"/>
-              <w:right w:val="single" w:sz="6" w:space="0" w:color="808080"/>
-            </w:tcBorders>
-            <w:vAlign w:val="center"/>
-          </w:tcPr>
-          <w:p>
-            <w:pPr>
-              <w:pStyle w:val="TableContents"/>
-              <w:bidi w:val="0"/>
-              <w:spacing w:before="0" w:after="160"/>
-              <w:jc w:val="left"/>
-              <w:rPr/>
-            </w:pPr>
-            <w:r>
-              <w:rPr/>
-              <w:t>Approved</w:t>
-            </w:r>
-          </w:p>
-        </w:tc>
-        <w:tc>
-          <w:tcPr>
-            <w:tcW w:w="3669" w:type="dxa"/>
-            <w:tcBorders>
-              <w:left w:val="single" w:sz="2" w:space="0" w:color="808080"/>
-              <w:bottom w:val="single" w:sz="2" w:space="0" w:color="808080"/>
-              <w:right w:val="single" w:sz="6" w:space="0" w:color="808080"/>
-            </w:tcBorders>
-            <w:vAlign w:val="center"/>
-          </w:tcPr>
-          <w:p>
-            <w:pPr>
-              <w:pStyle w:val="TableContents"/>
-              <w:bidi w:val="0"/>
-              <w:spacing w:before="0" w:after="160"/>
-              <w:jc w:val="left"/>
-              <w:rPr/>
-            </w:pPr>
-            <w:r>
-              <w:rPr/>
-              <w:t>Fully approved. The leave is yours.</w:t>
-            </w:r>
-          </w:p>
-        </w:tc>
-        <w:tc>
-          <w:tcPr>
-            <w:tcW w:w="1087" w:type="dxa"/>
-            <w:tcBorders>
-              <w:left w:val="single" w:sz="2" w:space="0" w:color="808080"/>
-              <w:bottom w:val="single" w:sz="2" w:space="0" w:color="808080"/>
-              <w:right w:val="single" w:sz="6" w:space="0" w:color="808080"/>
-            </w:tcBorders>
-            <w:vAlign w:val="center"/>
-          </w:tcPr>
-          <w:p>
-            <w:pPr>
-              <w:pStyle w:val="TableContents"/>
-              <w:bidi w:val="0"/>
-              <w:spacing w:before="0" w:after="160"/>
-              <w:jc w:val="left"/>
-              <w:rPr/>
-            </w:pPr>
-            <w:r>
-              <w:rPr>
-                <w:rStyle w:val="Strong"/>
-              </w:rPr>
-              <w:t>Deducted</w:t>
-            </w:r>
-          </w:p>
-        </w:tc>
-      </w:tr>
-      <w:tr>
-        <w:trPr/>
-        <w:tc>
-          <w:tcPr>
-            <w:tcW w:w="2437" w:type="dxa"/>
-            <w:tcBorders>
-              <w:left w:val="single" w:sz="6" w:space="0" w:color="808080"/>
-              <w:bottom w:val="single" w:sz="2" w:space="0" w:color="808080"/>
-              <w:right w:val="single" w:sz="6" w:space="0" w:color="808080"/>
-            </w:tcBorders>
-            <w:vAlign w:val="center"/>
-          </w:tcPr>
-          <w:p>
-            <w:pPr>
-              <w:pStyle w:val="TableContents"/>
-              <w:bidi w:val="0"/>
-              <w:spacing w:before="0" w:after="160"/>
-              <w:jc w:val="left"/>
-              <w:rPr/>
-            </w:pPr>
-            <w:r>
-              <w:rPr/>
-              <w:t>Rejected</w:t>
-            </w:r>
-          </w:p>
-        </w:tc>
-        <w:tc>
-          <w:tcPr>
-            <w:tcW w:w="3669" w:type="dxa"/>
-            <w:tcBorders>
-              <w:left w:val="single" w:sz="2" w:space="0" w:color="808080"/>
-              <w:bottom w:val="single" w:sz="2" w:space="0" w:color="808080"/>
-              <w:right w:val="single" w:sz="6" w:space="0" w:color="808080"/>
-            </w:tcBorders>
-            <w:vAlign w:val="center"/>
-          </w:tcPr>
-          <w:p>
-            <w:pPr>
-              <w:pStyle w:val="TableContents"/>
-              <w:bidi w:val="0"/>
-              <w:spacing w:before="0" w:after="160"/>
-              <w:jc w:val="left"/>
-              <w:rPr/>
-            </w:pPr>
-            <w:r>
-              <w:rPr/>
-              <w:t>Declined. The reason is in View Details.</w:t>
-            </w:r>
-          </w:p>
-        </w:tc>
-        <w:tc>
-          <w:tcPr>
-            <w:tcW w:w="1087" w:type="dxa"/>
-            <w:tcBorders>
-              <w:left w:val="single" w:sz="2" w:space="0" w:color="808080"/>
-              <w:bottom w:val="single" w:sz="2" w:space="0" w:color="808080"/>
-              <w:right w:val="single" w:sz="6" w:space="0" w:color="808080"/>
-            </w:tcBorders>
-            <w:vAlign w:val="center"/>
-          </w:tcPr>
-          <w:p>
-            <w:pPr>
-              <w:pStyle w:val="TableContents"/>
-              <w:bidi w:val="0"/>
-              <w:spacing w:before="0" w:after="160"/>
-              <w:jc w:val="left"/>
-              <w:rPr/>
-            </w:pPr>
-            <w:r>
-              <w:rPr/>
-              <w:t>Returned</w:t>
-            </w:r>
-          </w:p>
-        </w:tc>
-      </w:tr>
-      <w:tr>
-        <w:trPr/>
-        <w:tc>
-          <w:tcPr>
-            <w:tcW w:w="2437" w:type="dxa"/>
-            <w:tcBorders>
-              <w:left w:val="single" w:sz="6" w:space="0" w:color="808080"/>
-              <w:bottom w:val="single" w:sz="6" w:space="0" w:color="808080"/>
-              <w:right w:val="single" w:sz="6" w:space="0" w:color="808080"/>
-            </w:tcBorders>
-            <w:vAlign w:val="center"/>
-          </w:tcPr>
-          <w:p>
-            <w:pPr>
-              <w:pStyle w:val="TableContents"/>
-              <w:bidi w:val="0"/>
-              <w:spacing w:before="0" w:after="160"/>
-              <w:jc w:val="left"/>
-              <w:rPr/>
-            </w:pPr>
-            <w:r>
-              <w:rPr/>
-              <w:t>Cancelled</w:t>
-            </w:r>
-          </w:p>
-        </w:tc>
-        <w:tc>
-          <w:tcPr>
-            <w:tcW w:w="3669" w:type="dxa"/>
-            <w:tcBorders>
-              <w:left w:val="single" w:sz="2" w:space="0" w:color="808080"/>
-              <w:bottom w:val="single" w:sz="6" w:space="0" w:color="808080"/>
-              <w:right w:val="single" w:sz="6" w:space="0" w:color="808080"/>
-            </w:tcBorders>
-            <w:vAlign w:val="center"/>
-          </w:tcPr>
-          <w:p>
-            <w:pPr>
-              <w:pStyle w:val="TableContents"/>
-              <w:bidi w:val="0"/>
-              <w:spacing w:before="0" w:after="160"/>
-              <w:jc w:val="left"/>
-              <w:rPr/>
-            </w:pPr>
-            <w:r>
-              <w:rPr/>
-              <w:t>Withdrawn by you, HR or an administrator.</w:t>
-            </w:r>
-          </w:p>
-        </w:tc>
-        <w:tc>
-          <w:tcPr>
-            <w:tcW w:w="1087" w:type="dxa"/>
-            <w:tcBorders>
-              <w:left w:val="single" w:sz="2" w:space="0" w:color="808080"/>
-              <w:bottom w:val="single" w:sz="6" w:space="0" w:color="808080"/>
-              <w:right w:val="single" w:sz="6" w:space="0" w:color="808080"/>
-            </w:tcBorders>
-            <w:vAlign w:val="center"/>
-          </w:tcPr>
-          <w:p>
-            <w:pPr>
-              <w:pStyle w:val="TableContents"/>
-              <w:bidi w:val="0"/>
-              <w:spacing w:before="0" w:after="160"/>
-              <w:jc w:val="left"/>
-              <w:rPr/>
-            </w:pPr>
-            <w:r>
-              <w:rPr/>
-              <w:t>Returned</w:t>
-            </w:r>
-          </w:p>
-        </w:tc>
-      </w:tr>
-    </w:tbl>
-    <w:p>
-      <w:pPr>
-        <w:pStyle w:val="HorizontalLine"/>
-        <w:bidi w:val="0"/>
-        <w:jc w:val="left"/>
-        <w:rPr/>
-      </w:pPr>
-      <w:r>
-        <w:rPr/>
-      </w:r>
-    </w:p>
-    <w:p>
-      <w:pPr>
-        <w:pStyle w:val="Heading2"/>
-        <w:bidi w:val="0"/>
-        <w:jc w:val="left"/>
-        <w:rPr/>
-      </w:pPr>
-      <w:r>
-        <w:rPr/>
-        <w:t>4. Employee</w:t>
-      </w:r>
-    </w:p>
-    <w:p>
-      <w:pPr>
-        <w:pStyle w:val="BodyText"/>
-        <w:bidi w:val="0"/>
-        <w:jc w:val="left"/>
-        <w:rPr/>
-      </w:pPr>
-      <w:r>
-        <w:rPr/>
-        <w:t>The standard account. You request your own leave and follow its progress.</w:t>
-      </w:r>
-    </w:p>
-    <w:p>
-      <w:pPr>
-        <w:pStyle w:val="BodyText"/>
-        <w:bidi w:val="0"/>
+        <w:numPr>
+          <w:ilvl w:val="0"/>
+          <w:numId w:val="11"/>
+        </w:numPr>
+        <w:tabs>
+          <w:tab w:val="clear" w:pos="1134"/>
+          <w:tab w:val="left" w:pos="709" w:leader="none"/>
+        </w:tabs>
+        <w:bidi w:val="0"/>
+        <w:ind w:hanging="283" w:left="709"/>
         <w:jc w:val="left"/>
         <w:rPr/>
       </w:pPr>
@@ -3716,138 +4827,35 @@
         <w:rPr>
           <w:rStyle w:val="Strong"/>
         </w:rPr>
-        <w:t>You can</w:t>
+        <w:t>Bulk Initialize Year.</w:t>
+      </w:r>
+      <w:r>
+        <w:rPr/>
+        <w:t xml:space="preserve"> Give every active employee the standard allocation for a new leave year in one action. This is the normal start-of-year task. </w:t>
       </w:r>
     </w:p>
     <w:p>
       <w:pPr>
         <w:pStyle w:val="BodyText"/>
-        <w:numPr>
-          <w:ilvl w:val="0"/>
-          <w:numId w:val="8"/>
-        </w:numPr>
-        <w:tabs>
-          <w:tab w:val="clear" w:pos="1134"/>
-          <w:tab w:val="left" w:pos="709" w:leader="none"/>
-        </w:tabs>
-        <w:bidi w:val="0"/>
-        <w:spacing w:before="0" w:after="0"/>
-        <w:ind w:hanging="283" w:left="709"/>
-        <w:jc w:val="left"/>
-        <w:rPr/>
-      </w:pPr>
-      <w:r>
-        <w:rPr/>
-        <w:t xml:space="preserve">See your balances for every category you hold </w:t>
-      </w:r>
-    </w:p>
-    <w:p>
-      <w:pPr>
-        <w:pStyle w:val="BodyText"/>
-        <w:numPr>
-          <w:ilvl w:val="0"/>
-          <w:numId w:val="8"/>
-        </w:numPr>
-        <w:tabs>
-          <w:tab w:val="clear" w:pos="1134"/>
-          <w:tab w:val="left" w:pos="709" w:leader="none"/>
-        </w:tabs>
-        <w:bidi w:val="0"/>
-        <w:spacing w:before="0" w:after="0"/>
-        <w:ind w:hanging="283" w:left="709"/>
-        <w:jc w:val="left"/>
-        <w:rPr/>
-      </w:pPr>
-      <w:r>
-        <w:rPr/>
-        <w:t xml:space="preserve">Apply for leave and preview the day count live </w:t>
-      </w:r>
-    </w:p>
-    <w:p>
-      <w:pPr>
-        <w:pStyle w:val="BodyText"/>
-        <w:numPr>
-          <w:ilvl w:val="0"/>
-          <w:numId w:val="8"/>
-        </w:numPr>
-        <w:tabs>
-          <w:tab w:val="clear" w:pos="1134"/>
-          <w:tab w:val="left" w:pos="709" w:leader="none"/>
-        </w:tabs>
-        <w:bidi w:val="0"/>
-        <w:spacing w:before="0" w:after="0"/>
-        <w:ind w:hanging="283" w:left="709"/>
-        <w:jc w:val="left"/>
-        <w:rPr/>
-      </w:pPr>
-      <w:r>
-        <w:rPr/>
-        <w:t xml:space="preserve">Track each request through all three stages </w:t>
-      </w:r>
-    </w:p>
-    <w:p>
-      <w:pPr>
-        <w:pStyle w:val="BodyText"/>
-        <w:numPr>
-          <w:ilvl w:val="0"/>
-          <w:numId w:val="8"/>
-        </w:numPr>
-        <w:tabs>
-          <w:tab w:val="clear" w:pos="1134"/>
-          <w:tab w:val="left" w:pos="709" w:leader="none"/>
-        </w:tabs>
-        <w:bidi w:val="0"/>
-        <w:spacing w:before="0" w:after="0"/>
-        <w:ind w:hanging="283" w:left="709"/>
-        <w:jc w:val="left"/>
-        <w:rPr/>
-      </w:pPr>
-      <w:r>
-        <w:rPr/>
-        <w:t xml:space="preserve">Read approver remarks on your requests </w:t>
-      </w:r>
-    </w:p>
-    <w:p>
-      <w:pPr>
-        <w:pStyle w:val="BodyText"/>
-        <w:numPr>
-          <w:ilvl w:val="0"/>
-          <w:numId w:val="8"/>
-        </w:numPr>
-        <w:tabs>
-          <w:tab w:val="clear" w:pos="1134"/>
-          <w:tab w:val="left" w:pos="709" w:leader="none"/>
-        </w:tabs>
-        <w:bidi w:val="0"/>
-        <w:spacing w:before="0" w:after="0"/>
-        <w:ind w:hanging="283" w:left="709"/>
-        <w:jc w:val="left"/>
-        <w:rPr/>
-      </w:pPr>
-      <w:r>
-        <w:rPr/>
-        <w:t xml:space="preserve">Cancel a request you no longer need </w:t>
-      </w:r>
-    </w:p>
-    <w:p>
-      <w:pPr>
-        <w:pStyle w:val="BodyText"/>
-        <w:numPr>
-          <w:ilvl w:val="0"/>
-          <w:numId w:val="8"/>
-        </w:numPr>
-        <w:tabs>
-          <w:tab w:val="clear" w:pos="1134"/>
-          <w:tab w:val="left" w:pos="709" w:leader="none"/>
-        </w:tabs>
-        <w:bidi w:val="0"/>
-        <w:ind w:hanging="283" w:left="709"/>
-        <w:jc w:val="left"/>
-        <w:rPr/>
-      </w:pPr>
-      <w:r>
-        <w:rPr/>
-        <w:t xml:space="preserve">Change your own password </w:t>
+        <w:bidi w:val="0"/>
+        <w:jc w:val="left"/>
+        <w:rPr/>
+      </w:pPr>
+      <w:r>
+        <w:rPr/>
+        <w:t>The table shows total, used, pending and remaining per person, so you can see at a glance who is close to exhausting a category.</w:t>
+      </w:r>
+    </w:p>
+    <w:p>
+      <w:pPr>
+        <w:pStyle w:val="Heading3"/>
+        <w:bidi w:val="0"/>
+        <w:jc w:val="left"/>
+        <w:rPr/>
+      </w:pPr>
+      <w:r>
+        <w:rPr/>
+        <w:t>Reports and payroll export</w:t>
       </w:r>
     </w:p>
     <w:p>
@@ -3861,94 +4869,51 @@
         <w:rPr>
           <w:rStyle w:val="Strong"/>
         </w:rPr>
-        <w:t>You cannot</w:t>
-      </w:r>
-    </w:p>
-    <w:p>
-      <w:pPr>
-        <w:pStyle w:val="BodyText"/>
-        <w:numPr>
-          <w:ilvl w:val="0"/>
-          <w:numId w:val="9"/>
-        </w:numPr>
-        <w:tabs>
-          <w:tab w:val="clear" w:pos="1134"/>
-          <w:tab w:val="left" w:pos="709" w:leader="none"/>
-        </w:tabs>
-        <w:bidi w:val="0"/>
-        <w:spacing w:before="0" w:after="0"/>
-        <w:ind w:hanging="283" w:left="709"/>
-        <w:jc w:val="left"/>
-        <w:rPr/>
-      </w:pPr>
-      <w:r>
-        <w:rPr/>
-        <w:t xml:space="preserve">Approve anything, including your own leave </w:t>
-      </w:r>
-    </w:p>
-    <w:p>
-      <w:pPr>
-        <w:pStyle w:val="BodyText"/>
-        <w:numPr>
-          <w:ilvl w:val="0"/>
-          <w:numId w:val="9"/>
-        </w:numPr>
-        <w:tabs>
-          <w:tab w:val="clear" w:pos="1134"/>
-          <w:tab w:val="left" w:pos="709" w:leader="none"/>
-        </w:tabs>
-        <w:bidi w:val="0"/>
-        <w:spacing w:before="0" w:after="0"/>
-        <w:ind w:hanging="283" w:left="709"/>
-        <w:jc w:val="left"/>
-        <w:rPr/>
-      </w:pPr>
-      <w:r>
-        <w:rPr/>
-        <w:t xml:space="preserve">See anyone else's leave or balances </w:t>
-      </w:r>
-    </w:p>
-    <w:p>
-      <w:pPr>
-        <w:pStyle w:val="BodyText"/>
-        <w:numPr>
-          <w:ilvl w:val="0"/>
-          <w:numId w:val="9"/>
-        </w:numPr>
-        <w:tabs>
-          <w:tab w:val="clear" w:pos="1134"/>
-          <w:tab w:val="left" w:pos="709" w:leader="none"/>
-        </w:tabs>
-        <w:bidi w:val="0"/>
-        <w:spacing w:before="0" w:after="0"/>
-        <w:ind w:hanging="283" w:left="709"/>
-        <w:jc w:val="left"/>
-        <w:rPr/>
-      </w:pPr>
-      <w:r>
-        <w:rPr/>
-        <w:t xml:space="preserve">Change your own allocation — that is HR's </w:t>
-      </w:r>
-    </w:p>
-    <w:p>
-      <w:pPr>
-        <w:pStyle w:val="BodyText"/>
-        <w:numPr>
-          <w:ilvl w:val="0"/>
-          <w:numId w:val="9"/>
-        </w:numPr>
-        <w:tabs>
-          <w:tab w:val="clear" w:pos="1134"/>
-          <w:tab w:val="left" w:pos="709" w:leader="none"/>
-        </w:tabs>
-        <w:bidi w:val="0"/>
-        <w:ind w:hanging="283" w:left="709"/>
-        <w:jc w:val="left"/>
-        <w:rPr/>
-      </w:pPr>
-      <w:r>
-        <w:rPr/>
-        <w:t xml:space="preserve">Reach the approval or administration pages </w:t>
+        <w:t>HR Management → Leave Reports</w:t>
+      </w:r>
+      <w:r>
+        <w:rPr/>
+        <w:t xml:space="preserve"> covers the whole company. Filter by </w:t>
+      </w:r>
+      <w:r>
+        <w:rPr>
+          <w:rStyle w:val="Strong"/>
+        </w:rPr>
+        <w:t>department</w:t>
+      </w:r>
+      <w:r>
+        <w:rPr/>
+        <w:t xml:space="preserve">, </w:t>
+      </w:r>
+      <w:r>
+        <w:rPr>
+          <w:rStyle w:val="Strong"/>
+        </w:rPr>
+        <w:t>status</w:t>
+      </w:r>
+      <w:r>
+        <w:rPr/>
+        <w:t xml:space="preserve"> and a </w:t>
+      </w:r>
+      <w:r>
+        <w:rPr>
+          <w:rStyle w:val="Strong"/>
+        </w:rPr>
+        <w:t>date range</w:t>
+      </w:r>
+      <w:r>
+        <w:rPr/>
+        <w:t xml:space="preserve">, then use </w:t>
+      </w:r>
+      <w:r>
+        <w:rPr>
+          <w:rStyle w:val="Strong"/>
+        </w:rPr>
+        <w:t>Export Filtered CSV</w:t>
+      </w:r>
+      <w:r>
+        <w:rPr/>
+        <w:t xml:space="preserve"> to download exactly the rows on screen. The export honours your filters, so what you see is what you get. The file opens in Excel and is intended for payroll.</w:t>
       </w:r>
     </w:p>
     <w:tbl>
@@ -3965,13 +4930,13 @@
         </w:tblCellMar>
       </w:tblPr>
       <w:tblGrid>
-        <w:gridCol w:w="7193"/>
+        <w:gridCol w:w="7283"/>
       </w:tblGrid>
       <w:tr>
         <w:trPr/>
         <w:tc>
           <w:tcPr>
-            <w:tcW w:w="7193" w:type="dxa"/>
+            <w:tcW w:w="7283" w:type="dxa"/>
             <w:tcBorders/>
             <w:shd w:fill="F4F7FA" w:val="clear"/>
             <w:vAlign w:val="center"/>
@@ -3988,11 +4953,11 @@
               <w:rPr>
                 <w:rStyle w:val="Strong"/>
               </w:rPr>
-              <w:t>If you have no manager yet.</w:t>
-            </w:r>
-            <w:r>
-              <w:rPr/>
-              <w:t xml:space="preserve"> Your request needs a line manager to clear Stage 1. If nobody is set as your manager, it will sit unactioned. Ask an administrator to set your reporting manager in User Management.</w:t>
+              <w:t>Also yours.</w:t>
+            </w:r>
+            <w:r>
+              <w:rPr/>
+              <w:t xml:space="preserve"> HR can cancel any application, not just their own, for cases where leave needs unwinding after the fact.</w:t>
             </w:r>
           </w:p>
         </w:tc>
@@ -4018,7 +4983,7 @@
       </w:pPr>
       <w:r>
         <w:rPr/>
-        <w:t>5. Line Manager</w:t>
+        <w:t>7. Executive</w:t>
       </w:r>
     </w:p>
     <w:p>
@@ -4030,7 +4995,7 @@
       </w:pPr>
       <w:r>
         <w:rPr/>
-        <w:t>Stage 1. You are the first decision on your team's leave, and the gate before HR ever sees it.</w:t>
+        <w:t>Stage 3, the final authority. Nothing becomes approved leave without you.</w:t>
       </w:r>
     </w:p>
     <w:p>
@@ -4042,7 +5007,25 @@
       </w:pPr>
       <w:r>
         <w:rPr/>
-        <w:t>Clearing your queue</w:t>
+        <w:t>Final sign-off</w:t>
+      </w:r>
+    </w:p>
+    <w:p>
+      <w:pPr>
+        <w:pStyle w:val="BodyText"/>
+        <w:bidi w:val="0"/>
+        <w:jc w:val="left"/>
+        <w:rPr/>
+      </w:pPr>
+      <w:r>
+        <w:rPr>
+          <w:rStyle w:val="Strong"/>
+        </w:rPr>
+        <w:t>Approvals → Stage 3 · Executive Sign-Off</w:t>
+      </w:r>
+      <w:r>
+        <w:rPr/>
+        <w:t xml:space="preserve"> lists requests that both the line manager and HR have already backed. Your decision is the last one.</w:t>
       </w:r>
     </w:p>
     <w:p>
@@ -4050,7 +5033,7 @@
         <w:pStyle w:val="BodyText"/>
         <w:numPr>
           <w:ilvl w:val="0"/>
-          <w:numId w:val="10"/>
+          <w:numId w:val="12"/>
         </w:numPr>
         <w:tabs>
           <w:tab w:val="clear" w:pos="1134"/>
@@ -4062,19 +5045,25 @@
         <w:jc w:val="left"/>
         <w:rPr/>
       </w:pPr>
-      <w:r>
-        <w:rPr/>
-        <w:t xml:space="preserve">Go to </w:t>
-      </w:r>
       <w:r>
         <w:rPr>
           <w:rStyle w:val="Strong"/>
         </w:rPr>
-        <w:t>Approvals → Stage 1 · Line Manager</w:t>
-      </w:r>
-      <w:r>
-        <w:rPr/>
-        <w:t xml:space="preserve">. The heading shows how many requests are waiting. </w:t>
+        <w:t>Approve.</w:t>
+      </w:r>
+      <w:r>
+        <w:rPr/>
+        <w:t xml:space="preserve"> The request becomes </w:t>
+      </w:r>
+      <w:r>
+        <w:rPr>
+          <w:rStyle w:val="Emphasis"/>
+        </w:rPr>
+        <w:t>Approved</w:t>
+      </w:r>
+      <w:r>
+        <w:rPr/>
+        <w:t xml:space="preserve"> and, at this moment, the days move out of the employee's balance for real. </w:t>
       </w:r>
     </w:p>
     <w:p>
@@ -4082,537 +5071,38 @@
         <w:pStyle w:val="BodyText"/>
         <w:numPr>
           <w:ilvl w:val="0"/>
-          <w:numId w:val="10"/>
+          <w:numId w:val="12"/>
         </w:numPr>
         <w:tabs>
           <w:tab w:val="clear" w:pos="1134"/>
           <w:tab w:val="left" w:pos="709" w:leader="none"/>
         </w:tabs>
         <w:bidi w:val="0"/>
-        <w:spacing w:before="0" w:after="0"/>
         <w:ind w:hanging="283" w:left="709"/>
         <w:jc w:val="left"/>
         <w:rPr/>
       </w:pPr>
-      <w:r>
-        <w:rPr/>
-        <w:t xml:space="preserve">Read the row: who, which category, the dates, the working days it costs, their stated reason, and a </w:t>
-      </w:r>
       <w:r>
         <w:rPr>
           <w:rStyle w:val="Strong"/>
         </w:rPr>
-        <w:t>File</w:t>
-      </w:r>
-      <w:r>
-        <w:rPr/>
-        <w:t xml:space="preserve"> link if they attached a document. </w:t>
+        <w:t>Reject.</w:t>
+      </w:r>
+      <w:r>
+        <w:rPr/>
+        <w:t xml:space="preserve"> The request ends and the held days go straight back, even though two approvers had already agreed. </w:t>
       </w:r>
     </w:p>
     <w:p>
       <w:pPr>
         <w:pStyle w:val="BodyText"/>
-        <w:numPr>
-          <w:ilvl w:val="0"/>
-          <w:numId w:val="10"/>
-        </w:numPr>
-        <w:tabs>
-          <w:tab w:val="clear" w:pos="1134"/>
-          <w:tab w:val="left" w:pos="709" w:leader="none"/>
-        </w:tabs>
-        <w:bidi w:val="0"/>
-        <w:spacing w:before="0" w:after="0"/>
-        <w:ind w:hanging="283" w:left="709"/>
-        <w:jc w:val="left"/>
-        <w:rPr/>
-      </w:pPr>
-      <w:r>
-        <w:rPr/>
-        <w:t xml:space="preserve">Select </w:t>
-      </w:r>
-      <w:r>
-        <w:rPr>
-          <w:rStyle w:val="Strong"/>
-        </w:rPr>
-        <w:t>Review / Action</w:t>
-      </w:r>
-      <w:r>
-        <w:rPr/>
-        <w:t xml:space="preserve"> to open the request. </w:t>
-      </w:r>
-    </w:p>
-    <w:p>
-      <w:pPr>
-        <w:pStyle w:val="BodyText"/>
-        <w:numPr>
-          <w:ilvl w:val="0"/>
-          <w:numId w:val="10"/>
-        </w:numPr>
-        <w:tabs>
-          <w:tab w:val="clear" w:pos="1134"/>
-          <w:tab w:val="left" w:pos="709" w:leader="none"/>
-        </w:tabs>
-        <w:bidi w:val="0"/>
-        <w:spacing w:before="0" w:after="0"/>
-        <w:ind w:hanging="283" w:left="709"/>
-        <w:jc w:val="left"/>
-        <w:rPr/>
-      </w:pPr>
-      <w:r>
-        <w:rPr/>
-        <w:t xml:space="preserve">Add remarks. Do this especially when rejecting — your note is what the employee sees as the explanation. </w:t>
-      </w:r>
-    </w:p>
-    <w:p>
-      <w:pPr>
-        <w:pStyle w:val="BodyText"/>
-        <w:numPr>
-          <w:ilvl w:val="0"/>
-          <w:numId w:val="10"/>
-        </w:numPr>
-        <w:tabs>
-          <w:tab w:val="clear" w:pos="1134"/>
-          <w:tab w:val="left" w:pos="709" w:leader="none"/>
-        </w:tabs>
-        <w:bidi w:val="0"/>
-        <w:ind w:hanging="283" w:left="709"/>
-        <w:jc w:val="left"/>
-        <w:rPr/>
-      </w:pPr>
-      <w:r>
-        <w:rPr/>
-        <w:t xml:space="preserve">Choose </w:t>
-      </w:r>
-      <w:r>
-        <w:rPr>
-          <w:rStyle w:val="Strong"/>
-        </w:rPr>
-        <w:t>Approve Stage 1</w:t>
-      </w:r>
-      <w:r>
-        <w:rPr/>
-        <w:t xml:space="preserve"> to pass it to HR, or </w:t>
-      </w:r>
-      <w:r>
-        <w:rPr>
-          <w:rStyle w:val="Strong"/>
-        </w:rPr>
-        <w:t>Reject Request</w:t>
-      </w:r>
-      <w:r>
-        <w:rPr/>
-        <w:t xml:space="preserve"> to decline it and release the days. </w:t>
-      </w:r>
-    </w:p>
-    <w:p>
-      <w:pPr>
-        <w:pStyle w:val="Heading3"/>
-        <w:bidi w:val="0"/>
-        <w:jc w:val="left"/>
-        <w:rPr/>
-      </w:pPr>
-      <w:r>
-        <w:rPr/>
-        <w:t>Protecting your cover</w:t>
-      </w:r>
-    </w:p>
-    <w:p>
-      <w:pPr>
-        <w:pStyle w:val="BodyText"/>
-        <w:bidi w:val="0"/>
-        <w:jc w:val="left"/>
-        <w:rPr/>
-      </w:pPr>
-      <w:r>
-        <w:rPr/>
-        <w:t>Each department can be given a limit on how many people may be away on the same working day. Administrators set it; you see the consequences.</w:t>
-      </w:r>
-    </w:p>
-    <w:p>
-      <w:pPr>
-        <w:pStyle w:val="BodyText"/>
-        <w:bidi w:val="0"/>
-        <w:jc w:val="left"/>
-        <w:rPr/>
-      </w:pPr>
-      <w:r>
-        <w:rPr/>
-        <w:t>When you open a request for review, the screen tells you what approving it would do to your cover:</w:t>
-      </w:r>
-    </w:p>
-    <w:tbl>
-      <w:tblPr>
-        <w:tblW w:w="7193" w:type="dxa"/>
-        <w:jc w:val="left"/>
-        <w:tblInd w:w="-7" w:type="dxa"/>
-        <w:tblLayout w:type="fixed"/>
-        <w:tblCellMar>
-          <w:top w:w="75" w:type="dxa"/>
-          <w:left w:w="75" w:type="dxa"/>
-          <w:bottom w:w="75" w:type="dxa"/>
-          <w:right w:w="75" w:type="dxa"/>
-        </w:tblCellMar>
-      </w:tblPr>
-      <w:tblGrid>
-        <w:gridCol w:w="2451"/>
-        <w:gridCol w:w="4742"/>
-      </w:tblGrid>
-      <w:tr>
-        <w:trPr>
-          <w:tblHeader w:val="true"/>
-        </w:trPr>
-        <w:tc>
-          <w:tcPr>
-            <w:tcW w:w="2451" w:type="dxa"/>
-            <w:tcBorders>
-              <w:top w:val="single" w:sz="6" w:space="0" w:color="808080"/>
-              <w:left w:val="single" w:sz="6" w:space="0" w:color="808080"/>
-              <w:bottom w:val="single" w:sz="2" w:space="0" w:color="808080"/>
-              <w:right w:val="single" w:sz="6" w:space="0" w:color="808080"/>
-            </w:tcBorders>
-            <w:vAlign w:val="center"/>
-          </w:tcPr>
-          <w:p>
-            <w:pPr>
-              <w:pStyle w:val="TableHeading"/>
-              <w:bidi w:val="0"/>
-              <w:spacing w:before="0" w:after="160"/>
-              <w:jc w:val="left"/>
-              <w:rPr/>
-            </w:pPr>
-            <w:r>
-              <w:rPr/>
-              <w:t>Notice</w:t>
-            </w:r>
-          </w:p>
-        </w:tc>
-        <w:tc>
-          <w:tcPr>
-            <w:tcW w:w="4742" w:type="dxa"/>
-            <w:tcBorders>
-              <w:top w:val="single" w:sz="6" w:space="0" w:color="808080"/>
-              <w:left w:val="single" w:sz="2" w:space="0" w:color="808080"/>
-              <w:bottom w:val="single" w:sz="2" w:space="0" w:color="808080"/>
-              <w:right w:val="single" w:sz="6" w:space="0" w:color="808080"/>
-            </w:tcBorders>
-            <w:vAlign w:val="center"/>
-          </w:tcPr>
-          <w:p>
-            <w:pPr>
-              <w:pStyle w:val="TableHeading"/>
-              <w:bidi w:val="0"/>
-              <w:spacing w:before="0" w:after="160"/>
-              <w:jc w:val="left"/>
-              <w:rPr/>
-            </w:pPr>
-            <w:r>
-              <w:rPr/>
-              <w:t>Meaning</w:t>
-            </w:r>
-          </w:p>
-        </w:tc>
-      </w:tr>
-      <w:tr>
-        <w:trPr/>
-        <w:tc>
-          <w:tcPr>
-            <w:tcW w:w="2451" w:type="dxa"/>
-            <w:tcBorders>
-              <w:left w:val="single" w:sz="6" w:space="0" w:color="808080"/>
-              <w:bottom w:val="single" w:sz="2" w:space="0" w:color="808080"/>
-              <w:right w:val="single" w:sz="6" w:space="0" w:color="808080"/>
-            </w:tcBorders>
-            <w:vAlign w:val="center"/>
-          </w:tcPr>
-          <w:p>
-            <w:pPr>
-              <w:pStyle w:val="TableContents"/>
-              <w:bidi w:val="0"/>
-              <w:spacing w:before="0" w:after="160"/>
-              <w:jc w:val="left"/>
-              <w:rPr/>
-            </w:pPr>
-            <w:r>
-              <w:rPr/>
-              <w:t>Green</w:t>
-            </w:r>
-          </w:p>
-        </w:tc>
-        <w:tc>
-          <w:tcPr>
-            <w:tcW w:w="4742" w:type="dxa"/>
-            <w:tcBorders>
-              <w:left w:val="single" w:sz="2" w:space="0" w:color="808080"/>
-              <w:bottom w:val="single" w:sz="2" w:space="0" w:color="808080"/>
-              <w:right w:val="single" w:sz="6" w:space="0" w:color="808080"/>
-            </w:tcBorders>
-            <w:vAlign w:val="center"/>
-          </w:tcPr>
-          <w:p>
-            <w:pPr>
-              <w:pStyle w:val="TableContents"/>
-              <w:bidi w:val="0"/>
-              <w:spacing w:before="0" w:after="160"/>
-              <w:jc w:val="left"/>
-              <w:rPr/>
-            </w:pPr>
-            <w:r>
-              <w:rPr/>
-              <w:t>The department stays within its limit. Nothing to weigh up.</w:t>
-            </w:r>
-          </w:p>
-        </w:tc>
-      </w:tr>
-      <w:tr>
-        <w:trPr/>
-        <w:tc>
-          <w:tcPr>
-            <w:tcW w:w="2451" w:type="dxa"/>
-            <w:tcBorders>
-              <w:left w:val="single" w:sz="6" w:space="0" w:color="808080"/>
-              <w:bottom w:val="single" w:sz="2" w:space="0" w:color="808080"/>
-              <w:right w:val="single" w:sz="6" w:space="0" w:color="808080"/>
-            </w:tcBorders>
-            <w:vAlign w:val="center"/>
-          </w:tcPr>
-          <w:p>
-            <w:pPr>
-              <w:pStyle w:val="TableContents"/>
-              <w:bidi w:val="0"/>
-              <w:spacing w:before="0" w:after="160"/>
-              <w:jc w:val="left"/>
-              <w:rPr/>
-            </w:pPr>
-            <w:r>
-              <w:rPr/>
-              <w:t xml:space="preserve">Amber — </w:t>
-            </w:r>
-            <w:r>
-              <w:rPr>
-                <w:rStyle w:val="Emphasis"/>
-              </w:rPr>
-              <w:t>takes the department to its limit</w:t>
-            </w:r>
-          </w:p>
-        </w:tc>
-        <w:tc>
-          <w:tcPr>
-            <w:tcW w:w="4742" w:type="dxa"/>
-            <w:tcBorders>
-              <w:left w:val="single" w:sz="2" w:space="0" w:color="808080"/>
-              <w:bottom w:val="single" w:sz="2" w:space="0" w:color="808080"/>
-              <w:right w:val="single" w:sz="6" w:space="0" w:color="808080"/>
-            </w:tcBorders>
-            <w:vAlign w:val="center"/>
-          </w:tcPr>
-          <w:p>
-            <w:pPr>
-              <w:pStyle w:val="TableContents"/>
-              <w:bidi w:val="0"/>
-              <w:spacing w:before="0" w:after="160"/>
-              <w:jc w:val="left"/>
-              <w:rPr/>
-            </w:pPr>
-            <w:r>
-              <w:rPr/>
-              <w:t>Allowed, but it uses the last slot. No cover left if somebody falls ill.</w:t>
-            </w:r>
-          </w:p>
-        </w:tc>
-      </w:tr>
-      <w:tr>
-        <w:trPr/>
-        <w:tc>
-          <w:tcPr>
-            <w:tcW w:w="2451" w:type="dxa"/>
-            <w:tcBorders>
-              <w:left w:val="single" w:sz="6" w:space="0" w:color="808080"/>
-              <w:bottom w:val="single" w:sz="2" w:space="0" w:color="808080"/>
-              <w:right w:val="single" w:sz="6" w:space="0" w:color="808080"/>
-            </w:tcBorders>
-            <w:vAlign w:val="center"/>
-          </w:tcPr>
-          <w:p>
-            <w:pPr>
-              <w:pStyle w:val="TableContents"/>
-              <w:bidi w:val="0"/>
-              <w:spacing w:before="0" w:after="160"/>
-              <w:jc w:val="left"/>
-              <w:rPr/>
-            </w:pPr>
-            <w:r>
-              <w:rPr/>
-              <w:t xml:space="preserve">Amber — </w:t>
-            </w:r>
-            <w:r>
-              <w:rPr>
-                <w:rStyle w:val="Emphasis"/>
-              </w:rPr>
-              <w:t>already over its limit</w:t>
-            </w:r>
-          </w:p>
-        </w:tc>
-        <w:tc>
-          <w:tcPr>
-            <w:tcW w:w="4742" w:type="dxa"/>
-            <w:tcBorders>
-              <w:left w:val="single" w:sz="2" w:space="0" w:color="808080"/>
-              <w:bottom w:val="single" w:sz="2" w:space="0" w:color="808080"/>
-              <w:right w:val="single" w:sz="6" w:space="0" w:color="808080"/>
-            </w:tcBorders>
-            <w:vAlign w:val="center"/>
-          </w:tcPr>
-          <w:p>
-            <w:pPr>
-              <w:pStyle w:val="TableContents"/>
-              <w:bidi w:val="0"/>
-              <w:spacing w:before="0" w:after="160"/>
-              <w:jc w:val="left"/>
-              <w:rPr/>
-            </w:pPr>
-            <w:r>
-              <w:rPr/>
-              <w:t>The department is short on those days whether or not you approve this one. Worth raising separately.</w:t>
-            </w:r>
-          </w:p>
-        </w:tc>
-      </w:tr>
-      <w:tr>
-        <w:trPr/>
-        <w:tc>
-          <w:tcPr>
-            <w:tcW w:w="2451" w:type="dxa"/>
-            <w:tcBorders>
-              <w:left w:val="single" w:sz="6" w:space="0" w:color="808080"/>
-              <w:bottom w:val="single" w:sz="6" w:space="0" w:color="808080"/>
-              <w:right w:val="single" w:sz="6" w:space="0" w:color="808080"/>
-            </w:tcBorders>
-            <w:vAlign w:val="center"/>
-          </w:tcPr>
-          <w:p>
-            <w:pPr>
-              <w:pStyle w:val="TableContents"/>
-              <w:bidi w:val="0"/>
-              <w:spacing w:before="0" w:after="160"/>
-              <w:jc w:val="left"/>
-              <w:rPr/>
-            </w:pPr>
-            <w:r>
-              <w:rPr/>
-              <w:t xml:space="preserve">Red — </w:t>
-            </w:r>
-            <w:r>
-              <w:rPr>
-                <w:rStyle w:val="Emphasis"/>
-              </w:rPr>
-              <w:t>leaves the department short</w:t>
-            </w:r>
-          </w:p>
-        </w:tc>
-        <w:tc>
-          <w:tcPr>
-            <w:tcW w:w="4742" w:type="dxa"/>
-            <w:tcBorders>
-              <w:left w:val="single" w:sz="2" w:space="0" w:color="808080"/>
-              <w:bottom w:val="single" w:sz="6" w:space="0" w:color="808080"/>
-              <w:right w:val="single" w:sz="6" w:space="0" w:color="808080"/>
-            </w:tcBorders>
-            <w:vAlign w:val="center"/>
-          </w:tcPr>
-          <w:p>
-            <w:pPr>
-              <w:pStyle w:val="TableContents"/>
-              <w:bidi w:val="0"/>
-              <w:spacing w:before="0" w:after="160"/>
-              <w:jc w:val="left"/>
-              <w:rPr/>
-            </w:pPr>
-            <w:r>
-              <w:rPr>
-                <w:rStyle w:val="Strong"/>
-              </w:rPr>
-              <w:t>This request</w:t>
-            </w:r>
-            <w:r>
-              <w:rPr/>
-              <w:t xml:space="preserve"> is what pushes the department past its limit, on the days listed.</w:t>
-            </w:r>
-          </w:p>
-        </w:tc>
-      </w:tr>
-    </w:tbl>
-    <w:p>
-      <w:pPr>
-        <w:pStyle w:val="BodyText"/>
-        <w:bidi w:val="0"/>
-        <w:jc w:val="left"/>
-        <w:rPr/>
-      </w:pPr>
-      <w:r>
-        <w:rPr/>
-        <w:t>The queue itself flags the affected rows, so you can see which requests need a closer look without opening each one, and every notice links straight to the month on the team calendar.</w:t>
-      </w:r>
-    </w:p>
-    <w:p>
-      <w:pPr>
-        <w:pStyle w:val="BodyText"/>
-        <w:bidi w:val="0"/>
-        <w:jc w:val="left"/>
-        <w:rPr/>
-      </w:pPr>
-      <w:r>
-        <w:rPr>
-          <w:rStyle w:val="Strong"/>
-        </w:rPr>
-        <w:t>Nothing is blocked.</w:t>
-      </w:r>
-      <w:r>
-        <w:rPr/>
-        <w:t xml:space="preserve"> Sick leave does not wait for a rota to be convenient, and the notice does not stop you approving anything — it makes sure you know what you are agreeing to. If a department has no limit configured, no notice appears.</w:t>
-      </w:r>
-    </w:p>
-    <w:p>
-      <w:pPr>
-        <w:pStyle w:val="Heading3"/>
-        <w:bidi w:val="0"/>
-        <w:jc w:val="left"/>
-        <w:rPr/>
-      </w:pPr>
-      <w:r>
-        <w:rPr/>
-        <w:t>Whose leave you see</w:t>
-      </w:r>
-    </w:p>
-    <w:p>
-      <w:pPr>
-        <w:pStyle w:val="BodyText"/>
-        <w:bidi w:val="0"/>
-        <w:jc w:val="left"/>
-        <w:rPr/>
-      </w:pPr>
-      <w:r>
-        <w:rPr/>
-        <w:t xml:space="preserve">Your queue is filtered to your own people. A request reaches you if the employee has you set as their </w:t>
-      </w:r>
-      <w:r>
-        <w:rPr>
-          <w:rStyle w:val="Strong"/>
-        </w:rPr>
-        <w:t>reporting manager</w:t>
-      </w:r>
-      <w:r>
-        <w:rPr/>
-        <w:t xml:space="preserve">, or if you are the </w:t>
-      </w:r>
-      <w:r>
-        <w:rPr>
-          <w:rStyle w:val="Strong"/>
-        </w:rPr>
-        <w:t>designated head</w:t>
-      </w:r>
-      <w:r>
-        <w:rPr/>
-        <w:t xml:space="preserve"> of their department. You will never see another manager's team. The team calendar follows the same boundary, so you can see cover for every department you approve for — including a second department if you head more than one.</w:t>
+        <w:bidi w:val="0"/>
+        <w:jc w:val="left"/>
+        <w:rPr/>
+      </w:pPr>
+      <w:r>
+        <w:rPr/>
+        <w:t>Your dashboard shows how many requests are waiting on you, so the count is visible the moment you sign in.</w:t>
       </w:r>
     </w:p>
     <w:tbl>
@@ -4629,503 +5119,13 @@
         </w:tblCellMar>
       </w:tblPr>
       <w:tblGrid>
-        <w:gridCol w:w="7193"/>
+        <w:gridCol w:w="7283"/>
       </w:tblGrid>
       <w:tr>
         <w:trPr/>
         <w:tc>
           <w:tcPr>
-            <w:tcW w:w="7193" w:type="dxa"/>
-            <w:tcBorders/>
-            <w:shd w:fill="F4F7FA" w:val="clear"/>
-            <w:vAlign w:val="center"/>
-          </w:tcPr>
-          <w:p>
-            <w:pPr>
-              <w:pStyle w:val="TableContents"/>
-              <w:bidi w:val="0"/>
-              <w:spacing w:before="0" w:after="160"/>
-              <w:jc w:val="left"/>
-              <w:rPr/>
-            </w:pPr>
-            <w:r>
-              <w:rPr>
-                <w:rStyle w:val="Strong"/>
-              </w:rPr>
-              <w:t>You cannot approve your own leave.</w:t>
-            </w:r>
-            <w:r>
-              <w:rPr/>
-              <w:t xml:space="preserve"> The system blocks self-approval outright. Your own requests go to whoever manages you, exactly like anyone else's.</w:t>
-            </w:r>
-          </w:p>
-        </w:tc>
-      </w:tr>
-    </w:tbl>
-    <w:p>
-      <w:pPr>
-        <w:pStyle w:val="BodyText"/>
-        <w:bidi w:val="0"/>
-        <w:jc w:val="left"/>
-        <w:rPr/>
-      </w:pPr>
-      <w:r>
-        <w:rPr/>
-        <w:t>Everything in What everyone can do applies to you as well — you still apply for your own leave through the same form.</w:t>
-      </w:r>
-    </w:p>
-    <w:p>
-      <w:pPr>
-        <w:pStyle w:val="HorizontalLine"/>
-        <w:bidi w:val="0"/>
-        <w:jc w:val="left"/>
-        <w:rPr/>
-      </w:pPr>
-      <w:r>
-        <w:rPr/>
-      </w:r>
-    </w:p>
-    <w:p>
-      <w:pPr>
-        <w:pStyle w:val="Heading2"/>
-        <w:bidi w:val="0"/>
-        <w:jc w:val="left"/>
-        <w:rPr/>
-      </w:pPr>
-      <w:r>
-        <w:rPr/>
-        <w:t>6. HR Manager</w:t>
-      </w:r>
-    </w:p>
-    <w:p>
-      <w:pPr>
-        <w:pStyle w:val="BodyText"/>
-        <w:bidi w:val="0"/>
-        <w:jc w:val="left"/>
-        <w:rPr/>
-      </w:pPr>
-      <w:r>
-        <w:rPr/>
-        <w:t>Stage 2, plus ownership of what everyone is entitled to and all company-wide reporting.</w:t>
-      </w:r>
-    </w:p>
-    <w:p>
-      <w:pPr>
-        <w:pStyle w:val="Heading3"/>
-        <w:bidi w:val="0"/>
-        <w:jc w:val="left"/>
-        <w:rPr/>
-      </w:pPr>
-      <w:r>
-        <w:rPr/>
-        <w:t>Stage 2 approvals</w:t>
-      </w:r>
-    </w:p>
-    <w:p>
-      <w:pPr>
-        <w:pStyle w:val="BodyText"/>
-        <w:bidi w:val="0"/>
-        <w:jc w:val="left"/>
-        <w:rPr/>
-      </w:pPr>
-      <w:r>
-        <w:rPr>
-          <w:rStyle w:val="Strong"/>
-        </w:rPr>
-        <w:t>Approvals → Stage 2 · HR Review</w:t>
-      </w:r>
-      <w:r>
-        <w:rPr/>
-        <w:t xml:space="preserve"> holds everything a line manager has already cleared. The queue works exactly like Stage 1: review, add remarks, then approve to send it to the Executive, or reject to end it. Approving here does </w:t>
-      </w:r>
-      <w:r>
-        <w:rPr>
-          <w:rStyle w:val="Emphasis"/>
-        </w:rPr>
-        <w:t>not</w:t>
-      </w:r>
-      <w:r>
-        <w:rPr/>
-        <w:t xml:space="preserve"> deduct days — only the final stage does.</w:t>
-      </w:r>
-    </w:p>
-    <w:p>
-      <w:pPr>
-        <w:pStyle w:val="Heading3"/>
-        <w:bidi w:val="0"/>
-        <w:jc w:val="left"/>
-        <w:rPr/>
-      </w:pPr>
-      <w:r>
-        <w:rPr/>
-        <w:t>Leave allocations</w:t>
-      </w:r>
-    </w:p>
-    <w:p>
-      <w:pPr>
-        <w:pStyle w:val="BodyText"/>
-        <w:bidi w:val="0"/>
-        <w:jc w:val="left"/>
-        <w:rPr/>
-      </w:pPr>
-      <w:r>
-        <w:rPr>
-          <w:rStyle w:val="Strong"/>
-        </w:rPr>
-        <w:t>HR Management → Leave Allocations</w:t>
-      </w:r>
-      <w:r>
-        <w:rPr/>
-        <w:t xml:space="preserve"> is where balances are set.</w:t>
-      </w:r>
-    </w:p>
-    <w:p>
-      <w:pPr>
-        <w:pStyle w:val="BodyText"/>
-        <w:numPr>
-          <w:ilvl w:val="0"/>
-          <w:numId w:val="11"/>
-        </w:numPr>
-        <w:tabs>
-          <w:tab w:val="clear" w:pos="1134"/>
-          <w:tab w:val="left" w:pos="709" w:leader="none"/>
-        </w:tabs>
-        <w:bidi w:val="0"/>
-        <w:spacing w:before="0" w:after="0"/>
-        <w:ind w:hanging="283" w:left="709"/>
-        <w:jc w:val="left"/>
-        <w:rPr/>
-      </w:pPr>
-      <w:r>
-        <w:rPr>
-          <w:rStyle w:val="Strong"/>
-        </w:rPr>
-        <w:t>Allocate / Update</w:t>
-      </w:r>
-      <w:r>
-        <w:rPr/>
-        <w:t xml:space="preserve"> — set one person's days for one category in one year. Use it for a mid-year joiner or an agreed exception. </w:t>
-      </w:r>
-    </w:p>
-    <w:p>
-      <w:pPr>
-        <w:pStyle w:val="BodyText"/>
-        <w:numPr>
-          <w:ilvl w:val="0"/>
-          <w:numId w:val="11"/>
-        </w:numPr>
-        <w:tabs>
-          <w:tab w:val="clear" w:pos="1134"/>
-          <w:tab w:val="left" w:pos="709" w:leader="none"/>
-        </w:tabs>
-        <w:bidi w:val="0"/>
-        <w:ind w:hanging="283" w:left="709"/>
-        <w:jc w:val="left"/>
-        <w:rPr/>
-      </w:pPr>
-      <w:r>
-        <w:rPr>
-          <w:rStyle w:val="Strong"/>
-        </w:rPr>
-        <w:t>Bulk Initialize Year</w:t>
-      </w:r>
-      <w:r>
-        <w:rPr/>
-        <w:t xml:space="preserve"> — give every active employee the standard allocation for a new leave year in one action. This is the normal start-of-year task. </w:t>
-      </w:r>
-    </w:p>
-    <w:p>
-      <w:pPr>
-        <w:pStyle w:val="BodyText"/>
-        <w:bidi w:val="0"/>
-        <w:jc w:val="left"/>
-        <w:rPr/>
-      </w:pPr>
-      <w:r>
-        <w:rPr/>
-        <w:t>The table shows total, used, pending and remaining per person, so you can see at a glance who is close to exhausting a category.</w:t>
-      </w:r>
-    </w:p>
-    <w:p>
-      <w:pPr>
-        <w:pStyle w:val="Heading3"/>
-        <w:bidi w:val="0"/>
-        <w:jc w:val="left"/>
-        <w:rPr/>
-      </w:pPr>
-      <w:r>
-        <w:rPr/>
-        <w:t>Reports and payroll export</w:t>
-      </w:r>
-    </w:p>
-    <w:p>
-      <w:pPr>
-        <w:pStyle w:val="BodyText"/>
-        <w:bidi w:val="0"/>
-        <w:jc w:val="left"/>
-        <w:rPr/>
-      </w:pPr>
-      <w:r>
-        <w:rPr>
-          <w:rStyle w:val="Strong"/>
-        </w:rPr>
-        <w:t>HR Management → Leave Reports</w:t>
-      </w:r>
-      <w:r>
-        <w:rPr/>
-        <w:t xml:space="preserve"> covers the whole company. Filter by </w:t>
-      </w:r>
-      <w:r>
-        <w:rPr>
-          <w:rStyle w:val="Strong"/>
-        </w:rPr>
-        <w:t>department</w:t>
-      </w:r>
-      <w:r>
-        <w:rPr/>
-        <w:t xml:space="preserve">, </w:t>
-      </w:r>
-      <w:r>
-        <w:rPr>
-          <w:rStyle w:val="Strong"/>
-        </w:rPr>
-        <w:t>status</w:t>
-      </w:r>
-      <w:r>
-        <w:rPr/>
-        <w:t xml:space="preserve"> and a </w:t>
-      </w:r>
-      <w:r>
-        <w:rPr>
-          <w:rStyle w:val="Strong"/>
-        </w:rPr>
-        <w:t>date range</w:t>
-      </w:r>
-      <w:r>
-        <w:rPr/>
-        <w:t xml:space="preserve">, then use </w:t>
-      </w:r>
-      <w:r>
-        <w:rPr>
-          <w:rStyle w:val="Strong"/>
-        </w:rPr>
-        <w:t>Export Filtered CSV</w:t>
-      </w:r>
-      <w:r>
-        <w:rPr/>
-        <w:t xml:space="preserve"> to download exactly the rows on screen — the export honours your filters, so what you see is what you get. The file opens in Excel and is intended for payroll.</w:t>
-      </w:r>
-    </w:p>
-    <w:tbl>
-      <w:tblPr>
-        <w:tblW w:w="5000" w:type="pct"/>
-        <w:jc w:val="left"/>
-        <w:tblInd w:w="0" w:type="dxa"/>
-        <w:tblLayout w:type="fixed"/>
-        <w:tblCellMar>
-          <w:top w:w="120" w:type="dxa"/>
-          <w:left w:w="120" w:type="dxa"/>
-          <w:bottom w:w="120" w:type="dxa"/>
-          <w:right w:w="120" w:type="dxa"/>
-        </w:tblCellMar>
-      </w:tblPr>
-      <w:tblGrid>
-        <w:gridCol w:w="7193"/>
-      </w:tblGrid>
-      <w:tr>
-        <w:trPr/>
-        <w:tc>
-          <w:tcPr>
-            <w:tcW w:w="7193" w:type="dxa"/>
-            <w:tcBorders/>
-            <w:shd w:fill="F4F7FA" w:val="clear"/>
-            <w:vAlign w:val="center"/>
-          </w:tcPr>
-          <w:p>
-            <w:pPr>
-              <w:pStyle w:val="TableContents"/>
-              <w:bidi w:val="0"/>
-              <w:spacing w:before="0" w:after="160"/>
-              <w:jc w:val="left"/>
-              <w:rPr/>
-            </w:pPr>
-            <w:r>
-              <w:rPr>
-                <w:rStyle w:val="Strong"/>
-              </w:rPr>
-              <w:t>Also yours.</w:t>
-            </w:r>
-            <w:r>
-              <w:rPr/>
-              <w:t xml:space="preserve"> HR can cancel any application, not just their own, for cases where leave needs unwinding after the fact.</w:t>
-            </w:r>
-          </w:p>
-        </w:tc>
-      </w:tr>
-    </w:tbl>
-    <w:p>
-      <w:pPr>
-        <w:pStyle w:val="HorizontalLine"/>
-        <w:bidi w:val="0"/>
-        <w:jc w:val="left"/>
-        <w:rPr/>
-      </w:pPr>
-      <w:r>
-        <w:rPr/>
-      </w:r>
-    </w:p>
-    <w:p>
-      <w:pPr>
-        <w:pStyle w:val="Heading2"/>
-        <w:bidi w:val="0"/>
-        <w:jc w:val="left"/>
-        <w:rPr/>
-      </w:pPr>
-      <w:r>
-        <w:rPr/>
-        <w:t>7. Executive</w:t>
-      </w:r>
-    </w:p>
-    <w:p>
-      <w:pPr>
-        <w:pStyle w:val="BodyText"/>
-        <w:bidi w:val="0"/>
-        <w:jc w:val="left"/>
-        <w:rPr/>
-      </w:pPr>
-      <w:r>
-        <w:rPr/>
-        <w:t>Stage 3, the final authority. Nothing becomes approved leave without you.</w:t>
-      </w:r>
-    </w:p>
-    <w:p>
-      <w:pPr>
-        <w:pStyle w:val="Heading3"/>
-        <w:bidi w:val="0"/>
-        <w:jc w:val="left"/>
-        <w:rPr/>
-      </w:pPr>
-      <w:r>
-        <w:rPr/>
-        <w:t>Final sign-off</w:t>
-      </w:r>
-    </w:p>
-    <w:p>
-      <w:pPr>
-        <w:pStyle w:val="BodyText"/>
-        <w:bidi w:val="0"/>
-        <w:jc w:val="left"/>
-        <w:rPr/>
-      </w:pPr>
-      <w:r>
-        <w:rPr>
-          <w:rStyle w:val="Strong"/>
-        </w:rPr>
-        <w:t>Approvals → Stage 3 · Executive Sign-Off</w:t>
-      </w:r>
-      <w:r>
-        <w:rPr/>
-        <w:t xml:space="preserve"> lists requests that both the line manager and HR have already backed. Your decision is the last one.</w:t>
-      </w:r>
-    </w:p>
-    <w:p>
-      <w:pPr>
-        <w:pStyle w:val="BodyText"/>
-        <w:numPr>
-          <w:ilvl w:val="0"/>
-          <w:numId w:val="12"/>
-        </w:numPr>
-        <w:tabs>
-          <w:tab w:val="clear" w:pos="1134"/>
-          <w:tab w:val="left" w:pos="709" w:leader="none"/>
-        </w:tabs>
-        <w:bidi w:val="0"/>
-        <w:spacing w:before="0" w:after="0"/>
-        <w:ind w:hanging="283" w:left="709"/>
-        <w:jc w:val="left"/>
-        <w:rPr/>
-      </w:pPr>
-      <w:r>
-        <w:rPr>
-          <w:rStyle w:val="Strong"/>
-        </w:rPr>
-        <w:t>Approve</w:t>
-      </w:r>
-      <w:r>
-        <w:rPr/>
-        <w:t xml:space="preserve"> — the request becomes </w:t>
-      </w:r>
-      <w:r>
-        <w:rPr>
-          <w:rStyle w:val="Emphasis"/>
-        </w:rPr>
-        <w:t>Approved</w:t>
-      </w:r>
-      <w:r>
-        <w:rPr/>
-        <w:t xml:space="preserve"> and, at this moment, the days move out of the employee's balance for real. </w:t>
-      </w:r>
-    </w:p>
-    <w:p>
-      <w:pPr>
-        <w:pStyle w:val="BodyText"/>
-        <w:numPr>
-          <w:ilvl w:val="0"/>
-          <w:numId w:val="12"/>
-        </w:numPr>
-        <w:tabs>
-          <w:tab w:val="clear" w:pos="1134"/>
-          <w:tab w:val="left" w:pos="709" w:leader="none"/>
-        </w:tabs>
-        <w:bidi w:val="0"/>
-        <w:ind w:hanging="283" w:left="709"/>
-        <w:jc w:val="left"/>
-        <w:rPr/>
-      </w:pPr>
-      <w:r>
-        <w:rPr>
-          <w:rStyle w:val="Strong"/>
-        </w:rPr>
-        <w:t>Reject</w:t>
-      </w:r>
-      <w:r>
-        <w:rPr/>
-        <w:t xml:space="preserve"> — the request ends and the held days go straight back, even though two approvers had already agreed. </w:t>
-      </w:r>
-    </w:p>
-    <w:p>
-      <w:pPr>
-        <w:pStyle w:val="BodyText"/>
-        <w:bidi w:val="0"/>
-        <w:jc w:val="left"/>
-        <w:rPr/>
-      </w:pPr>
-      <w:r>
-        <w:rPr/>
-        <w:t>Your dashboard shows how many requests are waiting on you, so the count is visible the moment you sign in.</w:t>
-      </w:r>
-    </w:p>
-    <w:tbl>
-      <w:tblPr>
-        <w:tblW w:w="5000" w:type="pct"/>
-        <w:jc w:val="left"/>
-        <w:tblInd w:w="0" w:type="dxa"/>
-        <w:tblLayout w:type="fixed"/>
-        <w:tblCellMar>
-          <w:top w:w="120" w:type="dxa"/>
-          <w:left w:w="120" w:type="dxa"/>
-          <w:bottom w:w="120" w:type="dxa"/>
-          <w:right w:w="120" w:type="dxa"/>
-        </w:tblCellMar>
-      </w:tblPr>
-      <w:tblGrid>
-        <w:gridCol w:w="7193"/>
-      </w:tblGrid>
-      <w:tr>
-        <w:trPr/>
-        <w:tc>
-          <w:tcPr>
-            <w:tcW w:w="7193" w:type="dxa"/>
+            <w:tcW w:w="7283" w:type="dxa"/>
             <w:tcBorders/>
             <w:shd w:fill="F4F7FA" w:val="clear"/>
             <w:vAlign w:val="center"/>
@@ -5146,7 +5146,7 @@
             </w:r>
             <w:r>
               <w:rPr/>
-              <w:t xml:space="preserve"> Because the deduction happens here, a balance only changes when you act. Anything sitting in earlier stages is held, not spent — which is why an employee's available days can look lower than their used days suggest.</w:t>
+              <w:t xml:space="preserve"> Because the deduction happens here, a balance only changes when you act. Anything sitting in earlier stages is held, not spent, which is why an employee's available days can look lower than their used days suggest.</w:t>
             </w:r>
           </w:p>
         </w:tc>
@@ -5218,7 +5218,7 @@
       </w:r>
       <w:r>
         <w:rPr/>
-        <w:t xml:space="preserve"> in the top bar. The navigation turns dark — that is how you know you are in administration rather than the staff portal. It holds administration only; there is no Apply or Approvals here. </w:t>
+        <w:t xml:space="preserve"> in the top bar. The navigation turns dark. That is how you know you are in administration rather than the staff portal. It holds administration only; there is no Apply or Approvals here. </w:t>
       </w:r>
       <w:r>
         <w:rPr>
@@ -5233,7 +5233,7 @@
     </w:p>
     <w:tbl>
       <w:tblPr>
-        <w:tblW w:w="7193" w:type="dxa"/>
+        <w:tblW w:w="7283" w:type="dxa"/>
         <w:jc w:val="left"/>
         <w:tblInd w:w="-7" w:type="dxa"/>
         <w:tblLayout w:type="fixed"/>
@@ -5246,7 +5246,7 @@
       </w:tblPr>
       <w:tblGrid>
         <w:gridCol w:w="1400"/>
-        <w:gridCol w:w="5793"/>
+        <w:gridCol w:w="5883"/>
       </w:tblGrid>
       <w:tr>
         <w:trPr>
@@ -5279,7 +5279,7 @@
         </w:tc>
         <w:tc>
           <w:tcPr>
-            <w:tcW w:w="5793" w:type="dxa"/>
+            <w:tcW w:w="5883" w:type="dxa"/>
             <w:tcBorders>
               <w:top w:val="single" w:sz="6" w:space="0" w:color="808080"/>
               <w:left w:val="single" w:sz="2" w:space="0" w:color="808080"/>
@@ -5333,7 +5333,7 @@
         </w:tc>
         <w:tc>
           <w:tcPr>
-            <w:tcW w:w="5793" w:type="dxa"/>
+            <w:tcW w:w="5883" w:type="dxa"/>
             <w:tcBorders>
               <w:left w:val="single" w:sz="2" w:space="0" w:color="808080"/>
               <w:bottom w:val="single" w:sz="2" w:space="0" w:color="808080"/>
@@ -5396,7 +5396,7 @@
         </w:tc>
         <w:tc>
           <w:tcPr>
-            <w:tcW w:w="5793" w:type="dxa"/>
+            <w:tcW w:w="5883" w:type="dxa"/>
             <w:tcBorders>
               <w:left w:val="single" w:sz="2" w:space="0" w:color="808080"/>
               <w:bottom w:val="single" w:sz="2" w:space="0" w:color="808080"/>
@@ -5449,7 +5449,7 @@
         </w:tc>
         <w:tc>
           <w:tcPr>
-            <w:tcW w:w="5793" w:type="dxa"/>
+            <w:tcW w:w="5883" w:type="dxa"/>
             <w:tcBorders>
               <w:left w:val="single" w:sz="2" w:space="0" w:color="808080"/>
               <w:bottom w:val="single" w:sz="2" w:space="0" w:color="808080"/>
@@ -5502,7 +5502,7 @@
         </w:tc>
         <w:tc>
           <w:tcPr>
-            <w:tcW w:w="5793" w:type="dxa"/>
+            <w:tcW w:w="5883" w:type="dxa"/>
             <w:tcBorders>
               <w:left w:val="single" w:sz="2" w:space="0" w:color="808080"/>
               <w:bottom w:val="single" w:sz="2" w:space="0" w:color="808080"/>
@@ -5555,7 +5555,7 @@
         </w:tc>
         <w:tc>
           <w:tcPr>
-            <w:tcW w:w="5793" w:type="dxa"/>
+            <w:tcW w:w="5883" w:type="dxa"/>
             <w:tcBorders>
               <w:left w:val="single" w:sz="2" w:space="0" w:color="808080"/>
               <w:bottom w:val="single" w:sz="2" w:space="0" w:color="808080"/>
@@ -5608,7 +5608,7 @@
         </w:tc>
         <w:tc>
           <w:tcPr>
-            <w:tcW w:w="5793" w:type="dxa"/>
+            <w:tcW w:w="5883" w:type="dxa"/>
             <w:tcBorders>
               <w:left w:val="single" w:sz="2" w:space="0" w:color="808080"/>
               <w:bottom w:val="single" w:sz="6" w:space="0" w:color="808080"/>
@@ -5743,7 +5743,7 @@
       </w:r>
       <w:r>
         <w:rPr/>
-        <w:t xml:space="preserve">. The manager matters most — without one, that person's Stage 1 can only be cleared by an administrator. </w:t>
+        <w:t xml:space="preserve">. The manager matters most: without one, that person's Stage 1 can only be cleared by an administrator. </w:t>
       </w:r>
     </w:p>
     <w:p>
@@ -5852,7 +5852,7 @@
       </w:r>
       <w:r>
         <w:rPr/>
-        <w:t xml:space="preserve"> — it is removed permanently. Use this for an account created by mistake. </w:t>
+        <w:t xml:space="preserve">, so it is removed permanently. Use this for an account created by mistake. </w:t>
       </w:r>
     </w:p>
     <w:p>
@@ -5883,7 +5883,7 @@
       </w:r>
       <w:r>
         <w:rPr/>
-        <w:t xml:space="preserve"> — it is </w:t>
+        <w:t xml:space="preserve">, so it is </w:t>
       </w:r>
       <w:r>
         <w:rPr>
@@ -5928,13 +5928,13 @@
         </w:tblCellMar>
       </w:tblPr>
       <w:tblGrid>
-        <w:gridCol w:w="7193"/>
+        <w:gridCol w:w="7283"/>
       </w:tblGrid>
       <w:tr>
         <w:trPr/>
         <w:tc>
           <w:tcPr>
-            <w:tcW w:w="7193" w:type="dxa"/>
+            <w:tcW w:w="7283" w:type="dxa"/>
             <w:tcBorders/>
             <w:shd w:fill="F4F7FA" w:val="clear"/>
             <w:vAlign w:val="center"/>
@@ -5993,7 +5993,7 @@
     </w:p>
     <w:tbl>
       <w:tblPr>
-        <w:tblW w:w="7193" w:type="dxa"/>
+        <w:tblW w:w="7283" w:type="dxa"/>
         <w:jc w:val="left"/>
         <w:tblInd w:w="-7" w:type="dxa"/>
         <w:tblLayout w:type="fixed"/>
@@ -6005,8 +6005,8 @@
         </w:tblCellMar>
       </w:tblPr>
       <w:tblGrid>
-        <w:gridCol w:w="1640"/>
-        <w:gridCol w:w="5553"/>
+        <w:gridCol w:w="1652"/>
+        <w:gridCol w:w="5631"/>
       </w:tblGrid>
       <w:tr>
         <w:trPr>
@@ -6014,7 +6014,7 @@
         </w:trPr>
         <w:tc>
           <w:tcPr>
-            <w:tcW w:w="1640" w:type="dxa"/>
+            <w:tcW w:w="1652" w:type="dxa"/>
             <w:tcBorders>
               <w:top w:val="single" w:sz="6" w:space="0" w:color="808080"/>
               <w:left w:val="single" w:sz="6" w:space="0" w:color="808080"/>
@@ -6039,7 +6039,7 @@
         </w:tc>
         <w:tc>
           <w:tcPr>
-            <w:tcW w:w="5553" w:type="dxa"/>
+            <w:tcW w:w="5631" w:type="dxa"/>
             <w:tcBorders>
               <w:top w:val="single" w:sz="6" w:space="0" w:color="808080"/>
               <w:left w:val="single" w:sz="2" w:space="0" w:color="808080"/>
@@ -6067,7 +6067,7 @@
         <w:trPr/>
         <w:tc>
           <w:tcPr>
-            <w:tcW w:w="1640" w:type="dxa"/>
+            <w:tcW w:w="1652" w:type="dxa"/>
             <w:tcBorders>
               <w:left w:val="single" w:sz="6" w:space="0" w:color="808080"/>
               <w:bottom w:val="single" w:sz="2" w:space="0" w:color="808080"/>
@@ -6093,7 +6093,7 @@
         </w:tc>
         <w:tc>
           <w:tcPr>
-            <w:tcW w:w="5553" w:type="dxa"/>
+            <w:tcW w:w="5631" w:type="dxa"/>
             <w:tcBorders>
               <w:left w:val="single" w:sz="2" w:space="0" w:color="808080"/>
               <w:bottom w:val="single" w:sz="2" w:space="0" w:color="808080"/>
@@ -6120,7 +6120,7 @@
         <w:trPr/>
         <w:tc>
           <w:tcPr>
-            <w:tcW w:w="1640" w:type="dxa"/>
+            <w:tcW w:w="1652" w:type="dxa"/>
             <w:tcBorders>
               <w:left w:val="single" w:sz="6" w:space="0" w:color="808080"/>
               <w:bottom w:val="single" w:sz="2" w:space="0" w:color="808080"/>
@@ -6146,7 +6146,7 @@
         </w:tc>
         <w:tc>
           <w:tcPr>
-            <w:tcW w:w="5553" w:type="dxa"/>
+            <w:tcW w:w="5631" w:type="dxa"/>
             <w:tcBorders>
               <w:left w:val="single" w:sz="2" w:space="0" w:color="808080"/>
               <w:bottom w:val="single" w:sz="2" w:space="0" w:color="808080"/>
@@ -6173,7 +6173,7 @@
         <w:trPr/>
         <w:tc>
           <w:tcPr>
-            <w:tcW w:w="1640" w:type="dxa"/>
+            <w:tcW w:w="1652" w:type="dxa"/>
             <w:tcBorders>
               <w:left w:val="single" w:sz="6" w:space="0" w:color="808080"/>
               <w:bottom w:val="single" w:sz="2" w:space="0" w:color="808080"/>
@@ -6199,7 +6199,7 @@
         </w:tc>
         <w:tc>
           <w:tcPr>
-            <w:tcW w:w="5553" w:type="dxa"/>
+            <w:tcW w:w="5631" w:type="dxa"/>
             <w:tcBorders>
               <w:left w:val="single" w:sz="2" w:space="0" w:color="808080"/>
               <w:bottom w:val="single" w:sz="2" w:space="0" w:color="808080"/>
@@ -6226,7 +6226,7 @@
         <w:trPr/>
         <w:tc>
           <w:tcPr>
-            <w:tcW w:w="1640" w:type="dxa"/>
+            <w:tcW w:w="1652" w:type="dxa"/>
             <w:tcBorders>
               <w:left w:val="single" w:sz="6" w:space="0" w:color="808080"/>
               <w:bottom w:val="single" w:sz="2" w:space="0" w:color="808080"/>
@@ -6252,7 +6252,7 @@
         </w:tc>
         <w:tc>
           <w:tcPr>
-            <w:tcW w:w="5553" w:type="dxa"/>
+            <w:tcW w:w="5631" w:type="dxa"/>
             <w:tcBorders>
               <w:left w:val="single" w:sz="2" w:space="0" w:color="808080"/>
               <w:bottom w:val="single" w:sz="2" w:space="0" w:color="808080"/>
@@ -6290,7 +6290,7 @@
             </w:r>
             <w:r>
               <w:rPr/>
-              <w:t xml:space="preserve"> backdating — which is exactly what lets sick leave be recorded after the fact.</w:t>
+              <w:t xml:space="preserve"> backdating, which is exactly what lets sick leave be recorded after the fact.</w:t>
             </w:r>
           </w:p>
         </w:tc>
@@ -6299,7 +6299,7 @@
         <w:trPr/>
         <w:tc>
           <w:tcPr>
-            <w:tcW w:w="1640" w:type="dxa"/>
+            <w:tcW w:w="1652" w:type="dxa"/>
             <w:tcBorders>
               <w:left w:val="single" w:sz="6" w:space="0" w:color="808080"/>
               <w:bottom w:val="single" w:sz="2" w:space="0" w:color="808080"/>
@@ -6325,7 +6325,7 @@
         </w:tc>
         <w:tc>
           <w:tcPr>
-            <w:tcW w:w="5553" w:type="dxa"/>
+            <w:tcW w:w="5631" w:type="dxa"/>
             <w:tcBorders>
               <w:left w:val="single" w:sz="2" w:space="0" w:color="808080"/>
               <w:bottom w:val="single" w:sz="2" w:space="0" w:color="808080"/>
@@ -6352,7 +6352,7 @@
         <w:trPr/>
         <w:tc>
           <w:tcPr>
-            <w:tcW w:w="1640" w:type="dxa"/>
+            <w:tcW w:w="1652" w:type="dxa"/>
             <w:tcBorders>
               <w:left w:val="single" w:sz="6" w:space="0" w:color="808080"/>
               <w:bottom w:val="single" w:sz="2" w:space="0" w:color="808080"/>
@@ -6378,7 +6378,7 @@
         </w:tc>
         <w:tc>
           <w:tcPr>
-            <w:tcW w:w="5553" w:type="dxa"/>
+            <w:tcW w:w="5631" w:type="dxa"/>
             <w:tcBorders>
               <w:left w:val="single" w:sz="2" w:space="0" w:color="808080"/>
               <w:bottom w:val="single" w:sz="2" w:space="0" w:color="808080"/>
@@ -6405,7 +6405,7 @@
         <w:trPr/>
         <w:tc>
           <w:tcPr>
-            <w:tcW w:w="1640" w:type="dxa"/>
+            <w:tcW w:w="1652" w:type="dxa"/>
             <w:tcBorders>
               <w:left w:val="single" w:sz="6" w:space="0" w:color="808080"/>
               <w:bottom w:val="single" w:sz="2" w:space="0" w:color="808080"/>
@@ -6431,7 +6431,7 @@
         </w:tc>
         <w:tc>
           <w:tcPr>
-            <w:tcW w:w="5553" w:type="dxa"/>
+            <w:tcW w:w="5631" w:type="dxa"/>
             <w:tcBorders>
               <w:left w:val="single" w:sz="2" w:space="0" w:color="808080"/>
               <w:bottom w:val="single" w:sz="2" w:space="0" w:color="808080"/>
@@ -6458,7 +6458,7 @@
         <w:trPr/>
         <w:tc>
           <w:tcPr>
-            <w:tcW w:w="1640" w:type="dxa"/>
+            <w:tcW w:w="1652" w:type="dxa"/>
             <w:tcBorders>
               <w:left w:val="single" w:sz="6" w:space="0" w:color="808080"/>
               <w:bottom w:val="single" w:sz="6" w:space="0" w:color="808080"/>
@@ -6484,7 +6484,7 @@
         </w:tc>
         <w:tc>
           <w:tcPr>
-            <w:tcW w:w="5553" w:type="dxa"/>
+            <w:tcW w:w="5631" w:type="dxa"/>
             <w:tcBorders>
               <w:left w:val="single" w:sz="2" w:space="0" w:color="808080"/>
               <w:bottom w:val="single" w:sz="6" w:space="0" w:color="808080"/>
@@ -6551,7 +6551,7 @@
       </w:pPr>
       <w:r>
         <w:rPr/>
-        <w:t xml:space="preserve">A department cannot be deleted while people still belong to it — move them first. Holidays can be added, edited and removed freely, but a change only affects </w:t>
+        <w:t xml:space="preserve">A department cannot be deleted while people still belong to it. Move them first. Holidays can be added, edited and removed freely, but a change only affects </w:t>
       </w:r>
       <w:r>
         <w:rPr>
@@ -6639,7 +6639,7 @@
       </w:r>
       <w:r>
         <w:rPr/>
-        <w:t xml:space="preserve"> means nobody may be away at all — accepted, if that is genuinely what the department needs. </w:t>
+        <w:t xml:space="preserve"> means nobody may be away at all, accepted if that is genuinely what the department needs. </w:t>
       </w:r>
     </w:p>
     <w:p>
@@ -6699,13 +6699,13 @@
         </w:tblCellMar>
       </w:tblPr>
       <w:tblGrid>
-        <w:gridCol w:w="7193"/>
+        <w:gridCol w:w="7283"/>
       </w:tblGrid>
       <w:tr>
         <w:trPr/>
         <w:tc>
           <w:tcPr>
-            <w:tcW w:w="7193" w:type="dxa"/>
+            <w:tcW w:w="7283" w:type="dxa"/>
             <w:tcBorders/>
             <w:shd w:fill="F4F7FA" w:val="clear"/>
             <w:vAlign w:val="center"/>
@@ -6726,7 +6726,7 @@
             </w:r>
             <w:r>
               <w:rPr/>
-              <w:t xml:space="preserve"> An administrator can act on Stage 1, 2 or 3. Use it to unblock a queue when an approver is away — but the audit log records that it was you.</w:t>
+              <w:t xml:space="preserve"> An administrator can act on Stage 1, 2 or 3. Use it to unblock a queue when an approver is away, but the audit log records that it was you.</w:t>
             </w:r>
           </w:p>
         </w:tc>
@@ -6769,7 +6769,7 @@
     </w:p>
     <w:tbl>
       <w:tblPr>
-        <w:tblW w:w="7193" w:type="dxa"/>
+        <w:tblW w:w="7283" w:type="dxa"/>
         <w:jc w:val="left"/>
         <w:tblInd w:w="-7" w:type="dxa"/>
         <w:tblLayout w:type="fixed"/>
@@ -6785,7 +6785,7 @@
         <w:gridCol w:w="1131"/>
         <w:gridCol w:w="606"/>
         <w:gridCol w:w="546"/>
-        <w:gridCol w:w="576"/>
+        <w:gridCol w:w="666"/>
         <w:gridCol w:w="906"/>
         <w:gridCol w:w="786"/>
         <w:gridCol w:w="1131"/>
@@ -6897,7 +6897,7 @@
         </w:tc>
         <w:tc>
           <w:tcPr>
-            <w:tcW w:w="576" w:type="dxa"/>
+            <w:tcW w:w="666" w:type="dxa"/>
             <w:tcBorders>
               <w:top w:val="single" w:sz="6" w:space="0" w:color="808080"/>
               <w:left w:val="single" w:sz="2" w:space="0" w:color="808080"/>
@@ -7123,7 +7123,7 @@
         </w:tc>
         <w:tc>
           <w:tcPr>
-            <w:tcW w:w="576" w:type="dxa"/>
+            <w:tcW w:w="666" w:type="dxa"/>
             <w:tcBorders>
               <w:left w:val="single" w:sz="2" w:space="0" w:color="808080"/>
               <w:bottom w:val="single" w:sz="2" w:space="0" w:color="808080"/>
@@ -7141,7 +7141,7 @@
             </w:pPr>
             <w:r>
               <w:rPr/>
-              <w:t>—</w:t>
+              <w:t>None</w:t>
             </w:r>
           </w:p>
         </w:tc>
@@ -7344,7 +7344,7 @@
         </w:tc>
         <w:tc>
           <w:tcPr>
-            <w:tcW w:w="576" w:type="dxa"/>
+            <w:tcW w:w="666" w:type="dxa"/>
             <w:tcBorders>
               <w:left w:val="single" w:sz="2" w:space="0" w:color="808080"/>
               <w:bottom w:val="single" w:sz="2" w:space="0" w:color="808080"/>
@@ -7362,7 +7362,7 @@
             </w:pPr>
             <w:r>
               <w:rPr/>
-              <w:t>—</w:t>
+              <w:t>None</w:t>
             </w:r>
           </w:p>
         </w:tc>
@@ -7565,7 +7565,7 @@
         </w:tc>
         <w:tc>
           <w:tcPr>
-            <w:tcW w:w="576" w:type="dxa"/>
+            <w:tcW w:w="666" w:type="dxa"/>
             <w:tcBorders>
               <w:left w:val="single" w:sz="2" w:space="0" w:color="808080"/>
               <w:bottom w:val="single" w:sz="2" w:space="0" w:color="808080"/>
@@ -7786,7 +7786,7 @@
         </w:tc>
         <w:tc>
           <w:tcPr>
-            <w:tcW w:w="576" w:type="dxa"/>
+            <w:tcW w:w="666" w:type="dxa"/>
             <w:tcBorders>
               <w:left w:val="single" w:sz="2" w:space="0" w:color="808080"/>
               <w:bottom w:val="single" w:sz="2" w:space="0" w:color="808080"/>
@@ -7804,7 +7804,7 @@
             </w:pPr>
             <w:r>
               <w:rPr/>
-              <w:t>—</w:t>
+              <w:t>None</w:t>
             </w:r>
           </w:p>
         </w:tc>
@@ -8007,7 +8007,7 @@
         </w:tc>
         <w:tc>
           <w:tcPr>
-            <w:tcW w:w="576" w:type="dxa"/>
+            <w:tcW w:w="666" w:type="dxa"/>
             <w:tcBorders>
               <w:left w:val="single" w:sz="2" w:space="0" w:color="808080"/>
               <w:bottom w:val="single" w:sz="6" w:space="0" w:color="808080"/>
@@ -8025,7 +8025,7 @@
             </w:pPr>
             <w:r>
               <w:rPr/>
-              <w:t>—</w:t>
+              <w:t>None</w:t>
             </w:r>
           </w:p>
         </w:tc>
@@ -8190,7 +8190,7 @@
     </w:p>
     <w:tbl>
       <w:tblPr>
-        <w:tblW w:w="6218" w:type="dxa"/>
+        <w:tblW w:w="6023" w:type="dxa"/>
         <w:jc w:val="left"/>
         <w:tblInd w:w="-7" w:type="dxa"/>
         <w:tblLayout w:type="fixed"/>
@@ -8205,7 +8205,7 @@
         <w:gridCol w:w="1400"/>
         <w:gridCol w:w="1011"/>
         <w:gridCol w:w="1551"/>
-        <w:gridCol w:w="2256"/>
+        <w:gridCol w:w="2061"/>
       </w:tblGrid>
       <w:tr>
         <w:trPr>
@@ -8288,7 +8288,7 @@
         </w:tc>
         <w:tc>
           <w:tcPr>
-            <w:tcW w:w="2256" w:type="dxa"/>
+            <w:tcW w:w="2061" w:type="dxa"/>
             <w:tcBorders>
               <w:top w:val="single" w:sz="6" w:space="0" w:color="808080"/>
               <w:left w:val="single" w:sz="2" w:space="0" w:color="808080"/>
@@ -8388,7 +8388,7 @@
         </w:tc>
         <w:tc>
           <w:tcPr>
-            <w:tcW w:w="2256" w:type="dxa"/>
+            <w:tcW w:w="2061" w:type="dxa"/>
             <w:tcBorders>
               <w:left w:val="single" w:sz="2" w:space="0" w:color="808080"/>
               <w:bottom w:val="single" w:sz="2" w:space="0" w:color="808080"/>
@@ -8487,25 +8487,25 @@
         </w:tc>
         <w:tc>
           <w:tcPr>
-            <w:tcW w:w="2256" w:type="dxa"/>
-            <w:tcBorders>
-              <w:left w:val="single" w:sz="2" w:space="0" w:color="808080"/>
-              <w:bottom w:val="single" w:sz="2" w:space="0" w:color="808080"/>
-              <w:right w:val="single" w:sz="6" w:space="0" w:color="808080"/>
-            </w:tcBorders>
-            <w:vAlign w:val="center"/>
-          </w:tcPr>
-          <w:p>
-            <w:pPr>
-              <w:pStyle w:val="TableContents"/>
-              <w:bidi w:val="0"/>
-              <w:spacing w:before="0" w:after="160"/>
-              <w:jc w:val="left"/>
-              <w:rPr/>
-            </w:pPr>
-            <w:r>
-              <w:rPr/>
-              <w:t>No — moves each year</w:t>
+            <w:tcW w:w="2061" w:type="dxa"/>
+            <w:tcBorders>
+              <w:left w:val="single" w:sz="2" w:space="0" w:color="808080"/>
+              <w:bottom w:val="single" w:sz="2" w:space="0" w:color="808080"/>
+              <w:right w:val="single" w:sz="6" w:space="0" w:color="808080"/>
+            </w:tcBorders>
+            <w:vAlign w:val="center"/>
+          </w:tcPr>
+          <w:p>
+            <w:pPr>
+              <w:pStyle w:val="TableContents"/>
+              <w:bidi w:val="0"/>
+              <w:spacing w:before="0" w:after="160"/>
+              <w:jc w:val="left"/>
+              <w:rPr/>
+            </w:pPr>
+            <w:r>
+              <w:rPr/>
+              <w:t>No, moves each year</w:t>
             </w:r>
           </w:p>
         </w:tc>
@@ -8586,25 +8586,25 @@
         </w:tc>
         <w:tc>
           <w:tcPr>
-            <w:tcW w:w="2256" w:type="dxa"/>
-            <w:tcBorders>
-              <w:left w:val="single" w:sz="2" w:space="0" w:color="808080"/>
-              <w:bottom w:val="single" w:sz="2" w:space="0" w:color="808080"/>
-              <w:right w:val="single" w:sz="6" w:space="0" w:color="808080"/>
-            </w:tcBorders>
-            <w:vAlign w:val="center"/>
-          </w:tcPr>
-          <w:p>
-            <w:pPr>
-              <w:pStyle w:val="TableContents"/>
-              <w:bidi w:val="0"/>
-              <w:spacing w:before="0" w:after="160"/>
-              <w:jc w:val="left"/>
-              <w:rPr/>
-            </w:pPr>
-            <w:r>
-              <w:rPr/>
-              <w:t>No — moves each year</w:t>
+            <w:tcW w:w="2061" w:type="dxa"/>
+            <w:tcBorders>
+              <w:left w:val="single" w:sz="2" w:space="0" w:color="808080"/>
+              <w:bottom w:val="single" w:sz="2" w:space="0" w:color="808080"/>
+              <w:right w:val="single" w:sz="6" w:space="0" w:color="808080"/>
+            </w:tcBorders>
+            <w:vAlign w:val="center"/>
+          </w:tcPr>
+          <w:p>
+            <w:pPr>
+              <w:pStyle w:val="TableContents"/>
+              <w:bidi w:val="0"/>
+              <w:spacing w:before="0" w:after="160"/>
+              <w:jc w:val="left"/>
+              <w:rPr/>
+            </w:pPr>
+            <w:r>
+              <w:rPr/>
+              <w:t>No, moves each year</w:t>
             </w:r>
           </w:p>
         </w:tc>
@@ -8685,7 +8685,7 @@
         </w:tc>
         <w:tc>
           <w:tcPr>
-            <w:tcW w:w="2256" w:type="dxa"/>
+            <w:tcW w:w="2061" w:type="dxa"/>
             <w:tcBorders>
               <w:left w:val="single" w:sz="2" w:space="0" w:color="808080"/>
               <w:bottom w:val="single" w:sz="2" w:space="0" w:color="808080"/>
@@ -8784,7 +8784,7 @@
         </w:tc>
         <w:tc>
           <w:tcPr>
-            <w:tcW w:w="2256" w:type="dxa"/>
+            <w:tcW w:w="2061" w:type="dxa"/>
             <w:tcBorders>
               <w:left w:val="single" w:sz="2" w:space="0" w:color="808080"/>
               <w:bottom w:val="single" w:sz="2" w:space="0" w:color="808080"/>
@@ -8883,7 +8883,7 @@
         </w:tc>
         <w:tc>
           <w:tcPr>
-            <w:tcW w:w="2256" w:type="dxa"/>
+            <w:tcW w:w="2061" w:type="dxa"/>
             <w:tcBorders>
               <w:left w:val="single" w:sz="2" w:space="0" w:color="808080"/>
               <w:bottom w:val="single" w:sz="2" w:space="0" w:color="808080"/>
@@ -8982,7 +8982,7 @@
         </w:tc>
         <w:tc>
           <w:tcPr>
-            <w:tcW w:w="2256" w:type="dxa"/>
+            <w:tcW w:w="2061" w:type="dxa"/>
             <w:tcBorders>
               <w:left w:val="single" w:sz="2" w:space="0" w:color="808080"/>
               <w:bottom w:val="single" w:sz="6" w:space="0" w:color="808080"/>
@@ -9034,13 +9034,13 @@
         </w:tblCellMar>
       </w:tblPr>
       <w:tblGrid>
-        <w:gridCol w:w="7193"/>
+        <w:gridCol w:w="7283"/>
       </w:tblGrid>
       <w:tr>
         <w:trPr/>
         <w:tc>
           <w:tcPr>
-            <w:tcW w:w="7193" w:type="dxa"/>
+            <w:tcW w:w="7283" w:type="dxa"/>
             <w:tcBorders/>
             <w:shd w:fill="F4F7FA" w:val="clear"/>
             <w:vAlign w:val="center"/>
@@ -9104,7 +9104,7 @@
     </w:p>
     <w:tbl>
       <w:tblPr>
-        <w:tblW w:w="7193" w:type="dxa"/>
+        <w:tblW w:w="7283" w:type="dxa"/>
         <w:jc w:val="left"/>
         <w:tblInd w:w="-7" w:type="dxa"/>
         <w:tblLayout w:type="fixed"/>
@@ -9116,8 +9116,8 @@
         </w:tblCellMar>
       </w:tblPr>
       <w:tblGrid>
-        <w:gridCol w:w="2092"/>
-        <w:gridCol w:w="5101"/>
+        <w:gridCol w:w="2116"/>
+        <w:gridCol w:w="5167"/>
       </w:tblGrid>
       <w:tr>
         <w:trPr>
@@ -9125,7 +9125,7 @@
         </w:trPr>
         <w:tc>
           <w:tcPr>
-            <w:tcW w:w="2092" w:type="dxa"/>
+            <w:tcW w:w="2116" w:type="dxa"/>
             <w:tcBorders>
               <w:top w:val="single" w:sz="6" w:space="0" w:color="808080"/>
               <w:left w:val="single" w:sz="6" w:space="0" w:color="808080"/>
@@ -9150,7 +9150,7 @@
         </w:tc>
         <w:tc>
           <w:tcPr>
-            <w:tcW w:w="5101" w:type="dxa"/>
+            <w:tcW w:w="5167" w:type="dxa"/>
             <w:tcBorders>
               <w:top w:val="single" w:sz="6" w:space="0" w:color="808080"/>
               <w:left w:val="single" w:sz="2" w:space="0" w:color="808080"/>
@@ -9178,7 +9178,7 @@
         <w:trPr/>
         <w:tc>
           <w:tcPr>
-            <w:tcW w:w="2092" w:type="dxa"/>
+            <w:tcW w:w="2116" w:type="dxa"/>
             <w:tcBorders>
               <w:left w:val="single" w:sz="6" w:space="0" w:color="808080"/>
               <w:bottom w:val="single" w:sz="2" w:space="0" w:color="808080"/>
@@ -9204,7 +9204,7 @@
         </w:tc>
         <w:tc>
           <w:tcPr>
-            <w:tcW w:w="5101" w:type="dxa"/>
+            <w:tcW w:w="5167" w:type="dxa"/>
             <w:tcBorders>
               <w:left w:val="single" w:sz="2" w:space="0" w:color="808080"/>
               <w:bottom w:val="single" w:sz="2" w:space="0" w:color="808080"/>
@@ -9231,7 +9231,7 @@
         <w:trPr/>
         <w:tc>
           <w:tcPr>
-            <w:tcW w:w="2092" w:type="dxa"/>
+            <w:tcW w:w="2116" w:type="dxa"/>
             <w:tcBorders>
               <w:left w:val="single" w:sz="6" w:space="0" w:color="808080"/>
               <w:bottom w:val="single" w:sz="2" w:space="0" w:color="808080"/>
@@ -9257,25 +9257,25 @@
         </w:tc>
         <w:tc>
           <w:tcPr>
-            <w:tcW w:w="5101" w:type="dxa"/>
-            <w:tcBorders>
-              <w:left w:val="single" w:sz="2" w:space="0" w:color="808080"/>
-              <w:bottom w:val="single" w:sz="2" w:space="0" w:color="808080"/>
-              <w:right w:val="single" w:sz="6" w:space="0" w:color="808080"/>
-            </w:tcBorders>
-            <w:vAlign w:val="center"/>
-          </w:tcPr>
-          <w:p>
-            <w:pPr>
-              <w:pStyle w:val="TableContents"/>
-              <w:bidi w:val="0"/>
-              <w:spacing w:before="0" w:after="160"/>
-              <w:jc w:val="left"/>
-              <w:rPr/>
-            </w:pPr>
-            <w:r>
-              <w:rPr/>
-              <w:t>Some categories cap a single request — casual leave at three days. Split a longer absence, or use a category that allows it.</w:t>
+            <w:tcW w:w="5167" w:type="dxa"/>
+            <w:tcBorders>
+              <w:left w:val="single" w:sz="2" w:space="0" w:color="808080"/>
+              <w:bottom w:val="single" w:sz="2" w:space="0" w:color="808080"/>
+              <w:right w:val="single" w:sz="6" w:space="0" w:color="808080"/>
+            </w:tcBorders>
+            <w:vAlign w:val="center"/>
+          </w:tcPr>
+          <w:p>
+            <w:pPr>
+              <w:pStyle w:val="TableContents"/>
+              <w:bidi w:val="0"/>
+              <w:spacing w:before="0" w:after="160"/>
+              <w:jc w:val="left"/>
+              <w:rPr/>
+            </w:pPr>
+            <w:r>
+              <w:rPr/>
+              <w:t>Some categories cap a single request: casual leave at three days. Split a longer absence, or use a category that allows it.</w:t>
             </w:r>
           </w:p>
         </w:tc>
@@ -9284,7 +9284,7 @@
         <w:trPr/>
         <w:tc>
           <w:tcPr>
-            <w:tcW w:w="2092" w:type="dxa"/>
+            <w:tcW w:w="2116" w:type="dxa"/>
             <w:tcBorders>
               <w:left w:val="single" w:sz="6" w:space="0" w:color="808080"/>
               <w:bottom w:val="single" w:sz="2" w:space="0" w:color="808080"/>
@@ -9310,7 +9310,7 @@
         </w:tc>
         <w:tc>
           <w:tcPr>
-            <w:tcW w:w="5101" w:type="dxa"/>
+            <w:tcW w:w="5167" w:type="dxa"/>
             <w:tcBorders>
               <w:left w:val="single" w:sz="2" w:space="0" w:color="808080"/>
               <w:bottom w:val="single" w:sz="2" w:space="0" w:color="808080"/>
@@ -9337,7 +9337,7 @@
         <w:trPr/>
         <w:tc>
           <w:tcPr>
-            <w:tcW w:w="2092" w:type="dxa"/>
+            <w:tcW w:w="2116" w:type="dxa"/>
             <w:tcBorders>
               <w:left w:val="single" w:sz="6" w:space="0" w:color="808080"/>
               <w:bottom w:val="single" w:sz="2" w:space="0" w:color="808080"/>
@@ -9363,7 +9363,7 @@
         </w:tc>
         <w:tc>
           <w:tcPr>
-            <w:tcW w:w="5101" w:type="dxa"/>
+            <w:tcW w:w="5167" w:type="dxa"/>
             <w:tcBorders>
               <w:left w:val="single" w:sz="2" w:space="0" w:color="808080"/>
               <w:bottom w:val="single" w:sz="2" w:space="0" w:color="808080"/>
@@ -9390,7 +9390,7 @@
         <w:trPr/>
         <w:tc>
           <w:tcPr>
-            <w:tcW w:w="2092" w:type="dxa"/>
+            <w:tcW w:w="2116" w:type="dxa"/>
             <w:tcBorders>
               <w:left w:val="single" w:sz="6" w:space="0" w:color="808080"/>
               <w:bottom w:val="single" w:sz="2" w:space="0" w:color="808080"/>
@@ -9416,7 +9416,7 @@
         </w:tc>
         <w:tc>
           <w:tcPr>
-            <w:tcW w:w="5101" w:type="dxa"/>
+            <w:tcW w:w="5167" w:type="dxa"/>
             <w:tcBorders>
               <w:left w:val="single" w:sz="2" w:space="0" w:color="808080"/>
               <w:bottom w:val="single" w:sz="2" w:space="0" w:color="808080"/>
@@ -9443,7 +9443,7 @@
         <w:trPr/>
         <w:tc>
           <w:tcPr>
-            <w:tcW w:w="2092" w:type="dxa"/>
+            <w:tcW w:w="2116" w:type="dxa"/>
             <w:tcBorders>
               <w:left w:val="single" w:sz="6" w:space="0" w:color="808080"/>
               <w:bottom w:val="single" w:sz="2" w:space="0" w:color="808080"/>
@@ -9469,25 +9469,25 @@
         </w:tc>
         <w:tc>
           <w:tcPr>
-            <w:tcW w:w="5101" w:type="dxa"/>
-            <w:tcBorders>
-              <w:left w:val="single" w:sz="2" w:space="0" w:color="808080"/>
-              <w:bottom w:val="single" w:sz="2" w:space="0" w:color="808080"/>
-              <w:right w:val="single" w:sz="6" w:space="0" w:color="808080"/>
-            </w:tcBorders>
-            <w:vAlign w:val="center"/>
-          </w:tcPr>
-          <w:p>
-            <w:pPr>
-              <w:pStyle w:val="TableContents"/>
-              <w:bidi w:val="0"/>
-              <w:spacing w:before="0" w:after="160"/>
-              <w:jc w:val="left"/>
-              <w:rPr/>
-            </w:pPr>
-            <w:r>
-              <w:rPr/>
-              <w:t>A half day belongs to one day. Choose half a day with a start and end date days apart and the form refuses it — set both dates to the same day instead.</w:t>
+            <w:tcW w:w="5167" w:type="dxa"/>
+            <w:tcBorders>
+              <w:left w:val="single" w:sz="2" w:space="0" w:color="808080"/>
+              <w:bottom w:val="single" w:sz="2" w:space="0" w:color="808080"/>
+              <w:right w:val="single" w:sz="6" w:space="0" w:color="808080"/>
+            </w:tcBorders>
+            <w:vAlign w:val="center"/>
+          </w:tcPr>
+          <w:p>
+            <w:pPr>
+              <w:pStyle w:val="TableContents"/>
+              <w:bidi w:val="0"/>
+              <w:spacing w:before="0" w:after="160"/>
+              <w:jc w:val="left"/>
+              <w:rPr/>
+            </w:pPr>
+            <w:r>
+              <w:rPr/>
+              <w:t>A half day belongs to one day. Choose half a day with a start and end date days apart and the form refuses it. Set both dates to the same day instead.</w:t>
             </w:r>
           </w:p>
         </w:tc>
@@ -9496,7 +9496,7 @@
         <w:trPr/>
         <w:tc>
           <w:tcPr>
-            <w:tcW w:w="2092" w:type="dxa"/>
+            <w:tcW w:w="2116" w:type="dxa"/>
             <w:tcBorders>
               <w:left w:val="single" w:sz="6" w:space="0" w:color="808080"/>
               <w:bottom w:val="single" w:sz="2" w:space="0" w:color="808080"/>
@@ -9522,7 +9522,7 @@
         </w:tc>
         <w:tc>
           <w:tcPr>
-            <w:tcW w:w="5101" w:type="dxa"/>
+            <w:tcW w:w="5167" w:type="dxa"/>
             <w:tcBorders>
               <w:left w:val="single" w:sz="2" w:space="0" w:color="808080"/>
               <w:bottom w:val="single" w:sz="2" w:space="0" w:color="808080"/>
@@ -9549,7 +9549,7 @@
         <w:trPr/>
         <w:tc>
           <w:tcPr>
-            <w:tcW w:w="2092" w:type="dxa"/>
+            <w:tcW w:w="2116" w:type="dxa"/>
             <w:tcBorders>
               <w:left w:val="single" w:sz="6" w:space="0" w:color="808080"/>
               <w:bottom w:val="single" w:sz="2" w:space="0" w:color="808080"/>
@@ -9575,7 +9575,7 @@
         </w:tc>
         <w:tc>
           <w:tcPr>
-            <w:tcW w:w="5101" w:type="dxa"/>
+            <w:tcW w:w="5167" w:type="dxa"/>
             <w:tcBorders>
               <w:left w:val="single" w:sz="2" w:space="0" w:color="808080"/>
               <w:bottom w:val="single" w:sz="2" w:space="0" w:color="808080"/>
@@ -9602,7 +9602,7 @@
         <w:trPr/>
         <w:tc>
           <w:tcPr>
-            <w:tcW w:w="2092" w:type="dxa"/>
+            <w:tcW w:w="2116" w:type="dxa"/>
             <w:tcBorders>
               <w:left w:val="single" w:sz="6" w:space="0" w:color="808080"/>
               <w:bottom w:val="single" w:sz="6" w:space="0" w:color="808080"/>
@@ -9628,7 +9628,7 @@
         </w:tc>
         <w:tc>
           <w:tcPr>
-            <w:tcW w:w="5101" w:type="dxa"/>
+            <w:tcW w:w="5167" w:type="dxa"/>
             <w:tcBorders>
               <w:left w:val="single" w:sz="2" w:space="0" w:color="808080"/>
               <w:bottom w:val="single" w:sz="6" w:space="0" w:color="808080"/>
@@ -9687,7 +9687,7 @@
     </w:p>
     <w:tbl>
       <w:tblPr>
-        <w:tblW w:w="7193" w:type="dxa"/>
+        <w:tblW w:w="7283" w:type="dxa"/>
         <w:jc w:val="left"/>
         <w:tblInd w:w="-7" w:type="dxa"/>
         <w:tblLayout w:type="fixed"/>
@@ -9699,8 +9699,8 @@
         </w:tblCellMar>
       </w:tblPr>
       <w:tblGrid>
-        <w:gridCol w:w="2285"/>
-        <w:gridCol w:w="4908"/>
+        <w:gridCol w:w="2315"/>
+        <w:gridCol w:w="4968"/>
       </w:tblGrid>
       <w:tr>
         <w:trPr>
@@ -9708,7 +9708,7 @@
         </w:trPr>
         <w:tc>
           <w:tcPr>
-            <w:tcW w:w="2285" w:type="dxa"/>
+            <w:tcW w:w="2315" w:type="dxa"/>
             <w:tcBorders>
               <w:top w:val="single" w:sz="6" w:space="0" w:color="808080"/>
               <w:left w:val="single" w:sz="6" w:space="0" w:color="808080"/>
@@ -9733,7 +9733,7 @@
         </w:tc>
         <w:tc>
           <w:tcPr>
-            <w:tcW w:w="4908" w:type="dxa"/>
+            <w:tcW w:w="4968" w:type="dxa"/>
             <w:tcBorders>
               <w:top w:val="single" w:sz="6" w:space="0" w:color="808080"/>
               <w:left w:val="single" w:sz="2" w:space="0" w:color="808080"/>
@@ -9761,7 +9761,7 @@
         <w:trPr/>
         <w:tc>
           <w:tcPr>
-            <w:tcW w:w="2285" w:type="dxa"/>
+            <w:tcW w:w="2315" w:type="dxa"/>
             <w:tcBorders>
               <w:left w:val="single" w:sz="6" w:space="0" w:color="808080"/>
               <w:bottom w:val="single" w:sz="2" w:space="0" w:color="808080"/>
@@ -9787,7 +9787,7 @@
         </w:tc>
         <w:tc>
           <w:tcPr>
-            <w:tcW w:w="4908" w:type="dxa"/>
+            <w:tcW w:w="4968" w:type="dxa"/>
             <w:tcBorders>
               <w:left w:val="single" w:sz="2" w:space="0" w:color="808080"/>
               <w:bottom w:val="single" w:sz="2" w:space="0" w:color="808080"/>
@@ -9814,7 +9814,7 @@
         <w:trPr/>
         <w:tc>
           <w:tcPr>
-            <w:tcW w:w="2285" w:type="dxa"/>
+            <w:tcW w:w="2315" w:type="dxa"/>
             <w:tcBorders>
               <w:left w:val="single" w:sz="6" w:space="0" w:color="808080"/>
               <w:bottom w:val="single" w:sz="2" w:space="0" w:color="808080"/>
@@ -9840,7 +9840,7 @@
         </w:tc>
         <w:tc>
           <w:tcPr>
-            <w:tcW w:w="4908" w:type="dxa"/>
+            <w:tcW w:w="4968" w:type="dxa"/>
             <w:tcBorders>
               <w:left w:val="single" w:sz="2" w:space="0" w:color="808080"/>
               <w:bottom w:val="single" w:sz="2" w:space="0" w:color="808080"/>
@@ -9867,7 +9867,7 @@
         <w:trPr/>
         <w:tc>
           <w:tcPr>
-            <w:tcW w:w="2285" w:type="dxa"/>
+            <w:tcW w:w="2315" w:type="dxa"/>
             <w:tcBorders>
               <w:left w:val="single" w:sz="6" w:space="0" w:color="808080"/>
               <w:bottom w:val="single" w:sz="2" w:space="0" w:color="808080"/>
@@ -9893,25 +9893,25 @@
         </w:tc>
         <w:tc>
           <w:tcPr>
-            <w:tcW w:w="4908" w:type="dxa"/>
-            <w:tcBorders>
-              <w:left w:val="single" w:sz="2" w:space="0" w:color="808080"/>
-              <w:bottom w:val="single" w:sz="2" w:space="0" w:color="808080"/>
-              <w:right w:val="single" w:sz="6" w:space="0" w:color="808080"/>
-            </w:tcBorders>
-            <w:vAlign w:val="center"/>
-          </w:tcPr>
-          <w:p>
-            <w:pPr>
-              <w:pStyle w:val="TableContents"/>
-              <w:bidi w:val="0"/>
-              <w:spacing w:before="0" w:after="160"/>
-              <w:jc w:val="left"/>
-              <w:rPr/>
-            </w:pPr>
-            <w:r>
-              <w:rPr/>
-              <w:t>Check whose stage it is in under View Details. If nobody is set as your reporting manager it will never reach a Stage 1 queue — ask an administrator to set one.</w:t>
+            <w:tcW w:w="4968" w:type="dxa"/>
+            <w:tcBorders>
+              <w:left w:val="single" w:sz="2" w:space="0" w:color="808080"/>
+              <w:bottom w:val="single" w:sz="2" w:space="0" w:color="808080"/>
+              <w:right w:val="single" w:sz="6" w:space="0" w:color="808080"/>
+            </w:tcBorders>
+            <w:vAlign w:val="center"/>
+          </w:tcPr>
+          <w:p>
+            <w:pPr>
+              <w:pStyle w:val="TableContents"/>
+              <w:bidi w:val="0"/>
+              <w:spacing w:before="0" w:after="160"/>
+              <w:jc w:val="left"/>
+              <w:rPr/>
+            </w:pPr>
+            <w:r>
+              <w:rPr/>
+              <w:t>Check whose stage it is in under View Details. If nobody is set as your reporting manager it will never reach a Stage 1 queue. Ask an administrator to set one.</w:t>
             </w:r>
           </w:p>
         </w:tc>
@@ -9920,7 +9920,7 @@
         <w:trPr/>
         <w:tc>
           <w:tcPr>
-            <w:tcW w:w="2285" w:type="dxa"/>
+            <w:tcW w:w="2315" w:type="dxa"/>
             <w:tcBorders>
               <w:left w:val="single" w:sz="6" w:space="0" w:color="808080"/>
               <w:bottom w:val="single" w:sz="2" w:space="0" w:color="808080"/>
@@ -9946,7 +9946,7 @@
         </w:tc>
         <w:tc>
           <w:tcPr>
-            <w:tcW w:w="4908" w:type="dxa"/>
+            <w:tcW w:w="4968" w:type="dxa"/>
             <w:tcBorders>
               <w:left w:val="single" w:sz="2" w:space="0" w:color="808080"/>
               <w:bottom w:val="single" w:sz="2" w:space="0" w:color="808080"/>
@@ -9973,7 +9973,7 @@
         <w:trPr/>
         <w:tc>
           <w:tcPr>
-            <w:tcW w:w="2285" w:type="dxa"/>
+            <w:tcW w:w="2315" w:type="dxa"/>
             <w:tcBorders>
               <w:left w:val="single" w:sz="6" w:space="0" w:color="808080"/>
               <w:bottom w:val="single" w:sz="2" w:space="0" w:color="808080"/>
@@ -9999,7 +9999,7 @@
         </w:tc>
         <w:tc>
           <w:tcPr>
-            <w:tcW w:w="4908" w:type="dxa"/>
+            <w:tcW w:w="4968" w:type="dxa"/>
             <w:tcBorders>
               <w:left w:val="single" w:sz="2" w:space="0" w:color="808080"/>
               <w:bottom w:val="single" w:sz="2" w:space="0" w:color="808080"/>
@@ -10026,7 +10026,7 @@
         <w:trPr/>
         <w:tc>
           <w:tcPr>
-            <w:tcW w:w="2285" w:type="dxa"/>
+            <w:tcW w:w="2315" w:type="dxa"/>
             <w:tcBorders>
               <w:left w:val="single" w:sz="6" w:space="0" w:color="808080"/>
               <w:bottom w:val="single" w:sz="6" w:space="0" w:color="808080"/>
@@ -10052,7 +10052,7 @@
         </w:tc>
         <w:tc>
           <w:tcPr>
-            <w:tcW w:w="4908" w:type="dxa"/>
+            <w:tcW w:w="4968" w:type="dxa"/>
             <w:tcBorders>
               <w:left w:val="single" w:sz="2" w:space="0" w:color="808080"/>
               <w:bottom w:val="single" w:sz="6" w:space="0" w:color="808080"/>
@@ -10117,7 +10117,7 @@
       </w:r>
       <w:r>
         <w:rPr/>
-        <w:t xml:space="preserve">. Quote your leave reference number — the </w:t>
+        <w:t xml:space="preserve">. Quote your leave reference number, the </w:t>
       </w:r>
       <w:r>
         <w:rPr>
@@ -10127,7 +10127,7 @@
       </w:r>
       <w:r>
         <w:rPr/>
-        <w:t xml:space="preserve"> code — if your question is about a specific request.</w:t>
+        <w:t xml:space="preserve"> code, if your question is about a specific request.</w:t>
       </w:r>
     </w:p>
     <w:p>

--- a/docs/08_USER_MANUAL.docx
+++ b/docs/08_USER_MANUAL.docx
@@ -55,13 +55,13 @@
         </w:tblCellMar>
       </w:tblPr>
       <w:tblGrid>
-        <w:gridCol w:w="7283"/>
+        <w:gridCol w:w="10205"/>
       </w:tblGrid>
       <w:tr>
         <w:trPr/>
         <w:tc>
           <w:tcPr>
-            <w:tcW w:w="7283" w:type="dxa"/>
+            <w:tcW w:w="10205" w:type="dxa"/>
             <w:tcBorders/>
             <w:shd w:fill="F4F7FA" w:val="clear"/>
             <w:vAlign w:val="center"/>
@@ -69,8 +69,9 @@
           <w:p>
             <w:pPr>
               <w:pStyle w:val="TableContents"/>
-              <w:bidi w:val="0"/>
-              <w:spacing w:before="0" w:after="160"/>
+              <w:widowControl w:val="false"/>
+              <w:suppressLineNumbers/>
+              <w:bidi w:val="0"/>
               <w:jc w:val="left"/>
               <w:rPr/>
             </w:pPr>
@@ -161,7 +162,7 @@
           <w:numId w:val="1"/>
         </w:numPr>
         <w:tabs>
-          <w:tab w:val="clear" w:pos="1134"/>
+          <w:tab w:val="clear" w:pos="709"/>
           <w:tab w:val="left" w:pos="709" w:leader="none"/>
         </w:tabs>
         <w:bidi w:val="0"/>
@@ -183,7 +184,7 @@
           <w:numId w:val="1"/>
         </w:numPr>
         <w:tabs>
-          <w:tab w:val="clear" w:pos="1134"/>
+          <w:tab w:val="clear" w:pos="709"/>
           <w:tab w:val="left" w:pos="709" w:leader="none"/>
         </w:tabs>
         <w:bidi w:val="0"/>
@@ -205,7 +206,7 @@
           <w:numId w:val="1"/>
         </w:numPr>
         <w:tabs>
-          <w:tab w:val="clear" w:pos="1134"/>
+          <w:tab w:val="clear" w:pos="709"/>
           <w:tab w:val="left" w:pos="709" w:leader="none"/>
         </w:tabs>
         <w:bidi w:val="0"/>
@@ -240,7 +241,7 @@
           <w:numId w:val="2"/>
         </w:numPr>
         <w:tabs>
-          <w:tab w:val="clear" w:pos="1134"/>
+          <w:tab w:val="clear" w:pos="709"/>
           <w:tab w:val="left" w:pos="709" w:leader="none"/>
         </w:tabs>
         <w:bidi w:val="0"/>
@@ -262,7 +263,7 @@
           <w:numId w:val="2"/>
         </w:numPr>
         <w:tabs>
-          <w:tab w:val="clear" w:pos="1134"/>
+          <w:tab w:val="clear" w:pos="709"/>
           <w:tab w:val="left" w:pos="709" w:leader="none"/>
         </w:tabs>
         <w:bidi w:val="0"/>
@@ -284,7 +285,7 @@
           <w:numId w:val="2"/>
         </w:numPr>
         <w:tabs>
-          <w:tab w:val="clear" w:pos="1134"/>
+          <w:tab w:val="clear" w:pos="709"/>
           <w:tab w:val="left" w:pos="709" w:leader="none"/>
         </w:tabs>
         <w:bidi w:val="0"/>
@@ -306,7 +307,7 @@
           <w:numId w:val="2"/>
         </w:numPr>
         <w:tabs>
-          <w:tab w:val="clear" w:pos="1134"/>
+          <w:tab w:val="clear" w:pos="709"/>
           <w:tab w:val="left" w:pos="709" w:leader="none"/>
         </w:tabs>
         <w:bidi w:val="0"/>
@@ -328,7 +329,7 @@
           <w:numId w:val="2"/>
         </w:numPr>
         <w:tabs>
-          <w:tab w:val="clear" w:pos="1134"/>
+          <w:tab w:val="clear" w:pos="709"/>
           <w:tab w:val="left" w:pos="709" w:leader="none"/>
         </w:tabs>
         <w:bidi w:val="0"/>
@@ -363,7 +364,7 @@
           <w:numId w:val="3"/>
         </w:numPr>
         <w:tabs>
-          <w:tab w:val="clear" w:pos="1134"/>
+          <w:tab w:val="clear" w:pos="709"/>
           <w:tab w:val="left" w:pos="709" w:leader="none"/>
         </w:tabs>
         <w:bidi w:val="0"/>
@@ -385,7 +386,7 @@
           <w:numId w:val="3"/>
         </w:numPr>
         <w:tabs>
-          <w:tab w:val="clear" w:pos="1134"/>
+          <w:tab w:val="clear" w:pos="709"/>
           <w:tab w:val="left" w:pos="709" w:leader="none"/>
         </w:tabs>
         <w:bidi w:val="0"/>
@@ -407,7 +408,7 @@
           <w:numId w:val="3"/>
         </w:numPr>
         <w:tabs>
-          <w:tab w:val="clear" w:pos="1134"/>
+          <w:tab w:val="clear" w:pos="709"/>
           <w:tab w:val="left" w:pos="709" w:leader="none"/>
         </w:tabs>
         <w:bidi w:val="0"/>
@@ -429,7 +430,7 @@
           <w:numId w:val="3"/>
         </w:numPr>
         <w:tabs>
-          <w:tab w:val="clear" w:pos="1134"/>
+          <w:tab w:val="clear" w:pos="709"/>
           <w:tab w:val="left" w:pos="709" w:leader="none"/>
         </w:tabs>
         <w:bidi w:val="0"/>
@@ -485,7 +486,7 @@
           <w:numId w:val="4"/>
         </w:numPr>
         <w:tabs>
-          <w:tab w:val="clear" w:pos="1134"/>
+          <w:tab w:val="clear" w:pos="709"/>
           <w:tab w:val="left" w:pos="709" w:leader="none"/>
         </w:tabs>
         <w:bidi w:val="0"/>
@@ -527,7 +528,7 @@
           <w:numId w:val="4"/>
         </w:numPr>
         <w:tabs>
-          <w:tab w:val="clear" w:pos="1134"/>
+          <w:tab w:val="clear" w:pos="709"/>
           <w:tab w:val="left" w:pos="709" w:leader="none"/>
         </w:tabs>
         <w:bidi w:val="0"/>
@@ -559,7 +560,7 @@
           <w:numId w:val="4"/>
         </w:numPr>
         <w:tabs>
-          <w:tab w:val="clear" w:pos="1134"/>
+          <w:tab w:val="clear" w:pos="709"/>
           <w:tab w:val="left" w:pos="709" w:leader="none"/>
         </w:tabs>
         <w:bidi w:val="0"/>
@@ -591,7 +592,7 @@
           <w:numId w:val="4"/>
         </w:numPr>
         <w:tabs>
-          <w:tab w:val="clear" w:pos="1134"/>
+          <w:tab w:val="clear" w:pos="709"/>
           <w:tab w:val="left" w:pos="709" w:leader="none"/>
         </w:tabs>
         <w:bidi w:val="0"/>
@@ -623,7 +624,7 @@
           <w:numId w:val="4"/>
         </w:numPr>
         <w:tabs>
-          <w:tab w:val="clear" w:pos="1134"/>
+          <w:tab w:val="clear" w:pos="709"/>
           <w:tab w:val="left" w:pos="709" w:leader="none"/>
         </w:tabs>
         <w:bidi w:val="0"/>
@@ -835,7 +836,7 @@
     </w:p>
     <w:tbl>
       <w:tblPr>
-        <w:tblW w:w="7283" w:type="dxa"/>
+        <w:tblW w:w="10205" w:type="dxa"/>
         <w:jc w:val="left"/>
         <w:tblInd w:w="-7" w:type="dxa"/>
         <w:tblLayout w:type="fixed"/>
@@ -847,8 +848,8 @@
         </w:tblCellMar>
       </w:tblPr>
       <w:tblGrid>
-        <w:gridCol w:w="1256"/>
-        <w:gridCol w:w="6027"/>
+        <w:gridCol w:w="1390"/>
+        <w:gridCol w:w="8815"/>
       </w:tblGrid>
       <w:tr>
         <w:trPr>
@@ -856,7 +857,7 @@
         </w:trPr>
         <w:tc>
           <w:tcPr>
-            <w:tcW w:w="1256" w:type="dxa"/>
+            <w:tcW w:w="1390" w:type="dxa"/>
             <w:tcBorders>
               <w:top w:val="single" w:sz="6" w:space="0" w:color="808080"/>
               <w:left w:val="single" w:sz="6" w:space="0" w:color="808080"/>
@@ -869,7 +870,6 @@
             <w:pPr>
               <w:pStyle w:val="TableHeading"/>
               <w:bidi w:val="0"/>
-              <w:spacing w:before="0" w:after="160"/>
               <w:jc w:val="left"/>
               <w:rPr/>
             </w:pPr>
@@ -881,7 +881,7 @@
         </w:tc>
         <w:tc>
           <w:tcPr>
-            <w:tcW w:w="6027" w:type="dxa"/>
+            <w:tcW w:w="8815" w:type="dxa"/>
             <w:tcBorders>
               <w:top w:val="single" w:sz="6" w:space="0" w:color="808080"/>
               <w:left w:val="single" w:sz="2" w:space="0" w:color="808080"/>
@@ -894,7 +894,6 @@
             <w:pPr>
               <w:pStyle w:val="TableHeading"/>
               <w:bidi w:val="0"/>
-              <w:spacing w:before="0" w:after="160"/>
               <w:jc w:val="left"/>
               <w:rPr/>
             </w:pPr>
@@ -909,7 +908,7 @@
         <w:trPr/>
         <w:tc>
           <w:tcPr>
-            <w:tcW w:w="1256" w:type="dxa"/>
+            <w:tcW w:w="1390" w:type="dxa"/>
             <w:tcBorders>
               <w:left w:val="single" w:sz="6" w:space="0" w:color="808080"/>
               <w:bottom w:val="single" w:sz="2" w:space="0" w:color="808080"/>
@@ -921,7 +920,6 @@
             <w:pPr>
               <w:pStyle w:val="TableContents"/>
               <w:bidi w:val="0"/>
-              <w:spacing w:before="0" w:after="160"/>
               <w:jc w:val="left"/>
               <w:rPr/>
             </w:pPr>
@@ -935,19 +933,18 @@
         </w:tc>
         <w:tc>
           <w:tcPr>
-            <w:tcW w:w="6027" w:type="dxa"/>
-            <w:tcBorders>
-              <w:left w:val="single" w:sz="2" w:space="0" w:color="808080"/>
-              <w:bottom w:val="single" w:sz="2" w:space="0" w:color="808080"/>
-              <w:right w:val="single" w:sz="6" w:space="0" w:color="808080"/>
-            </w:tcBorders>
-            <w:vAlign w:val="center"/>
-          </w:tcPr>
-          <w:p>
-            <w:pPr>
-              <w:pStyle w:val="TableContents"/>
-              <w:bidi w:val="0"/>
-              <w:spacing w:before="0" w:after="160"/>
+            <w:tcW w:w="8815" w:type="dxa"/>
+            <w:tcBorders>
+              <w:left w:val="single" w:sz="2" w:space="0" w:color="808080"/>
+              <w:bottom w:val="single" w:sz="2" w:space="0" w:color="808080"/>
+              <w:right w:val="single" w:sz="6" w:space="0" w:color="808080"/>
+            </w:tcBorders>
+            <w:vAlign w:val="center"/>
+          </w:tcPr>
+          <w:p>
+            <w:pPr>
+              <w:pStyle w:val="TableContents"/>
+              <w:bidi w:val="0"/>
               <w:jc w:val="left"/>
               <w:rPr/>
             </w:pPr>
@@ -962,7 +959,7 @@
         <w:trPr/>
         <w:tc>
           <w:tcPr>
-            <w:tcW w:w="1256" w:type="dxa"/>
+            <w:tcW w:w="1390" w:type="dxa"/>
             <w:tcBorders>
               <w:left w:val="single" w:sz="6" w:space="0" w:color="808080"/>
               <w:bottom w:val="single" w:sz="2" w:space="0" w:color="808080"/>
@@ -974,7 +971,6 @@
             <w:pPr>
               <w:pStyle w:val="TableContents"/>
               <w:bidi w:val="0"/>
-              <w:spacing w:before="0" w:after="160"/>
               <w:jc w:val="left"/>
               <w:rPr/>
             </w:pPr>
@@ -988,19 +984,18 @@
         </w:tc>
         <w:tc>
           <w:tcPr>
-            <w:tcW w:w="6027" w:type="dxa"/>
-            <w:tcBorders>
-              <w:left w:val="single" w:sz="2" w:space="0" w:color="808080"/>
-              <w:bottom w:val="single" w:sz="2" w:space="0" w:color="808080"/>
-              <w:right w:val="single" w:sz="6" w:space="0" w:color="808080"/>
-            </w:tcBorders>
-            <w:vAlign w:val="center"/>
-          </w:tcPr>
-          <w:p>
-            <w:pPr>
-              <w:pStyle w:val="TableContents"/>
-              <w:bidi w:val="0"/>
-              <w:spacing w:before="0" w:after="160"/>
+            <w:tcW w:w="8815" w:type="dxa"/>
+            <w:tcBorders>
+              <w:left w:val="single" w:sz="2" w:space="0" w:color="808080"/>
+              <w:bottom w:val="single" w:sz="2" w:space="0" w:color="808080"/>
+              <w:right w:val="single" w:sz="6" w:space="0" w:color="808080"/>
+            </w:tcBorders>
+            <w:vAlign w:val="center"/>
+          </w:tcPr>
+          <w:p>
+            <w:pPr>
+              <w:pStyle w:val="TableContents"/>
+              <w:bidi w:val="0"/>
               <w:jc w:val="left"/>
               <w:rPr/>
             </w:pPr>
@@ -1015,7 +1010,7 @@
         <w:trPr/>
         <w:tc>
           <w:tcPr>
-            <w:tcW w:w="1256" w:type="dxa"/>
+            <w:tcW w:w="1390" w:type="dxa"/>
             <w:tcBorders>
               <w:left w:val="single" w:sz="6" w:space="0" w:color="808080"/>
               <w:bottom w:val="single" w:sz="2" w:space="0" w:color="808080"/>
@@ -1027,7 +1022,6 @@
             <w:pPr>
               <w:pStyle w:val="TableContents"/>
               <w:bidi w:val="0"/>
-              <w:spacing w:before="0" w:after="160"/>
               <w:jc w:val="left"/>
               <w:rPr/>
             </w:pPr>
@@ -1041,19 +1035,18 @@
         </w:tc>
         <w:tc>
           <w:tcPr>
-            <w:tcW w:w="6027" w:type="dxa"/>
-            <w:tcBorders>
-              <w:left w:val="single" w:sz="2" w:space="0" w:color="808080"/>
-              <w:bottom w:val="single" w:sz="2" w:space="0" w:color="808080"/>
-              <w:right w:val="single" w:sz="6" w:space="0" w:color="808080"/>
-            </w:tcBorders>
-            <w:vAlign w:val="center"/>
-          </w:tcPr>
-          <w:p>
-            <w:pPr>
-              <w:pStyle w:val="TableContents"/>
-              <w:bidi w:val="0"/>
-              <w:spacing w:before="0" w:after="160"/>
+            <w:tcW w:w="8815" w:type="dxa"/>
+            <w:tcBorders>
+              <w:left w:val="single" w:sz="2" w:space="0" w:color="808080"/>
+              <w:bottom w:val="single" w:sz="2" w:space="0" w:color="808080"/>
+              <w:right w:val="single" w:sz="6" w:space="0" w:color="808080"/>
+            </w:tcBorders>
+            <w:vAlign w:val="center"/>
+          </w:tcPr>
+          <w:p>
+            <w:pPr>
+              <w:pStyle w:val="TableContents"/>
+              <w:bidi w:val="0"/>
               <w:jc w:val="left"/>
               <w:rPr/>
             </w:pPr>
@@ -1068,7 +1061,7 @@
         <w:trPr/>
         <w:tc>
           <w:tcPr>
-            <w:tcW w:w="1256" w:type="dxa"/>
+            <w:tcW w:w="1390" w:type="dxa"/>
             <w:tcBorders>
               <w:left w:val="single" w:sz="6" w:space="0" w:color="808080"/>
               <w:bottom w:val="single" w:sz="6" w:space="0" w:color="808080"/>
@@ -1080,7 +1073,6 @@
             <w:pPr>
               <w:pStyle w:val="TableContents"/>
               <w:bidi w:val="0"/>
-              <w:spacing w:before="0" w:after="160"/>
               <w:jc w:val="left"/>
               <w:rPr/>
             </w:pPr>
@@ -1094,7 +1086,7 @@
         </w:tc>
         <w:tc>
           <w:tcPr>
-            <w:tcW w:w="6027" w:type="dxa"/>
+            <w:tcW w:w="8815" w:type="dxa"/>
             <w:tcBorders>
               <w:left w:val="single" w:sz="2" w:space="0" w:color="808080"/>
               <w:bottom w:val="single" w:sz="6" w:space="0" w:color="808080"/>
@@ -1106,7 +1098,6 @@
             <w:pPr>
               <w:pStyle w:val="TableContents"/>
               <w:bidi w:val="0"/>
-              <w:spacing w:before="0" w:after="160"/>
               <w:jc w:val="left"/>
               <w:rPr/>
             </w:pPr>
@@ -1150,7 +1141,7 @@
           <w:numId w:val="5"/>
         </w:numPr>
         <w:tabs>
-          <w:tab w:val="clear" w:pos="1134"/>
+          <w:tab w:val="clear" w:pos="709"/>
           <w:tab w:val="left" w:pos="709" w:leader="none"/>
         </w:tabs>
         <w:bidi w:val="0"/>
@@ -1178,7 +1169,7 @@
           <w:numId w:val="5"/>
         </w:numPr>
         <w:tabs>
-          <w:tab w:val="clear" w:pos="1134"/>
+          <w:tab w:val="clear" w:pos="709"/>
           <w:tab w:val="left" w:pos="709" w:leader="none"/>
         </w:tabs>
         <w:bidi w:val="0"/>
@@ -1261,7 +1252,7 @@
           <w:numId w:val="6"/>
         </w:numPr>
         <w:tabs>
-          <w:tab w:val="clear" w:pos="1134"/>
+          <w:tab w:val="clear" w:pos="709"/>
           <w:tab w:val="left" w:pos="709" w:leader="none"/>
         </w:tabs>
         <w:bidi w:val="0"/>
@@ -1283,7 +1274,7 @@
           <w:numId w:val="6"/>
         </w:numPr>
         <w:tabs>
-          <w:tab w:val="clear" w:pos="1134"/>
+          <w:tab w:val="clear" w:pos="709"/>
           <w:tab w:val="left" w:pos="709" w:leader="none"/>
         </w:tabs>
         <w:bidi w:val="0"/>
@@ -1305,7 +1296,7 @@
           <w:numId w:val="6"/>
         </w:numPr>
         <w:tabs>
-          <w:tab w:val="clear" w:pos="1134"/>
+          <w:tab w:val="clear" w:pos="709"/>
           <w:tab w:val="left" w:pos="709" w:leader="none"/>
         </w:tabs>
         <w:bidi w:val="0"/>
@@ -1337,7 +1328,7 @@
           <w:numId w:val="6"/>
         </w:numPr>
         <w:tabs>
-          <w:tab w:val="clear" w:pos="1134"/>
+          <w:tab w:val="clear" w:pos="709"/>
           <w:tab w:val="left" w:pos="709" w:leader="none"/>
         </w:tabs>
         <w:bidi w:val="0"/>
@@ -1359,7 +1350,7 @@
           <w:numId w:val="6"/>
         </w:numPr>
         <w:tabs>
-          <w:tab w:val="clear" w:pos="1134"/>
+          <w:tab w:val="clear" w:pos="709"/>
           <w:tab w:val="left" w:pos="709" w:leader="none"/>
         </w:tabs>
         <w:bidi w:val="0"/>
@@ -1402,6 +1393,76 @@
       <w:r>
         <w:rPr/>
         <w:t>.</w:t>
+      </w:r>
+    </w:p>
+    <w:p>
+      <w:pPr>
+        <w:pStyle w:val="BodyText"/>
+        <w:bidi w:val="0"/>
+        <w:jc w:val="left"/>
+        <w:rPr/>
+      </w:pPr>
+      <w:r>
+        <w:rPr/>
+        <w:t>The bell updates itself while you work, so a request arriving in your queue appears without reloading the page.</w:t>
+      </w:r>
+    </w:p>
+    <w:p>
+      <w:pPr>
+        <w:pStyle w:val="Heading3"/>
+        <w:bidi w:val="0"/>
+        <w:jc w:val="left"/>
+        <w:rPr/>
+      </w:pPr>
+      <w:r>
+        <w:rPr/>
+        <w:t>Email</w:t>
+      </w:r>
+    </w:p>
+    <w:p>
+      <w:pPr>
+        <w:pStyle w:val="BodyText"/>
+        <w:bidi w:val="0"/>
+        <w:jc w:val="left"/>
+        <w:rPr/>
+      </w:pPr>
+      <w:r>
+        <w:rPr/>
+        <w:t xml:space="preserve">Everything the bell tells you is also sent to your work email address, so you do not have to be signed in to hear about it. Messages come from </w:t>
+      </w:r>
+      <w:r>
+        <w:rPr>
+          <w:rStyle w:val="Strong"/>
+        </w:rPr>
+        <w:t>lms@realnet.co.sz</w:t>
+      </w:r>
+      <w:r>
+        <w:rPr/>
+        <w:t>.</w:t>
+      </w:r>
+    </w:p>
+    <w:p>
+      <w:pPr>
+        <w:pStyle w:val="BodyText"/>
+        <w:bidi w:val="0"/>
+        <w:jc w:val="left"/>
+        <w:rPr/>
+      </w:pPr>
+      <w:r>
+        <w:rPr/>
+        <w:t>The message carries the outcome, the dates and any remarks the approver left. The link in it is there if you want the full record, not because you need it to find out what happened.</w:t>
+      </w:r>
+    </w:p>
+    <w:p>
+      <w:pPr>
+        <w:pStyle w:val="BodyText"/>
+        <w:bidi w:val="0"/>
+        <w:jc w:val="left"/>
+        <w:rPr/>
+      </w:pPr>
+      <w:r>
+        <w:rPr/>
+        <w:t>Email can trail the bell by a minute or so. The bell is immediate; mail is sent in batches shortly after. Nothing is lost if the mail server is briefly unavailable, it is delivered once the server is back.</w:t>
       </w:r>
     </w:p>
     <w:tbl>
@@ -1418,13 +1479,13 @@
         </w:tblCellMar>
       </w:tblPr>
       <w:tblGrid>
-        <w:gridCol w:w="7283"/>
+        <w:gridCol w:w="10205"/>
       </w:tblGrid>
       <w:tr>
         <w:trPr/>
         <w:tc>
           <w:tcPr>
-            <w:tcW w:w="7283" w:type="dxa"/>
+            <w:tcW w:w="10205" w:type="dxa"/>
             <w:tcBorders/>
             <w:shd w:fill="F4F7FA" w:val="clear"/>
             <w:vAlign w:val="center"/>
@@ -1432,19 +1493,58 @@
           <w:p>
             <w:pPr>
               <w:pStyle w:val="TableContents"/>
-              <w:bidi w:val="0"/>
-              <w:spacing w:before="0" w:after="160"/>
-              <w:jc w:val="left"/>
-              <w:rPr/>
-            </w:pPr>
-            <w:r>
-              <w:rPr/>
-              <w:t>Notifications are in-app only. The system does not send email, so nothing depends on a mail server being reachable.</w:t>
+              <w:widowControl w:val="false"/>
+              <w:suppressLineNumbers/>
+              <w:bidi w:val="0"/>
+              <w:jc w:val="left"/>
+              <w:rPr/>
+            </w:pPr>
+            <w:r>
+              <w:rPr>
+                <w:rStyle w:val="Strong"/>
+              </w:rPr>
+              <w:t>Do not reply to that address.</w:t>
+            </w:r>
+            <w:r>
+              <w:rPr/>
+              <w:t xml:space="preserve"> Nobody reads </w:t>
+            </w:r>
+            <w:r>
+              <w:rPr>
+                <w:rStyle w:val="SourceText"/>
+              </w:rPr>
+              <w:t>lms@realnet.co.sz</w:t>
+            </w:r>
+            <w:r>
+              <w:rPr/>
+              <w:t>. Replies are directed to info@realnet.co.sz instead, and anything about a specific request is better raised with your line manager or HR.</w:t>
             </w:r>
           </w:p>
         </w:tc>
       </w:tr>
     </w:tbl>
+    <w:p>
+      <w:pPr>
+        <w:pStyle w:val="BodyText"/>
+        <w:bidi w:val="0"/>
+        <w:jc w:val="left"/>
+        <w:rPr/>
+      </w:pPr>
+      <w:r>
+        <w:rPr/>
+        <w:t xml:space="preserve">If notices are not arriving, check your junk folder first: a new sending address is often filtered the first few times, and marking one message as not junk usually settles it. If they show in the </w:t>
+      </w:r>
+      <w:r>
+        <w:rPr>
+          <w:rStyle w:val="Strong"/>
+        </w:rPr>
+        <w:t>Alerts</w:t>
+      </w:r>
+      <w:r>
+        <w:rPr/>
+        <w:t xml:space="preserve"> bell but never arrive by mail, that is a server problem rather than anything you can fix, so report it to IT. Nothing is lost either way, the bell carries the same news.</w:t>
+      </w:r>
+    </w:p>
     <w:p>
       <w:pPr>
         <w:pStyle w:val="Heading3"/>
@@ -1495,7 +1595,7 @@
     </w:p>
     <w:tbl>
       <w:tblPr>
-        <w:tblW w:w="7283" w:type="dxa"/>
+        <w:tblW w:w="10205" w:type="dxa"/>
         <w:jc w:val="left"/>
         <w:tblInd w:w="-7" w:type="dxa"/>
         <w:tblLayout w:type="fixed"/>
@@ -1507,8 +1607,8 @@
         </w:tblCellMar>
       </w:tblPr>
       <w:tblGrid>
-        <w:gridCol w:w="2432"/>
-        <w:gridCol w:w="4851"/>
+        <w:gridCol w:w="3168"/>
+        <w:gridCol w:w="7037"/>
       </w:tblGrid>
       <w:tr>
         <w:trPr>
@@ -1516,7 +1616,7 @@
         </w:trPr>
         <w:tc>
           <w:tcPr>
-            <w:tcW w:w="2432" w:type="dxa"/>
+            <w:tcW w:w="3168" w:type="dxa"/>
             <w:tcBorders>
               <w:top w:val="single" w:sz="6" w:space="0" w:color="808080"/>
               <w:left w:val="single" w:sz="6" w:space="0" w:color="808080"/>
@@ -1529,7 +1629,6 @@
             <w:pPr>
               <w:pStyle w:val="TableHeading"/>
               <w:bidi w:val="0"/>
-              <w:spacing w:before="0" w:after="160"/>
               <w:jc w:val="left"/>
               <w:rPr/>
             </w:pPr>
@@ -1541,7 +1640,7 @@
         </w:tc>
         <w:tc>
           <w:tcPr>
-            <w:tcW w:w="4851" w:type="dxa"/>
+            <w:tcW w:w="7037" w:type="dxa"/>
             <w:tcBorders>
               <w:top w:val="single" w:sz="6" w:space="0" w:color="808080"/>
               <w:left w:val="single" w:sz="2" w:space="0" w:color="808080"/>
@@ -1554,7 +1653,6 @@
             <w:pPr>
               <w:pStyle w:val="TableHeading"/>
               <w:bidi w:val="0"/>
-              <w:spacing w:before="0" w:after="160"/>
               <w:jc w:val="left"/>
               <w:rPr/>
             </w:pPr>
@@ -1569,7 +1667,7 @@
         <w:trPr/>
         <w:tc>
           <w:tcPr>
-            <w:tcW w:w="2432" w:type="dxa"/>
+            <w:tcW w:w="3168" w:type="dxa"/>
             <w:tcBorders>
               <w:left w:val="single" w:sz="6" w:space="0" w:color="808080"/>
               <w:bottom w:val="single" w:sz="2" w:space="0" w:color="808080"/>
@@ -1581,7 +1679,6 @@
             <w:pPr>
               <w:pStyle w:val="TableContents"/>
               <w:bidi w:val="0"/>
-              <w:spacing w:before="0" w:after="160"/>
               <w:jc w:val="left"/>
               <w:rPr/>
             </w:pPr>
@@ -1599,19 +1696,18 @@
         </w:tc>
         <w:tc>
           <w:tcPr>
-            <w:tcW w:w="4851" w:type="dxa"/>
-            <w:tcBorders>
-              <w:left w:val="single" w:sz="2" w:space="0" w:color="808080"/>
-              <w:bottom w:val="single" w:sz="2" w:space="0" w:color="808080"/>
-              <w:right w:val="single" w:sz="6" w:space="0" w:color="808080"/>
-            </w:tcBorders>
-            <w:vAlign w:val="center"/>
-          </w:tcPr>
-          <w:p>
-            <w:pPr>
-              <w:pStyle w:val="TableContents"/>
-              <w:bidi w:val="0"/>
-              <w:spacing w:before="0" w:after="160"/>
+            <w:tcW w:w="7037" w:type="dxa"/>
+            <w:tcBorders>
+              <w:left w:val="single" w:sz="2" w:space="0" w:color="808080"/>
+              <w:bottom w:val="single" w:sz="2" w:space="0" w:color="808080"/>
+              <w:right w:val="single" w:sz="6" w:space="0" w:color="808080"/>
+            </w:tcBorders>
+            <w:vAlign w:val="center"/>
+          </w:tcPr>
+          <w:p>
+            <w:pPr>
+              <w:pStyle w:val="TableContents"/>
+              <w:bidi w:val="0"/>
               <w:jc w:val="left"/>
               <w:rPr/>
             </w:pPr>
@@ -1636,7 +1732,7 @@
         <w:trPr/>
         <w:tc>
           <w:tcPr>
-            <w:tcW w:w="2432" w:type="dxa"/>
+            <w:tcW w:w="3168" w:type="dxa"/>
             <w:tcBorders>
               <w:left w:val="single" w:sz="6" w:space="0" w:color="808080"/>
               <w:bottom w:val="single" w:sz="2" w:space="0" w:color="808080"/>
@@ -1648,7 +1744,6 @@
             <w:pPr>
               <w:pStyle w:val="TableContents"/>
               <w:bidi w:val="0"/>
-              <w:spacing w:before="0" w:after="160"/>
               <w:jc w:val="left"/>
               <w:rPr/>
             </w:pPr>
@@ -1666,19 +1761,18 @@
         </w:tc>
         <w:tc>
           <w:tcPr>
-            <w:tcW w:w="4851" w:type="dxa"/>
-            <w:tcBorders>
-              <w:left w:val="single" w:sz="2" w:space="0" w:color="808080"/>
-              <w:bottom w:val="single" w:sz="2" w:space="0" w:color="808080"/>
-              <w:right w:val="single" w:sz="6" w:space="0" w:color="808080"/>
-            </w:tcBorders>
-            <w:vAlign w:val="center"/>
-          </w:tcPr>
-          <w:p>
-            <w:pPr>
-              <w:pStyle w:val="TableContents"/>
-              <w:bidi w:val="0"/>
-              <w:spacing w:before="0" w:after="160"/>
+            <w:tcW w:w="7037" w:type="dxa"/>
+            <w:tcBorders>
+              <w:left w:val="single" w:sz="2" w:space="0" w:color="808080"/>
+              <w:bottom w:val="single" w:sz="2" w:space="0" w:color="808080"/>
+              <w:right w:val="single" w:sz="6" w:space="0" w:color="808080"/>
+            </w:tcBorders>
+            <w:vAlign w:val="center"/>
+          </w:tcPr>
+          <w:p>
+            <w:pPr>
+              <w:pStyle w:val="TableContents"/>
+              <w:bidi w:val="0"/>
               <w:jc w:val="left"/>
               <w:rPr/>
             </w:pPr>
@@ -1703,7 +1797,7 @@
         <w:trPr/>
         <w:tc>
           <w:tcPr>
-            <w:tcW w:w="2432" w:type="dxa"/>
+            <w:tcW w:w="3168" w:type="dxa"/>
             <w:tcBorders>
               <w:left w:val="single" w:sz="6" w:space="0" w:color="808080"/>
               <w:bottom w:val="single" w:sz="6" w:space="0" w:color="808080"/>
@@ -1715,7 +1809,6 @@
             <w:pPr>
               <w:pStyle w:val="TableContents"/>
               <w:bidi w:val="0"/>
-              <w:spacing w:before="0" w:after="160"/>
               <w:jc w:val="left"/>
               <w:rPr/>
             </w:pPr>
@@ -1733,7 +1826,7 @@
         </w:tc>
         <w:tc>
           <w:tcPr>
-            <w:tcW w:w="4851" w:type="dxa"/>
+            <w:tcW w:w="7037" w:type="dxa"/>
             <w:tcBorders>
               <w:left w:val="single" w:sz="2" w:space="0" w:color="808080"/>
               <w:bottom w:val="single" w:sz="6" w:space="0" w:color="808080"/>
@@ -1745,7 +1838,6 @@
             <w:pPr>
               <w:pStyle w:val="TableContents"/>
               <w:bidi w:val="0"/>
-              <w:spacing w:before="0" w:after="160"/>
               <w:jc w:val="left"/>
               <w:rPr/>
             </w:pPr>
@@ -1813,7 +1905,7 @@
           <w:numId w:val="7"/>
         </w:numPr>
         <w:tabs>
-          <w:tab w:val="clear" w:pos="1134"/>
+          <w:tab w:val="clear" w:pos="709"/>
           <w:tab w:val="left" w:pos="709" w:leader="none"/>
         </w:tabs>
         <w:bidi w:val="0"/>
@@ -1855,7 +1947,7 @@
           <w:numId w:val="7"/>
         </w:numPr>
         <w:tabs>
-          <w:tab w:val="clear" w:pos="1134"/>
+          <w:tab w:val="clear" w:pos="709"/>
           <w:tab w:val="left" w:pos="709" w:leader="none"/>
         </w:tabs>
         <w:bidi w:val="0"/>
@@ -1887,7 +1979,7 @@
           <w:numId w:val="7"/>
         </w:numPr>
         <w:tabs>
-          <w:tab w:val="clear" w:pos="1134"/>
+          <w:tab w:val="clear" w:pos="709"/>
           <w:tab w:val="left" w:pos="709" w:leader="none"/>
         </w:tabs>
         <w:bidi w:val="0"/>
@@ -1929,7 +2021,7 @@
           <w:numId w:val="7"/>
         </w:numPr>
         <w:tabs>
-          <w:tab w:val="clear" w:pos="1134"/>
+          <w:tab w:val="clear" w:pos="709"/>
           <w:tab w:val="left" w:pos="709" w:leader="none"/>
         </w:tabs>
         <w:bidi w:val="0"/>
@@ -1971,7 +2063,7 @@
           <w:numId w:val="7"/>
         </w:numPr>
         <w:tabs>
-          <w:tab w:val="clear" w:pos="1134"/>
+          <w:tab w:val="clear" w:pos="709"/>
           <w:tab w:val="left" w:pos="709" w:leader="none"/>
         </w:tabs>
         <w:bidi w:val="0"/>
@@ -2003,7 +2095,7 @@
           <w:numId w:val="7"/>
         </w:numPr>
         <w:tabs>
-          <w:tab w:val="clear" w:pos="1134"/>
+          <w:tab w:val="clear" w:pos="709"/>
           <w:tab w:val="left" w:pos="709" w:leader="none"/>
         </w:tabs>
         <w:bidi w:val="0"/>
@@ -2045,7 +2137,7 @@
           <w:numId w:val="7"/>
         </w:numPr>
         <w:tabs>
-          <w:tab w:val="clear" w:pos="1134"/>
+          <w:tab w:val="clear" w:pos="709"/>
           <w:tab w:val="left" w:pos="709" w:leader="none"/>
         </w:tabs>
         <w:bidi w:val="0"/>
@@ -2114,13 +2206,13 @@
         </w:tblCellMar>
       </w:tblPr>
       <w:tblGrid>
-        <w:gridCol w:w="7283"/>
+        <w:gridCol w:w="10205"/>
       </w:tblGrid>
       <w:tr>
         <w:trPr/>
         <w:tc>
           <w:tcPr>
-            <w:tcW w:w="7283" w:type="dxa"/>
+            <w:tcW w:w="10205" w:type="dxa"/>
             <w:tcBorders/>
             <w:shd w:fill="F4F7FA" w:val="clear"/>
             <w:vAlign w:val="center"/>
@@ -2128,8 +2220,9 @@
           <w:p>
             <w:pPr>
               <w:pStyle w:val="TableContents"/>
-              <w:bidi w:val="0"/>
-              <w:spacing w:before="0" w:after="160"/>
+              <w:widowControl w:val="false"/>
+              <w:suppressLineNumbers/>
+              <w:bidi w:val="0"/>
               <w:jc w:val="left"/>
               <w:rPr/>
             </w:pPr>
@@ -2173,7 +2266,7 @@
     </w:p>
     <w:tbl>
       <w:tblPr>
-        <w:tblW w:w="7283" w:type="dxa"/>
+        <w:tblW w:w="10205" w:type="dxa"/>
         <w:jc w:val="left"/>
         <w:tblInd w:w="-7" w:type="dxa"/>
         <w:tblLayout w:type="fixed"/>
@@ -2185,8 +2278,8 @@
         </w:tblCellMar>
       </w:tblPr>
       <w:tblGrid>
-        <w:gridCol w:w="1161"/>
-        <w:gridCol w:w="6122"/>
+        <w:gridCol w:w="1324"/>
+        <w:gridCol w:w="8881"/>
       </w:tblGrid>
       <w:tr>
         <w:trPr>
@@ -2194,7 +2287,7 @@
         </w:trPr>
         <w:tc>
           <w:tcPr>
-            <w:tcW w:w="1161" w:type="dxa"/>
+            <w:tcW w:w="1324" w:type="dxa"/>
             <w:tcBorders>
               <w:top w:val="single" w:sz="6" w:space="0" w:color="808080"/>
               <w:left w:val="single" w:sz="6" w:space="0" w:color="808080"/>
@@ -2207,7 +2300,6 @@
             <w:pPr>
               <w:pStyle w:val="TableHeading"/>
               <w:bidi w:val="0"/>
-              <w:spacing w:before="0" w:after="160"/>
               <w:jc w:val="left"/>
               <w:rPr/>
             </w:pPr>
@@ -2219,7 +2311,7 @@
         </w:tc>
         <w:tc>
           <w:tcPr>
-            <w:tcW w:w="6122" w:type="dxa"/>
+            <w:tcW w:w="8881" w:type="dxa"/>
             <w:tcBorders>
               <w:top w:val="single" w:sz="6" w:space="0" w:color="808080"/>
               <w:left w:val="single" w:sz="2" w:space="0" w:color="808080"/>
@@ -2232,7 +2324,6 @@
             <w:pPr>
               <w:pStyle w:val="TableHeading"/>
               <w:bidi w:val="0"/>
-              <w:spacing w:before="0" w:after="160"/>
               <w:jc w:val="left"/>
               <w:rPr/>
             </w:pPr>
@@ -2247,7 +2338,7 @@
         <w:trPr/>
         <w:tc>
           <w:tcPr>
-            <w:tcW w:w="1161" w:type="dxa"/>
+            <w:tcW w:w="1324" w:type="dxa"/>
             <w:tcBorders>
               <w:left w:val="single" w:sz="6" w:space="0" w:color="808080"/>
               <w:bottom w:val="single" w:sz="2" w:space="0" w:color="808080"/>
@@ -2259,7 +2350,6 @@
             <w:pPr>
               <w:pStyle w:val="TableContents"/>
               <w:bidi w:val="0"/>
-              <w:spacing w:before="0" w:after="160"/>
               <w:jc w:val="left"/>
               <w:rPr/>
             </w:pPr>
@@ -2271,19 +2361,18 @@
         </w:tc>
         <w:tc>
           <w:tcPr>
-            <w:tcW w:w="6122" w:type="dxa"/>
-            <w:tcBorders>
-              <w:left w:val="single" w:sz="2" w:space="0" w:color="808080"/>
-              <w:bottom w:val="single" w:sz="2" w:space="0" w:color="808080"/>
-              <w:right w:val="single" w:sz="6" w:space="0" w:color="808080"/>
-            </w:tcBorders>
-            <w:vAlign w:val="center"/>
-          </w:tcPr>
-          <w:p>
-            <w:pPr>
-              <w:pStyle w:val="TableContents"/>
-              <w:bidi w:val="0"/>
-              <w:spacing w:before="0" w:after="160"/>
+            <w:tcW w:w="8881" w:type="dxa"/>
+            <w:tcBorders>
+              <w:left w:val="single" w:sz="2" w:space="0" w:color="808080"/>
+              <w:bottom w:val="single" w:sz="2" w:space="0" w:color="808080"/>
+              <w:right w:val="single" w:sz="6" w:space="0" w:color="808080"/>
+            </w:tcBorders>
+            <w:vAlign w:val="center"/>
+          </w:tcPr>
+          <w:p>
+            <w:pPr>
+              <w:pStyle w:val="TableContents"/>
+              <w:bidi w:val="0"/>
               <w:jc w:val="left"/>
               <w:rPr/>
             </w:pPr>
@@ -2308,7 +2397,7 @@
         <w:trPr/>
         <w:tc>
           <w:tcPr>
-            <w:tcW w:w="1161" w:type="dxa"/>
+            <w:tcW w:w="1324" w:type="dxa"/>
             <w:tcBorders>
               <w:left w:val="single" w:sz="6" w:space="0" w:color="808080"/>
               <w:bottom w:val="single" w:sz="2" w:space="0" w:color="808080"/>
@@ -2320,7 +2409,6 @@
             <w:pPr>
               <w:pStyle w:val="TableContents"/>
               <w:bidi w:val="0"/>
-              <w:spacing w:before="0" w:after="160"/>
               <w:jc w:val="left"/>
               <w:rPr/>
             </w:pPr>
@@ -2332,19 +2420,18 @@
         </w:tc>
         <w:tc>
           <w:tcPr>
-            <w:tcW w:w="6122" w:type="dxa"/>
-            <w:tcBorders>
-              <w:left w:val="single" w:sz="2" w:space="0" w:color="808080"/>
-              <w:bottom w:val="single" w:sz="2" w:space="0" w:color="808080"/>
-              <w:right w:val="single" w:sz="6" w:space="0" w:color="808080"/>
-            </w:tcBorders>
-            <w:vAlign w:val="center"/>
-          </w:tcPr>
-          <w:p>
-            <w:pPr>
-              <w:pStyle w:val="TableContents"/>
-              <w:bidi w:val="0"/>
-              <w:spacing w:before="0" w:after="160"/>
+            <w:tcW w:w="8881" w:type="dxa"/>
+            <w:tcBorders>
+              <w:left w:val="single" w:sz="2" w:space="0" w:color="808080"/>
+              <w:bottom w:val="single" w:sz="2" w:space="0" w:color="808080"/>
+              <w:right w:val="single" w:sz="6" w:space="0" w:color="808080"/>
+            </w:tcBorders>
+            <w:vAlign w:val="center"/>
+          </w:tcPr>
+          <w:p>
+            <w:pPr>
+              <w:pStyle w:val="TableContents"/>
+              <w:bidi w:val="0"/>
               <w:jc w:val="left"/>
               <w:rPr/>
             </w:pPr>
@@ -2359,7 +2446,7 @@
         <w:trPr/>
         <w:tc>
           <w:tcPr>
-            <w:tcW w:w="1161" w:type="dxa"/>
+            <w:tcW w:w="1324" w:type="dxa"/>
             <w:tcBorders>
               <w:left w:val="single" w:sz="6" w:space="0" w:color="808080"/>
               <w:bottom w:val="single" w:sz="6" w:space="0" w:color="808080"/>
@@ -2371,7 +2458,6 @@
             <w:pPr>
               <w:pStyle w:val="TableContents"/>
               <w:bidi w:val="0"/>
-              <w:spacing w:before="0" w:after="160"/>
               <w:jc w:val="left"/>
               <w:rPr/>
             </w:pPr>
@@ -2383,7 +2469,7 @@
         </w:tc>
         <w:tc>
           <w:tcPr>
-            <w:tcW w:w="6122" w:type="dxa"/>
+            <w:tcW w:w="8881" w:type="dxa"/>
             <w:tcBorders>
               <w:left w:val="single" w:sz="2" w:space="0" w:color="808080"/>
               <w:bottom w:val="single" w:sz="6" w:space="0" w:color="808080"/>
@@ -2395,7 +2481,6 @@
             <w:pPr>
               <w:pStyle w:val="TableContents"/>
               <w:bidi w:val="0"/>
-              <w:spacing w:before="0" w:after="160"/>
               <w:jc w:val="left"/>
               <w:rPr/>
             </w:pPr>
@@ -2751,7 +2836,7 @@
     </w:p>
     <w:tbl>
       <w:tblPr>
-        <w:tblW w:w="7283" w:type="dxa"/>
+        <w:tblW w:w="7502" w:type="dxa"/>
         <w:jc w:val="left"/>
         <w:tblInd w:w="-7" w:type="dxa"/>
         <w:tblLayout w:type="fixed"/>
@@ -2764,8 +2849,8 @@
       </w:tblPr>
       <w:tblGrid>
         <w:gridCol w:w="695"/>
-        <w:gridCol w:w="1367"/>
-        <w:gridCol w:w="5221"/>
+        <w:gridCol w:w="1386"/>
+        <w:gridCol w:w="5421"/>
       </w:tblGrid>
       <w:tr>
         <w:trPr>
@@ -2786,7 +2871,6 @@
             <w:pPr>
               <w:pStyle w:val="TableHeading"/>
               <w:bidi w:val="0"/>
-              <w:spacing w:before="0" w:after="160"/>
               <w:jc w:val="left"/>
               <w:rPr/>
             </w:pPr>
@@ -2798,7 +2882,7 @@
         </w:tc>
         <w:tc>
           <w:tcPr>
-            <w:tcW w:w="1367" w:type="dxa"/>
+            <w:tcW w:w="1386" w:type="dxa"/>
             <w:tcBorders>
               <w:top w:val="single" w:sz="6" w:space="0" w:color="808080"/>
               <w:left w:val="single" w:sz="2" w:space="0" w:color="808080"/>
@@ -2811,7 +2895,6 @@
             <w:pPr>
               <w:pStyle w:val="TableHeading"/>
               <w:bidi w:val="0"/>
-              <w:spacing w:before="0" w:after="160"/>
               <w:jc w:val="left"/>
               <w:rPr/>
             </w:pPr>
@@ -2823,7 +2906,7 @@
         </w:tc>
         <w:tc>
           <w:tcPr>
-            <w:tcW w:w="5221" w:type="dxa"/>
+            <w:tcW w:w="5421" w:type="dxa"/>
             <w:tcBorders>
               <w:top w:val="single" w:sz="6" w:space="0" w:color="808080"/>
               <w:left w:val="single" w:sz="2" w:space="0" w:color="808080"/>
@@ -2836,7 +2919,6 @@
             <w:pPr>
               <w:pStyle w:val="TableHeading"/>
               <w:bidi w:val="0"/>
-              <w:spacing w:before="0" w:after="160"/>
               <w:jc w:val="left"/>
               <w:rPr/>
             </w:pPr>
@@ -2863,7 +2945,6 @@
             <w:pPr>
               <w:pStyle w:val="TableContents"/>
               <w:bidi w:val="0"/>
-              <w:spacing w:before="0" w:after="160"/>
               <w:jc w:val="left"/>
               <w:rPr/>
             </w:pPr>
@@ -2877,19 +2958,18 @@
         </w:tc>
         <w:tc>
           <w:tcPr>
-            <w:tcW w:w="1367" w:type="dxa"/>
-            <w:tcBorders>
-              <w:left w:val="single" w:sz="2" w:space="0" w:color="808080"/>
-              <w:bottom w:val="single" w:sz="2" w:space="0" w:color="808080"/>
-              <w:right w:val="single" w:sz="6" w:space="0" w:color="808080"/>
-            </w:tcBorders>
-            <w:vAlign w:val="center"/>
-          </w:tcPr>
-          <w:p>
-            <w:pPr>
-              <w:pStyle w:val="TableContents"/>
-              <w:bidi w:val="0"/>
-              <w:spacing w:before="0" w:after="160"/>
+            <w:tcW w:w="1386" w:type="dxa"/>
+            <w:tcBorders>
+              <w:left w:val="single" w:sz="2" w:space="0" w:color="808080"/>
+              <w:bottom w:val="single" w:sz="2" w:space="0" w:color="808080"/>
+              <w:right w:val="single" w:sz="6" w:space="0" w:color="808080"/>
+            </w:tcBorders>
+            <w:vAlign w:val="center"/>
+          </w:tcPr>
+          <w:p>
+            <w:pPr>
+              <w:pStyle w:val="TableContents"/>
+              <w:bidi w:val="0"/>
               <w:jc w:val="left"/>
               <w:rPr/>
             </w:pPr>
@@ -2901,19 +2981,18 @@
         </w:tc>
         <w:tc>
           <w:tcPr>
-            <w:tcW w:w="5221" w:type="dxa"/>
-            <w:tcBorders>
-              <w:left w:val="single" w:sz="2" w:space="0" w:color="808080"/>
-              <w:bottom w:val="single" w:sz="2" w:space="0" w:color="808080"/>
-              <w:right w:val="single" w:sz="6" w:space="0" w:color="808080"/>
-            </w:tcBorders>
-            <w:vAlign w:val="center"/>
-          </w:tcPr>
-          <w:p>
-            <w:pPr>
-              <w:pStyle w:val="TableContents"/>
-              <w:bidi w:val="0"/>
-              <w:spacing w:before="0" w:after="160"/>
+            <w:tcW w:w="5421" w:type="dxa"/>
+            <w:tcBorders>
+              <w:left w:val="single" w:sz="2" w:space="0" w:color="808080"/>
+              <w:bottom w:val="single" w:sz="2" w:space="0" w:color="808080"/>
+              <w:right w:val="single" w:sz="6" w:space="0" w:color="808080"/>
+            </w:tcBorders>
+            <w:vAlign w:val="center"/>
+          </w:tcPr>
+          <w:p>
+            <w:pPr>
+              <w:pStyle w:val="TableContents"/>
+              <w:bidi w:val="0"/>
               <w:jc w:val="left"/>
               <w:rPr/>
             </w:pPr>
@@ -2940,7 +3019,6 @@
             <w:pPr>
               <w:pStyle w:val="TableContents"/>
               <w:bidi w:val="0"/>
-              <w:spacing w:before="0" w:after="160"/>
               <w:jc w:val="left"/>
               <w:rPr/>
             </w:pPr>
@@ -2954,19 +3032,18 @@
         </w:tc>
         <w:tc>
           <w:tcPr>
-            <w:tcW w:w="1367" w:type="dxa"/>
-            <w:tcBorders>
-              <w:left w:val="single" w:sz="2" w:space="0" w:color="808080"/>
-              <w:bottom w:val="single" w:sz="2" w:space="0" w:color="808080"/>
-              <w:right w:val="single" w:sz="6" w:space="0" w:color="808080"/>
-            </w:tcBorders>
-            <w:vAlign w:val="center"/>
-          </w:tcPr>
-          <w:p>
-            <w:pPr>
-              <w:pStyle w:val="TableContents"/>
-              <w:bidi w:val="0"/>
-              <w:spacing w:before="0" w:after="160"/>
+            <w:tcW w:w="1386" w:type="dxa"/>
+            <w:tcBorders>
+              <w:left w:val="single" w:sz="2" w:space="0" w:color="808080"/>
+              <w:bottom w:val="single" w:sz="2" w:space="0" w:color="808080"/>
+              <w:right w:val="single" w:sz="6" w:space="0" w:color="808080"/>
+            </w:tcBorders>
+            <w:vAlign w:val="center"/>
+          </w:tcPr>
+          <w:p>
+            <w:pPr>
+              <w:pStyle w:val="TableContents"/>
+              <w:bidi w:val="0"/>
               <w:jc w:val="left"/>
               <w:rPr/>
             </w:pPr>
@@ -2978,19 +3055,18 @@
         </w:tc>
         <w:tc>
           <w:tcPr>
-            <w:tcW w:w="5221" w:type="dxa"/>
-            <w:tcBorders>
-              <w:left w:val="single" w:sz="2" w:space="0" w:color="808080"/>
-              <w:bottom w:val="single" w:sz="2" w:space="0" w:color="808080"/>
-              <w:right w:val="single" w:sz="6" w:space="0" w:color="808080"/>
-            </w:tcBorders>
-            <w:vAlign w:val="center"/>
-          </w:tcPr>
-          <w:p>
-            <w:pPr>
-              <w:pStyle w:val="TableContents"/>
-              <w:bidi w:val="0"/>
-              <w:spacing w:before="0" w:after="160"/>
+            <w:tcW w:w="5421" w:type="dxa"/>
+            <w:tcBorders>
+              <w:left w:val="single" w:sz="2" w:space="0" w:color="808080"/>
+              <w:bottom w:val="single" w:sz="2" w:space="0" w:color="808080"/>
+              <w:right w:val="single" w:sz="6" w:space="0" w:color="808080"/>
+            </w:tcBorders>
+            <w:vAlign w:val="center"/>
+          </w:tcPr>
+          <w:p>
+            <w:pPr>
+              <w:pStyle w:val="TableContents"/>
+              <w:bidi w:val="0"/>
               <w:jc w:val="left"/>
               <w:rPr/>
             </w:pPr>
@@ -3017,7 +3093,6 @@
             <w:pPr>
               <w:pStyle w:val="TableContents"/>
               <w:bidi w:val="0"/>
-              <w:spacing w:before="0" w:after="160"/>
               <w:jc w:val="left"/>
               <w:rPr/>
             </w:pPr>
@@ -3031,7 +3106,7 @@
         </w:tc>
         <w:tc>
           <w:tcPr>
-            <w:tcW w:w="1367" w:type="dxa"/>
+            <w:tcW w:w="1386" w:type="dxa"/>
             <w:tcBorders>
               <w:left w:val="single" w:sz="2" w:space="0" w:color="808080"/>
               <w:bottom w:val="single" w:sz="6" w:space="0" w:color="808080"/>
@@ -3043,7 +3118,6 @@
             <w:pPr>
               <w:pStyle w:val="TableContents"/>
               <w:bidi w:val="0"/>
-              <w:spacing w:before="0" w:after="160"/>
               <w:jc w:val="left"/>
               <w:rPr/>
             </w:pPr>
@@ -3055,7 +3129,7 @@
         </w:tc>
         <w:tc>
           <w:tcPr>
-            <w:tcW w:w="5221" w:type="dxa"/>
+            <w:tcW w:w="5421" w:type="dxa"/>
             <w:tcBorders>
               <w:left w:val="single" w:sz="2" w:space="0" w:color="808080"/>
               <w:bottom w:val="single" w:sz="6" w:space="0" w:color="808080"/>
@@ -3067,7 +3141,6 @@
             <w:pPr>
               <w:pStyle w:val="TableContents"/>
               <w:bidi w:val="0"/>
-              <w:spacing w:before="0" w:after="160"/>
               <w:jc w:val="left"/>
               <w:rPr/>
             </w:pPr>
@@ -3121,7 +3194,7 @@
     </w:p>
     <w:tbl>
       <w:tblPr>
-        <w:tblW w:w="7283" w:type="dxa"/>
+        <w:tblW w:w="7817" w:type="dxa"/>
         <w:jc w:val="left"/>
         <w:tblInd w:w="-7" w:type="dxa"/>
         <w:tblLayout w:type="fixed"/>
@@ -3133,9 +3206,9 @@
         </w:tblCellMar>
       </w:tblPr>
       <w:tblGrid>
-        <w:gridCol w:w="2472"/>
-        <w:gridCol w:w="3724"/>
-        <w:gridCol w:w="1087"/>
+        <w:gridCol w:w="2675"/>
+        <w:gridCol w:w="4056"/>
+        <w:gridCol w:w="1086"/>
       </w:tblGrid>
       <w:tr>
         <w:trPr>
@@ -3143,7 +3216,7 @@
         </w:trPr>
         <w:tc>
           <w:tcPr>
-            <w:tcW w:w="2472" w:type="dxa"/>
+            <w:tcW w:w="2675" w:type="dxa"/>
             <w:tcBorders>
               <w:top w:val="single" w:sz="6" w:space="0" w:color="808080"/>
               <w:left w:val="single" w:sz="6" w:space="0" w:color="808080"/>
@@ -3156,7 +3229,6 @@
             <w:pPr>
               <w:pStyle w:val="TableHeading"/>
               <w:bidi w:val="0"/>
-              <w:spacing w:before="0" w:after="160"/>
               <w:jc w:val="left"/>
               <w:rPr/>
             </w:pPr>
@@ -3168,7 +3240,7 @@
         </w:tc>
         <w:tc>
           <w:tcPr>
-            <w:tcW w:w="3724" w:type="dxa"/>
+            <w:tcW w:w="4056" w:type="dxa"/>
             <w:tcBorders>
               <w:top w:val="single" w:sz="6" w:space="0" w:color="808080"/>
               <w:left w:val="single" w:sz="2" w:space="0" w:color="808080"/>
@@ -3181,7 +3253,6 @@
             <w:pPr>
               <w:pStyle w:val="TableHeading"/>
               <w:bidi w:val="0"/>
-              <w:spacing w:before="0" w:after="160"/>
               <w:jc w:val="left"/>
               <w:rPr/>
             </w:pPr>
@@ -3193,7 +3264,7 @@
         </w:tc>
         <w:tc>
           <w:tcPr>
-            <w:tcW w:w="1087" w:type="dxa"/>
+            <w:tcW w:w="1086" w:type="dxa"/>
             <w:tcBorders>
               <w:top w:val="single" w:sz="6" w:space="0" w:color="808080"/>
               <w:left w:val="single" w:sz="2" w:space="0" w:color="808080"/>
@@ -3206,7 +3277,6 @@
             <w:pPr>
               <w:pStyle w:val="TableHeading"/>
               <w:bidi w:val="0"/>
-              <w:spacing w:before="0" w:after="160"/>
               <w:jc w:val="left"/>
               <w:rPr/>
             </w:pPr>
@@ -3221,7 +3291,7 @@
         <w:trPr/>
         <w:tc>
           <w:tcPr>
-            <w:tcW w:w="2472" w:type="dxa"/>
+            <w:tcW w:w="2675" w:type="dxa"/>
             <w:tcBorders>
               <w:left w:val="single" w:sz="6" w:space="0" w:color="808080"/>
               <w:bottom w:val="single" w:sz="2" w:space="0" w:color="808080"/>
@@ -3233,7 +3303,6 @@
             <w:pPr>
               <w:pStyle w:val="TableContents"/>
               <w:bidi w:val="0"/>
-              <w:spacing w:before="0" w:after="160"/>
               <w:jc w:val="left"/>
               <w:rPr/>
             </w:pPr>
@@ -3245,19 +3314,18 @@
         </w:tc>
         <w:tc>
           <w:tcPr>
-            <w:tcW w:w="3724" w:type="dxa"/>
-            <w:tcBorders>
-              <w:left w:val="single" w:sz="2" w:space="0" w:color="808080"/>
-              <w:bottom w:val="single" w:sz="2" w:space="0" w:color="808080"/>
-              <w:right w:val="single" w:sz="6" w:space="0" w:color="808080"/>
-            </w:tcBorders>
-            <w:vAlign w:val="center"/>
-          </w:tcPr>
-          <w:p>
-            <w:pPr>
-              <w:pStyle w:val="TableContents"/>
-              <w:bidi w:val="0"/>
-              <w:spacing w:before="0" w:after="160"/>
+            <w:tcW w:w="4056" w:type="dxa"/>
+            <w:tcBorders>
+              <w:left w:val="single" w:sz="2" w:space="0" w:color="808080"/>
+              <w:bottom w:val="single" w:sz="2" w:space="0" w:color="808080"/>
+              <w:right w:val="single" w:sz="6" w:space="0" w:color="808080"/>
+            </w:tcBorders>
+            <w:vAlign w:val="center"/>
+          </w:tcPr>
+          <w:p>
+            <w:pPr>
+              <w:pStyle w:val="TableContents"/>
+              <w:bidi w:val="0"/>
               <w:jc w:val="left"/>
               <w:rPr/>
             </w:pPr>
@@ -3269,19 +3337,18 @@
         </w:tc>
         <w:tc>
           <w:tcPr>
-            <w:tcW w:w="1087" w:type="dxa"/>
-            <w:tcBorders>
-              <w:left w:val="single" w:sz="2" w:space="0" w:color="808080"/>
-              <w:bottom w:val="single" w:sz="2" w:space="0" w:color="808080"/>
-              <w:right w:val="single" w:sz="6" w:space="0" w:color="808080"/>
-            </w:tcBorders>
-            <w:vAlign w:val="center"/>
-          </w:tcPr>
-          <w:p>
-            <w:pPr>
-              <w:pStyle w:val="TableContents"/>
-              <w:bidi w:val="0"/>
-              <w:spacing w:before="0" w:after="160"/>
+            <w:tcW w:w="1086" w:type="dxa"/>
+            <w:tcBorders>
+              <w:left w:val="single" w:sz="2" w:space="0" w:color="808080"/>
+              <w:bottom w:val="single" w:sz="2" w:space="0" w:color="808080"/>
+              <w:right w:val="single" w:sz="6" w:space="0" w:color="808080"/>
+            </w:tcBorders>
+            <w:vAlign w:val="center"/>
+          </w:tcPr>
+          <w:p>
+            <w:pPr>
+              <w:pStyle w:val="TableContents"/>
+              <w:bidi w:val="0"/>
               <w:jc w:val="left"/>
               <w:rPr/>
             </w:pPr>
@@ -3296,7 +3363,7 @@
         <w:trPr/>
         <w:tc>
           <w:tcPr>
-            <w:tcW w:w="2472" w:type="dxa"/>
+            <w:tcW w:w="2675" w:type="dxa"/>
             <w:tcBorders>
               <w:left w:val="single" w:sz="6" w:space="0" w:color="808080"/>
               <w:bottom w:val="single" w:sz="2" w:space="0" w:color="808080"/>
@@ -3308,7 +3375,6 @@
             <w:pPr>
               <w:pStyle w:val="TableContents"/>
               <w:bidi w:val="0"/>
-              <w:spacing w:before="0" w:after="160"/>
               <w:jc w:val="left"/>
               <w:rPr/>
             </w:pPr>
@@ -3320,19 +3386,18 @@
         </w:tc>
         <w:tc>
           <w:tcPr>
-            <w:tcW w:w="3724" w:type="dxa"/>
-            <w:tcBorders>
-              <w:left w:val="single" w:sz="2" w:space="0" w:color="808080"/>
-              <w:bottom w:val="single" w:sz="2" w:space="0" w:color="808080"/>
-              <w:right w:val="single" w:sz="6" w:space="0" w:color="808080"/>
-            </w:tcBorders>
-            <w:vAlign w:val="center"/>
-          </w:tcPr>
-          <w:p>
-            <w:pPr>
-              <w:pStyle w:val="TableContents"/>
-              <w:bidi w:val="0"/>
-              <w:spacing w:before="0" w:after="160"/>
+            <w:tcW w:w="4056" w:type="dxa"/>
+            <w:tcBorders>
+              <w:left w:val="single" w:sz="2" w:space="0" w:color="808080"/>
+              <w:bottom w:val="single" w:sz="2" w:space="0" w:color="808080"/>
+              <w:right w:val="single" w:sz="6" w:space="0" w:color="808080"/>
+            </w:tcBorders>
+            <w:vAlign w:val="center"/>
+          </w:tcPr>
+          <w:p>
+            <w:pPr>
+              <w:pStyle w:val="TableContents"/>
+              <w:bidi w:val="0"/>
               <w:jc w:val="left"/>
               <w:rPr/>
             </w:pPr>
@@ -3344,19 +3409,18 @@
         </w:tc>
         <w:tc>
           <w:tcPr>
-            <w:tcW w:w="1087" w:type="dxa"/>
-            <w:tcBorders>
-              <w:left w:val="single" w:sz="2" w:space="0" w:color="808080"/>
-              <w:bottom w:val="single" w:sz="2" w:space="0" w:color="808080"/>
-              <w:right w:val="single" w:sz="6" w:space="0" w:color="808080"/>
-            </w:tcBorders>
-            <w:vAlign w:val="center"/>
-          </w:tcPr>
-          <w:p>
-            <w:pPr>
-              <w:pStyle w:val="TableContents"/>
-              <w:bidi w:val="0"/>
-              <w:spacing w:before="0" w:after="160"/>
+            <w:tcW w:w="1086" w:type="dxa"/>
+            <w:tcBorders>
+              <w:left w:val="single" w:sz="2" w:space="0" w:color="808080"/>
+              <w:bottom w:val="single" w:sz="2" w:space="0" w:color="808080"/>
+              <w:right w:val="single" w:sz="6" w:space="0" w:color="808080"/>
+            </w:tcBorders>
+            <w:vAlign w:val="center"/>
+          </w:tcPr>
+          <w:p>
+            <w:pPr>
+              <w:pStyle w:val="TableContents"/>
+              <w:bidi w:val="0"/>
               <w:jc w:val="left"/>
               <w:rPr/>
             </w:pPr>
@@ -3371,7 +3435,7 @@
         <w:trPr/>
         <w:tc>
           <w:tcPr>
-            <w:tcW w:w="2472" w:type="dxa"/>
+            <w:tcW w:w="2675" w:type="dxa"/>
             <w:tcBorders>
               <w:left w:val="single" w:sz="6" w:space="0" w:color="808080"/>
               <w:bottom w:val="single" w:sz="2" w:space="0" w:color="808080"/>
@@ -3383,7 +3447,6 @@
             <w:pPr>
               <w:pStyle w:val="TableContents"/>
               <w:bidi w:val="0"/>
-              <w:spacing w:before="0" w:after="160"/>
               <w:jc w:val="left"/>
               <w:rPr/>
             </w:pPr>
@@ -3395,19 +3458,18 @@
         </w:tc>
         <w:tc>
           <w:tcPr>
-            <w:tcW w:w="3724" w:type="dxa"/>
-            <w:tcBorders>
-              <w:left w:val="single" w:sz="2" w:space="0" w:color="808080"/>
-              <w:bottom w:val="single" w:sz="2" w:space="0" w:color="808080"/>
-              <w:right w:val="single" w:sz="6" w:space="0" w:color="808080"/>
-            </w:tcBorders>
-            <w:vAlign w:val="center"/>
-          </w:tcPr>
-          <w:p>
-            <w:pPr>
-              <w:pStyle w:val="TableContents"/>
-              <w:bidi w:val="0"/>
-              <w:spacing w:before="0" w:after="160"/>
+            <w:tcW w:w="4056" w:type="dxa"/>
+            <w:tcBorders>
+              <w:left w:val="single" w:sz="2" w:space="0" w:color="808080"/>
+              <w:bottom w:val="single" w:sz="2" w:space="0" w:color="808080"/>
+              <w:right w:val="single" w:sz="6" w:space="0" w:color="808080"/>
+            </w:tcBorders>
+            <w:vAlign w:val="center"/>
+          </w:tcPr>
+          <w:p>
+            <w:pPr>
+              <w:pStyle w:val="TableContents"/>
+              <w:bidi w:val="0"/>
               <w:jc w:val="left"/>
               <w:rPr/>
             </w:pPr>
@@ -3419,19 +3481,18 @@
         </w:tc>
         <w:tc>
           <w:tcPr>
-            <w:tcW w:w="1087" w:type="dxa"/>
-            <w:tcBorders>
-              <w:left w:val="single" w:sz="2" w:space="0" w:color="808080"/>
-              <w:bottom w:val="single" w:sz="2" w:space="0" w:color="808080"/>
-              <w:right w:val="single" w:sz="6" w:space="0" w:color="808080"/>
-            </w:tcBorders>
-            <w:vAlign w:val="center"/>
-          </w:tcPr>
-          <w:p>
-            <w:pPr>
-              <w:pStyle w:val="TableContents"/>
-              <w:bidi w:val="0"/>
-              <w:spacing w:before="0" w:after="160"/>
+            <w:tcW w:w="1086" w:type="dxa"/>
+            <w:tcBorders>
+              <w:left w:val="single" w:sz="2" w:space="0" w:color="808080"/>
+              <w:bottom w:val="single" w:sz="2" w:space="0" w:color="808080"/>
+              <w:right w:val="single" w:sz="6" w:space="0" w:color="808080"/>
+            </w:tcBorders>
+            <w:vAlign w:val="center"/>
+          </w:tcPr>
+          <w:p>
+            <w:pPr>
+              <w:pStyle w:val="TableContents"/>
+              <w:bidi w:val="0"/>
               <w:jc w:val="left"/>
               <w:rPr/>
             </w:pPr>
@@ -3446,7 +3507,7 @@
         <w:trPr/>
         <w:tc>
           <w:tcPr>
-            <w:tcW w:w="2472" w:type="dxa"/>
+            <w:tcW w:w="2675" w:type="dxa"/>
             <w:tcBorders>
               <w:left w:val="single" w:sz="6" w:space="0" w:color="808080"/>
               <w:bottom w:val="single" w:sz="2" w:space="0" w:color="808080"/>
@@ -3458,7 +3519,6 @@
             <w:pPr>
               <w:pStyle w:val="TableContents"/>
               <w:bidi w:val="0"/>
-              <w:spacing w:before="0" w:after="160"/>
               <w:jc w:val="left"/>
               <w:rPr/>
             </w:pPr>
@@ -3470,19 +3530,18 @@
         </w:tc>
         <w:tc>
           <w:tcPr>
-            <w:tcW w:w="3724" w:type="dxa"/>
-            <w:tcBorders>
-              <w:left w:val="single" w:sz="2" w:space="0" w:color="808080"/>
-              <w:bottom w:val="single" w:sz="2" w:space="0" w:color="808080"/>
-              <w:right w:val="single" w:sz="6" w:space="0" w:color="808080"/>
-            </w:tcBorders>
-            <w:vAlign w:val="center"/>
-          </w:tcPr>
-          <w:p>
-            <w:pPr>
-              <w:pStyle w:val="TableContents"/>
-              <w:bidi w:val="0"/>
-              <w:spacing w:before="0" w:after="160"/>
+            <w:tcW w:w="4056" w:type="dxa"/>
+            <w:tcBorders>
+              <w:left w:val="single" w:sz="2" w:space="0" w:color="808080"/>
+              <w:bottom w:val="single" w:sz="2" w:space="0" w:color="808080"/>
+              <w:right w:val="single" w:sz="6" w:space="0" w:color="808080"/>
+            </w:tcBorders>
+            <w:vAlign w:val="center"/>
+          </w:tcPr>
+          <w:p>
+            <w:pPr>
+              <w:pStyle w:val="TableContents"/>
+              <w:bidi w:val="0"/>
               <w:jc w:val="left"/>
               <w:rPr/>
             </w:pPr>
@@ -3494,19 +3553,18 @@
         </w:tc>
         <w:tc>
           <w:tcPr>
-            <w:tcW w:w="1087" w:type="dxa"/>
-            <w:tcBorders>
-              <w:left w:val="single" w:sz="2" w:space="0" w:color="808080"/>
-              <w:bottom w:val="single" w:sz="2" w:space="0" w:color="808080"/>
-              <w:right w:val="single" w:sz="6" w:space="0" w:color="808080"/>
-            </w:tcBorders>
-            <w:vAlign w:val="center"/>
-          </w:tcPr>
-          <w:p>
-            <w:pPr>
-              <w:pStyle w:val="TableContents"/>
-              <w:bidi w:val="0"/>
-              <w:spacing w:before="0" w:after="160"/>
+            <w:tcW w:w="1086" w:type="dxa"/>
+            <w:tcBorders>
+              <w:left w:val="single" w:sz="2" w:space="0" w:color="808080"/>
+              <w:bottom w:val="single" w:sz="2" w:space="0" w:color="808080"/>
+              <w:right w:val="single" w:sz="6" w:space="0" w:color="808080"/>
+            </w:tcBorders>
+            <w:vAlign w:val="center"/>
+          </w:tcPr>
+          <w:p>
+            <w:pPr>
+              <w:pStyle w:val="TableContents"/>
+              <w:bidi w:val="0"/>
               <w:jc w:val="left"/>
               <w:rPr/>
             </w:pPr>
@@ -3523,7 +3581,7 @@
         <w:trPr/>
         <w:tc>
           <w:tcPr>
-            <w:tcW w:w="2472" w:type="dxa"/>
+            <w:tcW w:w="2675" w:type="dxa"/>
             <w:tcBorders>
               <w:left w:val="single" w:sz="6" w:space="0" w:color="808080"/>
               <w:bottom w:val="single" w:sz="2" w:space="0" w:color="808080"/>
@@ -3535,7 +3593,6 @@
             <w:pPr>
               <w:pStyle w:val="TableContents"/>
               <w:bidi w:val="0"/>
-              <w:spacing w:before="0" w:after="160"/>
               <w:jc w:val="left"/>
               <w:rPr/>
             </w:pPr>
@@ -3547,19 +3604,18 @@
         </w:tc>
         <w:tc>
           <w:tcPr>
-            <w:tcW w:w="3724" w:type="dxa"/>
-            <w:tcBorders>
-              <w:left w:val="single" w:sz="2" w:space="0" w:color="808080"/>
-              <w:bottom w:val="single" w:sz="2" w:space="0" w:color="808080"/>
-              <w:right w:val="single" w:sz="6" w:space="0" w:color="808080"/>
-            </w:tcBorders>
-            <w:vAlign w:val="center"/>
-          </w:tcPr>
-          <w:p>
-            <w:pPr>
-              <w:pStyle w:val="TableContents"/>
-              <w:bidi w:val="0"/>
-              <w:spacing w:before="0" w:after="160"/>
+            <w:tcW w:w="4056" w:type="dxa"/>
+            <w:tcBorders>
+              <w:left w:val="single" w:sz="2" w:space="0" w:color="808080"/>
+              <w:bottom w:val="single" w:sz="2" w:space="0" w:color="808080"/>
+              <w:right w:val="single" w:sz="6" w:space="0" w:color="808080"/>
+            </w:tcBorders>
+            <w:vAlign w:val="center"/>
+          </w:tcPr>
+          <w:p>
+            <w:pPr>
+              <w:pStyle w:val="TableContents"/>
+              <w:bidi w:val="0"/>
               <w:jc w:val="left"/>
               <w:rPr/>
             </w:pPr>
@@ -3571,19 +3627,18 @@
         </w:tc>
         <w:tc>
           <w:tcPr>
-            <w:tcW w:w="1087" w:type="dxa"/>
-            <w:tcBorders>
-              <w:left w:val="single" w:sz="2" w:space="0" w:color="808080"/>
-              <w:bottom w:val="single" w:sz="2" w:space="0" w:color="808080"/>
-              <w:right w:val="single" w:sz="6" w:space="0" w:color="808080"/>
-            </w:tcBorders>
-            <w:vAlign w:val="center"/>
-          </w:tcPr>
-          <w:p>
-            <w:pPr>
-              <w:pStyle w:val="TableContents"/>
-              <w:bidi w:val="0"/>
-              <w:spacing w:before="0" w:after="160"/>
+            <w:tcW w:w="1086" w:type="dxa"/>
+            <w:tcBorders>
+              <w:left w:val="single" w:sz="2" w:space="0" w:color="808080"/>
+              <w:bottom w:val="single" w:sz="2" w:space="0" w:color="808080"/>
+              <w:right w:val="single" w:sz="6" w:space="0" w:color="808080"/>
+            </w:tcBorders>
+            <w:vAlign w:val="center"/>
+          </w:tcPr>
+          <w:p>
+            <w:pPr>
+              <w:pStyle w:val="TableContents"/>
+              <w:bidi w:val="0"/>
               <w:jc w:val="left"/>
               <w:rPr/>
             </w:pPr>
@@ -3598,7 +3653,7 @@
         <w:trPr/>
         <w:tc>
           <w:tcPr>
-            <w:tcW w:w="2472" w:type="dxa"/>
+            <w:tcW w:w="2675" w:type="dxa"/>
             <w:tcBorders>
               <w:left w:val="single" w:sz="6" w:space="0" w:color="808080"/>
               <w:bottom w:val="single" w:sz="6" w:space="0" w:color="808080"/>
@@ -3610,7 +3665,6 @@
             <w:pPr>
               <w:pStyle w:val="TableContents"/>
               <w:bidi w:val="0"/>
-              <w:spacing w:before="0" w:after="160"/>
               <w:jc w:val="left"/>
               <w:rPr/>
             </w:pPr>
@@ -3622,7 +3676,7 @@
         </w:tc>
         <w:tc>
           <w:tcPr>
-            <w:tcW w:w="3724" w:type="dxa"/>
+            <w:tcW w:w="4056" w:type="dxa"/>
             <w:tcBorders>
               <w:left w:val="single" w:sz="2" w:space="0" w:color="808080"/>
               <w:bottom w:val="single" w:sz="6" w:space="0" w:color="808080"/>
@@ -3634,7 +3688,6 @@
             <w:pPr>
               <w:pStyle w:val="TableContents"/>
               <w:bidi w:val="0"/>
-              <w:spacing w:before="0" w:after="160"/>
               <w:jc w:val="left"/>
               <w:rPr/>
             </w:pPr>
@@ -3646,7 +3699,7 @@
         </w:tc>
         <w:tc>
           <w:tcPr>
-            <w:tcW w:w="1087" w:type="dxa"/>
+            <w:tcW w:w="1086" w:type="dxa"/>
             <w:tcBorders>
               <w:left w:val="single" w:sz="2" w:space="0" w:color="808080"/>
               <w:bottom w:val="single" w:sz="6" w:space="0" w:color="808080"/>
@@ -3658,7 +3711,6 @@
             <w:pPr>
               <w:pStyle w:val="TableContents"/>
               <w:bidi w:val="0"/>
-              <w:spacing w:before="0" w:after="160"/>
               <w:jc w:val="left"/>
               <w:rPr/>
             </w:pPr>
@@ -3727,7 +3779,7 @@
           <w:numId w:val="8"/>
         </w:numPr>
         <w:tabs>
-          <w:tab w:val="clear" w:pos="1134"/>
+          <w:tab w:val="clear" w:pos="709"/>
           <w:tab w:val="left" w:pos="709" w:leader="none"/>
         </w:tabs>
         <w:bidi w:val="0"/>
@@ -3749,7 +3801,7 @@
           <w:numId w:val="8"/>
         </w:numPr>
         <w:tabs>
-          <w:tab w:val="clear" w:pos="1134"/>
+          <w:tab w:val="clear" w:pos="709"/>
           <w:tab w:val="left" w:pos="709" w:leader="none"/>
         </w:tabs>
         <w:bidi w:val="0"/>
@@ -3771,7 +3823,7 @@
           <w:numId w:val="8"/>
         </w:numPr>
         <w:tabs>
-          <w:tab w:val="clear" w:pos="1134"/>
+          <w:tab w:val="clear" w:pos="709"/>
           <w:tab w:val="left" w:pos="709" w:leader="none"/>
         </w:tabs>
         <w:bidi w:val="0"/>
@@ -3793,7 +3845,7 @@
           <w:numId w:val="8"/>
         </w:numPr>
         <w:tabs>
-          <w:tab w:val="clear" w:pos="1134"/>
+          <w:tab w:val="clear" w:pos="709"/>
           <w:tab w:val="left" w:pos="709" w:leader="none"/>
         </w:tabs>
         <w:bidi w:val="0"/>
@@ -3815,7 +3867,7 @@
           <w:numId w:val="8"/>
         </w:numPr>
         <w:tabs>
-          <w:tab w:val="clear" w:pos="1134"/>
+          <w:tab w:val="clear" w:pos="709"/>
           <w:tab w:val="left" w:pos="709" w:leader="none"/>
         </w:tabs>
         <w:bidi w:val="0"/>
@@ -3837,7 +3889,7 @@
           <w:numId w:val="8"/>
         </w:numPr>
         <w:tabs>
-          <w:tab w:val="clear" w:pos="1134"/>
+          <w:tab w:val="clear" w:pos="709"/>
           <w:tab w:val="left" w:pos="709" w:leader="none"/>
         </w:tabs>
         <w:bidi w:val="0"/>
@@ -3872,7 +3924,7 @@
           <w:numId w:val="9"/>
         </w:numPr>
         <w:tabs>
-          <w:tab w:val="clear" w:pos="1134"/>
+          <w:tab w:val="clear" w:pos="709"/>
           <w:tab w:val="left" w:pos="709" w:leader="none"/>
         </w:tabs>
         <w:bidi w:val="0"/>
@@ -3894,7 +3946,7 @@
           <w:numId w:val="9"/>
         </w:numPr>
         <w:tabs>
-          <w:tab w:val="clear" w:pos="1134"/>
+          <w:tab w:val="clear" w:pos="709"/>
           <w:tab w:val="left" w:pos="709" w:leader="none"/>
         </w:tabs>
         <w:bidi w:val="0"/>
@@ -3916,7 +3968,7 @@
           <w:numId w:val="9"/>
         </w:numPr>
         <w:tabs>
-          <w:tab w:val="clear" w:pos="1134"/>
+          <w:tab w:val="clear" w:pos="709"/>
           <w:tab w:val="left" w:pos="709" w:leader="none"/>
         </w:tabs>
         <w:bidi w:val="0"/>
@@ -3938,7 +3990,7 @@
           <w:numId w:val="9"/>
         </w:numPr>
         <w:tabs>
-          <w:tab w:val="clear" w:pos="1134"/>
+          <w:tab w:val="clear" w:pos="709"/>
           <w:tab w:val="left" w:pos="709" w:leader="none"/>
         </w:tabs>
         <w:bidi w:val="0"/>
@@ -3965,13 +4017,13 @@
         </w:tblCellMar>
       </w:tblPr>
       <w:tblGrid>
-        <w:gridCol w:w="7283"/>
+        <w:gridCol w:w="10205"/>
       </w:tblGrid>
       <w:tr>
         <w:trPr/>
         <w:tc>
           <w:tcPr>
-            <w:tcW w:w="7283" w:type="dxa"/>
+            <w:tcW w:w="10205" w:type="dxa"/>
             <w:tcBorders/>
             <w:shd w:fill="F4F7FA" w:val="clear"/>
             <w:vAlign w:val="center"/>
@@ -3979,8 +4031,9 @@
           <w:p>
             <w:pPr>
               <w:pStyle w:val="TableContents"/>
-              <w:bidi w:val="0"/>
-              <w:spacing w:before="0" w:after="160"/>
+              <w:widowControl w:val="false"/>
+              <w:suppressLineNumbers/>
+              <w:bidi w:val="0"/>
               <w:jc w:val="left"/>
               <w:rPr/>
             </w:pPr>
@@ -4053,7 +4106,7 @@
           <w:numId w:val="10"/>
         </w:numPr>
         <w:tabs>
-          <w:tab w:val="clear" w:pos="1134"/>
+          <w:tab w:val="clear" w:pos="709"/>
           <w:tab w:val="left" w:pos="709" w:leader="none"/>
         </w:tabs>
         <w:bidi w:val="0"/>
@@ -4085,7 +4138,7 @@
           <w:numId w:val="10"/>
         </w:numPr>
         <w:tabs>
-          <w:tab w:val="clear" w:pos="1134"/>
+          <w:tab w:val="clear" w:pos="709"/>
           <w:tab w:val="left" w:pos="709" w:leader="none"/>
         </w:tabs>
         <w:bidi w:val="0"/>
@@ -4117,7 +4170,7 @@
           <w:numId w:val="10"/>
         </w:numPr>
         <w:tabs>
-          <w:tab w:val="clear" w:pos="1134"/>
+          <w:tab w:val="clear" w:pos="709"/>
           <w:tab w:val="left" w:pos="709" w:leader="none"/>
         </w:tabs>
         <w:bidi w:val="0"/>
@@ -4149,7 +4202,7 @@
           <w:numId w:val="10"/>
         </w:numPr>
         <w:tabs>
-          <w:tab w:val="clear" w:pos="1134"/>
+          <w:tab w:val="clear" w:pos="709"/>
           <w:tab w:val="left" w:pos="709" w:leader="none"/>
         </w:tabs>
         <w:bidi w:val="0"/>
@@ -4171,7 +4224,7 @@
           <w:numId w:val="10"/>
         </w:numPr>
         <w:tabs>
-          <w:tab w:val="clear" w:pos="1134"/>
+          <w:tab w:val="clear" w:pos="709"/>
           <w:tab w:val="left" w:pos="709" w:leader="none"/>
         </w:tabs>
         <w:bidi w:val="0"/>
@@ -4242,7 +4295,7 @@
     </w:p>
     <w:tbl>
       <w:tblPr>
-        <w:tblW w:w="7283" w:type="dxa"/>
+        <w:tblW w:w="10205" w:type="dxa"/>
         <w:jc w:val="left"/>
         <w:tblInd w:w="-7" w:type="dxa"/>
         <w:tblLayout w:type="fixed"/>
@@ -4254,8 +4307,8 @@
         </w:tblCellMar>
       </w:tblPr>
       <w:tblGrid>
-        <w:gridCol w:w="2409"/>
-        <w:gridCol w:w="4874"/>
+        <w:gridCol w:w="3105"/>
+        <w:gridCol w:w="7100"/>
       </w:tblGrid>
       <w:tr>
         <w:trPr>
@@ -4263,7 +4316,7 @@
         </w:trPr>
         <w:tc>
           <w:tcPr>
-            <w:tcW w:w="2409" w:type="dxa"/>
+            <w:tcW w:w="3105" w:type="dxa"/>
             <w:tcBorders>
               <w:top w:val="single" w:sz="6" w:space="0" w:color="808080"/>
               <w:left w:val="single" w:sz="6" w:space="0" w:color="808080"/>
@@ -4276,7 +4329,6 @@
             <w:pPr>
               <w:pStyle w:val="TableHeading"/>
               <w:bidi w:val="0"/>
-              <w:spacing w:before="0" w:after="160"/>
               <w:jc w:val="left"/>
               <w:rPr/>
             </w:pPr>
@@ -4288,7 +4340,7 @@
         </w:tc>
         <w:tc>
           <w:tcPr>
-            <w:tcW w:w="4874" w:type="dxa"/>
+            <w:tcW w:w="7100" w:type="dxa"/>
             <w:tcBorders>
               <w:top w:val="single" w:sz="6" w:space="0" w:color="808080"/>
               <w:left w:val="single" w:sz="2" w:space="0" w:color="808080"/>
@@ -4301,7 +4353,6 @@
             <w:pPr>
               <w:pStyle w:val="TableHeading"/>
               <w:bidi w:val="0"/>
-              <w:spacing w:before="0" w:after="160"/>
               <w:jc w:val="left"/>
               <w:rPr/>
             </w:pPr>
@@ -4316,7 +4367,7 @@
         <w:trPr/>
         <w:tc>
           <w:tcPr>
-            <w:tcW w:w="2409" w:type="dxa"/>
+            <w:tcW w:w="3105" w:type="dxa"/>
             <w:tcBorders>
               <w:left w:val="single" w:sz="6" w:space="0" w:color="808080"/>
               <w:bottom w:val="single" w:sz="2" w:space="0" w:color="808080"/>
@@ -4328,7 +4379,6 @@
             <w:pPr>
               <w:pStyle w:val="TableContents"/>
               <w:bidi w:val="0"/>
-              <w:spacing w:before="0" w:after="160"/>
               <w:jc w:val="left"/>
               <w:rPr/>
             </w:pPr>
@@ -4340,19 +4390,18 @@
         </w:tc>
         <w:tc>
           <w:tcPr>
-            <w:tcW w:w="4874" w:type="dxa"/>
-            <w:tcBorders>
-              <w:left w:val="single" w:sz="2" w:space="0" w:color="808080"/>
-              <w:bottom w:val="single" w:sz="2" w:space="0" w:color="808080"/>
-              <w:right w:val="single" w:sz="6" w:space="0" w:color="808080"/>
-            </w:tcBorders>
-            <w:vAlign w:val="center"/>
-          </w:tcPr>
-          <w:p>
-            <w:pPr>
-              <w:pStyle w:val="TableContents"/>
-              <w:bidi w:val="0"/>
-              <w:spacing w:before="0" w:after="160"/>
+            <w:tcW w:w="7100" w:type="dxa"/>
+            <w:tcBorders>
+              <w:left w:val="single" w:sz="2" w:space="0" w:color="808080"/>
+              <w:bottom w:val="single" w:sz="2" w:space="0" w:color="808080"/>
+              <w:right w:val="single" w:sz="6" w:space="0" w:color="808080"/>
+            </w:tcBorders>
+            <w:vAlign w:val="center"/>
+          </w:tcPr>
+          <w:p>
+            <w:pPr>
+              <w:pStyle w:val="TableContents"/>
+              <w:bidi w:val="0"/>
               <w:jc w:val="left"/>
               <w:rPr/>
             </w:pPr>
@@ -4367,7 +4416,7 @@
         <w:trPr/>
         <w:tc>
           <w:tcPr>
-            <w:tcW w:w="2409" w:type="dxa"/>
+            <w:tcW w:w="3105" w:type="dxa"/>
             <w:tcBorders>
               <w:left w:val="single" w:sz="6" w:space="0" w:color="808080"/>
               <w:bottom w:val="single" w:sz="2" w:space="0" w:color="808080"/>
@@ -4379,7 +4428,6 @@
             <w:pPr>
               <w:pStyle w:val="TableContents"/>
               <w:bidi w:val="0"/>
-              <w:spacing w:before="0" w:after="160"/>
               <w:jc w:val="left"/>
               <w:rPr/>
             </w:pPr>
@@ -4397,19 +4445,18 @@
         </w:tc>
         <w:tc>
           <w:tcPr>
-            <w:tcW w:w="4874" w:type="dxa"/>
-            <w:tcBorders>
-              <w:left w:val="single" w:sz="2" w:space="0" w:color="808080"/>
-              <w:bottom w:val="single" w:sz="2" w:space="0" w:color="808080"/>
-              <w:right w:val="single" w:sz="6" w:space="0" w:color="808080"/>
-            </w:tcBorders>
-            <w:vAlign w:val="center"/>
-          </w:tcPr>
-          <w:p>
-            <w:pPr>
-              <w:pStyle w:val="TableContents"/>
-              <w:bidi w:val="0"/>
-              <w:spacing w:before="0" w:after="160"/>
+            <w:tcW w:w="7100" w:type="dxa"/>
+            <w:tcBorders>
+              <w:left w:val="single" w:sz="2" w:space="0" w:color="808080"/>
+              <w:bottom w:val="single" w:sz="2" w:space="0" w:color="808080"/>
+              <w:right w:val="single" w:sz="6" w:space="0" w:color="808080"/>
+            </w:tcBorders>
+            <w:vAlign w:val="center"/>
+          </w:tcPr>
+          <w:p>
+            <w:pPr>
+              <w:pStyle w:val="TableContents"/>
+              <w:bidi w:val="0"/>
               <w:jc w:val="left"/>
               <w:rPr/>
             </w:pPr>
@@ -4424,7 +4471,7 @@
         <w:trPr/>
         <w:tc>
           <w:tcPr>
-            <w:tcW w:w="2409" w:type="dxa"/>
+            <w:tcW w:w="3105" w:type="dxa"/>
             <w:tcBorders>
               <w:left w:val="single" w:sz="6" w:space="0" w:color="808080"/>
               <w:bottom w:val="single" w:sz="2" w:space="0" w:color="808080"/>
@@ -4436,7 +4483,6 @@
             <w:pPr>
               <w:pStyle w:val="TableContents"/>
               <w:bidi w:val="0"/>
-              <w:spacing w:before="0" w:after="160"/>
               <w:jc w:val="left"/>
               <w:rPr/>
             </w:pPr>
@@ -4454,19 +4500,18 @@
         </w:tc>
         <w:tc>
           <w:tcPr>
-            <w:tcW w:w="4874" w:type="dxa"/>
-            <w:tcBorders>
-              <w:left w:val="single" w:sz="2" w:space="0" w:color="808080"/>
-              <w:bottom w:val="single" w:sz="2" w:space="0" w:color="808080"/>
-              <w:right w:val="single" w:sz="6" w:space="0" w:color="808080"/>
-            </w:tcBorders>
-            <w:vAlign w:val="center"/>
-          </w:tcPr>
-          <w:p>
-            <w:pPr>
-              <w:pStyle w:val="TableContents"/>
-              <w:bidi w:val="0"/>
-              <w:spacing w:before="0" w:after="160"/>
+            <w:tcW w:w="7100" w:type="dxa"/>
+            <w:tcBorders>
+              <w:left w:val="single" w:sz="2" w:space="0" w:color="808080"/>
+              <w:bottom w:val="single" w:sz="2" w:space="0" w:color="808080"/>
+              <w:right w:val="single" w:sz="6" w:space="0" w:color="808080"/>
+            </w:tcBorders>
+            <w:vAlign w:val="center"/>
+          </w:tcPr>
+          <w:p>
+            <w:pPr>
+              <w:pStyle w:val="TableContents"/>
+              <w:bidi w:val="0"/>
               <w:jc w:val="left"/>
               <w:rPr/>
             </w:pPr>
@@ -4481,7 +4526,7 @@
         <w:trPr/>
         <w:tc>
           <w:tcPr>
-            <w:tcW w:w="2409" w:type="dxa"/>
+            <w:tcW w:w="3105" w:type="dxa"/>
             <w:tcBorders>
               <w:left w:val="single" w:sz="6" w:space="0" w:color="808080"/>
               <w:bottom w:val="single" w:sz="6" w:space="0" w:color="808080"/>
@@ -4493,7 +4538,6 @@
             <w:pPr>
               <w:pStyle w:val="TableContents"/>
               <w:bidi w:val="0"/>
-              <w:spacing w:before="0" w:after="160"/>
               <w:jc w:val="left"/>
               <w:rPr/>
             </w:pPr>
@@ -4511,7 +4555,7 @@
         </w:tc>
         <w:tc>
           <w:tcPr>
-            <w:tcW w:w="4874" w:type="dxa"/>
+            <w:tcW w:w="7100" w:type="dxa"/>
             <w:tcBorders>
               <w:left w:val="single" w:sz="2" w:space="0" w:color="808080"/>
               <w:bottom w:val="single" w:sz="6" w:space="0" w:color="808080"/>
@@ -4523,7 +4567,6 @@
             <w:pPr>
               <w:pStyle w:val="TableContents"/>
               <w:bidi w:val="0"/>
-              <w:spacing w:before="0" w:after="160"/>
               <w:jc w:val="left"/>
               <w:rPr/>
             </w:pPr>
@@ -4629,13 +4672,13 @@
         </w:tblCellMar>
       </w:tblPr>
       <w:tblGrid>
-        <w:gridCol w:w="7283"/>
+        <w:gridCol w:w="10205"/>
       </w:tblGrid>
       <w:tr>
         <w:trPr/>
         <w:tc>
           <w:tcPr>
-            <w:tcW w:w="7283" w:type="dxa"/>
+            <w:tcW w:w="10205" w:type="dxa"/>
             <w:tcBorders/>
             <w:shd w:fill="F4F7FA" w:val="clear"/>
             <w:vAlign w:val="center"/>
@@ -4643,8 +4686,9 @@
           <w:p>
             <w:pPr>
               <w:pStyle w:val="TableContents"/>
-              <w:bidi w:val="0"/>
-              <w:spacing w:before="0" w:after="160"/>
+              <w:widowControl w:val="false"/>
+              <w:suppressLineNumbers/>
+              <w:bidi w:val="0"/>
               <w:jc w:val="left"/>
               <w:rPr/>
             </w:pPr>
@@ -4787,7 +4831,7 @@
           <w:numId w:val="11"/>
         </w:numPr>
         <w:tabs>
-          <w:tab w:val="clear" w:pos="1134"/>
+          <w:tab w:val="clear" w:pos="709"/>
           <w:tab w:val="left" w:pos="709" w:leader="none"/>
         </w:tabs>
         <w:bidi w:val="0"/>
@@ -4815,7 +4859,7 @@
           <w:numId w:val="11"/>
         </w:numPr>
         <w:tabs>
-          <w:tab w:val="clear" w:pos="1134"/>
+          <w:tab w:val="clear" w:pos="709"/>
           <w:tab w:val="left" w:pos="709" w:leader="none"/>
         </w:tabs>
         <w:bidi w:val="0"/>
@@ -4930,13 +4974,13 @@
         </w:tblCellMar>
       </w:tblPr>
       <w:tblGrid>
-        <w:gridCol w:w="7283"/>
+        <w:gridCol w:w="10205"/>
       </w:tblGrid>
       <w:tr>
         <w:trPr/>
         <w:tc>
           <w:tcPr>
-            <w:tcW w:w="7283" w:type="dxa"/>
+            <w:tcW w:w="10205" w:type="dxa"/>
             <w:tcBorders/>
             <w:shd w:fill="F4F7FA" w:val="clear"/>
             <w:vAlign w:val="center"/>
@@ -4944,8 +4988,9 @@
           <w:p>
             <w:pPr>
               <w:pStyle w:val="TableContents"/>
-              <w:bidi w:val="0"/>
-              <w:spacing w:before="0" w:after="160"/>
+              <w:widowControl w:val="false"/>
+              <w:suppressLineNumbers/>
+              <w:bidi w:val="0"/>
               <w:jc w:val="left"/>
               <w:rPr/>
             </w:pPr>
@@ -5036,7 +5081,7 @@
           <w:numId w:val="12"/>
         </w:numPr>
         <w:tabs>
-          <w:tab w:val="clear" w:pos="1134"/>
+          <w:tab w:val="clear" w:pos="709"/>
           <w:tab w:val="left" w:pos="709" w:leader="none"/>
         </w:tabs>
         <w:bidi w:val="0"/>
@@ -5074,7 +5119,7 @@
           <w:numId w:val="12"/>
         </w:numPr>
         <w:tabs>
-          <w:tab w:val="clear" w:pos="1134"/>
+          <w:tab w:val="clear" w:pos="709"/>
           <w:tab w:val="left" w:pos="709" w:leader="none"/>
         </w:tabs>
         <w:bidi w:val="0"/>
@@ -5119,13 +5164,13 @@
         </w:tblCellMar>
       </w:tblPr>
       <w:tblGrid>
-        <w:gridCol w:w="7283"/>
+        <w:gridCol w:w="10205"/>
       </w:tblGrid>
       <w:tr>
         <w:trPr/>
         <w:tc>
           <w:tcPr>
-            <w:tcW w:w="7283" w:type="dxa"/>
+            <w:tcW w:w="10205" w:type="dxa"/>
             <w:tcBorders/>
             <w:shd w:fill="F4F7FA" w:val="clear"/>
             <w:vAlign w:val="center"/>
@@ -5133,8 +5178,9 @@
           <w:p>
             <w:pPr>
               <w:pStyle w:val="TableContents"/>
-              <w:bidi w:val="0"/>
-              <w:spacing w:before="0" w:after="160"/>
+              <w:widowControl w:val="false"/>
+              <w:suppressLineNumbers/>
+              <w:bidi w:val="0"/>
               <w:jc w:val="left"/>
               <w:rPr/>
             </w:pPr>
@@ -5233,7 +5279,7 @@
     </w:p>
     <w:tbl>
       <w:tblPr>
-        <w:tblW w:w="7283" w:type="dxa"/>
+        <w:tblW w:w="10205" w:type="dxa"/>
         <w:jc w:val="left"/>
         <w:tblInd w:w="-7" w:type="dxa"/>
         <w:tblLayout w:type="fixed"/>
@@ -5246,7 +5292,7 @@
       </w:tblPr>
       <w:tblGrid>
         <w:gridCol w:w="1400"/>
-        <w:gridCol w:w="5883"/>
+        <w:gridCol w:w="8805"/>
       </w:tblGrid>
       <w:tr>
         <w:trPr>
@@ -5267,7 +5313,6 @@
             <w:pPr>
               <w:pStyle w:val="TableHeading"/>
               <w:bidi w:val="0"/>
-              <w:spacing w:before="0" w:after="160"/>
               <w:jc w:val="left"/>
               <w:rPr/>
             </w:pPr>
@@ -5279,7 +5324,7 @@
         </w:tc>
         <w:tc>
           <w:tcPr>
-            <w:tcW w:w="5883" w:type="dxa"/>
+            <w:tcW w:w="8805" w:type="dxa"/>
             <w:tcBorders>
               <w:top w:val="single" w:sz="6" w:space="0" w:color="808080"/>
               <w:left w:val="single" w:sz="2" w:space="0" w:color="808080"/>
@@ -5292,7 +5337,6 @@
             <w:pPr>
               <w:pStyle w:val="TableHeading"/>
               <w:bidi w:val="0"/>
-              <w:spacing w:before="0" w:after="160"/>
               <w:jc w:val="left"/>
               <w:rPr/>
             </w:pPr>
@@ -5319,7 +5363,6 @@
             <w:pPr>
               <w:pStyle w:val="TableContents"/>
               <w:bidi w:val="0"/>
-              <w:spacing w:before="0" w:after="160"/>
               <w:jc w:val="left"/>
               <w:rPr/>
             </w:pPr>
@@ -5333,19 +5376,18 @@
         </w:tc>
         <w:tc>
           <w:tcPr>
-            <w:tcW w:w="5883" w:type="dxa"/>
-            <w:tcBorders>
-              <w:left w:val="single" w:sz="2" w:space="0" w:color="808080"/>
-              <w:bottom w:val="single" w:sz="2" w:space="0" w:color="808080"/>
-              <w:right w:val="single" w:sz="6" w:space="0" w:color="808080"/>
-            </w:tcBorders>
-            <w:vAlign w:val="center"/>
-          </w:tcPr>
-          <w:p>
-            <w:pPr>
-              <w:pStyle w:val="TableContents"/>
-              <w:bidi w:val="0"/>
-              <w:spacing w:before="0" w:after="160"/>
+            <w:tcW w:w="8805" w:type="dxa"/>
+            <w:tcBorders>
+              <w:left w:val="single" w:sz="2" w:space="0" w:color="808080"/>
+              <w:bottom w:val="single" w:sz="2" w:space="0" w:color="808080"/>
+              <w:right w:val="single" w:sz="6" w:space="0" w:color="808080"/>
+            </w:tcBorders>
+            <w:vAlign w:val="center"/>
+          </w:tcPr>
+          <w:p>
+            <w:pPr>
+              <w:pStyle w:val="TableContents"/>
+              <w:bidi w:val="0"/>
               <w:jc w:val="left"/>
               <w:rPr/>
             </w:pPr>
@@ -5382,7 +5424,6 @@
             <w:pPr>
               <w:pStyle w:val="TableContents"/>
               <w:bidi w:val="0"/>
-              <w:spacing w:before="0" w:after="160"/>
               <w:jc w:val="left"/>
               <w:rPr/>
             </w:pPr>
@@ -5396,19 +5437,18 @@
         </w:tc>
         <w:tc>
           <w:tcPr>
-            <w:tcW w:w="5883" w:type="dxa"/>
-            <w:tcBorders>
-              <w:left w:val="single" w:sz="2" w:space="0" w:color="808080"/>
-              <w:bottom w:val="single" w:sz="2" w:space="0" w:color="808080"/>
-              <w:right w:val="single" w:sz="6" w:space="0" w:color="808080"/>
-            </w:tcBorders>
-            <w:vAlign w:val="center"/>
-          </w:tcPr>
-          <w:p>
-            <w:pPr>
-              <w:pStyle w:val="TableContents"/>
-              <w:bidi w:val="0"/>
-              <w:spacing w:before="0" w:after="160"/>
+            <w:tcW w:w="8805" w:type="dxa"/>
+            <w:tcBorders>
+              <w:left w:val="single" w:sz="2" w:space="0" w:color="808080"/>
+              <w:bottom w:val="single" w:sz="2" w:space="0" w:color="808080"/>
+              <w:right w:val="single" w:sz="6" w:space="0" w:color="808080"/>
+            </w:tcBorders>
+            <w:vAlign w:val="center"/>
+          </w:tcPr>
+          <w:p>
+            <w:pPr>
+              <w:pStyle w:val="TableContents"/>
+              <w:bidi w:val="0"/>
               <w:jc w:val="left"/>
               <w:rPr/>
             </w:pPr>
@@ -5435,7 +5475,6 @@
             <w:pPr>
               <w:pStyle w:val="TableContents"/>
               <w:bidi w:val="0"/>
-              <w:spacing w:before="0" w:after="160"/>
               <w:jc w:val="left"/>
               <w:rPr/>
             </w:pPr>
@@ -5449,19 +5488,18 @@
         </w:tc>
         <w:tc>
           <w:tcPr>
-            <w:tcW w:w="5883" w:type="dxa"/>
-            <w:tcBorders>
-              <w:left w:val="single" w:sz="2" w:space="0" w:color="808080"/>
-              <w:bottom w:val="single" w:sz="2" w:space="0" w:color="808080"/>
-              <w:right w:val="single" w:sz="6" w:space="0" w:color="808080"/>
-            </w:tcBorders>
-            <w:vAlign w:val="center"/>
-          </w:tcPr>
-          <w:p>
-            <w:pPr>
-              <w:pStyle w:val="TableContents"/>
-              <w:bidi w:val="0"/>
-              <w:spacing w:before="0" w:after="160"/>
+            <w:tcW w:w="8805" w:type="dxa"/>
+            <w:tcBorders>
+              <w:left w:val="single" w:sz="2" w:space="0" w:color="808080"/>
+              <w:bottom w:val="single" w:sz="2" w:space="0" w:color="808080"/>
+              <w:right w:val="single" w:sz="6" w:space="0" w:color="808080"/>
+            </w:tcBorders>
+            <w:vAlign w:val="center"/>
+          </w:tcPr>
+          <w:p>
+            <w:pPr>
+              <w:pStyle w:val="TableContents"/>
+              <w:bidi w:val="0"/>
               <w:jc w:val="left"/>
               <w:rPr/>
             </w:pPr>
@@ -5488,7 +5526,6 @@
             <w:pPr>
               <w:pStyle w:val="TableContents"/>
               <w:bidi w:val="0"/>
-              <w:spacing w:before="0" w:after="160"/>
               <w:jc w:val="left"/>
               <w:rPr/>
             </w:pPr>
@@ -5502,19 +5539,18 @@
         </w:tc>
         <w:tc>
           <w:tcPr>
-            <w:tcW w:w="5883" w:type="dxa"/>
-            <w:tcBorders>
-              <w:left w:val="single" w:sz="2" w:space="0" w:color="808080"/>
-              <w:bottom w:val="single" w:sz="2" w:space="0" w:color="808080"/>
-              <w:right w:val="single" w:sz="6" w:space="0" w:color="808080"/>
-            </w:tcBorders>
-            <w:vAlign w:val="center"/>
-          </w:tcPr>
-          <w:p>
-            <w:pPr>
-              <w:pStyle w:val="TableContents"/>
-              <w:bidi w:val="0"/>
-              <w:spacing w:before="0" w:after="160"/>
+            <w:tcW w:w="8805" w:type="dxa"/>
+            <w:tcBorders>
+              <w:left w:val="single" w:sz="2" w:space="0" w:color="808080"/>
+              <w:bottom w:val="single" w:sz="2" w:space="0" w:color="808080"/>
+              <w:right w:val="single" w:sz="6" w:space="0" w:color="808080"/>
+            </w:tcBorders>
+            <w:vAlign w:val="center"/>
+          </w:tcPr>
+          <w:p>
+            <w:pPr>
+              <w:pStyle w:val="TableContents"/>
+              <w:bidi w:val="0"/>
               <w:jc w:val="left"/>
               <w:rPr/>
             </w:pPr>
@@ -5541,7 +5577,6 @@
             <w:pPr>
               <w:pStyle w:val="TableContents"/>
               <w:bidi w:val="0"/>
-              <w:spacing w:before="0" w:after="160"/>
               <w:jc w:val="left"/>
               <w:rPr/>
             </w:pPr>
@@ -5555,19 +5590,18 @@
         </w:tc>
         <w:tc>
           <w:tcPr>
-            <w:tcW w:w="5883" w:type="dxa"/>
-            <w:tcBorders>
-              <w:left w:val="single" w:sz="2" w:space="0" w:color="808080"/>
-              <w:bottom w:val="single" w:sz="2" w:space="0" w:color="808080"/>
-              <w:right w:val="single" w:sz="6" w:space="0" w:color="808080"/>
-            </w:tcBorders>
-            <w:vAlign w:val="center"/>
-          </w:tcPr>
-          <w:p>
-            <w:pPr>
-              <w:pStyle w:val="TableContents"/>
-              <w:bidi w:val="0"/>
-              <w:spacing w:before="0" w:after="160"/>
+            <w:tcW w:w="8805" w:type="dxa"/>
+            <w:tcBorders>
+              <w:left w:val="single" w:sz="2" w:space="0" w:color="808080"/>
+              <w:bottom w:val="single" w:sz="2" w:space="0" w:color="808080"/>
+              <w:right w:val="single" w:sz="6" w:space="0" w:color="808080"/>
+            </w:tcBorders>
+            <w:vAlign w:val="center"/>
+          </w:tcPr>
+          <w:p>
+            <w:pPr>
+              <w:pStyle w:val="TableContents"/>
+              <w:bidi w:val="0"/>
               <w:jc w:val="left"/>
               <w:rPr/>
             </w:pPr>
@@ -5594,7 +5628,6 @@
             <w:pPr>
               <w:pStyle w:val="TableContents"/>
               <w:bidi w:val="0"/>
-              <w:spacing w:before="0" w:after="160"/>
               <w:jc w:val="left"/>
               <w:rPr/>
             </w:pPr>
@@ -5608,7 +5641,7 @@
         </w:tc>
         <w:tc>
           <w:tcPr>
-            <w:tcW w:w="5883" w:type="dxa"/>
+            <w:tcW w:w="8805" w:type="dxa"/>
             <w:tcBorders>
               <w:left w:val="single" w:sz="2" w:space="0" w:color="808080"/>
               <w:bottom w:val="single" w:sz="6" w:space="0" w:color="808080"/>
@@ -5620,7 +5653,6 @@
             <w:pPr>
               <w:pStyle w:val="TableContents"/>
               <w:bidi w:val="0"/>
-              <w:spacing w:before="0" w:after="160"/>
               <w:jc w:val="left"/>
               <w:rPr/>
             </w:pPr>
@@ -5652,7 +5684,7 @@
           <w:numId w:val="13"/>
         </w:numPr>
         <w:tabs>
-          <w:tab w:val="clear" w:pos="1134"/>
+          <w:tab w:val="clear" w:pos="709"/>
           <w:tab w:val="left" w:pos="709" w:leader="none"/>
         </w:tabs>
         <w:bidi w:val="0"/>
@@ -5680,7 +5712,7 @@
           <w:numId w:val="13"/>
         </w:numPr>
         <w:tabs>
-          <w:tab w:val="clear" w:pos="1134"/>
+          <w:tab w:val="clear" w:pos="709"/>
           <w:tab w:val="left" w:pos="709" w:leader="none"/>
         </w:tabs>
         <w:bidi w:val="0"/>
@@ -5702,7 +5734,7 @@
           <w:numId w:val="13"/>
         </w:numPr>
         <w:tabs>
-          <w:tab w:val="clear" w:pos="1134"/>
+          <w:tab w:val="clear" w:pos="709"/>
           <w:tab w:val="left" w:pos="709" w:leader="none"/>
         </w:tabs>
         <w:bidi w:val="0"/>
@@ -5754,7 +5786,7 @@
           <w:numId w:val="13"/>
         </w:numPr>
         <w:tabs>
-          <w:tab w:val="clear" w:pos="1134"/>
+          <w:tab w:val="clear" w:pos="709"/>
           <w:tab w:val="left" w:pos="709" w:leader="none"/>
         </w:tabs>
         <w:bidi w:val="0"/>
@@ -5776,7 +5808,7 @@
           <w:numId w:val="13"/>
         </w:numPr>
         <w:tabs>
-          <w:tab w:val="clear" w:pos="1134"/>
+          <w:tab w:val="clear" w:pos="709"/>
           <w:tab w:val="left" w:pos="709" w:leader="none"/>
         </w:tabs>
         <w:bidi w:val="0"/>
@@ -5831,7 +5863,7 @@
           <w:numId w:val="14"/>
         </w:numPr>
         <w:tabs>
-          <w:tab w:val="clear" w:pos="1134"/>
+          <w:tab w:val="clear" w:pos="709"/>
           <w:tab w:val="left" w:pos="709" w:leader="none"/>
         </w:tabs>
         <w:bidi w:val="0"/>
@@ -5863,7 +5895,7 @@
           <w:numId w:val="14"/>
         </w:numPr>
         <w:tabs>
-          <w:tab w:val="clear" w:pos="1134"/>
+          <w:tab w:val="clear" w:pos="709"/>
           <w:tab w:val="left" w:pos="709" w:leader="none"/>
         </w:tabs>
         <w:bidi w:val="0"/>
@@ -5928,13 +5960,13 @@
         </w:tblCellMar>
       </w:tblPr>
       <w:tblGrid>
-        <w:gridCol w:w="7283"/>
+        <w:gridCol w:w="10205"/>
       </w:tblGrid>
       <w:tr>
         <w:trPr/>
         <w:tc>
           <w:tcPr>
-            <w:tcW w:w="7283" w:type="dxa"/>
+            <w:tcW w:w="10205" w:type="dxa"/>
             <w:tcBorders/>
             <w:shd w:fill="F4F7FA" w:val="clear"/>
             <w:vAlign w:val="center"/>
@@ -5942,8 +5974,9 @@
           <w:p>
             <w:pPr>
               <w:pStyle w:val="TableContents"/>
-              <w:bidi w:val="0"/>
-              <w:spacing w:before="0" w:after="160"/>
+              <w:widowControl w:val="false"/>
+              <w:suppressLineNumbers/>
+              <w:bidi w:val="0"/>
               <w:jc w:val="left"/>
               <w:rPr/>
             </w:pPr>
@@ -5993,7 +6026,7 @@
     </w:p>
     <w:tbl>
       <w:tblPr>
-        <w:tblW w:w="7283" w:type="dxa"/>
+        <w:tblW w:w="10205" w:type="dxa"/>
         <w:jc w:val="left"/>
         <w:tblInd w:w="-7" w:type="dxa"/>
         <w:tblLayout w:type="fixed"/>
@@ -6005,8 +6038,8 @@
         </w:tblCellMar>
       </w:tblPr>
       <w:tblGrid>
-        <w:gridCol w:w="1652"/>
-        <w:gridCol w:w="5631"/>
+        <w:gridCol w:w="1963"/>
+        <w:gridCol w:w="8242"/>
       </w:tblGrid>
       <w:tr>
         <w:trPr>
@@ -6014,7 +6047,7 @@
         </w:trPr>
         <w:tc>
           <w:tcPr>
-            <w:tcW w:w="1652" w:type="dxa"/>
+            <w:tcW w:w="1963" w:type="dxa"/>
             <w:tcBorders>
               <w:top w:val="single" w:sz="6" w:space="0" w:color="808080"/>
               <w:left w:val="single" w:sz="6" w:space="0" w:color="808080"/>
@@ -6027,7 +6060,6 @@
             <w:pPr>
               <w:pStyle w:val="TableHeading"/>
               <w:bidi w:val="0"/>
-              <w:spacing w:before="0" w:after="160"/>
               <w:jc w:val="left"/>
               <w:rPr/>
             </w:pPr>
@@ -6039,7 +6071,7 @@
         </w:tc>
         <w:tc>
           <w:tcPr>
-            <w:tcW w:w="5631" w:type="dxa"/>
+            <w:tcW w:w="8242" w:type="dxa"/>
             <w:tcBorders>
               <w:top w:val="single" w:sz="6" w:space="0" w:color="808080"/>
               <w:left w:val="single" w:sz="2" w:space="0" w:color="808080"/>
@@ -6052,7 +6084,6 @@
             <w:pPr>
               <w:pStyle w:val="TableHeading"/>
               <w:bidi w:val="0"/>
-              <w:spacing w:before="0" w:after="160"/>
               <w:jc w:val="left"/>
               <w:rPr/>
             </w:pPr>
@@ -6067,7 +6098,7 @@
         <w:trPr/>
         <w:tc>
           <w:tcPr>
-            <w:tcW w:w="1652" w:type="dxa"/>
+            <w:tcW w:w="1963" w:type="dxa"/>
             <w:tcBorders>
               <w:left w:val="single" w:sz="6" w:space="0" w:color="808080"/>
               <w:bottom w:val="single" w:sz="2" w:space="0" w:color="808080"/>
@@ -6079,7 +6110,6 @@
             <w:pPr>
               <w:pStyle w:val="TableContents"/>
               <w:bidi w:val="0"/>
-              <w:spacing w:before="0" w:after="160"/>
               <w:jc w:val="left"/>
               <w:rPr/>
             </w:pPr>
@@ -6093,19 +6123,18 @@
         </w:tc>
         <w:tc>
           <w:tcPr>
-            <w:tcW w:w="5631" w:type="dxa"/>
-            <w:tcBorders>
-              <w:left w:val="single" w:sz="2" w:space="0" w:color="808080"/>
-              <w:bottom w:val="single" w:sz="2" w:space="0" w:color="808080"/>
-              <w:right w:val="single" w:sz="6" w:space="0" w:color="808080"/>
-            </w:tcBorders>
-            <w:vAlign w:val="center"/>
-          </w:tcPr>
-          <w:p>
-            <w:pPr>
-              <w:pStyle w:val="TableContents"/>
-              <w:bidi w:val="0"/>
-              <w:spacing w:before="0" w:after="160"/>
+            <w:tcW w:w="8242" w:type="dxa"/>
+            <w:tcBorders>
+              <w:left w:val="single" w:sz="2" w:space="0" w:color="808080"/>
+              <w:bottom w:val="single" w:sz="2" w:space="0" w:color="808080"/>
+              <w:right w:val="single" w:sz="6" w:space="0" w:color="808080"/>
+            </w:tcBorders>
+            <w:vAlign w:val="center"/>
+          </w:tcPr>
+          <w:p>
+            <w:pPr>
+              <w:pStyle w:val="TableContents"/>
+              <w:bidi w:val="0"/>
               <w:jc w:val="left"/>
               <w:rPr/>
             </w:pPr>
@@ -6120,7 +6149,7 @@
         <w:trPr/>
         <w:tc>
           <w:tcPr>
-            <w:tcW w:w="1652" w:type="dxa"/>
+            <w:tcW w:w="1963" w:type="dxa"/>
             <w:tcBorders>
               <w:left w:val="single" w:sz="6" w:space="0" w:color="808080"/>
               <w:bottom w:val="single" w:sz="2" w:space="0" w:color="808080"/>
@@ -6132,7 +6161,6 @@
             <w:pPr>
               <w:pStyle w:val="TableContents"/>
               <w:bidi w:val="0"/>
-              <w:spacing w:before="0" w:after="160"/>
               <w:jc w:val="left"/>
               <w:rPr/>
             </w:pPr>
@@ -6146,19 +6174,18 @@
         </w:tc>
         <w:tc>
           <w:tcPr>
-            <w:tcW w:w="5631" w:type="dxa"/>
-            <w:tcBorders>
-              <w:left w:val="single" w:sz="2" w:space="0" w:color="808080"/>
-              <w:bottom w:val="single" w:sz="2" w:space="0" w:color="808080"/>
-              <w:right w:val="single" w:sz="6" w:space="0" w:color="808080"/>
-            </w:tcBorders>
-            <w:vAlign w:val="center"/>
-          </w:tcPr>
-          <w:p>
-            <w:pPr>
-              <w:pStyle w:val="TableContents"/>
-              <w:bidi w:val="0"/>
-              <w:spacing w:before="0" w:after="160"/>
+            <w:tcW w:w="8242" w:type="dxa"/>
+            <w:tcBorders>
+              <w:left w:val="single" w:sz="2" w:space="0" w:color="808080"/>
+              <w:bottom w:val="single" w:sz="2" w:space="0" w:color="808080"/>
+              <w:right w:val="single" w:sz="6" w:space="0" w:color="808080"/>
+            </w:tcBorders>
+            <w:vAlign w:val="center"/>
+          </w:tcPr>
+          <w:p>
+            <w:pPr>
+              <w:pStyle w:val="TableContents"/>
+              <w:bidi w:val="0"/>
               <w:jc w:val="left"/>
               <w:rPr/>
             </w:pPr>
@@ -6173,7 +6200,7 @@
         <w:trPr/>
         <w:tc>
           <w:tcPr>
-            <w:tcW w:w="1652" w:type="dxa"/>
+            <w:tcW w:w="1963" w:type="dxa"/>
             <w:tcBorders>
               <w:left w:val="single" w:sz="6" w:space="0" w:color="808080"/>
               <w:bottom w:val="single" w:sz="2" w:space="0" w:color="808080"/>
@@ -6185,7 +6212,6 @@
             <w:pPr>
               <w:pStyle w:val="TableContents"/>
               <w:bidi w:val="0"/>
-              <w:spacing w:before="0" w:after="160"/>
               <w:jc w:val="left"/>
               <w:rPr/>
             </w:pPr>
@@ -6199,19 +6225,18 @@
         </w:tc>
         <w:tc>
           <w:tcPr>
-            <w:tcW w:w="5631" w:type="dxa"/>
-            <w:tcBorders>
-              <w:left w:val="single" w:sz="2" w:space="0" w:color="808080"/>
-              <w:bottom w:val="single" w:sz="2" w:space="0" w:color="808080"/>
-              <w:right w:val="single" w:sz="6" w:space="0" w:color="808080"/>
-            </w:tcBorders>
-            <w:vAlign w:val="center"/>
-          </w:tcPr>
-          <w:p>
-            <w:pPr>
-              <w:pStyle w:val="TableContents"/>
-              <w:bidi w:val="0"/>
-              <w:spacing w:before="0" w:after="160"/>
+            <w:tcW w:w="8242" w:type="dxa"/>
+            <w:tcBorders>
+              <w:left w:val="single" w:sz="2" w:space="0" w:color="808080"/>
+              <w:bottom w:val="single" w:sz="2" w:space="0" w:color="808080"/>
+              <w:right w:val="single" w:sz="6" w:space="0" w:color="808080"/>
+            </w:tcBorders>
+            <w:vAlign w:val="center"/>
+          </w:tcPr>
+          <w:p>
+            <w:pPr>
+              <w:pStyle w:val="TableContents"/>
+              <w:bidi w:val="0"/>
               <w:jc w:val="left"/>
               <w:rPr/>
             </w:pPr>
@@ -6226,7 +6251,7 @@
         <w:trPr/>
         <w:tc>
           <w:tcPr>
-            <w:tcW w:w="1652" w:type="dxa"/>
+            <w:tcW w:w="1963" w:type="dxa"/>
             <w:tcBorders>
               <w:left w:val="single" w:sz="6" w:space="0" w:color="808080"/>
               <w:bottom w:val="single" w:sz="2" w:space="0" w:color="808080"/>
@@ -6238,7 +6263,6 @@
             <w:pPr>
               <w:pStyle w:val="TableContents"/>
               <w:bidi w:val="0"/>
-              <w:spacing w:before="0" w:after="160"/>
               <w:jc w:val="left"/>
               <w:rPr/>
             </w:pPr>
@@ -6252,19 +6276,18 @@
         </w:tc>
         <w:tc>
           <w:tcPr>
-            <w:tcW w:w="5631" w:type="dxa"/>
-            <w:tcBorders>
-              <w:left w:val="single" w:sz="2" w:space="0" w:color="808080"/>
-              <w:bottom w:val="single" w:sz="2" w:space="0" w:color="808080"/>
-              <w:right w:val="single" w:sz="6" w:space="0" w:color="808080"/>
-            </w:tcBorders>
-            <w:vAlign w:val="center"/>
-          </w:tcPr>
-          <w:p>
-            <w:pPr>
-              <w:pStyle w:val="TableContents"/>
-              <w:bidi w:val="0"/>
-              <w:spacing w:before="0" w:after="160"/>
+            <w:tcW w:w="8242" w:type="dxa"/>
+            <w:tcBorders>
+              <w:left w:val="single" w:sz="2" w:space="0" w:color="808080"/>
+              <w:bottom w:val="single" w:sz="2" w:space="0" w:color="808080"/>
+              <w:right w:val="single" w:sz="6" w:space="0" w:color="808080"/>
+            </w:tcBorders>
+            <w:vAlign w:val="center"/>
+          </w:tcPr>
+          <w:p>
+            <w:pPr>
+              <w:pStyle w:val="TableContents"/>
+              <w:bidi w:val="0"/>
               <w:jc w:val="left"/>
               <w:rPr/>
             </w:pPr>
@@ -6299,7 +6322,7 @@
         <w:trPr/>
         <w:tc>
           <w:tcPr>
-            <w:tcW w:w="1652" w:type="dxa"/>
+            <w:tcW w:w="1963" w:type="dxa"/>
             <w:tcBorders>
               <w:left w:val="single" w:sz="6" w:space="0" w:color="808080"/>
               <w:bottom w:val="single" w:sz="2" w:space="0" w:color="808080"/>
@@ -6311,7 +6334,6 @@
             <w:pPr>
               <w:pStyle w:val="TableContents"/>
               <w:bidi w:val="0"/>
-              <w:spacing w:before="0" w:after="160"/>
               <w:jc w:val="left"/>
               <w:rPr/>
             </w:pPr>
@@ -6325,19 +6347,18 @@
         </w:tc>
         <w:tc>
           <w:tcPr>
-            <w:tcW w:w="5631" w:type="dxa"/>
-            <w:tcBorders>
-              <w:left w:val="single" w:sz="2" w:space="0" w:color="808080"/>
-              <w:bottom w:val="single" w:sz="2" w:space="0" w:color="808080"/>
-              <w:right w:val="single" w:sz="6" w:space="0" w:color="808080"/>
-            </w:tcBorders>
-            <w:vAlign w:val="center"/>
-          </w:tcPr>
-          <w:p>
-            <w:pPr>
-              <w:pStyle w:val="TableContents"/>
-              <w:bidi w:val="0"/>
-              <w:spacing w:before="0" w:after="160"/>
+            <w:tcW w:w="8242" w:type="dxa"/>
+            <w:tcBorders>
+              <w:left w:val="single" w:sz="2" w:space="0" w:color="808080"/>
+              <w:bottom w:val="single" w:sz="2" w:space="0" w:color="808080"/>
+              <w:right w:val="single" w:sz="6" w:space="0" w:color="808080"/>
+            </w:tcBorders>
+            <w:vAlign w:val="center"/>
+          </w:tcPr>
+          <w:p>
+            <w:pPr>
+              <w:pStyle w:val="TableContents"/>
+              <w:bidi w:val="0"/>
               <w:jc w:val="left"/>
               <w:rPr/>
             </w:pPr>
@@ -6352,7 +6373,7 @@
         <w:trPr/>
         <w:tc>
           <w:tcPr>
-            <w:tcW w:w="1652" w:type="dxa"/>
+            <w:tcW w:w="1963" w:type="dxa"/>
             <w:tcBorders>
               <w:left w:val="single" w:sz="6" w:space="0" w:color="808080"/>
               <w:bottom w:val="single" w:sz="2" w:space="0" w:color="808080"/>
@@ -6364,7 +6385,6 @@
             <w:pPr>
               <w:pStyle w:val="TableContents"/>
               <w:bidi w:val="0"/>
-              <w:spacing w:before="0" w:after="160"/>
               <w:jc w:val="left"/>
               <w:rPr/>
             </w:pPr>
@@ -6378,19 +6398,18 @@
         </w:tc>
         <w:tc>
           <w:tcPr>
-            <w:tcW w:w="5631" w:type="dxa"/>
-            <w:tcBorders>
-              <w:left w:val="single" w:sz="2" w:space="0" w:color="808080"/>
-              <w:bottom w:val="single" w:sz="2" w:space="0" w:color="808080"/>
-              <w:right w:val="single" w:sz="6" w:space="0" w:color="808080"/>
-            </w:tcBorders>
-            <w:vAlign w:val="center"/>
-          </w:tcPr>
-          <w:p>
-            <w:pPr>
-              <w:pStyle w:val="TableContents"/>
-              <w:bidi w:val="0"/>
-              <w:spacing w:before="0" w:after="160"/>
+            <w:tcW w:w="8242" w:type="dxa"/>
+            <w:tcBorders>
+              <w:left w:val="single" w:sz="2" w:space="0" w:color="808080"/>
+              <w:bottom w:val="single" w:sz="2" w:space="0" w:color="808080"/>
+              <w:right w:val="single" w:sz="6" w:space="0" w:color="808080"/>
+            </w:tcBorders>
+            <w:vAlign w:val="center"/>
+          </w:tcPr>
+          <w:p>
+            <w:pPr>
+              <w:pStyle w:val="TableContents"/>
+              <w:bidi w:val="0"/>
               <w:jc w:val="left"/>
               <w:rPr/>
             </w:pPr>
@@ -6405,7 +6424,7 @@
         <w:trPr/>
         <w:tc>
           <w:tcPr>
-            <w:tcW w:w="1652" w:type="dxa"/>
+            <w:tcW w:w="1963" w:type="dxa"/>
             <w:tcBorders>
               <w:left w:val="single" w:sz="6" w:space="0" w:color="808080"/>
               <w:bottom w:val="single" w:sz="2" w:space="0" w:color="808080"/>
@@ -6417,7 +6436,6 @@
             <w:pPr>
               <w:pStyle w:val="TableContents"/>
               <w:bidi w:val="0"/>
-              <w:spacing w:before="0" w:after="160"/>
               <w:jc w:val="left"/>
               <w:rPr/>
             </w:pPr>
@@ -6431,19 +6449,18 @@
         </w:tc>
         <w:tc>
           <w:tcPr>
-            <w:tcW w:w="5631" w:type="dxa"/>
-            <w:tcBorders>
-              <w:left w:val="single" w:sz="2" w:space="0" w:color="808080"/>
-              <w:bottom w:val="single" w:sz="2" w:space="0" w:color="808080"/>
-              <w:right w:val="single" w:sz="6" w:space="0" w:color="808080"/>
-            </w:tcBorders>
-            <w:vAlign w:val="center"/>
-          </w:tcPr>
-          <w:p>
-            <w:pPr>
-              <w:pStyle w:val="TableContents"/>
-              <w:bidi w:val="0"/>
-              <w:spacing w:before="0" w:after="160"/>
+            <w:tcW w:w="8242" w:type="dxa"/>
+            <w:tcBorders>
+              <w:left w:val="single" w:sz="2" w:space="0" w:color="808080"/>
+              <w:bottom w:val="single" w:sz="2" w:space="0" w:color="808080"/>
+              <w:right w:val="single" w:sz="6" w:space="0" w:color="808080"/>
+            </w:tcBorders>
+            <w:vAlign w:val="center"/>
+          </w:tcPr>
+          <w:p>
+            <w:pPr>
+              <w:pStyle w:val="TableContents"/>
+              <w:bidi w:val="0"/>
               <w:jc w:val="left"/>
               <w:rPr/>
             </w:pPr>
@@ -6458,7 +6475,7 @@
         <w:trPr/>
         <w:tc>
           <w:tcPr>
-            <w:tcW w:w="1652" w:type="dxa"/>
+            <w:tcW w:w="1963" w:type="dxa"/>
             <w:tcBorders>
               <w:left w:val="single" w:sz="6" w:space="0" w:color="808080"/>
               <w:bottom w:val="single" w:sz="6" w:space="0" w:color="808080"/>
@@ -6470,7 +6487,6 @@
             <w:pPr>
               <w:pStyle w:val="TableContents"/>
               <w:bidi w:val="0"/>
-              <w:spacing w:before="0" w:after="160"/>
               <w:jc w:val="left"/>
               <w:rPr/>
             </w:pPr>
@@ -6484,7 +6500,7 @@
         </w:tc>
         <w:tc>
           <w:tcPr>
-            <w:tcW w:w="5631" w:type="dxa"/>
+            <w:tcW w:w="8242" w:type="dxa"/>
             <w:tcBorders>
               <w:left w:val="single" w:sz="2" w:space="0" w:color="808080"/>
               <w:bottom w:val="single" w:sz="6" w:space="0" w:color="808080"/>
@@ -6496,7 +6512,6 @@
             <w:pPr>
               <w:pStyle w:val="TableContents"/>
               <w:bidi w:val="0"/>
-              <w:spacing w:before="0" w:after="160"/>
               <w:jc w:val="left"/>
               <w:rPr/>
             </w:pPr>
@@ -6590,7 +6605,7 @@
           <w:numId w:val="15"/>
         </w:numPr>
         <w:tabs>
-          <w:tab w:val="clear" w:pos="1134"/>
+          <w:tab w:val="clear" w:pos="709"/>
           <w:tab w:val="left" w:pos="709" w:leader="none"/>
         </w:tabs>
         <w:bidi w:val="0"/>
@@ -6622,7 +6637,7 @@
           <w:numId w:val="15"/>
         </w:numPr>
         <w:tabs>
-          <w:tab w:val="clear" w:pos="1134"/>
+          <w:tab w:val="clear" w:pos="709"/>
           <w:tab w:val="left" w:pos="709" w:leader="none"/>
         </w:tabs>
         <w:bidi w:val="0"/>
@@ -6650,7 +6665,7 @@
           <w:numId w:val="15"/>
         </w:numPr>
         <w:tabs>
-          <w:tab w:val="clear" w:pos="1134"/>
+          <w:tab w:val="clear" w:pos="709"/>
           <w:tab w:val="left" w:pos="709" w:leader="none"/>
         </w:tabs>
         <w:bidi w:val="0"/>
@@ -6699,13 +6714,13 @@
         </w:tblCellMar>
       </w:tblPr>
       <w:tblGrid>
-        <w:gridCol w:w="7283"/>
+        <w:gridCol w:w="10205"/>
       </w:tblGrid>
       <w:tr>
         <w:trPr/>
         <w:tc>
           <w:tcPr>
-            <w:tcW w:w="7283" w:type="dxa"/>
+            <w:tcW w:w="10205" w:type="dxa"/>
             <w:tcBorders/>
             <w:shd w:fill="F4F7FA" w:val="clear"/>
             <w:vAlign w:val="center"/>
@@ -6713,8 +6728,9 @@
           <w:p>
             <w:pPr>
               <w:pStyle w:val="TableContents"/>
-              <w:bidi w:val="0"/>
-              <w:spacing w:before="0" w:after="160"/>
+              <w:widowControl w:val="false"/>
+              <w:suppressLineNumbers/>
+              <w:bidi w:val="0"/>
               <w:jc w:val="left"/>
               <w:rPr/>
             </w:pPr>
@@ -6769,7 +6785,7 @@
     </w:p>
     <w:tbl>
       <w:tblPr>
-        <w:tblW w:w="7283" w:type="dxa"/>
+        <w:tblW w:w="9533" w:type="dxa"/>
         <w:jc w:val="left"/>
         <w:tblInd w:w="-7" w:type="dxa"/>
         <w:tblLayout w:type="fixed"/>
@@ -6782,13 +6798,13 @@
       </w:tblPr>
       <w:tblGrid>
         <w:gridCol w:w="665"/>
-        <w:gridCol w:w="1131"/>
-        <w:gridCol w:w="606"/>
+        <w:gridCol w:w="2076"/>
+        <w:gridCol w:w="966"/>
         <w:gridCol w:w="546"/>
         <w:gridCol w:w="666"/>
-        <w:gridCol w:w="906"/>
-        <w:gridCol w:w="786"/>
-        <w:gridCol w:w="1131"/>
+        <w:gridCol w:w="1656"/>
+        <w:gridCol w:w="876"/>
+        <w:gridCol w:w="1236"/>
         <w:gridCol w:w="846"/>
       </w:tblGrid>
       <w:tr>
@@ -6810,7 +6826,6 @@
             <w:pPr>
               <w:pStyle w:val="TableHeading"/>
               <w:bidi w:val="0"/>
-              <w:spacing w:before="0" w:after="160"/>
               <w:jc w:val="left"/>
               <w:rPr/>
             </w:pPr>
@@ -6822,7 +6837,7 @@
         </w:tc>
         <w:tc>
           <w:tcPr>
-            <w:tcW w:w="1131" w:type="dxa"/>
+            <w:tcW w:w="2076" w:type="dxa"/>
             <w:tcBorders>
               <w:top w:val="single" w:sz="6" w:space="0" w:color="808080"/>
               <w:left w:val="single" w:sz="2" w:space="0" w:color="808080"/>
@@ -6835,7 +6850,6 @@
             <w:pPr>
               <w:pStyle w:val="TableHeading"/>
               <w:bidi w:val="0"/>
-              <w:spacing w:before="0" w:after="160"/>
               <w:jc w:val="left"/>
               <w:rPr/>
             </w:pPr>
@@ -6847,7 +6861,7 @@
         </w:tc>
         <w:tc>
           <w:tcPr>
-            <w:tcW w:w="606" w:type="dxa"/>
+            <w:tcW w:w="966" w:type="dxa"/>
             <w:tcBorders>
               <w:top w:val="single" w:sz="6" w:space="0" w:color="808080"/>
               <w:left w:val="single" w:sz="2" w:space="0" w:color="808080"/>
@@ -6860,7 +6874,6 @@
             <w:pPr>
               <w:pStyle w:val="TableHeading"/>
               <w:bidi w:val="0"/>
-              <w:spacing w:before="0" w:after="160"/>
               <w:jc w:val="right"/>
               <w:rPr/>
             </w:pPr>
@@ -6885,7 +6898,6 @@
             <w:pPr>
               <w:pStyle w:val="TableHeading"/>
               <w:bidi w:val="0"/>
-              <w:spacing w:before="0" w:after="160"/>
               <w:jc w:val="right"/>
               <w:rPr/>
             </w:pPr>
@@ -6910,7 +6922,6 @@
             <w:pPr>
               <w:pStyle w:val="TableHeading"/>
               <w:bidi w:val="0"/>
-              <w:spacing w:before="0" w:after="160"/>
               <w:jc w:val="right"/>
               <w:rPr/>
             </w:pPr>
@@ -6922,7 +6933,7 @@
         </w:tc>
         <w:tc>
           <w:tcPr>
-            <w:tcW w:w="906" w:type="dxa"/>
+            <w:tcW w:w="1656" w:type="dxa"/>
             <w:tcBorders>
               <w:top w:val="single" w:sz="6" w:space="0" w:color="808080"/>
               <w:left w:val="single" w:sz="2" w:space="0" w:color="808080"/>
@@ -6935,7 +6946,6 @@
             <w:pPr>
               <w:pStyle w:val="TableHeading"/>
               <w:bidi w:val="0"/>
-              <w:spacing w:before="0" w:after="160"/>
               <w:jc w:val="left"/>
               <w:rPr/>
             </w:pPr>
@@ -6947,7 +6957,7 @@
         </w:tc>
         <w:tc>
           <w:tcPr>
-            <w:tcW w:w="786" w:type="dxa"/>
+            <w:tcW w:w="876" w:type="dxa"/>
             <w:tcBorders>
               <w:top w:val="single" w:sz="6" w:space="0" w:color="808080"/>
               <w:left w:val="single" w:sz="2" w:space="0" w:color="808080"/>
@@ -6960,7 +6970,6 @@
             <w:pPr>
               <w:pStyle w:val="TableHeading"/>
               <w:bidi w:val="0"/>
-              <w:spacing w:before="0" w:after="160"/>
               <w:jc w:val="right"/>
               <w:rPr/>
             </w:pPr>
@@ -6972,7 +6981,7 @@
         </w:tc>
         <w:tc>
           <w:tcPr>
-            <w:tcW w:w="1131" w:type="dxa"/>
+            <w:tcW w:w="1236" w:type="dxa"/>
             <w:tcBorders>
               <w:top w:val="single" w:sz="6" w:space="0" w:color="808080"/>
               <w:left w:val="single" w:sz="2" w:space="0" w:color="808080"/>
@@ -6985,7 +6994,6 @@
             <w:pPr>
               <w:pStyle w:val="TableHeading"/>
               <w:bidi w:val="0"/>
-              <w:spacing w:before="0" w:after="160"/>
               <w:jc w:val="left"/>
               <w:rPr/>
             </w:pPr>
@@ -7010,7 +7018,6 @@
             <w:pPr>
               <w:pStyle w:val="TableHeading"/>
               <w:bidi w:val="0"/>
-              <w:spacing w:before="0" w:after="160"/>
               <w:jc w:val="left"/>
               <w:rPr/>
             </w:pPr>
@@ -7037,7 +7044,6 @@
             <w:pPr>
               <w:pStyle w:val="TableContents"/>
               <w:bidi w:val="0"/>
-              <w:spacing w:before="0" w:after="160"/>
               <w:jc w:val="left"/>
               <w:rPr/>
             </w:pPr>
@@ -7051,19 +7057,18 @@
         </w:tc>
         <w:tc>
           <w:tcPr>
-            <w:tcW w:w="1131" w:type="dxa"/>
-            <w:tcBorders>
-              <w:left w:val="single" w:sz="2" w:space="0" w:color="808080"/>
-              <w:bottom w:val="single" w:sz="2" w:space="0" w:color="808080"/>
-              <w:right w:val="single" w:sz="6" w:space="0" w:color="808080"/>
-            </w:tcBorders>
-            <w:vAlign w:val="center"/>
-          </w:tcPr>
-          <w:p>
-            <w:pPr>
-              <w:pStyle w:val="TableContents"/>
-              <w:bidi w:val="0"/>
-              <w:spacing w:before="0" w:after="160"/>
+            <w:tcW w:w="2076" w:type="dxa"/>
+            <w:tcBorders>
+              <w:left w:val="single" w:sz="2" w:space="0" w:color="808080"/>
+              <w:bottom w:val="single" w:sz="2" w:space="0" w:color="808080"/>
+              <w:right w:val="single" w:sz="6" w:space="0" w:color="808080"/>
+            </w:tcBorders>
+            <w:vAlign w:val="center"/>
+          </w:tcPr>
+          <w:p>
+            <w:pPr>
+              <w:pStyle w:val="TableContents"/>
+              <w:bidi w:val="0"/>
               <w:jc w:val="left"/>
               <w:rPr/>
             </w:pPr>
@@ -7075,19 +7080,18 @@
         </w:tc>
         <w:tc>
           <w:tcPr>
-            <w:tcW w:w="606" w:type="dxa"/>
-            <w:tcBorders>
-              <w:left w:val="single" w:sz="2" w:space="0" w:color="808080"/>
-              <w:bottom w:val="single" w:sz="2" w:space="0" w:color="808080"/>
-              <w:right w:val="single" w:sz="6" w:space="0" w:color="808080"/>
-            </w:tcBorders>
-            <w:vAlign w:val="center"/>
-          </w:tcPr>
-          <w:p>
-            <w:pPr>
-              <w:pStyle w:val="TableContents"/>
-              <w:bidi w:val="0"/>
-              <w:spacing w:before="0" w:after="160"/>
+            <w:tcW w:w="966" w:type="dxa"/>
+            <w:tcBorders>
+              <w:left w:val="single" w:sz="2" w:space="0" w:color="808080"/>
+              <w:bottom w:val="single" w:sz="2" w:space="0" w:color="808080"/>
+              <w:right w:val="single" w:sz="6" w:space="0" w:color="808080"/>
+            </w:tcBorders>
+            <w:vAlign w:val="center"/>
+          </w:tcPr>
+          <w:p>
+            <w:pPr>
+              <w:pStyle w:val="TableContents"/>
+              <w:bidi w:val="0"/>
               <w:jc w:val="right"/>
               <w:rPr/>
             </w:pPr>
@@ -7111,7 +7115,6 @@
             <w:pPr>
               <w:pStyle w:val="TableContents"/>
               <w:bidi w:val="0"/>
-              <w:spacing w:before="0" w:after="160"/>
               <w:jc w:val="right"/>
               <w:rPr/>
             </w:pPr>
@@ -7135,7 +7138,6 @@
             <w:pPr>
               <w:pStyle w:val="TableContents"/>
               <w:bidi w:val="0"/>
-              <w:spacing w:before="0" w:after="160"/>
               <w:jc w:val="right"/>
               <w:rPr/>
             </w:pPr>
@@ -7147,19 +7149,18 @@
         </w:tc>
         <w:tc>
           <w:tcPr>
-            <w:tcW w:w="906" w:type="dxa"/>
-            <w:tcBorders>
-              <w:left w:val="single" w:sz="2" w:space="0" w:color="808080"/>
-              <w:bottom w:val="single" w:sz="2" w:space="0" w:color="808080"/>
-              <w:right w:val="single" w:sz="6" w:space="0" w:color="808080"/>
-            </w:tcBorders>
-            <w:vAlign w:val="center"/>
-          </w:tcPr>
-          <w:p>
-            <w:pPr>
-              <w:pStyle w:val="TableContents"/>
-              <w:bidi w:val="0"/>
-              <w:spacing w:before="0" w:after="160"/>
+            <w:tcW w:w="1656" w:type="dxa"/>
+            <w:tcBorders>
+              <w:left w:val="single" w:sz="2" w:space="0" w:color="808080"/>
+              <w:bottom w:val="single" w:sz="2" w:space="0" w:color="808080"/>
+              <w:right w:val="single" w:sz="6" w:space="0" w:color="808080"/>
+            </w:tcBorders>
+            <w:vAlign w:val="center"/>
+          </w:tcPr>
+          <w:p>
+            <w:pPr>
+              <w:pStyle w:val="TableContents"/>
+              <w:bidi w:val="0"/>
               <w:jc w:val="left"/>
               <w:rPr/>
             </w:pPr>
@@ -7171,19 +7172,18 @@
         </w:tc>
         <w:tc>
           <w:tcPr>
-            <w:tcW w:w="786" w:type="dxa"/>
-            <w:tcBorders>
-              <w:left w:val="single" w:sz="2" w:space="0" w:color="808080"/>
-              <w:bottom w:val="single" w:sz="2" w:space="0" w:color="808080"/>
-              <w:right w:val="single" w:sz="6" w:space="0" w:color="808080"/>
-            </w:tcBorders>
-            <w:vAlign w:val="center"/>
-          </w:tcPr>
-          <w:p>
-            <w:pPr>
-              <w:pStyle w:val="TableContents"/>
-              <w:bidi w:val="0"/>
-              <w:spacing w:before="0" w:after="160"/>
+            <w:tcW w:w="876" w:type="dxa"/>
+            <w:tcBorders>
+              <w:left w:val="single" w:sz="2" w:space="0" w:color="808080"/>
+              <w:bottom w:val="single" w:sz="2" w:space="0" w:color="808080"/>
+              <w:right w:val="single" w:sz="6" w:space="0" w:color="808080"/>
+            </w:tcBorders>
+            <w:vAlign w:val="center"/>
+          </w:tcPr>
+          <w:p>
+            <w:pPr>
+              <w:pStyle w:val="TableContents"/>
+              <w:bidi w:val="0"/>
               <w:jc w:val="right"/>
               <w:rPr/>
             </w:pPr>
@@ -7195,19 +7195,18 @@
         </w:tc>
         <w:tc>
           <w:tcPr>
-            <w:tcW w:w="1131" w:type="dxa"/>
-            <w:tcBorders>
-              <w:left w:val="single" w:sz="2" w:space="0" w:color="808080"/>
-              <w:bottom w:val="single" w:sz="2" w:space="0" w:color="808080"/>
-              <w:right w:val="single" w:sz="6" w:space="0" w:color="808080"/>
-            </w:tcBorders>
-            <w:vAlign w:val="center"/>
-          </w:tcPr>
-          <w:p>
-            <w:pPr>
-              <w:pStyle w:val="TableContents"/>
-              <w:bidi w:val="0"/>
-              <w:spacing w:before="0" w:after="160"/>
+            <w:tcW w:w="1236" w:type="dxa"/>
+            <w:tcBorders>
+              <w:left w:val="single" w:sz="2" w:space="0" w:color="808080"/>
+              <w:bottom w:val="single" w:sz="2" w:space="0" w:color="808080"/>
+              <w:right w:val="single" w:sz="6" w:space="0" w:color="808080"/>
+            </w:tcBorders>
+            <w:vAlign w:val="center"/>
+          </w:tcPr>
+          <w:p>
+            <w:pPr>
+              <w:pStyle w:val="TableContents"/>
+              <w:bidi w:val="0"/>
               <w:jc w:val="left"/>
               <w:rPr/>
             </w:pPr>
@@ -7231,7 +7230,6 @@
             <w:pPr>
               <w:pStyle w:val="TableContents"/>
               <w:bidi w:val="0"/>
-              <w:spacing w:before="0" w:after="160"/>
               <w:jc w:val="left"/>
               <w:rPr/>
             </w:pPr>
@@ -7258,7 +7256,6 @@
             <w:pPr>
               <w:pStyle w:val="TableContents"/>
               <w:bidi w:val="0"/>
-              <w:spacing w:before="0" w:after="160"/>
               <w:jc w:val="left"/>
               <w:rPr/>
             </w:pPr>
@@ -7272,19 +7269,18 @@
         </w:tc>
         <w:tc>
           <w:tcPr>
-            <w:tcW w:w="1131" w:type="dxa"/>
-            <w:tcBorders>
-              <w:left w:val="single" w:sz="2" w:space="0" w:color="808080"/>
-              <w:bottom w:val="single" w:sz="2" w:space="0" w:color="808080"/>
-              <w:right w:val="single" w:sz="6" w:space="0" w:color="808080"/>
-            </w:tcBorders>
-            <w:vAlign w:val="center"/>
-          </w:tcPr>
-          <w:p>
-            <w:pPr>
-              <w:pStyle w:val="TableContents"/>
-              <w:bidi w:val="0"/>
-              <w:spacing w:before="0" w:after="160"/>
+            <w:tcW w:w="2076" w:type="dxa"/>
+            <w:tcBorders>
+              <w:left w:val="single" w:sz="2" w:space="0" w:color="808080"/>
+              <w:bottom w:val="single" w:sz="2" w:space="0" w:color="808080"/>
+              <w:right w:val="single" w:sz="6" w:space="0" w:color="808080"/>
+            </w:tcBorders>
+            <w:vAlign w:val="center"/>
+          </w:tcPr>
+          <w:p>
+            <w:pPr>
+              <w:pStyle w:val="TableContents"/>
+              <w:bidi w:val="0"/>
               <w:jc w:val="left"/>
               <w:rPr/>
             </w:pPr>
@@ -7296,19 +7292,18 @@
         </w:tc>
         <w:tc>
           <w:tcPr>
-            <w:tcW w:w="606" w:type="dxa"/>
-            <w:tcBorders>
-              <w:left w:val="single" w:sz="2" w:space="0" w:color="808080"/>
-              <w:bottom w:val="single" w:sz="2" w:space="0" w:color="808080"/>
-              <w:right w:val="single" w:sz="6" w:space="0" w:color="808080"/>
-            </w:tcBorders>
-            <w:vAlign w:val="center"/>
-          </w:tcPr>
-          <w:p>
-            <w:pPr>
-              <w:pStyle w:val="TableContents"/>
-              <w:bidi w:val="0"/>
-              <w:spacing w:before="0" w:after="160"/>
+            <w:tcW w:w="966" w:type="dxa"/>
+            <w:tcBorders>
+              <w:left w:val="single" w:sz="2" w:space="0" w:color="808080"/>
+              <w:bottom w:val="single" w:sz="2" w:space="0" w:color="808080"/>
+              <w:right w:val="single" w:sz="6" w:space="0" w:color="808080"/>
+            </w:tcBorders>
+            <w:vAlign w:val="center"/>
+          </w:tcPr>
+          <w:p>
+            <w:pPr>
+              <w:pStyle w:val="TableContents"/>
+              <w:bidi w:val="0"/>
               <w:jc w:val="right"/>
               <w:rPr/>
             </w:pPr>
@@ -7332,7 +7327,6 @@
             <w:pPr>
               <w:pStyle w:val="TableContents"/>
               <w:bidi w:val="0"/>
-              <w:spacing w:before="0" w:after="160"/>
               <w:jc w:val="right"/>
               <w:rPr/>
             </w:pPr>
@@ -7356,7 +7350,6 @@
             <w:pPr>
               <w:pStyle w:val="TableContents"/>
               <w:bidi w:val="0"/>
-              <w:spacing w:before="0" w:after="160"/>
               <w:jc w:val="right"/>
               <w:rPr/>
             </w:pPr>
@@ -7368,19 +7361,18 @@
         </w:tc>
         <w:tc>
           <w:tcPr>
-            <w:tcW w:w="906" w:type="dxa"/>
-            <w:tcBorders>
-              <w:left w:val="single" w:sz="2" w:space="0" w:color="808080"/>
-              <w:bottom w:val="single" w:sz="2" w:space="0" w:color="808080"/>
-              <w:right w:val="single" w:sz="6" w:space="0" w:color="808080"/>
-            </w:tcBorders>
-            <w:vAlign w:val="center"/>
-          </w:tcPr>
-          <w:p>
-            <w:pPr>
-              <w:pStyle w:val="TableContents"/>
-              <w:bidi w:val="0"/>
-              <w:spacing w:before="0" w:after="160"/>
+            <w:tcW w:w="1656" w:type="dxa"/>
+            <w:tcBorders>
+              <w:left w:val="single" w:sz="2" w:space="0" w:color="808080"/>
+              <w:bottom w:val="single" w:sz="2" w:space="0" w:color="808080"/>
+              <w:right w:val="single" w:sz="6" w:space="0" w:color="808080"/>
+            </w:tcBorders>
+            <w:vAlign w:val="center"/>
+          </w:tcPr>
+          <w:p>
+            <w:pPr>
+              <w:pStyle w:val="TableContents"/>
+              <w:bidi w:val="0"/>
               <w:jc w:val="left"/>
               <w:rPr/>
             </w:pPr>
@@ -7392,19 +7384,18 @@
         </w:tc>
         <w:tc>
           <w:tcPr>
-            <w:tcW w:w="786" w:type="dxa"/>
-            <w:tcBorders>
-              <w:left w:val="single" w:sz="2" w:space="0" w:color="808080"/>
-              <w:bottom w:val="single" w:sz="2" w:space="0" w:color="808080"/>
-              <w:right w:val="single" w:sz="6" w:space="0" w:color="808080"/>
-            </w:tcBorders>
-            <w:vAlign w:val="center"/>
-          </w:tcPr>
-          <w:p>
-            <w:pPr>
-              <w:pStyle w:val="TableContents"/>
-              <w:bidi w:val="0"/>
-              <w:spacing w:before="0" w:after="160"/>
+            <w:tcW w:w="876" w:type="dxa"/>
+            <w:tcBorders>
+              <w:left w:val="single" w:sz="2" w:space="0" w:color="808080"/>
+              <w:bottom w:val="single" w:sz="2" w:space="0" w:color="808080"/>
+              <w:right w:val="single" w:sz="6" w:space="0" w:color="808080"/>
+            </w:tcBorders>
+            <w:vAlign w:val="center"/>
+          </w:tcPr>
+          <w:p>
+            <w:pPr>
+              <w:pStyle w:val="TableContents"/>
+              <w:bidi w:val="0"/>
               <w:jc w:val="right"/>
               <w:rPr/>
             </w:pPr>
@@ -7416,19 +7407,18 @@
         </w:tc>
         <w:tc>
           <w:tcPr>
-            <w:tcW w:w="1131" w:type="dxa"/>
-            <w:tcBorders>
-              <w:left w:val="single" w:sz="2" w:space="0" w:color="808080"/>
-              <w:bottom w:val="single" w:sz="2" w:space="0" w:color="808080"/>
-              <w:right w:val="single" w:sz="6" w:space="0" w:color="808080"/>
-            </w:tcBorders>
-            <w:vAlign w:val="center"/>
-          </w:tcPr>
-          <w:p>
-            <w:pPr>
-              <w:pStyle w:val="TableContents"/>
-              <w:bidi w:val="0"/>
-              <w:spacing w:before="0" w:after="160"/>
+            <w:tcW w:w="1236" w:type="dxa"/>
+            <w:tcBorders>
+              <w:left w:val="single" w:sz="2" w:space="0" w:color="808080"/>
+              <w:bottom w:val="single" w:sz="2" w:space="0" w:color="808080"/>
+              <w:right w:val="single" w:sz="6" w:space="0" w:color="808080"/>
+            </w:tcBorders>
+            <w:vAlign w:val="center"/>
+          </w:tcPr>
+          <w:p>
+            <w:pPr>
+              <w:pStyle w:val="TableContents"/>
+              <w:bidi w:val="0"/>
               <w:jc w:val="left"/>
               <w:rPr/>
             </w:pPr>
@@ -7452,7 +7442,6 @@
             <w:pPr>
               <w:pStyle w:val="TableContents"/>
               <w:bidi w:val="0"/>
-              <w:spacing w:before="0" w:after="160"/>
               <w:jc w:val="left"/>
               <w:rPr/>
             </w:pPr>
@@ -7479,7 +7468,6 @@
             <w:pPr>
               <w:pStyle w:val="TableContents"/>
               <w:bidi w:val="0"/>
-              <w:spacing w:before="0" w:after="160"/>
               <w:jc w:val="left"/>
               <w:rPr/>
             </w:pPr>
@@ -7493,19 +7481,18 @@
         </w:tc>
         <w:tc>
           <w:tcPr>
-            <w:tcW w:w="1131" w:type="dxa"/>
-            <w:tcBorders>
-              <w:left w:val="single" w:sz="2" w:space="0" w:color="808080"/>
-              <w:bottom w:val="single" w:sz="2" w:space="0" w:color="808080"/>
-              <w:right w:val="single" w:sz="6" w:space="0" w:color="808080"/>
-            </w:tcBorders>
-            <w:vAlign w:val="center"/>
-          </w:tcPr>
-          <w:p>
-            <w:pPr>
-              <w:pStyle w:val="TableContents"/>
-              <w:bidi w:val="0"/>
-              <w:spacing w:before="0" w:after="160"/>
+            <w:tcW w:w="2076" w:type="dxa"/>
+            <w:tcBorders>
+              <w:left w:val="single" w:sz="2" w:space="0" w:color="808080"/>
+              <w:bottom w:val="single" w:sz="2" w:space="0" w:color="808080"/>
+              <w:right w:val="single" w:sz="6" w:space="0" w:color="808080"/>
+            </w:tcBorders>
+            <w:vAlign w:val="center"/>
+          </w:tcPr>
+          <w:p>
+            <w:pPr>
+              <w:pStyle w:val="TableContents"/>
+              <w:bidi w:val="0"/>
               <w:jc w:val="left"/>
               <w:rPr/>
             </w:pPr>
@@ -7517,19 +7504,18 @@
         </w:tc>
         <w:tc>
           <w:tcPr>
-            <w:tcW w:w="606" w:type="dxa"/>
-            <w:tcBorders>
-              <w:left w:val="single" w:sz="2" w:space="0" w:color="808080"/>
-              <w:bottom w:val="single" w:sz="2" w:space="0" w:color="808080"/>
-              <w:right w:val="single" w:sz="6" w:space="0" w:color="808080"/>
-            </w:tcBorders>
-            <w:vAlign w:val="center"/>
-          </w:tcPr>
-          <w:p>
-            <w:pPr>
-              <w:pStyle w:val="TableContents"/>
-              <w:bidi w:val="0"/>
-              <w:spacing w:before="0" w:after="160"/>
+            <w:tcW w:w="966" w:type="dxa"/>
+            <w:tcBorders>
+              <w:left w:val="single" w:sz="2" w:space="0" w:color="808080"/>
+              <w:bottom w:val="single" w:sz="2" w:space="0" w:color="808080"/>
+              <w:right w:val="single" w:sz="6" w:space="0" w:color="808080"/>
+            </w:tcBorders>
+            <w:vAlign w:val="center"/>
+          </w:tcPr>
+          <w:p>
+            <w:pPr>
+              <w:pStyle w:val="TableContents"/>
+              <w:bidi w:val="0"/>
               <w:jc w:val="right"/>
               <w:rPr/>
             </w:pPr>
@@ -7553,7 +7539,6 @@
             <w:pPr>
               <w:pStyle w:val="TableContents"/>
               <w:bidi w:val="0"/>
-              <w:spacing w:before="0" w:after="160"/>
               <w:jc w:val="right"/>
               <w:rPr/>
             </w:pPr>
@@ -7577,7 +7562,6 @@
             <w:pPr>
               <w:pStyle w:val="TableContents"/>
               <w:bidi w:val="0"/>
-              <w:spacing w:before="0" w:after="160"/>
               <w:jc w:val="right"/>
               <w:rPr/>
             </w:pPr>
@@ -7589,19 +7573,18 @@
         </w:tc>
         <w:tc>
           <w:tcPr>
-            <w:tcW w:w="906" w:type="dxa"/>
-            <w:tcBorders>
-              <w:left w:val="single" w:sz="2" w:space="0" w:color="808080"/>
-              <w:bottom w:val="single" w:sz="2" w:space="0" w:color="808080"/>
-              <w:right w:val="single" w:sz="6" w:space="0" w:color="808080"/>
-            </w:tcBorders>
-            <w:vAlign w:val="center"/>
-          </w:tcPr>
-          <w:p>
-            <w:pPr>
-              <w:pStyle w:val="TableContents"/>
-              <w:bidi w:val="0"/>
-              <w:spacing w:before="0" w:after="160"/>
+            <w:tcW w:w="1656" w:type="dxa"/>
+            <w:tcBorders>
+              <w:left w:val="single" w:sz="2" w:space="0" w:color="808080"/>
+              <w:bottom w:val="single" w:sz="2" w:space="0" w:color="808080"/>
+              <w:right w:val="single" w:sz="6" w:space="0" w:color="808080"/>
+            </w:tcBorders>
+            <w:vAlign w:val="center"/>
+          </w:tcPr>
+          <w:p>
+            <w:pPr>
+              <w:pStyle w:val="TableContents"/>
+              <w:bidi w:val="0"/>
               <w:jc w:val="left"/>
               <w:rPr/>
             </w:pPr>
@@ -7613,19 +7596,18 @@
         </w:tc>
         <w:tc>
           <w:tcPr>
-            <w:tcW w:w="786" w:type="dxa"/>
-            <w:tcBorders>
-              <w:left w:val="single" w:sz="2" w:space="0" w:color="808080"/>
-              <w:bottom w:val="single" w:sz="2" w:space="0" w:color="808080"/>
-              <w:right w:val="single" w:sz="6" w:space="0" w:color="808080"/>
-            </w:tcBorders>
-            <w:vAlign w:val="center"/>
-          </w:tcPr>
-          <w:p>
-            <w:pPr>
-              <w:pStyle w:val="TableContents"/>
-              <w:bidi w:val="0"/>
-              <w:spacing w:before="0" w:after="160"/>
+            <w:tcW w:w="876" w:type="dxa"/>
+            <w:tcBorders>
+              <w:left w:val="single" w:sz="2" w:space="0" w:color="808080"/>
+              <w:bottom w:val="single" w:sz="2" w:space="0" w:color="808080"/>
+              <w:right w:val="single" w:sz="6" w:space="0" w:color="808080"/>
+            </w:tcBorders>
+            <w:vAlign w:val="center"/>
+          </w:tcPr>
+          <w:p>
+            <w:pPr>
+              <w:pStyle w:val="TableContents"/>
+              <w:bidi w:val="0"/>
               <w:jc w:val="right"/>
               <w:rPr/>
             </w:pPr>
@@ -7637,19 +7619,18 @@
         </w:tc>
         <w:tc>
           <w:tcPr>
-            <w:tcW w:w="1131" w:type="dxa"/>
-            <w:tcBorders>
-              <w:left w:val="single" w:sz="2" w:space="0" w:color="808080"/>
-              <w:bottom w:val="single" w:sz="2" w:space="0" w:color="808080"/>
-              <w:right w:val="single" w:sz="6" w:space="0" w:color="808080"/>
-            </w:tcBorders>
-            <w:vAlign w:val="center"/>
-          </w:tcPr>
-          <w:p>
-            <w:pPr>
-              <w:pStyle w:val="TableContents"/>
-              <w:bidi w:val="0"/>
-              <w:spacing w:before="0" w:after="160"/>
+            <w:tcW w:w="1236" w:type="dxa"/>
+            <w:tcBorders>
+              <w:left w:val="single" w:sz="2" w:space="0" w:color="808080"/>
+              <w:bottom w:val="single" w:sz="2" w:space="0" w:color="808080"/>
+              <w:right w:val="single" w:sz="6" w:space="0" w:color="808080"/>
+            </w:tcBorders>
+            <w:vAlign w:val="center"/>
+          </w:tcPr>
+          <w:p>
+            <w:pPr>
+              <w:pStyle w:val="TableContents"/>
+              <w:bidi w:val="0"/>
               <w:jc w:val="left"/>
               <w:rPr/>
             </w:pPr>
@@ -7673,7 +7654,6 @@
             <w:pPr>
               <w:pStyle w:val="TableContents"/>
               <w:bidi w:val="0"/>
-              <w:spacing w:before="0" w:after="160"/>
               <w:jc w:val="left"/>
               <w:rPr/>
             </w:pPr>
@@ -7700,7 +7680,6 @@
             <w:pPr>
               <w:pStyle w:val="TableContents"/>
               <w:bidi w:val="0"/>
-              <w:spacing w:before="0" w:after="160"/>
               <w:jc w:val="left"/>
               <w:rPr/>
             </w:pPr>
@@ -7714,19 +7693,18 @@
         </w:tc>
         <w:tc>
           <w:tcPr>
-            <w:tcW w:w="1131" w:type="dxa"/>
-            <w:tcBorders>
-              <w:left w:val="single" w:sz="2" w:space="0" w:color="808080"/>
-              <w:bottom w:val="single" w:sz="2" w:space="0" w:color="808080"/>
-              <w:right w:val="single" w:sz="6" w:space="0" w:color="808080"/>
-            </w:tcBorders>
-            <w:vAlign w:val="center"/>
-          </w:tcPr>
-          <w:p>
-            <w:pPr>
-              <w:pStyle w:val="TableContents"/>
-              <w:bidi w:val="0"/>
-              <w:spacing w:before="0" w:after="160"/>
+            <w:tcW w:w="2076" w:type="dxa"/>
+            <w:tcBorders>
+              <w:left w:val="single" w:sz="2" w:space="0" w:color="808080"/>
+              <w:bottom w:val="single" w:sz="2" w:space="0" w:color="808080"/>
+              <w:right w:val="single" w:sz="6" w:space="0" w:color="808080"/>
+            </w:tcBorders>
+            <w:vAlign w:val="center"/>
+          </w:tcPr>
+          <w:p>
+            <w:pPr>
+              <w:pStyle w:val="TableContents"/>
+              <w:bidi w:val="0"/>
               <w:jc w:val="left"/>
               <w:rPr/>
             </w:pPr>
@@ -7738,19 +7716,18 @@
         </w:tc>
         <w:tc>
           <w:tcPr>
-            <w:tcW w:w="606" w:type="dxa"/>
-            <w:tcBorders>
-              <w:left w:val="single" w:sz="2" w:space="0" w:color="808080"/>
-              <w:bottom w:val="single" w:sz="2" w:space="0" w:color="808080"/>
-              <w:right w:val="single" w:sz="6" w:space="0" w:color="808080"/>
-            </w:tcBorders>
-            <w:vAlign w:val="center"/>
-          </w:tcPr>
-          <w:p>
-            <w:pPr>
-              <w:pStyle w:val="TableContents"/>
-              <w:bidi w:val="0"/>
-              <w:spacing w:before="0" w:after="160"/>
+            <w:tcW w:w="966" w:type="dxa"/>
+            <w:tcBorders>
+              <w:left w:val="single" w:sz="2" w:space="0" w:color="808080"/>
+              <w:bottom w:val="single" w:sz="2" w:space="0" w:color="808080"/>
+              <w:right w:val="single" w:sz="6" w:space="0" w:color="808080"/>
+            </w:tcBorders>
+            <w:vAlign w:val="center"/>
+          </w:tcPr>
+          <w:p>
+            <w:pPr>
+              <w:pStyle w:val="TableContents"/>
+              <w:bidi w:val="0"/>
               <w:jc w:val="right"/>
               <w:rPr/>
             </w:pPr>
@@ -7774,7 +7751,6 @@
             <w:pPr>
               <w:pStyle w:val="TableContents"/>
               <w:bidi w:val="0"/>
-              <w:spacing w:before="0" w:after="160"/>
               <w:jc w:val="right"/>
               <w:rPr/>
             </w:pPr>
@@ -7798,7 +7774,6 @@
             <w:pPr>
               <w:pStyle w:val="TableContents"/>
               <w:bidi w:val="0"/>
-              <w:spacing w:before="0" w:after="160"/>
               <w:jc w:val="right"/>
               <w:rPr/>
             </w:pPr>
@@ -7810,19 +7785,18 @@
         </w:tc>
         <w:tc>
           <w:tcPr>
-            <w:tcW w:w="906" w:type="dxa"/>
-            <w:tcBorders>
-              <w:left w:val="single" w:sz="2" w:space="0" w:color="808080"/>
-              <w:bottom w:val="single" w:sz="2" w:space="0" w:color="808080"/>
-              <w:right w:val="single" w:sz="6" w:space="0" w:color="808080"/>
-            </w:tcBorders>
-            <w:vAlign w:val="center"/>
-          </w:tcPr>
-          <w:p>
-            <w:pPr>
-              <w:pStyle w:val="TableContents"/>
-              <w:bidi w:val="0"/>
-              <w:spacing w:before="0" w:after="160"/>
+            <w:tcW w:w="1656" w:type="dxa"/>
+            <w:tcBorders>
+              <w:left w:val="single" w:sz="2" w:space="0" w:color="808080"/>
+              <w:bottom w:val="single" w:sz="2" w:space="0" w:color="808080"/>
+              <w:right w:val="single" w:sz="6" w:space="0" w:color="808080"/>
+            </w:tcBorders>
+            <w:vAlign w:val="center"/>
+          </w:tcPr>
+          <w:p>
+            <w:pPr>
+              <w:pStyle w:val="TableContents"/>
+              <w:bidi w:val="0"/>
               <w:jc w:val="left"/>
               <w:rPr/>
             </w:pPr>
@@ -7834,19 +7808,18 @@
         </w:tc>
         <w:tc>
           <w:tcPr>
-            <w:tcW w:w="786" w:type="dxa"/>
-            <w:tcBorders>
-              <w:left w:val="single" w:sz="2" w:space="0" w:color="808080"/>
-              <w:bottom w:val="single" w:sz="2" w:space="0" w:color="808080"/>
-              <w:right w:val="single" w:sz="6" w:space="0" w:color="808080"/>
-            </w:tcBorders>
-            <w:vAlign w:val="center"/>
-          </w:tcPr>
-          <w:p>
-            <w:pPr>
-              <w:pStyle w:val="TableContents"/>
-              <w:bidi w:val="0"/>
-              <w:spacing w:before="0" w:after="160"/>
+            <w:tcW w:w="876" w:type="dxa"/>
+            <w:tcBorders>
+              <w:left w:val="single" w:sz="2" w:space="0" w:color="808080"/>
+              <w:bottom w:val="single" w:sz="2" w:space="0" w:color="808080"/>
+              <w:right w:val="single" w:sz="6" w:space="0" w:color="808080"/>
+            </w:tcBorders>
+            <w:vAlign w:val="center"/>
+          </w:tcPr>
+          <w:p>
+            <w:pPr>
+              <w:pStyle w:val="TableContents"/>
+              <w:bidi w:val="0"/>
               <w:jc w:val="right"/>
               <w:rPr/>
             </w:pPr>
@@ -7858,19 +7831,18 @@
         </w:tc>
         <w:tc>
           <w:tcPr>
-            <w:tcW w:w="1131" w:type="dxa"/>
-            <w:tcBorders>
-              <w:left w:val="single" w:sz="2" w:space="0" w:color="808080"/>
-              <w:bottom w:val="single" w:sz="2" w:space="0" w:color="808080"/>
-              <w:right w:val="single" w:sz="6" w:space="0" w:color="808080"/>
-            </w:tcBorders>
-            <w:vAlign w:val="center"/>
-          </w:tcPr>
-          <w:p>
-            <w:pPr>
-              <w:pStyle w:val="TableContents"/>
-              <w:bidi w:val="0"/>
-              <w:spacing w:before="0" w:after="160"/>
+            <w:tcW w:w="1236" w:type="dxa"/>
+            <w:tcBorders>
+              <w:left w:val="single" w:sz="2" w:space="0" w:color="808080"/>
+              <w:bottom w:val="single" w:sz="2" w:space="0" w:color="808080"/>
+              <w:right w:val="single" w:sz="6" w:space="0" w:color="808080"/>
+            </w:tcBorders>
+            <w:vAlign w:val="center"/>
+          </w:tcPr>
+          <w:p>
+            <w:pPr>
+              <w:pStyle w:val="TableContents"/>
+              <w:bidi w:val="0"/>
               <w:jc w:val="left"/>
               <w:rPr/>
             </w:pPr>
@@ -7894,7 +7866,6 @@
             <w:pPr>
               <w:pStyle w:val="TableContents"/>
               <w:bidi w:val="0"/>
-              <w:spacing w:before="0" w:after="160"/>
               <w:jc w:val="left"/>
               <w:rPr/>
             </w:pPr>
@@ -7921,7 +7892,6 @@
             <w:pPr>
               <w:pStyle w:val="TableContents"/>
               <w:bidi w:val="0"/>
-              <w:spacing w:before="0" w:after="160"/>
               <w:jc w:val="left"/>
               <w:rPr/>
             </w:pPr>
@@ -7935,7 +7905,7 @@
         </w:tc>
         <w:tc>
           <w:tcPr>
-            <w:tcW w:w="1131" w:type="dxa"/>
+            <w:tcW w:w="2076" w:type="dxa"/>
             <w:tcBorders>
               <w:left w:val="single" w:sz="2" w:space="0" w:color="808080"/>
               <w:bottom w:val="single" w:sz="6" w:space="0" w:color="808080"/>
@@ -7947,7 +7917,6 @@
             <w:pPr>
               <w:pStyle w:val="TableContents"/>
               <w:bidi w:val="0"/>
-              <w:spacing w:before="0" w:after="160"/>
               <w:jc w:val="left"/>
               <w:rPr/>
             </w:pPr>
@@ -7959,7 +7928,7 @@
         </w:tc>
         <w:tc>
           <w:tcPr>
-            <w:tcW w:w="606" w:type="dxa"/>
+            <w:tcW w:w="966" w:type="dxa"/>
             <w:tcBorders>
               <w:left w:val="single" w:sz="2" w:space="0" w:color="808080"/>
               <w:bottom w:val="single" w:sz="6" w:space="0" w:color="808080"/>
@@ -7971,7 +7940,6 @@
             <w:pPr>
               <w:pStyle w:val="TableContents"/>
               <w:bidi w:val="0"/>
-              <w:spacing w:before="0" w:after="160"/>
               <w:jc w:val="right"/>
               <w:rPr/>
             </w:pPr>
@@ -7995,7 +7963,6 @@
             <w:pPr>
               <w:pStyle w:val="TableContents"/>
               <w:bidi w:val="0"/>
-              <w:spacing w:before="0" w:after="160"/>
               <w:jc w:val="right"/>
               <w:rPr/>
             </w:pPr>
@@ -8019,7 +7986,6 @@
             <w:pPr>
               <w:pStyle w:val="TableContents"/>
               <w:bidi w:val="0"/>
-              <w:spacing w:before="0" w:after="160"/>
               <w:jc w:val="right"/>
               <w:rPr/>
             </w:pPr>
@@ -8031,7 +7997,7 @@
         </w:tc>
         <w:tc>
           <w:tcPr>
-            <w:tcW w:w="906" w:type="dxa"/>
+            <w:tcW w:w="1656" w:type="dxa"/>
             <w:tcBorders>
               <w:left w:val="single" w:sz="2" w:space="0" w:color="808080"/>
               <w:bottom w:val="single" w:sz="6" w:space="0" w:color="808080"/>
@@ -8043,7 +8009,6 @@
             <w:pPr>
               <w:pStyle w:val="TableContents"/>
               <w:bidi w:val="0"/>
-              <w:spacing w:before="0" w:after="160"/>
               <w:jc w:val="left"/>
               <w:rPr/>
             </w:pPr>
@@ -8055,7 +8020,7 @@
         </w:tc>
         <w:tc>
           <w:tcPr>
-            <w:tcW w:w="786" w:type="dxa"/>
+            <w:tcW w:w="876" w:type="dxa"/>
             <w:tcBorders>
               <w:left w:val="single" w:sz="2" w:space="0" w:color="808080"/>
               <w:bottom w:val="single" w:sz="6" w:space="0" w:color="808080"/>
@@ -8067,7 +8032,6 @@
             <w:pPr>
               <w:pStyle w:val="TableContents"/>
               <w:bidi w:val="0"/>
-              <w:spacing w:before="0" w:after="160"/>
               <w:jc w:val="right"/>
               <w:rPr/>
             </w:pPr>
@@ -8079,7 +8043,7 @@
         </w:tc>
         <w:tc>
           <w:tcPr>
-            <w:tcW w:w="1131" w:type="dxa"/>
+            <w:tcW w:w="1236" w:type="dxa"/>
             <w:tcBorders>
               <w:left w:val="single" w:sz="2" w:space="0" w:color="808080"/>
               <w:bottom w:val="single" w:sz="6" w:space="0" w:color="808080"/>
@@ -8091,7 +8055,6 @@
             <w:pPr>
               <w:pStyle w:val="TableContents"/>
               <w:bidi w:val="0"/>
-              <w:spacing w:before="0" w:after="160"/>
               <w:jc w:val="left"/>
               <w:rPr/>
             </w:pPr>
@@ -8115,7 +8078,6 @@
             <w:pPr>
               <w:pStyle w:val="TableContents"/>
               <w:bidi w:val="0"/>
-              <w:spacing w:before="0" w:after="160"/>
               <w:jc w:val="left"/>
               <w:rPr/>
             </w:pPr>
@@ -8226,7 +8188,6 @@
             <w:pPr>
               <w:pStyle w:val="TableHeading"/>
               <w:bidi w:val="0"/>
-              <w:spacing w:before="0" w:after="160"/>
               <w:jc w:val="left"/>
               <w:rPr/>
             </w:pPr>
@@ -8251,7 +8212,6 @@
             <w:pPr>
               <w:pStyle w:val="TableHeading"/>
               <w:bidi w:val="0"/>
-              <w:spacing w:before="0" w:after="160"/>
               <w:jc w:val="left"/>
               <w:rPr/>
             </w:pPr>
@@ -8276,7 +8236,6 @@
             <w:pPr>
               <w:pStyle w:val="TableHeading"/>
               <w:bidi w:val="0"/>
-              <w:spacing w:before="0" w:after="160"/>
               <w:jc w:val="left"/>
               <w:rPr/>
             </w:pPr>
@@ -8301,7 +8260,6 @@
             <w:pPr>
               <w:pStyle w:val="TableHeading"/>
               <w:bidi w:val="0"/>
-              <w:spacing w:before="0" w:after="160"/>
               <w:jc w:val="left"/>
               <w:rPr/>
             </w:pPr>
@@ -8328,7 +8286,6 @@
             <w:pPr>
               <w:pStyle w:val="TableContents"/>
               <w:bidi w:val="0"/>
-              <w:spacing w:before="0" w:after="160"/>
               <w:jc w:val="left"/>
               <w:rPr/>
             </w:pPr>
@@ -8352,7 +8309,6 @@
             <w:pPr>
               <w:pStyle w:val="TableContents"/>
               <w:bidi w:val="0"/>
-              <w:spacing w:before="0" w:after="160"/>
               <w:jc w:val="left"/>
               <w:rPr/>
             </w:pPr>
@@ -8376,7 +8332,6 @@
             <w:pPr>
               <w:pStyle w:val="TableContents"/>
               <w:bidi w:val="0"/>
-              <w:spacing w:before="0" w:after="160"/>
               <w:jc w:val="left"/>
               <w:rPr/>
             </w:pPr>
@@ -8400,7 +8355,6 @@
             <w:pPr>
               <w:pStyle w:val="TableContents"/>
               <w:bidi w:val="0"/>
-              <w:spacing w:before="0" w:after="160"/>
               <w:jc w:val="left"/>
               <w:rPr/>
             </w:pPr>
@@ -8427,7 +8381,6 @@
             <w:pPr>
               <w:pStyle w:val="TableContents"/>
               <w:bidi w:val="0"/>
-              <w:spacing w:before="0" w:after="160"/>
               <w:jc w:val="left"/>
               <w:rPr/>
             </w:pPr>
@@ -8451,7 +8404,6 @@
             <w:pPr>
               <w:pStyle w:val="TableContents"/>
               <w:bidi w:val="0"/>
-              <w:spacing w:before="0" w:after="160"/>
               <w:jc w:val="left"/>
               <w:rPr/>
             </w:pPr>
@@ -8475,7 +8427,6 @@
             <w:pPr>
               <w:pStyle w:val="TableContents"/>
               <w:bidi w:val="0"/>
-              <w:spacing w:before="0" w:after="160"/>
               <w:jc w:val="left"/>
               <w:rPr/>
             </w:pPr>
@@ -8499,7 +8450,6 @@
             <w:pPr>
               <w:pStyle w:val="TableContents"/>
               <w:bidi w:val="0"/>
-              <w:spacing w:before="0" w:after="160"/>
               <w:jc w:val="left"/>
               <w:rPr/>
             </w:pPr>
@@ -8526,7 +8476,6 @@
             <w:pPr>
               <w:pStyle w:val="TableContents"/>
               <w:bidi w:val="0"/>
-              <w:spacing w:before="0" w:after="160"/>
               <w:jc w:val="left"/>
               <w:rPr/>
             </w:pPr>
@@ -8550,7 +8499,6 @@
             <w:pPr>
               <w:pStyle w:val="TableContents"/>
               <w:bidi w:val="0"/>
-              <w:spacing w:before="0" w:after="160"/>
               <w:jc w:val="left"/>
               <w:rPr/>
             </w:pPr>
@@ -8574,7 +8522,6 @@
             <w:pPr>
               <w:pStyle w:val="TableContents"/>
               <w:bidi w:val="0"/>
-              <w:spacing w:before="0" w:after="160"/>
               <w:jc w:val="left"/>
               <w:rPr/>
             </w:pPr>
@@ -8598,7 +8545,6 @@
             <w:pPr>
               <w:pStyle w:val="TableContents"/>
               <w:bidi w:val="0"/>
-              <w:spacing w:before="0" w:after="160"/>
               <w:jc w:val="left"/>
               <w:rPr/>
             </w:pPr>
@@ -8625,7 +8571,6 @@
             <w:pPr>
               <w:pStyle w:val="TableContents"/>
               <w:bidi w:val="0"/>
-              <w:spacing w:before="0" w:after="160"/>
               <w:jc w:val="left"/>
               <w:rPr/>
             </w:pPr>
@@ -8649,7 +8594,6 @@
             <w:pPr>
               <w:pStyle w:val="TableContents"/>
               <w:bidi w:val="0"/>
-              <w:spacing w:before="0" w:after="160"/>
               <w:jc w:val="left"/>
               <w:rPr/>
             </w:pPr>
@@ -8673,7 +8617,6 @@
             <w:pPr>
               <w:pStyle w:val="TableContents"/>
               <w:bidi w:val="0"/>
-              <w:spacing w:before="0" w:after="160"/>
               <w:jc w:val="left"/>
               <w:rPr/>
             </w:pPr>
@@ -8697,7 +8640,6 @@
             <w:pPr>
               <w:pStyle w:val="TableContents"/>
               <w:bidi w:val="0"/>
-              <w:spacing w:before="0" w:after="160"/>
               <w:jc w:val="left"/>
               <w:rPr/>
             </w:pPr>
@@ -8724,7 +8666,6 @@
             <w:pPr>
               <w:pStyle w:val="TableContents"/>
               <w:bidi w:val="0"/>
-              <w:spacing w:before="0" w:after="160"/>
               <w:jc w:val="left"/>
               <w:rPr/>
             </w:pPr>
@@ -8748,7 +8689,6 @@
             <w:pPr>
               <w:pStyle w:val="TableContents"/>
               <w:bidi w:val="0"/>
-              <w:spacing w:before="0" w:after="160"/>
               <w:jc w:val="left"/>
               <w:rPr/>
             </w:pPr>
@@ -8772,7 +8712,6 @@
             <w:pPr>
               <w:pStyle w:val="TableContents"/>
               <w:bidi w:val="0"/>
-              <w:spacing w:before="0" w:after="160"/>
               <w:jc w:val="left"/>
               <w:rPr/>
             </w:pPr>
@@ -8796,7 +8735,6 @@
             <w:pPr>
               <w:pStyle w:val="TableContents"/>
               <w:bidi w:val="0"/>
-              <w:spacing w:before="0" w:after="160"/>
               <w:jc w:val="left"/>
               <w:rPr/>
             </w:pPr>
@@ -8823,7 +8761,6 @@
             <w:pPr>
               <w:pStyle w:val="TableContents"/>
               <w:bidi w:val="0"/>
-              <w:spacing w:before="0" w:after="160"/>
               <w:jc w:val="left"/>
               <w:rPr/>
             </w:pPr>
@@ -8847,7 +8784,6 @@
             <w:pPr>
               <w:pStyle w:val="TableContents"/>
               <w:bidi w:val="0"/>
-              <w:spacing w:before="0" w:after="160"/>
               <w:jc w:val="left"/>
               <w:rPr/>
             </w:pPr>
@@ -8871,7 +8807,6 @@
             <w:pPr>
               <w:pStyle w:val="TableContents"/>
               <w:bidi w:val="0"/>
-              <w:spacing w:before="0" w:after="160"/>
               <w:jc w:val="left"/>
               <w:rPr/>
             </w:pPr>
@@ -8895,7 +8830,6 @@
             <w:pPr>
               <w:pStyle w:val="TableContents"/>
               <w:bidi w:val="0"/>
-              <w:spacing w:before="0" w:after="160"/>
               <w:jc w:val="left"/>
               <w:rPr/>
             </w:pPr>
@@ -8922,7 +8856,6 @@
             <w:pPr>
               <w:pStyle w:val="TableContents"/>
               <w:bidi w:val="0"/>
-              <w:spacing w:before="0" w:after="160"/>
               <w:jc w:val="left"/>
               <w:rPr/>
             </w:pPr>
@@ -8946,7 +8879,6 @@
             <w:pPr>
               <w:pStyle w:val="TableContents"/>
               <w:bidi w:val="0"/>
-              <w:spacing w:before="0" w:after="160"/>
               <w:jc w:val="left"/>
               <w:rPr/>
             </w:pPr>
@@ -8970,7 +8902,6 @@
             <w:pPr>
               <w:pStyle w:val="TableContents"/>
               <w:bidi w:val="0"/>
-              <w:spacing w:before="0" w:after="160"/>
               <w:jc w:val="left"/>
               <w:rPr/>
             </w:pPr>
@@ -8994,7 +8925,6 @@
             <w:pPr>
               <w:pStyle w:val="TableContents"/>
               <w:bidi w:val="0"/>
-              <w:spacing w:before="0" w:after="160"/>
               <w:jc w:val="left"/>
               <w:rPr/>
             </w:pPr>
@@ -9034,13 +8964,13 @@
         </w:tblCellMar>
       </w:tblPr>
       <w:tblGrid>
-        <w:gridCol w:w="7283"/>
+        <w:gridCol w:w="10205"/>
       </w:tblGrid>
       <w:tr>
         <w:trPr/>
         <w:tc>
           <w:tcPr>
-            <w:tcW w:w="7283" w:type="dxa"/>
+            <w:tcW w:w="10205" w:type="dxa"/>
             <w:tcBorders/>
             <w:shd w:fill="F4F7FA" w:val="clear"/>
             <w:vAlign w:val="center"/>
@@ -9048,8 +8978,9 @@
           <w:p>
             <w:pPr>
               <w:pStyle w:val="TableContents"/>
-              <w:bidi w:val="0"/>
-              <w:spacing w:before="0" w:after="160"/>
+              <w:widowControl w:val="false"/>
+              <w:suppressLineNumbers/>
+              <w:bidi w:val="0"/>
               <w:jc w:val="left"/>
               <w:rPr/>
             </w:pPr>
@@ -9104,7 +9035,7 @@
     </w:p>
     <w:tbl>
       <w:tblPr>
-        <w:tblW w:w="7283" w:type="dxa"/>
+        <w:tblW w:w="10205" w:type="dxa"/>
         <w:jc w:val="left"/>
         <w:tblInd w:w="-7" w:type="dxa"/>
         <w:tblLayout w:type="fixed"/>
@@ -9116,8 +9047,8 @@
         </w:tblCellMar>
       </w:tblPr>
       <w:tblGrid>
-        <w:gridCol w:w="2116"/>
-        <w:gridCol w:w="5167"/>
+        <w:gridCol w:w="2599"/>
+        <w:gridCol w:w="7606"/>
       </w:tblGrid>
       <w:tr>
         <w:trPr>
@@ -9125,7 +9056,7 @@
         </w:trPr>
         <w:tc>
           <w:tcPr>
-            <w:tcW w:w="2116" w:type="dxa"/>
+            <w:tcW w:w="2599" w:type="dxa"/>
             <w:tcBorders>
               <w:top w:val="single" w:sz="6" w:space="0" w:color="808080"/>
               <w:left w:val="single" w:sz="6" w:space="0" w:color="808080"/>
@@ -9138,7 +9069,6 @@
             <w:pPr>
               <w:pStyle w:val="TableHeading"/>
               <w:bidi w:val="0"/>
-              <w:spacing w:before="0" w:after="160"/>
               <w:jc w:val="left"/>
               <w:rPr/>
             </w:pPr>
@@ -9150,7 +9080,7 @@
         </w:tc>
         <w:tc>
           <w:tcPr>
-            <w:tcW w:w="5167" w:type="dxa"/>
+            <w:tcW w:w="7606" w:type="dxa"/>
             <w:tcBorders>
               <w:top w:val="single" w:sz="6" w:space="0" w:color="808080"/>
               <w:left w:val="single" w:sz="2" w:space="0" w:color="808080"/>
@@ -9163,7 +9093,6 @@
             <w:pPr>
               <w:pStyle w:val="TableHeading"/>
               <w:bidi w:val="0"/>
-              <w:spacing w:before="0" w:after="160"/>
               <w:jc w:val="left"/>
               <w:rPr/>
             </w:pPr>
@@ -9178,7 +9107,7 @@
         <w:trPr/>
         <w:tc>
           <w:tcPr>
-            <w:tcW w:w="2116" w:type="dxa"/>
+            <w:tcW w:w="2599" w:type="dxa"/>
             <w:tcBorders>
               <w:left w:val="single" w:sz="6" w:space="0" w:color="808080"/>
               <w:bottom w:val="single" w:sz="2" w:space="0" w:color="808080"/>
@@ -9190,7 +9119,6 @@
             <w:pPr>
               <w:pStyle w:val="TableContents"/>
               <w:bidi w:val="0"/>
-              <w:spacing w:before="0" w:after="160"/>
               <w:jc w:val="left"/>
               <w:rPr/>
             </w:pPr>
@@ -9204,19 +9132,18 @@
         </w:tc>
         <w:tc>
           <w:tcPr>
-            <w:tcW w:w="5167" w:type="dxa"/>
-            <w:tcBorders>
-              <w:left w:val="single" w:sz="2" w:space="0" w:color="808080"/>
-              <w:bottom w:val="single" w:sz="2" w:space="0" w:color="808080"/>
-              <w:right w:val="single" w:sz="6" w:space="0" w:color="808080"/>
-            </w:tcBorders>
-            <w:vAlign w:val="center"/>
-          </w:tcPr>
-          <w:p>
-            <w:pPr>
-              <w:pStyle w:val="TableContents"/>
-              <w:bidi w:val="0"/>
-              <w:spacing w:before="0" w:after="160"/>
+            <w:tcW w:w="7606" w:type="dxa"/>
+            <w:tcBorders>
+              <w:left w:val="single" w:sz="2" w:space="0" w:color="808080"/>
+              <w:bottom w:val="single" w:sz="2" w:space="0" w:color="808080"/>
+              <w:right w:val="single" w:sz="6" w:space="0" w:color="808080"/>
+            </w:tcBorders>
+            <w:vAlign w:val="center"/>
+          </w:tcPr>
+          <w:p>
+            <w:pPr>
+              <w:pStyle w:val="TableContents"/>
+              <w:bidi w:val="0"/>
               <w:jc w:val="left"/>
               <w:rPr/>
             </w:pPr>
@@ -9231,7 +9158,7 @@
         <w:trPr/>
         <w:tc>
           <w:tcPr>
-            <w:tcW w:w="2116" w:type="dxa"/>
+            <w:tcW w:w="2599" w:type="dxa"/>
             <w:tcBorders>
               <w:left w:val="single" w:sz="6" w:space="0" w:color="808080"/>
               <w:bottom w:val="single" w:sz="2" w:space="0" w:color="808080"/>
@@ -9243,7 +9170,6 @@
             <w:pPr>
               <w:pStyle w:val="TableContents"/>
               <w:bidi w:val="0"/>
-              <w:spacing w:before="0" w:after="160"/>
               <w:jc w:val="left"/>
               <w:rPr/>
             </w:pPr>
@@ -9257,19 +9183,18 @@
         </w:tc>
         <w:tc>
           <w:tcPr>
-            <w:tcW w:w="5167" w:type="dxa"/>
-            <w:tcBorders>
-              <w:left w:val="single" w:sz="2" w:space="0" w:color="808080"/>
-              <w:bottom w:val="single" w:sz="2" w:space="0" w:color="808080"/>
-              <w:right w:val="single" w:sz="6" w:space="0" w:color="808080"/>
-            </w:tcBorders>
-            <w:vAlign w:val="center"/>
-          </w:tcPr>
-          <w:p>
-            <w:pPr>
-              <w:pStyle w:val="TableContents"/>
-              <w:bidi w:val="0"/>
-              <w:spacing w:before="0" w:after="160"/>
+            <w:tcW w:w="7606" w:type="dxa"/>
+            <w:tcBorders>
+              <w:left w:val="single" w:sz="2" w:space="0" w:color="808080"/>
+              <w:bottom w:val="single" w:sz="2" w:space="0" w:color="808080"/>
+              <w:right w:val="single" w:sz="6" w:space="0" w:color="808080"/>
+            </w:tcBorders>
+            <w:vAlign w:val="center"/>
+          </w:tcPr>
+          <w:p>
+            <w:pPr>
+              <w:pStyle w:val="TableContents"/>
+              <w:bidi w:val="0"/>
               <w:jc w:val="left"/>
               <w:rPr/>
             </w:pPr>
@@ -9284,7 +9209,7 @@
         <w:trPr/>
         <w:tc>
           <w:tcPr>
-            <w:tcW w:w="2116" w:type="dxa"/>
+            <w:tcW w:w="2599" w:type="dxa"/>
             <w:tcBorders>
               <w:left w:val="single" w:sz="6" w:space="0" w:color="808080"/>
               <w:bottom w:val="single" w:sz="2" w:space="0" w:color="808080"/>
@@ -9296,7 +9221,6 @@
             <w:pPr>
               <w:pStyle w:val="TableContents"/>
               <w:bidi w:val="0"/>
-              <w:spacing w:before="0" w:after="160"/>
               <w:jc w:val="left"/>
               <w:rPr/>
             </w:pPr>
@@ -9310,19 +9234,18 @@
         </w:tc>
         <w:tc>
           <w:tcPr>
-            <w:tcW w:w="5167" w:type="dxa"/>
-            <w:tcBorders>
-              <w:left w:val="single" w:sz="2" w:space="0" w:color="808080"/>
-              <w:bottom w:val="single" w:sz="2" w:space="0" w:color="808080"/>
-              <w:right w:val="single" w:sz="6" w:space="0" w:color="808080"/>
-            </w:tcBorders>
-            <w:vAlign w:val="center"/>
-          </w:tcPr>
-          <w:p>
-            <w:pPr>
-              <w:pStyle w:val="TableContents"/>
-              <w:bidi w:val="0"/>
-              <w:spacing w:before="0" w:after="160"/>
+            <w:tcW w:w="7606" w:type="dxa"/>
+            <w:tcBorders>
+              <w:left w:val="single" w:sz="2" w:space="0" w:color="808080"/>
+              <w:bottom w:val="single" w:sz="2" w:space="0" w:color="808080"/>
+              <w:right w:val="single" w:sz="6" w:space="0" w:color="808080"/>
+            </w:tcBorders>
+            <w:vAlign w:val="center"/>
+          </w:tcPr>
+          <w:p>
+            <w:pPr>
+              <w:pStyle w:val="TableContents"/>
+              <w:bidi w:val="0"/>
               <w:jc w:val="left"/>
               <w:rPr/>
             </w:pPr>
@@ -9337,7 +9260,7 @@
         <w:trPr/>
         <w:tc>
           <w:tcPr>
-            <w:tcW w:w="2116" w:type="dxa"/>
+            <w:tcW w:w="2599" w:type="dxa"/>
             <w:tcBorders>
               <w:left w:val="single" w:sz="6" w:space="0" w:color="808080"/>
               <w:bottom w:val="single" w:sz="2" w:space="0" w:color="808080"/>
@@ -9349,7 +9272,6 @@
             <w:pPr>
               <w:pStyle w:val="TableContents"/>
               <w:bidi w:val="0"/>
-              <w:spacing w:before="0" w:after="160"/>
               <w:jc w:val="left"/>
               <w:rPr/>
             </w:pPr>
@@ -9363,19 +9285,18 @@
         </w:tc>
         <w:tc>
           <w:tcPr>
-            <w:tcW w:w="5167" w:type="dxa"/>
-            <w:tcBorders>
-              <w:left w:val="single" w:sz="2" w:space="0" w:color="808080"/>
-              <w:bottom w:val="single" w:sz="2" w:space="0" w:color="808080"/>
-              <w:right w:val="single" w:sz="6" w:space="0" w:color="808080"/>
-            </w:tcBorders>
-            <w:vAlign w:val="center"/>
-          </w:tcPr>
-          <w:p>
-            <w:pPr>
-              <w:pStyle w:val="TableContents"/>
-              <w:bidi w:val="0"/>
-              <w:spacing w:before="0" w:after="160"/>
+            <w:tcW w:w="7606" w:type="dxa"/>
+            <w:tcBorders>
+              <w:left w:val="single" w:sz="2" w:space="0" w:color="808080"/>
+              <w:bottom w:val="single" w:sz="2" w:space="0" w:color="808080"/>
+              <w:right w:val="single" w:sz="6" w:space="0" w:color="808080"/>
+            </w:tcBorders>
+            <w:vAlign w:val="center"/>
+          </w:tcPr>
+          <w:p>
+            <w:pPr>
+              <w:pStyle w:val="TableContents"/>
+              <w:bidi w:val="0"/>
               <w:jc w:val="left"/>
               <w:rPr/>
             </w:pPr>
@@ -9390,7 +9311,7 @@
         <w:trPr/>
         <w:tc>
           <w:tcPr>
-            <w:tcW w:w="2116" w:type="dxa"/>
+            <w:tcW w:w="2599" w:type="dxa"/>
             <w:tcBorders>
               <w:left w:val="single" w:sz="6" w:space="0" w:color="808080"/>
               <w:bottom w:val="single" w:sz="2" w:space="0" w:color="808080"/>
@@ -9402,7 +9323,6 @@
             <w:pPr>
               <w:pStyle w:val="TableContents"/>
               <w:bidi w:val="0"/>
-              <w:spacing w:before="0" w:after="160"/>
               <w:jc w:val="left"/>
               <w:rPr/>
             </w:pPr>
@@ -9416,19 +9336,18 @@
         </w:tc>
         <w:tc>
           <w:tcPr>
-            <w:tcW w:w="5167" w:type="dxa"/>
-            <w:tcBorders>
-              <w:left w:val="single" w:sz="2" w:space="0" w:color="808080"/>
-              <w:bottom w:val="single" w:sz="2" w:space="0" w:color="808080"/>
-              <w:right w:val="single" w:sz="6" w:space="0" w:color="808080"/>
-            </w:tcBorders>
-            <w:vAlign w:val="center"/>
-          </w:tcPr>
-          <w:p>
-            <w:pPr>
-              <w:pStyle w:val="TableContents"/>
-              <w:bidi w:val="0"/>
-              <w:spacing w:before="0" w:after="160"/>
+            <w:tcW w:w="7606" w:type="dxa"/>
+            <w:tcBorders>
+              <w:left w:val="single" w:sz="2" w:space="0" w:color="808080"/>
+              <w:bottom w:val="single" w:sz="2" w:space="0" w:color="808080"/>
+              <w:right w:val="single" w:sz="6" w:space="0" w:color="808080"/>
+            </w:tcBorders>
+            <w:vAlign w:val="center"/>
+          </w:tcPr>
+          <w:p>
+            <w:pPr>
+              <w:pStyle w:val="TableContents"/>
+              <w:bidi w:val="0"/>
               <w:jc w:val="left"/>
               <w:rPr/>
             </w:pPr>
@@ -9443,7 +9362,7 @@
         <w:trPr/>
         <w:tc>
           <w:tcPr>
-            <w:tcW w:w="2116" w:type="dxa"/>
+            <w:tcW w:w="2599" w:type="dxa"/>
             <w:tcBorders>
               <w:left w:val="single" w:sz="6" w:space="0" w:color="808080"/>
               <w:bottom w:val="single" w:sz="2" w:space="0" w:color="808080"/>
@@ -9455,7 +9374,6 @@
             <w:pPr>
               <w:pStyle w:val="TableContents"/>
               <w:bidi w:val="0"/>
-              <w:spacing w:before="0" w:after="160"/>
               <w:jc w:val="left"/>
               <w:rPr/>
             </w:pPr>
@@ -9469,19 +9387,18 @@
         </w:tc>
         <w:tc>
           <w:tcPr>
-            <w:tcW w:w="5167" w:type="dxa"/>
-            <w:tcBorders>
-              <w:left w:val="single" w:sz="2" w:space="0" w:color="808080"/>
-              <w:bottom w:val="single" w:sz="2" w:space="0" w:color="808080"/>
-              <w:right w:val="single" w:sz="6" w:space="0" w:color="808080"/>
-            </w:tcBorders>
-            <w:vAlign w:val="center"/>
-          </w:tcPr>
-          <w:p>
-            <w:pPr>
-              <w:pStyle w:val="TableContents"/>
-              <w:bidi w:val="0"/>
-              <w:spacing w:before="0" w:after="160"/>
+            <w:tcW w:w="7606" w:type="dxa"/>
+            <w:tcBorders>
+              <w:left w:val="single" w:sz="2" w:space="0" w:color="808080"/>
+              <w:bottom w:val="single" w:sz="2" w:space="0" w:color="808080"/>
+              <w:right w:val="single" w:sz="6" w:space="0" w:color="808080"/>
+            </w:tcBorders>
+            <w:vAlign w:val="center"/>
+          </w:tcPr>
+          <w:p>
+            <w:pPr>
+              <w:pStyle w:val="TableContents"/>
+              <w:bidi w:val="0"/>
               <w:jc w:val="left"/>
               <w:rPr/>
             </w:pPr>
@@ -9496,7 +9413,7 @@
         <w:trPr/>
         <w:tc>
           <w:tcPr>
-            <w:tcW w:w="2116" w:type="dxa"/>
+            <w:tcW w:w="2599" w:type="dxa"/>
             <w:tcBorders>
               <w:left w:val="single" w:sz="6" w:space="0" w:color="808080"/>
               <w:bottom w:val="single" w:sz="2" w:space="0" w:color="808080"/>
@@ -9508,7 +9425,6 @@
             <w:pPr>
               <w:pStyle w:val="TableContents"/>
               <w:bidi w:val="0"/>
-              <w:spacing w:before="0" w:after="160"/>
               <w:jc w:val="left"/>
               <w:rPr/>
             </w:pPr>
@@ -9522,19 +9438,18 @@
         </w:tc>
         <w:tc>
           <w:tcPr>
-            <w:tcW w:w="5167" w:type="dxa"/>
-            <w:tcBorders>
-              <w:left w:val="single" w:sz="2" w:space="0" w:color="808080"/>
-              <w:bottom w:val="single" w:sz="2" w:space="0" w:color="808080"/>
-              <w:right w:val="single" w:sz="6" w:space="0" w:color="808080"/>
-            </w:tcBorders>
-            <w:vAlign w:val="center"/>
-          </w:tcPr>
-          <w:p>
-            <w:pPr>
-              <w:pStyle w:val="TableContents"/>
-              <w:bidi w:val="0"/>
-              <w:spacing w:before="0" w:after="160"/>
+            <w:tcW w:w="7606" w:type="dxa"/>
+            <w:tcBorders>
+              <w:left w:val="single" w:sz="2" w:space="0" w:color="808080"/>
+              <w:bottom w:val="single" w:sz="2" w:space="0" w:color="808080"/>
+              <w:right w:val="single" w:sz="6" w:space="0" w:color="808080"/>
+            </w:tcBorders>
+            <w:vAlign w:val="center"/>
+          </w:tcPr>
+          <w:p>
+            <w:pPr>
+              <w:pStyle w:val="TableContents"/>
+              <w:bidi w:val="0"/>
               <w:jc w:val="left"/>
               <w:rPr/>
             </w:pPr>
@@ -9549,7 +9464,7 @@
         <w:trPr/>
         <w:tc>
           <w:tcPr>
-            <w:tcW w:w="2116" w:type="dxa"/>
+            <w:tcW w:w="2599" w:type="dxa"/>
             <w:tcBorders>
               <w:left w:val="single" w:sz="6" w:space="0" w:color="808080"/>
               <w:bottom w:val="single" w:sz="2" w:space="0" w:color="808080"/>
@@ -9561,7 +9476,6 @@
             <w:pPr>
               <w:pStyle w:val="TableContents"/>
               <w:bidi w:val="0"/>
-              <w:spacing w:before="0" w:after="160"/>
               <w:jc w:val="left"/>
               <w:rPr/>
             </w:pPr>
@@ -9575,19 +9489,18 @@
         </w:tc>
         <w:tc>
           <w:tcPr>
-            <w:tcW w:w="5167" w:type="dxa"/>
-            <w:tcBorders>
-              <w:left w:val="single" w:sz="2" w:space="0" w:color="808080"/>
-              <w:bottom w:val="single" w:sz="2" w:space="0" w:color="808080"/>
-              <w:right w:val="single" w:sz="6" w:space="0" w:color="808080"/>
-            </w:tcBorders>
-            <w:vAlign w:val="center"/>
-          </w:tcPr>
-          <w:p>
-            <w:pPr>
-              <w:pStyle w:val="TableContents"/>
-              <w:bidi w:val="0"/>
-              <w:spacing w:before="0" w:after="160"/>
+            <w:tcW w:w="7606" w:type="dxa"/>
+            <w:tcBorders>
+              <w:left w:val="single" w:sz="2" w:space="0" w:color="808080"/>
+              <w:bottom w:val="single" w:sz="2" w:space="0" w:color="808080"/>
+              <w:right w:val="single" w:sz="6" w:space="0" w:color="808080"/>
+            </w:tcBorders>
+            <w:vAlign w:val="center"/>
+          </w:tcPr>
+          <w:p>
+            <w:pPr>
+              <w:pStyle w:val="TableContents"/>
+              <w:bidi w:val="0"/>
               <w:jc w:val="left"/>
               <w:rPr/>
             </w:pPr>
@@ -9602,7 +9515,7 @@
         <w:trPr/>
         <w:tc>
           <w:tcPr>
-            <w:tcW w:w="2116" w:type="dxa"/>
+            <w:tcW w:w="2599" w:type="dxa"/>
             <w:tcBorders>
               <w:left w:val="single" w:sz="6" w:space="0" w:color="808080"/>
               <w:bottom w:val="single" w:sz="6" w:space="0" w:color="808080"/>
@@ -9614,7 +9527,6 @@
             <w:pPr>
               <w:pStyle w:val="TableContents"/>
               <w:bidi w:val="0"/>
-              <w:spacing w:before="0" w:after="160"/>
               <w:jc w:val="left"/>
               <w:rPr/>
             </w:pPr>
@@ -9628,7 +9540,7 @@
         </w:tc>
         <w:tc>
           <w:tcPr>
-            <w:tcW w:w="5167" w:type="dxa"/>
+            <w:tcW w:w="7606" w:type="dxa"/>
             <w:tcBorders>
               <w:left w:val="single" w:sz="2" w:space="0" w:color="808080"/>
               <w:bottom w:val="single" w:sz="6" w:space="0" w:color="808080"/>
@@ -9640,7 +9552,6 @@
             <w:pPr>
               <w:pStyle w:val="TableContents"/>
               <w:bidi w:val="0"/>
-              <w:spacing w:before="0" w:after="160"/>
               <w:jc w:val="left"/>
               <w:rPr/>
             </w:pPr>
@@ -9687,7 +9598,7 @@
     </w:p>
     <w:tbl>
       <w:tblPr>
-        <w:tblW w:w="7283" w:type="dxa"/>
+        <w:tblW w:w="10205" w:type="dxa"/>
         <w:jc w:val="left"/>
         <w:tblInd w:w="-7" w:type="dxa"/>
         <w:tblLayout w:type="fixed"/>
@@ -9699,8 +9610,8 @@
         </w:tblCellMar>
       </w:tblPr>
       <w:tblGrid>
-        <w:gridCol w:w="2315"/>
-        <w:gridCol w:w="4968"/>
+        <w:gridCol w:w="2953"/>
+        <w:gridCol w:w="7252"/>
       </w:tblGrid>
       <w:tr>
         <w:trPr>
@@ -9708,7 +9619,7 @@
         </w:trPr>
         <w:tc>
           <w:tcPr>
-            <w:tcW w:w="2315" w:type="dxa"/>
+            <w:tcW w:w="2953" w:type="dxa"/>
             <w:tcBorders>
               <w:top w:val="single" w:sz="6" w:space="0" w:color="808080"/>
               <w:left w:val="single" w:sz="6" w:space="0" w:color="808080"/>
@@ -9721,7 +9632,6 @@
             <w:pPr>
               <w:pStyle w:val="TableHeading"/>
               <w:bidi w:val="0"/>
-              <w:spacing w:before="0" w:after="160"/>
               <w:jc w:val="left"/>
               <w:rPr/>
             </w:pPr>
@@ -9733,7 +9643,7 @@
         </w:tc>
         <w:tc>
           <w:tcPr>
-            <w:tcW w:w="4968" w:type="dxa"/>
+            <w:tcW w:w="7252" w:type="dxa"/>
             <w:tcBorders>
               <w:top w:val="single" w:sz="6" w:space="0" w:color="808080"/>
               <w:left w:val="single" w:sz="2" w:space="0" w:color="808080"/>
@@ -9746,7 +9656,6 @@
             <w:pPr>
               <w:pStyle w:val="TableHeading"/>
               <w:bidi w:val="0"/>
-              <w:spacing w:before="0" w:after="160"/>
               <w:jc w:val="left"/>
               <w:rPr/>
             </w:pPr>
@@ -9761,7 +9670,7 @@
         <w:trPr/>
         <w:tc>
           <w:tcPr>
-            <w:tcW w:w="2315" w:type="dxa"/>
+            <w:tcW w:w="2953" w:type="dxa"/>
             <w:tcBorders>
               <w:left w:val="single" w:sz="6" w:space="0" w:color="808080"/>
               <w:bottom w:val="single" w:sz="2" w:space="0" w:color="808080"/>
@@ -9773,7 +9682,6 @@
             <w:pPr>
               <w:pStyle w:val="TableContents"/>
               <w:bidi w:val="0"/>
-              <w:spacing w:before="0" w:after="160"/>
               <w:jc w:val="left"/>
               <w:rPr/>
             </w:pPr>
@@ -9787,19 +9695,18 @@
         </w:tc>
         <w:tc>
           <w:tcPr>
-            <w:tcW w:w="4968" w:type="dxa"/>
-            <w:tcBorders>
-              <w:left w:val="single" w:sz="2" w:space="0" w:color="808080"/>
-              <w:bottom w:val="single" w:sz="2" w:space="0" w:color="808080"/>
-              <w:right w:val="single" w:sz="6" w:space="0" w:color="808080"/>
-            </w:tcBorders>
-            <w:vAlign w:val="center"/>
-          </w:tcPr>
-          <w:p>
-            <w:pPr>
-              <w:pStyle w:val="TableContents"/>
-              <w:bidi w:val="0"/>
-              <w:spacing w:before="0" w:after="160"/>
+            <w:tcW w:w="7252" w:type="dxa"/>
+            <w:tcBorders>
+              <w:left w:val="single" w:sz="2" w:space="0" w:color="808080"/>
+              <w:bottom w:val="single" w:sz="2" w:space="0" w:color="808080"/>
+              <w:right w:val="single" w:sz="6" w:space="0" w:color="808080"/>
+            </w:tcBorders>
+            <w:vAlign w:val="center"/>
+          </w:tcPr>
+          <w:p>
+            <w:pPr>
+              <w:pStyle w:val="TableContents"/>
+              <w:bidi w:val="0"/>
               <w:jc w:val="left"/>
               <w:rPr/>
             </w:pPr>
@@ -9814,7 +9721,7 @@
         <w:trPr/>
         <w:tc>
           <w:tcPr>
-            <w:tcW w:w="2315" w:type="dxa"/>
+            <w:tcW w:w="2953" w:type="dxa"/>
             <w:tcBorders>
               <w:left w:val="single" w:sz="6" w:space="0" w:color="808080"/>
               <w:bottom w:val="single" w:sz="2" w:space="0" w:color="808080"/>
@@ -9826,7 +9733,6 @@
             <w:pPr>
               <w:pStyle w:val="TableContents"/>
               <w:bidi w:val="0"/>
-              <w:spacing w:before="0" w:after="160"/>
               <w:jc w:val="left"/>
               <w:rPr/>
             </w:pPr>
@@ -9840,19 +9746,18 @@
         </w:tc>
         <w:tc>
           <w:tcPr>
-            <w:tcW w:w="4968" w:type="dxa"/>
-            <w:tcBorders>
-              <w:left w:val="single" w:sz="2" w:space="0" w:color="808080"/>
-              <w:bottom w:val="single" w:sz="2" w:space="0" w:color="808080"/>
-              <w:right w:val="single" w:sz="6" w:space="0" w:color="808080"/>
-            </w:tcBorders>
-            <w:vAlign w:val="center"/>
-          </w:tcPr>
-          <w:p>
-            <w:pPr>
-              <w:pStyle w:val="TableContents"/>
-              <w:bidi w:val="0"/>
-              <w:spacing w:before="0" w:after="160"/>
+            <w:tcW w:w="7252" w:type="dxa"/>
+            <w:tcBorders>
+              <w:left w:val="single" w:sz="2" w:space="0" w:color="808080"/>
+              <w:bottom w:val="single" w:sz="2" w:space="0" w:color="808080"/>
+              <w:right w:val="single" w:sz="6" w:space="0" w:color="808080"/>
+            </w:tcBorders>
+            <w:vAlign w:val="center"/>
+          </w:tcPr>
+          <w:p>
+            <w:pPr>
+              <w:pStyle w:val="TableContents"/>
+              <w:bidi w:val="0"/>
               <w:jc w:val="left"/>
               <w:rPr/>
             </w:pPr>
@@ -9867,7 +9772,7 @@
         <w:trPr/>
         <w:tc>
           <w:tcPr>
-            <w:tcW w:w="2315" w:type="dxa"/>
+            <w:tcW w:w="2953" w:type="dxa"/>
             <w:tcBorders>
               <w:left w:val="single" w:sz="6" w:space="0" w:color="808080"/>
               <w:bottom w:val="single" w:sz="2" w:space="0" w:color="808080"/>
@@ -9879,7 +9784,6 @@
             <w:pPr>
               <w:pStyle w:val="TableContents"/>
               <w:bidi w:val="0"/>
-              <w:spacing w:before="0" w:after="160"/>
               <w:jc w:val="left"/>
               <w:rPr/>
             </w:pPr>
@@ -9893,19 +9797,18 @@
         </w:tc>
         <w:tc>
           <w:tcPr>
-            <w:tcW w:w="4968" w:type="dxa"/>
-            <w:tcBorders>
-              <w:left w:val="single" w:sz="2" w:space="0" w:color="808080"/>
-              <w:bottom w:val="single" w:sz="2" w:space="0" w:color="808080"/>
-              <w:right w:val="single" w:sz="6" w:space="0" w:color="808080"/>
-            </w:tcBorders>
-            <w:vAlign w:val="center"/>
-          </w:tcPr>
-          <w:p>
-            <w:pPr>
-              <w:pStyle w:val="TableContents"/>
-              <w:bidi w:val="0"/>
-              <w:spacing w:before="0" w:after="160"/>
+            <w:tcW w:w="7252" w:type="dxa"/>
+            <w:tcBorders>
+              <w:left w:val="single" w:sz="2" w:space="0" w:color="808080"/>
+              <w:bottom w:val="single" w:sz="2" w:space="0" w:color="808080"/>
+              <w:right w:val="single" w:sz="6" w:space="0" w:color="808080"/>
+            </w:tcBorders>
+            <w:vAlign w:val="center"/>
+          </w:tcPr>
+          <w:p>
+            <w:pPr>
+              <w:pStyle w:val="TableContents"/>
+              <w:bidi w:val="0"/>
               <w:jc w:val="left"/>
               <w:rPr/>
             </w:pPr>
@@ -9920,7 +9823,7 @@
         <w:trPr/>
         <w:tc>
           <w:tcPr>
-            <w:tcW w:w="2315" w:type="dxa"/>
+            <w:tcW w:w="2953" w:type="dxa"/>
             <w:tcBorders>
               <w:left w:val="single" w:sz="6" w:space="0" w:color="808080"/>
               <w:bottom w:val="single" w:sz="2" w:space="0" w:color="808080"/>
@@ -9932,7 +9835,6 @@
             <w:pPr>
               <w:pStyle w:val="TableContents"/>
               <w:bidi w:val="0"/>
-              <w:spacing w:before="0" w:after="160"/>
               <w:jc w:val="left"/>
               <w:rPr/>
             </w:pPr>
@@ -9946,19 +9848,18 @@
         </w:tc>
         <w:tc>
           <w:tcPr>
-            <w:tcW w:w="4968" w:type="dxa"/>
-            <w:tcBorders>
-              <w:left w:val="single" w:sz="2" w:space="0" w:color="808080"/>
-              <w:bottom w:val="single" w:sz="2" w:space="0" w:color="808080"/>
-              <w:right w:val="single" w:sz="6" w:space="0" w:color="808080"/>
-            </w:tcBorders>
-            <w:vAlign w:val="center"/>
-          </w:tcPr>
-          <w:p>
-            <w:pPr>
-              <w:pStyle w:val="TableContents"/>
-              <w:bidi w:val="0"/>
-              <w:spacing w:before="0" w:after="160"/>
+            <w:tcW w:w="7252" w:type="dxa"/>
+            <w:tcBorders>
+              <w:left w:val="single" w:sz="2" w:space="0" w:color="808080"/>
+              <w:bottom w:val="single" w:sz="2" w:space="0" w:color="808080"/>
+              <w:right w:val="single" w:sz="6" w:space="0" w:color="808080"/>
+            </w:tcBorders>
+            <w:vAlign w:val="center"/>
+          </w:tcPr>
+          <w:p>
+            <w:pPr>
+              <w:pStyle w:val="TableContents"/>
+              <w:bidi w:val="0"/>
               <w:jc w:val="left"/>
               <w:rPr/>
             </w:pPr>
@@ -9973,7 +9874,7 @@
         <w:trPr/>
         <w:tc>
           <w:tcPr>
-            <w:tcW w:w="2315" w:type="dxa"/>
+            <w:tcW w:w="2953" w:type="dxa"/>
             <w:tcBorders>
               <w:left w:val="single" w:sz="6" w:space="0" w:color="808080"/>
               <w:bottom w:val="single" w:sz="2" w:space="0" w:color="808080"/>
@@ -9985,7 +9886,6 @@
             <w:pPr>
               <w:pStyle w:val="TableContents"/>
               <w:bidi w:val="0"/>
-              <w:spacing w:before="0" w:after="160"/>
               <w:jc w:val="left"/>
               <w:rPr/>
             </w:pPr>
@@ -9999,19 +9899,18 @@
         </w:tc>
         <w:tc>
           <w:tcPr>
-            <w:tcW w:w="4968" w:type="dxa"/>
-            <w:tcBorders>
-              <w:left w:val="single" w:sz="2" w:space="0" w:color="808080"/>
-              <w:bottom w:val="single" w:sz="2" w:space="0" w:color="808080"/>
-              <w:right w:val="single" w:sz="6" w:space="0" w:color="808080"/>
-            </w:tcBorders>
-            <w:vAlign w:val="center"/>
-          </w:tcPr>
-          <w:p>
-            <w:pPr>
-              <w:pStyle w:val="TableContents"/>
-              <w:bidi w:val="0"/>
-              <w:spacing w:before="0" w:after="160"/>
+            <w:tcW w:w="7252" w:type="dxa"/>
+            <w:tcBorders>
+              <w:left w:val="single" w:sz="2" w:space="0" w:color="808080"/>
+              <w:bottom w:val="single" w:sz="2" w:space="0" w:color="808080"/>
+              <w:right w:val="single" w:sz="6" w:space="0" w:color="808080"/>
+            </w:tcBorders>
+            <w:vAlign w:val="center"/>
+          </w:tcPr>
+          <w:p>
+            <w:pPr>
+              <w:pStyle w:val="TableContents"/>
+              <w:bidi w:val="0"/>
               <w:jc w:val="left"/>
               <w:rPr/>
             </w:pPr>
@@ -10026,7 +9925,7 @@
         <w:trPr/>
         <w:tc>
           <w:tcPr>
-            <w:tcW w:w="2315" w:type="dxa"/>
+            <w:tcW w:w="2953" w:type="dxa"/>
             <w:tcBorders>
               <w:left w:val="single" w:sz="6" w:space="0" w:color="808080"/>
               <w:bottom w:val="single" w:sz="6" w:space="0" w:color="808080"/>
@@ -10038,7 +9937,6 @@
             <w:pPr>
               <w:pStyle w:val="TableContents"/>
               <w:bidi w:val="0"/>
-              <w:spacing w:before="0" w:after="160"/>
               <w:jc w:val="left"/>
               <w:rPr/>
             </w:pPr>
@@ -10052,7 +9950,7 @@
         </w:tc>
         <w:tc>
           <w:tcPr>
-            <w:tcW w:w="4968" w:type="dxa"/>
+            <w:tcW w:w="7252" w:type="dxa"/>
             <w:tcBorders>
               <w:left w:val="single" w:sz="2" w:space="0" w:color="808080"/>
               <w:bottom w:val="single" w:sz="6" w:space="0" w:color="808080"/>
@@ -10064,7 +9962,6 @@
             <w:pPr>
               <w:pStyle w:val="TableContents"/>
               <w:bidi w:val="0"/>
-              <w:spacing w:before="0" w:after="160"/>
               <w:jc w:val="left"/>
               <w:rPr/>
             </w:pPr>
@@ -10163,7 +10060,6 @@
       <w:pgNumType w:fmt="decimal"/>
       <w:formProt w:val="false"/>
       <w:textDirection w:val="lrTb"/>
-      <w:docGrid w:type="default" w:linePitch="600" w:charSpace="36864"/>
     </w:sectPr>
   </w:body>
 </w:document>
@@ -12103,9 +11999,10 @@
   <w:abstractNum w:abstractNumId="16">
     <w:lvl w:ilvl="0">
       <w:start w:val="1"/>
+      <w:pStyle w:val="Heading1"/>
       <w:numFmt w:val="none"/>
       <w:suff w:val="nothing"/>
-      <w:lvlText w:val="%1"/>
+      <w:lvlText w:val=""/>
       <w:lvlJc w:val="left"/>
       <w:pPr>
         <w:tabs>
@@ -12119,7 +12016,7 @@
       <w:pStyle w:val="Heading2"/>
       <w:numFmt w:val="none"/>
       <w:suff w:val="nothing"/>
-      <w:lvlText w:val="%2"/>
+      <w:lvlText w:val=""/>
       <w:lvlJc w:val="left"/>
       <w:pPr>
         <w:tabs>
@@ -12133,7 +12030,7 @@
       <w:pStyle w:val="Heading3"/>
       <w:numFmt w:val="none"/>
       <w:suff w:val="nothing"/>
-      <w:lvlText w:val="%3"/>
+      <w:lvlText w:val=""/>
       <w:lvlJc w:val="left"/>
       <w:pPr>
         <w:tabs>
@@ -12147,7 +12044,7 @@
       <w:pStyle w:val="Heading4"/>
       <w:numFmt w:val="none"/>
       <w:suff w:val="nothing"/>
-      <w:lvlText w:val="%4"/>
+      <w:lvlText w:val=""/>
       <w:lvlJc w:val="left"/>
       <w:pPr>
         <w:tabs>
@@ -12160,7 +12057,7 @@
       <w:start w:val="1"/>
       <w:numFmt w:val="none"/>
       <w:suff w:val="nothing"/>
-      <w:lvlText w:val="%5"/>
+      <w:lvlText w:val=""/>
       <w:lvlJc w:val="left"/>
       <w:pPr>
         <w:tabs>
@@ -12173,7 +12070,7 @@
       <w:start w:val="1"/>
       <w:numFmt w:val="none"/>
       <w:suff w:val="nothing"/>
-      <w:lvlText w:val="%6"/>
+      <w:lvlText w:val=""/>
       <w:lvlJc w:val="left"/>
       <w:pPr>
         <w:tabs>
@@ -12186,7 +12083,7 @@
       <w:start w:val="1"/>
       <w:numFmt w:val="none"/>
       <w:suff w:val="nothing"/>
-      <w:lvlText w:val="%7"/>
+      <w:lvlText w:val=""/>
       <w:lvlJc w:val="left"/>
       <w:pPr>
         <w:tabs>
@@ -12199,7 +12096,7 @@
       <w:start w:val="1"/>
       <w:numFmt w:val="none"/>
       <w:suff w:val="nothing"/>
-      <w:lvlText w:val="%8"/>
+      <w:lvlText w:val=""/>
       <w:lvlJc w:val="left"/>
       <w:pPr>
         <w:tabs>
@@ -12212,7 +12109,7 @@
       <w:start w:val="1"/>
       <w:numFmt w:val="none"/>
       <w:suff w:val="nothing"/>
-      <w:lvlText w:val="%9"/>
+      <w:lvlText w:val=""/>
       <w:lvlJc w:val="left"/>
       <w:pPr>
         <w:tabs>
@@ -12313,6 +12210,7 @@
     <w:qFormat/>
     <w:pPr>
       <w:spacing w:before="240" w:after="80"/>
+      <w:outlineLvl w:val="0"/>
     </w:pPr>
     <w:rPr>
       <w:rFonts w:ascii="Montserrat;Calibri;sans-serif" w:hAnsi="Montserrat;Calibri;sans-serif" w:eastAsia="Montserrat;Calibri;sans-serif" w:cs="Montserrat;Calibri;sans-serif"/>
@@ -12381,23 +12279,6 @@
       <w:szCs w:val="24"/>
     </w:rPr>
   </w:style>
-  <w:style w:type="character" w:styleId="EndnoteCharacters">
-    <w:name w:val="Endnote Characters"/>
-    <w:qFormat/>
-    <w:rPr/>
-  </w:style>
-  <w:style w:type="character" w:styleId="FootnoteCharacters">
-    <w:name w:val="Footnote Characters"/>
-    <w:qFormat/>
-    <w:rPr/>
-  </w:style>
-  <w:style w:type="character" w:styleId="Hyperlink">
-    <w:name w:val="Hyperlink"/>
-    <w:rPr>
-      <w:color w:val="004668"/>
-      <w:u w:val="single"/>
-    </w:rPr>
-  </w:style>
   <w:style w:type="character" w:styleId="SourceText">
     <w:name w:val="Source Text"/>
     <w:qFormat/>
@@ -12414,6 +12295,13 @@
     <w:rPr>
       <w:b/>
       <w:bCs/>
+    </w:rPr>
+  </w:style>
+  <w:style w:type="character" w:styleId="Hyperlink">
+    <w:name w:val="Hyperlink"/>
+    <w:rPr>
+      <w:color w:val="004668"/>
+      <w:u w:val="single"/>
     </w:rPr>
   </w:style>
   <w:style w:type="character" w:styleId="FollowedHyperlink">
@@ -12443,83 +12331,33 @@
       <w:rFonts w:ascii="OpenSymbol" w:hAnsi="OpenSymbol" w:eastAsia="OpenSymbol" w:cs="OpenSymbol"/>
     </w:rPr>
   </w:style>
-  <w:style w:type="paragraph" w:styleId="HorizontalLine">
-    <w:name w:val="Horizontal Line"/>
+  <w:style w:type="paragraph" w:styleId="Heading">
+    <w:name w:val="Heading"/>
     <w:basedOn w:val="Normal"/>
     <w:next w:val="BodyText"/>
     <w:qFormat/>
     <w:pPr>
-      <w:pBdr>
-        <w:bottom w:val="double" w:sz="2" w:space="0" w:color="808080"/>
-      </w:pBdr>
-      <w:spacing w:before="0" w:after="283"/>
+      <w:keepNext w:val="true"/>
+      <w:spacing w:before="240" w:after="120"/>
     </w:pPr>
     <w:rPr>
-      <w:sz w:val="12"/>
+      <w:rFonts w:ascii="Liberation Sans" w:hAnsi="Liberation Sans" w:eastAsia="Noto Sans CJK SC" w:cs="Lohit Devanagari"/>
+      <w:sz w:val="28"/>
+      <w:szCs w:val="28"/>
     </w:rPr>
   </w:style>
-  <w:style w:type="paragraph" w:styleId="EnvelopeReturn">
-    <w:name w:val="Envelope Return"/>
-    <w:basedOn w:val="Normal"/>
-    <w:pPr/>
-    <w:rPr>
-      <w:i/>
-    </w:rPr>
-  </w:style>
-  <w:style w:type="paragraph" w:styleId="TableContents">
-    <w:name w:val="Table Contents"/>
-    <w:basedOn w:val="BodyText"/>
-    <w:qFormat/>
-    <w:pPr/>
-    <w:rPr/>
-  </w:style>
-  <w:style w:type="paragraph" w:styleId="Footer">
-    <w:name w:val="Footer"/>
+  <w:style w:type="paragraph" w:styleId="BodyText">
+    <w:name w:val="Body Text"/>
     <w:basedOn w:val="Normal"/>
     <w:pPr>
-      <w:suppressLineNumbers/>
-      <w:tabs>
-        <w:tab w:val="clear" w:pos="1134"/>
-        <w:tab w:val="center" w:pos="4818" w:leader="none"/>
-        <w:tab w:val="right" w:pos="9637" w:leader="none"/>
-      </w:tabs>
+      <w:spacing w:lineRule="auto" w:line="276" w:before="0" w:after="160"/>
     </w:pPr>
     <w:rPr/>
   </w:style>
-  <w:style w:type="paragraph" w:styleId="Header">
-    <w:name w:val="Header"/>
-    <w:basedOn w:val="Normal"/>
-    <w:pPr>
-      <w:suppressLineNumbers/>
-      <w:tabs>
-        <w:tab w:val="clear" w:pos="1134"/>
-        <w:tab w:val="center" w:pos="4818" w:leader="none"/>
-        <w:tab w:val="right" w:pos="9637" w:leader="none"/>
-      </w:tabs>
-    </w:pPr>
-    <w:rPr/>
-  </w:style>
-  <w:style w:type="paragraph" w:styleId="HeaderandFooter">
-    <w:name w:val="Header and Footer"/>
-    <w:basedOn w:val="Normal"/>
-    <w:qFormat/>
-    <w:pPr>
-      <w:suppressLineNumbers/>
-      <w:tabs>
-        <w:tab w:val="clear" w:pos="1134"/>
-        <w:tab w:val="center" w:pos="4819" w:leader="none"/>
-        <w:tab w:val="right" w:pos="9638" w:leader="none"/>
-      </w:tabs>
-    </w:pPr>
-    <w:rPr/>
-  </w:style>
-  <w:style w:type="paragraph" w:styleId="Index">
-    <w:name w:val="Index"/>
-    <w:basedOn w:val="Normal"/>
-    <w:qFormat/>
-    <w:pPr>
-      <w:suppressLineNumbers/>
-    </w:pPr>
+  <w:style w:type="paragraph" w:styleId="List">
+    <w:name w:val="List"/>
+    <w:basedOn w:val="BodyText"/>
+    <w:pPr/>
     <w:rPr>
       <w:rFonts w:cs="Lohit Devanagari"/>
     </w:rPr>
@@ -12540,35 +12378,15 @@
       <w:szCs w:val="24"/>
     </w:rPr>
   </w:style>
-  <w:style w:type="paragraph" w:styleId="List">
-    <w:name w:val="List"/>
-    <w:basedOn w:val="BodyText"/>
-    <w:pPr/>
+  <w:style w:type="paragraph" w:styleId="Index">
+    <w:name w:val="Index"/>
+    <w:basedOn w:val="Normal"/>
+    <w:qFormat/>
+    <w:pPr>
+      <w:suppressLineNumbers/>
+    </w:pPr>
     <w:rPr>
       <w:rFonts w:cs="Lohit Devanagari"/>
-    </w:rPr>
-  </w:style>
-  <w:style w:type="paragraph" w:styleId="BodyText">
-    <w:name w:val="Body Text"/>
-    <w:basedOn w:val="Normal"/>
-    <w:pPr>
-      <w:spacing w:before="0" w:after="160"/>
-    </w:pPr>
-    <w:rPr/>
-  </w:style>
-  <w:style w:type="paragraph" w:styleId="Heading">
-    <w:name w:val="Heading"/>
-    <w:basedOn w:val="Normal"/>
-    <w:next w:val="BodyText"/>
-    <w:qFormat/>
-    <w:pPr>
-      <w:keepNext w:val="true"/>
-      <w:spacing w:before="240" w:after="283"/>
-    </w:pPr>
-    <w:rPr>
-      <w:rFonts w:ascii="Liberation Sans" w:hAnsi="Liberation Sans"/>
-      <w:sz w:val="28"/>
-      <w:szCs w:val="28"/>
     </w:rPr>
   </w:style>
   <w:style w:type="paragraph" w:styleId="PreformattedText">
@@ -12591,6 +12409,16 @@
       <w:szCs w:val="18"/>
     </w:rPr>
   </w:style>
+  <w:style w:type="paragraph" w:styleId="TableContents">
+    <w:name w:val="Table Contents"/>
+    <w:basedOn w:val="Normal"/>
+    <w:qFormat/>
+    <w:pPr>
+      <w:widowControl w:val="false"/>
+      <w:suppressLineNumbers/>
+    </w:pPr>
+    <w:rPr/>
+  </w:style>
   <w:style w:type="paragraph" w:styleId="TableHeading">
     <w:name w:val="Table Heading"/>
     <w:basedOn w:val="TableContents"/>
@@ -12604,6 +12432,23 @@
       <w:b/>
       <w:bCs/>
       <w:color w:val="0A1035"/>
+    </w:rPr>
+  </w:style>
+  <w:style w:type="paragraph" w:styleId="HorizontalLine">
+    <w:name w:val="Horizontal Line"/>
+    <w:basedOn w:val="Normal"/>
+    <w:next w:val="BodyText"/>
+    <w:qFormat/>
+    <w:pPr>
+      <w:suppressLineNumbers/>
+      <w:pBdr>
+        <w:bottom w:val="double" w:sz="2" w:space="0" w:color="808080"/>
+      </w:pBdr>
+      <w:spacing w:before="0" w:after="283"/>
+    </w:pPr>
+    <w:rPr>
+      <w:sz w:val="12"/>
+      <w:szCs w:val="12"/>
     </w:rPr>
   </w:style>
 </w:styles>
